--- a/NYC Taxi Data Analysis/NYC_Taxi_Data_Analysis_Report.docx
+++ b/NYC Taxi Data Analysis/NYC_Taxi_Data_Analysis_Report.docx
@@ -730,6 +730,12 @@
     <w:p>
       <w:pPr>
         <w:spacing w:before="80" w:after="40"/>
+        <w:rPr>
+          <w:rFonts w:ascii="Calibri" w:hAnsi="Calibri"/>
+          <w:b/>
+          <w:color w:val="1E293B"/>
+          <w:sz w:val="21"/>
+        </w:rPr>
       </w:pPr>
       <w:r>
         <w:rPr>
@@ -739,6 +745,15 @@
           <w:sz w:val="21"/>
         </w:rPr>
         <w:t>Dataset Schema Description (jan_taxi.csv):</w:t>
+      </w:r>
+      <w:r>
+        <w:rPr>
+          <w:rFonts w:ascii="Calibri" w:hAnsi="Calibri"/>
+          <w:b/>
+          <w:color w:val="1E293B"/>
+          <w:sz w:val="21"/>
+        </w:rPr>
+        <w:t xml:space="preserve"> </w:t>
       </w:r>
     </w:p>
     <w:tbl>
@@ -16628,6 +16643,29 @@
       </w:tcPr>
     </w:tblStylePr>
   </w:style>
+  <w:style w:type="character" w:styleId="Hyperlink">
+    <w:name w:val="Hyperlink"/>
+    <w:basedOn w:val="DefaultParagraphFont"/>
+    <w:uiPriority w:val="99"/>
+    <w:unhideWhenUsed/>
+    <w:rsid w:val="00057CB2"/>
+    <w:rPr>
+      <w:color w:val="0000FF" w:themeColor="hyperlink"/>
+      <w:u w:val="single"/>
+    </w:rPr>
+  </w:style>
+  <w:style w:type="character" w:styleId="UnresolvedMention">
+    <w:name w:val="Unresolved Mention"/>
+    <w:basedOn w:val="DefaultParagraphFont"/>
+    <w:uiPriority w:val="99"/>
+    <w:semiHidden/>
+    <w:unhideWhenUsed/>
+    <w:rsid w:val="00057CB2"/>
+    <w:rPr>
+      <w:color w:val="605E5C"/>
+      <w:shd w:val="clear" w:color="auto" w:fill="E1DFDD"/>
+    </w:rPr>
+  </w:style>
 </w:styles>
 </file>
 

--- a/NYC Taxi Data Analysis/NYC_Taxi_Data_Analysis_Report.docx
+++ b/NYC Taxi Data Analysis/NYC_Taxi_Data_Analysis_Report.docx
@@ -5,6 +5,1962 @@
     <w:p>
       <w:pPr>
         <w:spacing w:after="40"/>
+        <w:jc w:val="center"/>
+        <w:rPr>
+          <w:rFonts w:ascii="Calibri" w:hAnsi="Calibri"/>
+          <w:b/>
+          <w:color w:val="003366"/>
+          <w:sz w:val="40"/>
+        </w:rPr>
+      </w:pPr>
+      <w:r>
+        <w:rPr>
+          <w:rFonts w:ascii="Calibri" w:hAnsi="Calibri"/>
+          <w:b/>
+          <w:color w:val="003366"/>
+          <w:sz w:val="40"/>
+        </w:rPr>
+        <mc:AlternateContent>
+          <mc:Choice Requires="wps">
+            <w:drawing>
+              <wp:anchor distT="0" distB="0" distL="114300" distR="114300" simplePos="0" relativeHeight="251661312" behindDoc="0" locked="0" layoutInCell="1" allowOverlap="1" wp14:anchorId="2BF97DC3" wp14:editId="2673848A">
+                <wp:simplePos x="0" y="0"/>
+                <wp:positionH relativeFrom="column">
+                  <wp:posOffset>1615440</wp:posOffset>
+                </wp:positionH>
+                <wp:positionV relativeFrom="paragraph">
+                  <wp:posOffset>225637</wp:posOffset>
+                </wp:positionV>
+                <wp:extent cx="2438400" cy="403860"/>
+                <wp:effectExtent l="0" t="0" r="0" b="0"/>
+                <wp:wrapNone/>
+                <wp:docPr id="1100478927" name="Rectangle 9"/>
+                <wp:cNvGraphicFramePr/>
+                <a:graphic xmlns:a="http://schemas.openxmlformats.org/drawingml/2006/main">
+                  <a:graphicData uri="http://schemas.microsoft.com/office/word/2010/wordprocessingShape">
+                    <wps:wsp>
+                      <wps:cNvSpPr/>
+                      <wps:spPr>
+                        <a:xfrm>
+                          <a:off x="0" y="0"/>
+                          <a:ext cx="2438400" cy="403860"/>
+                        </a:xfrm>
+                        <a:prstGeom prst="rect">
+                          <a:avLst/>
+                        </a:prstGeom>
+                        <a:ln>
+                          <a:noFill/>
+                        </a:ln>
+                      </wps:spPr>
+                      <wps:style>
+                        <a:lnRef idx="2">
+                          <a:schemeClr val="dk1"/>
+                        </a:lnRef>
+                        <a:fillRef idx="1">
+                          <a:schemeClr val="lt1"/>
+                        </a:fillRef>
+                        <a:effectRef idx="0">
+                          <a:schemeClr val="dk1"/>
+                        </a:effectRef>
+                        <a:fontRef idx="minor">
+                          <a:schemeClr val="dk1"/>
+                        </a:fontRef>
+                      </wps:style>
+                      <wps:txbx>
+                        <w:txbxContent>
+                          <w:p>
+                            <w:pPr>
+                              <w:jc w:val="center"/>
+                              <w:rPr>
+                                <w:sz w:val="36"/>
+                                <w:szCs w:val="36"/>
+                              </w:rPr>
+                            </w:pPr>
+                            <w:r>
+                              <w:rPr>
+                                <w:sz w:val="36"/>
+                                <w:szCs w:val="36"/>
+                              </w:rPr>
+                              <w:t>LAB FINAL</w:t>
+                            </w:r>
+                          </w:p>
+                        </w:txbxContent>
+                      </wps:txbx>
+                      <wps:bodyPr rot="0" spcFirstLastPara="0" vertOverflow="overflow" horzOverflow="overflow" vert="horz" wrap="square" lIns="91440" tIns="45720" rIns="91440" bIns="45720" numCol="1" spcCol="0" rtlCol="0" fromWordArt="0" anchor="ctr" anchorCtr="0" forceAA="0" compatLnSpc="1">
+                        <a:prstTxWarp prst="textNoShape">
+                          <a:avLst/>
+                        </a:prstTxWarp>
+                        <a:noAutofit/>
+                      </wps:bodyPr>
+                    </wps:wsp>
+                  </a:graphicData>
+                </a:graphic>
+                <wp14:sizeRelV relativeFrom="margin">
+                  <wp14:pctHeight>0</wp14:pctHeight>
+                </wp14:sizeRelV>
+              </wp:anchor>
+            </w:drawing>
+          </mc:Choice>
+          <mc:Fallback>
+            <w:pict>
+              <v:rect w14:anchorId="2BF97DC3" id="Rectangle 9" o:spid="_x0000_s1026" style="position:absolute;left:0;text-align:left;margin-left:127.2pt;margin-top:17.75pt;width:192pt;height:31.8pt;z-index:251661312;visibility:visible;mso-wrap-style:square;mso-height-percent:0;mso-wrap-distance-left:9pt;mso-wrap-distance-top:0;mso-wrap-distance-right:9pt;mso-wrap-distance-bottom:0;mso-position-horizontal:absolute;mso-position-horizontal-relative:text;mso-position-vertical:absolute;mso-position-vertical-relative:text;mso-height-percent:0;mso-height-relative:margin;v-text-anchor:middle" o:gfxdata="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" fillcolor="white [3201]" stroked="f" strokeweight="2pt">
+                <v:textbox>
+                  <w:txbxContent>
+                    <w:p>
+                      <w:pPr>
+                        <w:jc w:val="center"/>
+                        <w:rPr>
+                          <w:sz w:val="36"/>
+                          <w:szCs w:val="36"/>
+                        </w:rPr>
+                      </w:pPr>
+                      <w:r>
+                        <w:rPr>
+                          <w:sz w:val="36"/>
+                          <w:szCs w:val="36"/>
+                        </w:rPr>
+                        <w:t>LAB FINAL</w:t>
+                      </w:r>
+                    </w:p>
+                  </w:txbxContent>
+                </v:textbox>
+              </v:rect>
+            </w:pict>
+          </mc:Fallback>
+        </mc:AlternateContent>
+      </w:r>
+      <w:r>
+        <w:rPr>
+          <w:rFonts w:ascii="Calibri" w:hAnsi="Calibri"/>
+          <w:b/>
+          <w:color w:val="003366"/>
+          <w:sz w:val="40"/>
+        </w:rPr>
+        <w:drawing>
+          <wp:anchor distT="0" distB="0" distL="114300" distR="114300" simplePos="0" relativeHeight="251660288" behindDoc="1" locked="0" layoutInCell="1" allowOverlap="1" wp14:anchorId="13A3253D" wp14:editId="39DE0AA1">
+            <wp:simplePos x="0" y="0"/>
+            <wp:positionH relativeFrom="margin">
+              <wp:posOffset>33444</wp:posOffset>
+            </wp:positionH>
+            <wp:positionV relativeFrom="paragraph">
+              <wp:posOffset>-840951</wp:posOffset>
+            </wp:positionV>
+            <wp:extent cx="5606143" cy="2785821"/>
+            <wp:effectExtent l="0" t="0" r="0" b="0"/>
+            <wp:wrapNone/>
+            <wp:docPr id="1" name="Picture 1"/>
+            <wp:cNvGraphicFramePr>
+              <a:graphicFrameLocks xmlns:a="http://schemas.openxmlformats.org/drawingml/2006/main" noChangeAspect="1"/>
+            </wp:cNvGraphicFramePr>
+            <a:graphic xmlns:a="http://schemas.openxmlformats.org/drawingml/2006/main">
+              <a:graphicData uri="http://schemas.openxmlformats.org/drawingml/2006/picture">
+                <pic:pic xmlns:pic="http://schemas.openxmlformats.org/drawingml/2006/picture">
+                  <pic:nvPicPr>
+                    <pic:cNvPr id="0" name=""/>
+                    <pic:cNvPicPr/>
+                  </pic:nvPicPr>
+                  <pic:blipFill>
+                    <a:blip r:embed="rId8">
+                      <a:extLst>
+                        <a:ext uri="{28A0092B-C50C-407E-A947-70E740481C1C}">
+                          <a14:useLocalDpi xmlns:a14="http://schemas.microsoft.com/office/drawing/2010/main" val="0"/>
+                        </a:ext>
+                      </a:extLst>
+                    </a:blip>
+                    <a:stretch>
+                      <a:fillRect/>
+                    </a:stretch>
+                  </pic:blipFill>
+                  <pic:spPr>
+                    <a:xfrm>
+                      <a:off x="0" y="0"/>
+                      <a:ext cx="5606143" cy="2785821"/>
+                    </a:xfrm>
+                    <a:prstGeom prst="rect">
+                      <a:avLst/>
+                    </a:prstGeom>
+                  </pic:spPr>
+                </pic:pic>
+              </a:graphicData>
+            </a:graphic>
+            <wp14:sizeRelH relativeFrom="page">
+              <wp14:pctWidth>0</wp14:pctWidth>
+            </wp14:sizeRelH>
+            <wp14:sizeRelV relativeFrom="page">
+              <wp14:pctHeight>0</wp14:pctHeight>
+            </wp14:sizeRelV>
+          </wp:anchor>
+        </w:drawing>
+      </w:r>
+      <w:r>
+        <w:rPr>
+          <w:rFonts w:ascii="Calibri" w:hAnsi="Calibri"/>
+          <w:b/>
+          <w:color w:val="003366"/>
+          <w:sz w:val="40"/>
+        </w:rPr>
+        <w:t xml:space="preserve">               </w:t>
+      </w:r>
+    </w:p>
+    <w:p>
+      <w:pPr>
+        <w:spacing w:after="40"/>
+        <w:jc w:val="center"/>
+        <w:rPr>
+          <w:rFonts w:ascii="Calibri" w:hAnsi="Calibri"/>
+          <w:b/>
+          <w:color w:val="003366"/>
+          <w:sz w:val="40"/>
+        </w:rPr>
+      </w:pPr>
+      <w:r>
+        <w:rPr>
+          <w:rFonts w:ascii="Calibri" w:hAnsi="Calibri"/>
+          <w:b/>
+          <w:color w:val="003366"/>
+          <w:sz w:val="40"/>
+        </w:rPr>
+        <w:t xml:space="preserve">            </w:t>
+      </w:r>
+    </w:p>
+    <w:p>
+      <w:pPr>
+        <w:spacing w:after="40"/>
+        <w:jc w:val="center"/>
+        <w:rPr>
+          <w:rFonts w:ascii="Calibri" w:hAnsi="Calibri"/>
+          <w:b/>
+          <w:color w:val="003366"/>
+          <w:sz w:val="40"/>
+        </w:rPr>
+      </w:pPr>
+      <w:r>
+        <w:rPr>
+          <w:rFonts w:ascii="Calibri" w:hAnsi="Calibri"/>
+          <w:b/>
+          <w:color w:val="003366"/>
+          <w:sz w:val="40"/>
+        </w:rPr>
+        <w:tab/>
+      </w:r>
+      <w:r>
+        <w:rPr>
+          <w:rFonts w:ascii="Calibri" w:hAnsi="Calibri"/>
+          <w:b/>
+          <w:color w:val="003366"/>
+          <w:sz w:val="40"/>
+        </w:rPr>
+        <w:tab/>
+      </w:r>
+    </w:p>
+    <w:p>
+      <w:pPr>
+        <w:spacing w:after="40"/>
+        <w:jc w:val="center"/>
+        <w:rPr>
+          <w:rFonts w:ascii="Calibri" w:hAnsi="Calibri"/>
+          <w:b/>
+          <w:color w:val="003366"/>
+          <w:sz w:val="40"/>
+        </w:rPr>
+      </w:pPr>
+    </w:p>
+    <w:p>
+      <w:pPr>
+        <w:spacing w:after="40"/>
+        <w:jc w:val="center"/>
+        <w:rPr>
+          <w:rFonts w:ascii="Calibri" w:hAnsi="Calibri"/>
+          <w:b/>
+          <w:color w:val="003366"/>
+          <w:sz w:val="40"/>
+        </w:rPr>
+      </w:pPr>
+      <w:r>
+        <w:rPr>
+          <w:rFonts w:ascii="Calibri" w:hAnsi="Calibri"/>
+          <w:b/>
+          <w:color w:val="003366"/>
+          <w:sz w:val="40"/>
+        </w:rPr>
+        <mc:AlternateContent>
+          <mc:Choice Requires="wps">
+            <w:drawing>
+              <wp:anchor distT="0" distB="0" distL="114300" distR="114300" simplePos="0" relativeHeight="251658240" behindDoc="0" locked="0" layoutInCell="1" allowOverlap="1" wp14:anchorId="324A9F44" wp14:editId="72E96503">
+                <wp:simplePos x="0" y="0"/>
+                <wp:positionH relativeFrom="margin">
+                  <wp:posOffset>-460163</wp:posOffset>
+                </wp:positionH>
+                <wp:positionV relativeFrom="paragraph">
+                  <wp:posOffset>401109</wp:posOffset>
+                </wp:positionV>
+                <wp:extent cx="6843712" cy="2682240"/>
+                <wp:effectExtent l="0" t="0" r="14605" b="22860"/>
+                <wp:wrapNone/>
+                <wp:docPr id="22" name="Text Box 22"/>
+                <wp:cNvGraphicFramePr/>
+                <a:graphic xmlns:a="http://schemas.openxmlformats.org/drawingml/2006/main">
+                  <a:graphicData uri="http://schemas.microsoft.com/office/word/2010/wordprocessingShape">
+                    <wps:wsp>
+                      <wps:cNvSpPr txBox="1"/>
+                      <wps:spPr>
+                        <a:xfrm>
+                          <a:off x="0" y="0"/>
+                          <a:ext cx="6843712" cy="2682240"/>
+                        </a:xfrm>
+                        <a:prstGeom prst="rect">
+                          <a:avLst/>
+                        </a:prstGeom>
+                        <a:solidFill>
+                          <a:schemeClr val="lt1"/>
+                        </a:solidFill>
+                        <a:ln w="6350">
+                          <a:solidFill>
+                            <a:schemeClr val="bg1"/>
+                          </a:solidFill>
+                        </a:ln>
+                        <a:effectLst/>
+                      </wps:spPr>
+                      <wps:style>
+                        <a:lnRef idx="0">
+                          <a:schemeClr val="accent1"/>
+                        </a:lnRef>
+                        <a:fillRef idx="0">
+                          <a:schemeClr val="accent1"/>
+                        </a:fillRef>
+                        <a:effectRef idx="0">
+                          <a:schemeClr val="accent1"/>
+                        </a:effectRef>
+                        <a:fontRef idx="minor">
+                          <a:schemeClr val="dk1"/>
+                        </a:fontRef>
+                      </wps:style>
+                      <wps:txbx>
+                        <w:txbxContent>
+                          <w:p>
+                            <w:pPr>
+                              <w:spacing w:after="0"/>
+                              <w:rPr>
+                                <w:rFonts w:ascii="Leelawadee UI Semilight" w:eastAsia="Gungsuh" w:hAnsi="Leelawadee UI Semilight" w:cs="Leelawadee UI Semilight"/>
+                                <w:b/>
+                                <w:noProof/>
+                                <w:color w:val="000000"/>
+                                <w:sz w:val="28"/>
+                                <w:szCs w:val="28"/>
+                              </w:rPr>
+                            </w:pPr>
+                            <w:r>
+                              <w:rPr>
+                                <w:rFonts w:ascii="Candara Light" w:eastAsia="Gungsuh" w:hAnsi="Candara Light" w:cs="LilyUPC"/>
+                                <w:b/>
+                                <w:noProof/>
+                                <w:color w:val="000000"/>
+                                <w:sz w:val="32"/>
+                                <w:szCs w:val="32"/>
+                              </w:rPr>
+                              <w:t>COURSE CODE</w:t>
+                            </w:r>
+                            <w:r>
+                              <w:rPr>
+                                <w:rFonts w:ascii="Arial Narrow" w:eastAsia="Gungsuh" w:hAnsi="Arial Narrow" w:cs="LilyUPC"/>
+                                <w:b/>
+                                <w:noProof/>
+                                <w:color w:val="000000"/>
+                                <w:sz w:val="32"/>
+                                <w:szCs w:val="32"/>
+                              </w:rPr>
+                              <w:t xml:space="preserve">                </w:t>
+                            </w:r>
+                            <w:r>
+                              <w:rPr>
+                                <w:rFonts w:ascii="Arial Narrow" w:eastAsia="Gungsuh" w:hAnsi="Arial Narrow" w:cs="LilyUPC"/>
+                                <w:b/>
+                                <w:noProof/>
+                                <w:color w:val="000000"/>
+                                <w:sz w:val="32"/>
+                                <w:szCs w:val="32"/>
+                              </w:rPr>
+                              <w:t xml:space="preserve">: </w:t>
+                            </w:r>
+                            <w:r>
+                              <w:rPr>
+                                <w:rFonts w:ascii="Leelawadee UI Semilight" w:eastAsia="Gungsuh" w:hAnsi="Leelawadee UI Semilight" w:cs="Leelawadee UI Semilight"/>
+                                <w:b/>
+                                <w:noProof/>
+                                <w:color w:val="000000"/>
+                                <w:sz w:val="28"/>
+                                <w:szCs w:val="28"/>
+                              </w:rPr>
+                              <w:t>CSE 4346</w:t>
+                            </w:r>
+                          </w:p>
+                          <w:p>
+                            <w:pPr>
+                              <w:spacing w:after="0"/>
+                              <w:rPr>
+                                <w:rFonts w:ascii="Arial Narrow" w:eastAsia="Gungsuh" w:hAnsi="Arial Narrow" w:cs="LilyUPC"/>
+                                <w:b/>
+                                <w:noProof/>
+                                <w:color w:val="000000"/>
+                                <w:sz w:val="28"/>
+                                <w:szCs w:val="28"/>
+                              </w:rPr>
+                            </w:pPr>
+                          </w:p>
+                          <w:p>
+                            <w:pPr>
+                              <w:spacing w:after="0"/>
+                              <w:rPr>
+                                <w:rFonts w:ascii="Leelawadee UI Semilight" w:eastAsia="Gungsuh" w:hAnsi="Leelawadee UI Semilight" w:cs="Leelawadee UI Semilight"/>
+                                <w:b/>
+                                <w:noProof/>
+                                <w:color w:val="000000"/>
+                                <w:sz w:val="28"/>
+                                <w:szCs w:val="28"/>
+                              </w:rPr>
+                            </w:pPr>
+                            <w:r>
+                              <w:rPr>
+                                <w:rFonts w:ascii="Candara Light" w:eastAsia="Gungsuh" w:hAnsi="Candara Light" w:cs="LilyUPC"/>
+                                <w:b/>
+                                <w:noProof/>
+                                <w:color w:val="000000"/>
+                                <w:sz w:val="32"/>
+                                <w:szCs w:val="32"/>
+                              </w:rPr>
+                              <w:t>COURSE TITTLE</w:t>
+                            </w:r>
+                            <w:r>
+                              <w:rPr>
+                                <w:rFonts w:ascii="Arial Narrow" w:eastAsia="Gungsuh" w:hAnsi="Arial Narrow" w:cs="LilyUPC"/>
+                                <w:b/>
+                                <w:noProof/>
+                                <w:color w:val="000000"/>
+                                <w:sz w:val="32"/>
+                                <w:szCs w:val="32"/>
+                              </w:rPr>
+                              <w:t xml:space="preserve">              </w:t>
+                            </w:r>
+                            <w:r>
+                              <w:rPr>
+                                <w:rFonts w:ascii="Leelawadee UI Semilight" w:eastAsia="Gungsuh" w:hAnsi="Leelawadee UI Semilight" w:cs="Leelawadee UI Semilight"/>
+                                <w:b/>
+                                <w:noProof/>
+                                <w:color w:val="000000"/>
+                                <w:sz w:val="28"/>
+                                <w:szCs w:val="28"/>
+                              </w:rPr>
+                              <w:t xml:space="preserve">: </w:t>
+                            </w:r>
+                            <w:r>
+                              <w:rPr>
+                                <w:rFonts w:ascii="Leelawadee UI Semilight" w:eastAsia="Gungsuh" w:hAnsi="Leelawadee UI Semilight" w:cs="Leelawadee UI Semilight"/>
+                                <w:b/>
+                                <w:noProof/>
+                                <w:color w:val="000000"/>
+                                <w:sz w:val="28"/>
+                                <w:szCs w:val="28"/>
+                              </w:rPr>
+                              <w:t>BIG DATA ANALYSIS LABORATORY</w:t>
+                            </w:r>
+                          </w:p>
+                          <w:p>
+                            <w:pPr>
+                              <w:spacing w:after="0"/>
+                              <w:rPr>
+                                <w:rFonts w:ascii="Arial Narrow" w:hAnsi="Arial Narrow"/>
+                                <w:b/>
+                                <w:sz w:val="28"/>
+                                <w:szCs w:val="28"/>
+                              </w:rPr>
+                            </w:pPr>
+                          </w:p>
+                          <w:p>
+                            <w:pPr>
+                              <w:spacing w:after="0"/>
+                              <w:rPr>
+                                <w:rFonts w:ascii="Leelawadee UI Semilight" w:eastAsia="Gungsuh" w:hAnsi="Leelawadee UI Semilight" w:cs="Leelawadee UI Semilight"/>
+                                <w:b/>
+                                <w:noProof/>
+                                <w:color w:val="000000"/>
+                                <w:sz w:val="28"/>
+                                <w:szCs w:val="28"/>
+                              </w:rPr>
+                            </w:pPr>
+                            <w:r>
+                              <w:rPr>
+                                <w:rFonts w:ascii="Candara Light" w:eastAsia="Gungsuh" w:hAnsi="Candara Light" w:cs="LilyUPC"/>
+                                <w:b/>
+                                <w:noProof/>
+                                <w:color w:val="000000"/>
+                                <w:sz w:val="32"/>
+                                <w:szCs w:val="32"/>
+                              </w:rPr>
+                              <w:t>REPORT</w:t>
+                            </w:r>
+                            <w:r>
+                              <w:rPr>
+                                <w:rFonts w:ascii="Candara Light" w:eastAsia="Gungsuh" w:hAnsi="Candara Light" w:cs="LilyUPC"/>
+                                <w:b/>
+                                <w:noProof/>
+                                <w:color w:val="000000"/>
+                                <w:sz w:val="32"/>
+                                <w:szCs w:val="32"/>
+                              </w:rPr>
+                              <w:t xml:space="preserve"> </w:t>
+                            </w:r>
+                            <w:r>
+                              <w:rPr>
+                                <w:rFonts w:ascii="Candara Light" w:eastAsia="Gungsuh" w:hAnsi="Candara Light" w:cs="LilyUPC"/>
+                                <w:b/>
+                                <w:noProof/>
+                                <w:color w:val="000000"/>
+                                <w:sz w:val="32"/>
+                                <w:szCs w:val="32"/>
+                              </w:rPr>
+                              <w:t xml:space="preserve"> NAME      </w:t>
+                            </w:r>
+                            <w:r>
+                              <w:rPr>
+                                <w:rFonts w:ascii="Candara Light" w:eastAsia="Gungsuh" w:hAnsi="Candara Light" w:cs="LilyUPC"/>
+                                <w:b/>
+                                <w:noProof/>
+                                <w:color w:val="000000"/>
+                                <w:sz w:val="32"/>
+                                <w:szCs w:val="32"/>
+                              </w:rPr>
+                              <w:t xml:space="preserve">         </w:t>
+                            </w:r>
+                            <w:r>
+                              <w:rPr>
+                                <w:rFonts w:ascii="Leelawadee UI Semilight" w:eastAsia="Gungsuh" w:hAnsi="Leelawadee UI Semilight" w:cs="Leelawadee UI Semilight"/>
+                                <w:b/>
+                                <w:noProof/>
+                                <w:color w:val="000000"/>
+                                <w:sz w:val="28"/>
+                                <w:szCs w:val="28"/>
+                              </w:rPr>
+                              <w:t xml:space="preserve">: </w:t>
+                            </w:r>
+                            <w:r>
+                              <w:rPr>
+                                <w:rFonts w:ascii="Leelawadee UI Semilight" w:eastAsia="Gungsuh" w:hAnsi="Leelawadee UI Semilight" w:cs="Leelawadee UI Semilight"/>
+                                <w:b/>
+                                <w:noProof/>
+                                <w:color w:val="000000"/>
+                                <w:sz w:val="28"/>
+                                <w:szCs w:val="28"/>
+                              </w:rPr>
+                              <w:t>NYC Yellow Taxi Data Analysis Using Map Reduce and PIG</w:t>
+                            </w:r>
+                          </w:p>
+                          <w:p>
+                            <w:pPr>
+                              <w:spacing w:after="0"/>
+                              <w:rPr>
+                                <w:rFonts w:ascii="Arial Narrow" w:eastAsia="Gungsuh" w:hAnsi="Arial Narrow" w:cs="LilyUPC"/>
+                                <w:b/>
+                                <w:noProof/>
+                                <w:color w:val="000000"/>
+                                <w:sz w:val="28"/>
+                                <w:szCs w:val="28"/>
+                              </w:rPr>
+                            </w:pPr>
+                          </w:p>
+                          <w:p>
+                            <w:pPr>
+                              <w:spacing w:after="0"/>
+                              <w:rPr>
+                                <w:rFonts w:ascii="Arial Narrow" w:eastAsia="Gungsuh" w:hAnsi="Arial Narrow" w:cs="LilyUPC"/>
+                                <w:b/>
+                                <w:noProof/>
+                                <w:color w:val="000000"/>
+                                <w:sz w:val="28"/>
+                                <w:szCs w:val="28"/>
+                              </w:rPr>
+                            </w:pPr>
+                            <w:r>
+                              <w:rPr>
+                                <w:rFonts w:ascii="Candara Light" w:eastAsia="Gungsuh" w:hAnsi="Candara Light" w:cs="LilyUPC"/>
+                                <w:b/>
+                                <w:noProof/>
+                                <w:color w:val="000000"/>
+                                <w:sz w:val="28"/>
+                                <w:szCs w:val="28"/>
+                              </w:rPr>
+                              <w:t>DATE OF SUBMISSION</w:t>
+                            </w:r>
+                            <w:r>
+                              <w:rPr>
+                                <w:rFonts w:ascii="Arial Narrow" w:eastAsia="Gungsuh" w:hAnsi="Arial Narrow" w:cs="LilyUPC"/>
+                                <w:b/>
+                                <w:noProof/>
+                                <w:color w:val="000000"/>
+                                <w:sz w:val="28"/>
+                                <w:szCs w:val="28"/>
+                              </w:rPr>
+                              <w:t xml:space="preserve">    </w:t>
+                            </w:r>
+                            <w:r>
+                              <w:rPr>
+                                <w:rFonts w:ascii="Arial Narrow" w:eastAsia="Gungsuh" w:hAnsi="Arial Narrow" w:cs="LilyUPC"/>
+                                <w:b/>
+                                <w:noProof/>
+                                <w:color w:val="000000"/>
+                                <w:sz w:val="28"/>
+                                <w:szCs w:val="28"/>
+                              </w:rPr>
+                              <w:t xml:space="preserve">     </w:t>
+                            </w:r>
+                            <w:r>
+                              <w:rPr>
+                                <w:rFonts w:ascii="Arial Narrow" w:eastAsia="Gungsuh" w:hAnsi="Arial Narrow" w:cs="LilyUPC"/>
+                                <w:b/>
+                                <w:noProof/>
+                                <w:color w:val="000000"/>
+                                <w:sz w:val="28"/>
+                                <w:szCs w:val="28"/>
+                              </w:rPr>
+                              <w:t>:</w:t>
+                            </w:r>
+                            <w:r>
+                              <w:rPr>
+                                <w:rFonts w:ascii="Candara Light" w:hAnsi="Candara Light"/>
+                                <w:b/>
+                                <w:sz w:val="28"/>
+                                <w:szCs w:val="28"/>
+                              </w:rPr>
+                              <w:t xml:space="preserve"> </w:t>
+                            </w:r>
+                            <w:r>
+                              <w:rPr>
+                                <w:rFonts w:ascii="Leelawadee UI Semilight" w:hAnsi="Leelawadee UI Semilight" w:cs="Leelawadee UI Semilight"/>
+                                <w:b/>
+                                <w:sz w:val="28"/>
+                                <w:szCs w:val="28"/>
+                              </w:rPr>
+                              <w:t>15</w:t>
+                            </w:r>
+                            <w:r>
+                              <w:rPr>
+                                <w:rFonts w:ascii="Leelawadee UI Semilight" w:hAnsi="Leelawadee UI Semilight" w:cs="Leelawadee UI Semilight"/>
+                                <w:b/>
+                                <w:sz w:val="28"/>
+                                <w:szCs w:val="28"/>
+                              </w:rPr>
+                              <w:t>-0</w:t>
+                            </w:r>
+                            <w:r>
+                              <w:rPr>
+                                <w:rFonts w:ascii="Leelawadee UI Semilight" w:hAnsi="Leelawadee UI Semilight" w:cs="Leelawadee UI Semilight"/>
+                                <w:b/>
+                                <w:sz w:val="28"/>
+                                <w:szCs w:val="28"/>
+                              </w:rPr>
+                              <w:t>9</w:t>
+                            </w:r>
+                            <w:r>
+                              <w:rPr>
+                                <w:rFonts w:ascii="Leelawadee UI Semilight" w:hAnsi="Leelawadee UI Semilight" w:cs="Leelawadee UI Semilight"/>
+                                <w:b/>
+                                <w:sz w:val="28"/>
+                                <w:szCs w:val="28"/>
+                              </w:rPr>
+                              <w:t>-2026</w:t>
+                            </w:r>
+                          </w:p>
+                          <w:p>
+                            <w:pPr>
+                              <w:rPr>
+                                <w:sz w:val="28"/>
+                                <w:szCs w:val="28"/>
+                              </w:rPr>
+                            </w:pPr>
+                          </w:p>
+                        </w:txbxContent>
+                      </wps:txbx>
+                      <wps:bodyPr rot="0" spcFirstLastPara="0" vertOverflow="overflow" horzOverflow="overflow" vert="horz" wrap="square" lIns="91440" tIns="45720" rIns="91440" bIns="45720" numCol="1" spcCol="0" rtlCol="0" fromWordArt="0" anchor="t" anchorCtr="0" forceAA="0" compatLnSpc="1">
+                        <a:prstTxWarp prst="textNoShape">
+                          <a:avLst/>
+                        </a:prstTxWarp>
+                        <a:noAutofit/>
+                      </wps:bodyPr>
+                    </wps:wsp>
+                  </a:graphicData>
+                </a:graphic>
+                <wp14:sizeRelH relativeFrom="margin">
+                  <wp14:pctWidth>0</wp14:pctWidth>
+                </wp14:sizeRelH>
+                <wp14:sizeRelV relativeFrom="margin">
+                  <wp14:pctHeight>0</wp14:pctHeight>
+                </wp14:sizeRelV>
+              </wp:anchor>
+            </w:drawing>
+          </mc:Choice>
+          <mc:Fallback>
+            <w:pict>
+              <v:shapetype w14:anchorId="324A9F44" id="_x0000_t202" coordsize="21600,21600" o:spt="202" path="m,l,21600r21600,l21600,xe">
+                <v:stroke joinstyle="miter"/>
+                <v:path gradientshapeok="t" o:connecttype="rect"/>
+              </v:shapetype>
+              <v:shape id="Text Box 22" o:spid="_x0000_s1027" type="#_x0000_t202" style="position:absolute;left:0;text-align:left;margin-left:-36.25pt;margin-top:31.6pt;width:538.85pt;height:211.2pt;z-index:251658240;visibility:visible;mso-wrap-style:square;mso-width-percent:0;mso-height-percent:0;mso-wrap-distance-left:9pt;mso-wrap-distance-top:0;mso-wrap-distance-right:9pt;mso-wrap-distance-bottom:0;mso-position-horizontal:absolute;mso-position-horizontal-relative:margin;mso-position-vertical:absolute;mso-position-vertical-relative:text;mso-width-percent:0;mso-height-percent:0;mso-width-relative:margin;mso-height-relative:margin;v-text-anchor:top" o:gfxdata="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" fillcolor="white [3201]" strokecolor="white [3212]" strokeweight=".5pt">
+                <v:textbox>
+                  <w:txbxContent>
+                    <w:p>
+                      <w:pPr>
+                        <w:spacing w:after="0"/>
+                        <w:rPr>
+                          <w:rFonts w:ascii="Leelawadee UI Semilight" w:eastAsia="Gungsuh" w:hAnsi="Leelawadee UI Semilight" w:cs="Leelawadee UI Semilight"/>
+                          <w:b/>
+                          <w:noProof/>
+                          <w:color w:val="000000"/>
+                          <w:sz w:val="28"/>
+                          <w:szCs w:val="28"/>
+                        </w:rPr>
+                      </w:pPr>
+                      <w:r>
+                        <w:rPr>
+                          <w:rFonts w:ascii="Candara Light" w:eastAsia="Gungsuh" w:hAnsi="Candara Light" w:cs="LilyUPC"/>
+                          <w:b/>
+                          <w:noProof/>
+                          <w:color w:val="000000"/>
+                          <w:sz w:val="32"/>
+                          <w:szCs w:val="32"/>
+                        </w:rPr>
+                        <w:t>COURSE CODE</w:t>
+                      </w:r>
+                      <w:r>
+                        <w:rPr>
+                          <w:rFonts w:ascii="Arial Narrow" w:eastAsia="Gungsuh" w:hAnsi="Arial Narrow" w:cs="LilyUPC"/>
+                          <w:b/>
+                          <w:noProof/>
+                          <w:color w:val="000000"/>
+                          <w:sz w:val="32"/>
+                          <w:szCs w:val="32"/>
+                        </w:rPr>
+                        <w:t xml:space="preserve">                </w:t>
+                      </w:r>
+                      <w:r>
+                        <w:rPr>
+                          <w:rFonts w:ascii="Arial Narrow" w:eastAsia="Gungsuh" w:hAnsi="Arial Narrow" w:cs="LilyUPC"/>
+                          <w:b/>
+                          <w:noProof/>
+                          <w:color w:val="000000"/>
+                          <w:sz w:val="32"/>
+                          <w:szCs w:val="32"/>
+                        </w:rPr>
+                        <w:t xml:space="preserve">: </w:t>
+                      </w:r>
+                      <w:r>
+                        <w:rPr>
+                          <w:rFonts w:ascii="Leelawadee UI Semilight" w:eastAsia="Gungsuh" w:hAnsi="Leelawadee UI Semilight" w:cs="Leelawadee UI Semilight"/>
+                          <w:b/>
+                          <w:noProof/>
+                          <w:color w:val="000000"/>
+                          <w:sz w:val="28"/>
+                          <w:szCs w:val="28"/>
+                        </w:rPr>
+                        <w:t>CSE 4346</w:t>
+                      </w:r>
+                    </w:p>
+                    <w:p>
+                      <w:pPr>
+                        <w:spacing w:after="0"/>
+                        <w:rPr>
+                          <w:rFonts w:ascii="Arial Narrow" w:eastAsia="Gungsuh" w:hAnsi="Arial Narrow" w:cs="LilyUPC"/>
+                          <w:b/>
+                          <w:noProof/>
+                          <w:color w:val="000000"/>
+                          <w:sz w:val="28"/>
+                          <w:szCs w:val="28"/>
+                        </w:rPr>
+                      </w:pPr>
+                    </w:p>
+                    <w:p>
+                      <w:pPr>
+                        <w:spacing w:after="0"/>
+                        <w:rPr>
+                          <w:rFonts w:ascii="Leelawadee UI Semilight" w:eastAsia="Gungsuh" w:hAnsi="Leelawadee UI Semilight" w:cs="Leelawadee UI Semilight"/>
+                          <w:b/>
+                          <w:noProof/>
+                          <w:color w:val="000000"/>
+                          <w:sz w:val="28"/>
+                          <w:szCs w:val="28"/>
+                        </w:rPr>
+                      </w:pPr>
+                      <w:r>
+                        <w:rPr>
+                          <w:rFonts w:ascii="Candara Light" w:eastAsia="Gungsuh" w:hAnsi="Candara Light" w:cs="LilyUPC"/>
+                          <w:b/>
+                          <w:noProof/>
+                          <w:color w:val="000000"/>
+                          <w:sz w:val="32"/>
+                          <w:szCs w:val="32"/>
+                        </w:rPr>
+                        <w:t>COURSE TITTLE</w:t>
+                      </w:r>
+                      <w:r>
+                        <w:rPr>
+                          <w:rFonts w:ascii="Arial Narrow" w:eastAsia="Gungsuh" w:hAnsi="Arial Narrow" w:cs="LilyUPC"/>
+                          <w:b/>
+                          <w:noProof/>
+                          <w:color w:val="000000"/>
+                          <w:sz w:val="32"/>
+                          <w:szCs w:val="32"/>
+                        </w:rPr>
+                        <w:t xml:space="preserve">              </w:t>
+                      </w:r>
+                      <w:r>
+                        <w:rPr>
+                          <w:rFonts w:ascii="Leelawadee UI Semilight" w:eastAsia="Gungsuh" w:hAnsi="Leelawadee UI Semilight" w:cs="Leelawadee UI Semilight"/>
+                          <w:b/>
+                          <w:noProof/>
+                          <w:color w:val="000000"/>
+                          <w:sz w:val="28"/>
+                          <w:szCs w:val="28"/>
+                        </w:rPr>
+                        <w:t xml:space="preserve">: </w:t>
+                      </w:r>
+                      <w:r>
+                        <w:rPr>
+                          <w:rFonts w:ascii="Leelawadee UI Semilight" w:eastAsia="Gungsuh" w:hAnsi="Leelawadee UI Semilight" w:cs="Leelawadee UI Semilight"/>
+                          <w:b/>
+                          <w:noProof/>
+                          <w:color w:val="000000"/>
+                          <w:sz w:val="28"/>
+                          <w:szCs w:val="28"/>
+                        </w:rPr>
+                        <w:t>BIG DATA ANALYSIS LABORATORY</w:t>
+                      </w:r>
+                    </w:p>
+                    <w:p>
+                      <w:pPr>
+                        <w:spacing w:after="0"/>
+                        <w:rPr>
+                          <w:rFonts w:ascii="Arial Narrow" w:hAnsi="Arial Narrow"/>
+                          <w:b/>
+                          <w:sz w:val="28"/>
+                          <w:szCs w:val="28"/>
+                        </w:rPr>
+                      </w:pPr>
+                    </w:p>
+                    <w:p>
+                      <w:pPr>
+                        <w:spacing w:after="0"/>
+                        <w:rPr>
+                          <w:rFonts w:ascii="Leelawadee UI Semilight" w:eastAsia="Gungsuh" w:hAnsi="Leelawadee UI Semilight" w:cs="Leelawadee UI Semilight"/>
+                          <w:b/>
+                          <w:noProof/>
+                          <w:color w:val="000000"/>
+                          <w:sz w:val="28"/>
+                          <w:szCs w:val="28"/>
+                        </w:rPr>
+                      </w:pPr>
+                      <w:r>
+                        <w:rPr>
+                          <w:rFonts w:ascii="Candara Light" w:eastAsia="Gungsuh" w:hAnsi="Candara Light" w:cs="LilyUPC"/>
+                          <w:b/>
+                          <w:noProof/>
+                          <w:color w:val="000000"/>
+                          <w:sz w:val="32"/>
+                          <w:szCs w:val="32"/>
+                        </w:rPr>
+                        <w:t>REPORT</w:t>
+                      </w:r>
+                      <w:r>
+                        <w:rPr>
+                          <w:rFonts w:ascii="Candara Light" w:eastAsia="Gungsuh" w:hAnsi="Candara Light" w:cs="LilyUPC"/>
+                          <w:b/>
+                          <w:noProof/>
+                          <w:color w:val="000000"/>
+                          <w:sz w:val="32"/>
+                          <w:szCs w:val="32"/>
+                        </w:rPr>
+                        <w:t xml:space="preserve"> </w:t>
+                      </w:r>
+                      <w:r>
+                        <w:rPr>
+                          <w:rFonts w:ascii="Candara Light" w:eastAsia="Gungsuh" w:hAnsi="Candara Light" w:cs="LilyUPC"/>
+                          <w:b/>
+                          <w:noProof/>
+                          <w:color w:val="000000"/>
+                          <w:sz w:val="32"/>
+                          <w:szCs w:val="32"/>
+                        </w:rPr>
+                        <w:t xml:space="preserve"> NAME      </w:t>
+                      </w:r>
+                      <w:r>
+                        <w:rPr>
+                          <w:rFonts w:ascii="Candara Light" w:eastAsia="Gungsuh" w:hAnsi="Candara Light" w:cs="LilyUPC"/>
+                          <w:b/>
+                          <w:noProof/>
+                          <w:color w:val="000000"/>
+                          <w:sz w:val="32"/>
+                          <w:szCs w:val="32"/>
+                        </w:rPr>
+                        <w:t xml:space="preserve">         </w:t>
+                      </w:r>
+                      <w:r>
+                        <w:rPr>
+                          <w:rFonts w:ascii="Leelawadee UI Semilight" w:eastAsia="Gungsuh" w:hAnsi="Leelawadee UI Semilight" w:cs="Leelawadee UI Semilight"/>
+                          <w:b/>
+                          <w:noProof/>
+                          <w:color w:val="000000"/>
+                          <w:sz w:val="28"/>
+                          <w:szCs w:val="28"/>
+                        </w:rPr>
+                        <w:t xml:space="preserve">: </w:t>
+                      </w:r>
+                      <w:r>
+                        <w:rPr>
+                          <w:rFonts w:ascii="Leelawadee UI Semilight" w:eastAsia="Gungsuh" w:hAnsi="Leelawadee UI Semilight" w:cs="Leelawadee UI Semilight"/>
+                          <w:b/>
+                          <w:noProof/>
+                          <w:color w:val="000000"/>
+                          <w:sz w:val="28"/>
+                          <w:szCs w:val="28"/>
+                        </w:rPr>
+                        <w:t>NYC Yellow Taxi Data Analysis Using Map Reduce and PIG</w:t>
+                      </w:r>
+                    </w:p>
+                    <w:p>
+                      <w:pPr>
+                        <w:spacing w:after="0"/>
+                        <w:rPr>
+                          <w:rFonts w:ascii="Arial Narrow" w:eastAsia="Gungsuh" w:hAnsi="Arial Narrow" w:cs="LilyUPC"/>
+                          <w:b/>
+                          <w:noProof/>
+                          <w:color w:val="000000"/>
+                          <w:sz w:val="28"/>
+                          <w:szCs w:val="28"/>
+                        </w:rPr>
+                      </w:pPr>
+                    </w:p>
+                    <w:p>
+                      <w:pPr>
+                        <w:spacing w:after="0"/>
+                        <w:rPr>
+                          <w:rFonts w:ascii="Arial Narrow" w:eastAsia="Gungsuh" w:hAnsi="Arial Narrow" w:cs="LilyUPC"/>
+                          <w:b/>
+                          <w:noProof/>
+                          <w:color w:val="000000"/>
+                          <w:sz w:val="28"/>
+                          <w:szCs w:val="28"/>
+                        </w:rPr>
+                      </w:pPr>
+                      <w:r>
+                        <w:rPr>
+                          <w:rFonts w:ascii="Candara Light" w:eastAsia="Gungsuh" w:hAnsi="Candara Light" w:cs="LilyUPC"/>
+                          <w:b/>
+                          <w:noProof/>
+                          <w:color w:val="000000"/>
+                          <w:sz w:val="28"/>
+                          <w:szCs w:val="28"/>
+                        </w:rPr>
+                        <w:t>DATE OF SUBMISSION</w:t>
+                      </w:r>
+                      <w:r>
+                        <w:rPr>
+                          <w:rFonts w:ascii="Arial Narrow" w:eastAsia="Gungsuh" w:hAnsi="Arial Narrow" w:cs="LilyUPC"/>
+                          <w:b/>
+                          <w:noProof/>
+                          <w:color w:val="000000"/>
+                          <w:sz w:val="28"/>
+                          <w:szCs w:val="28"/>
+                        </w:rPr>
+                        <w:t xml:space="preserve">    </w:t>
+                      </w:r>
+                      <w:r>
+                        <w:rPr>
+                          <w:rFonts w:ascii="Arial Narrow" w:eastAsia="Gungsuh" w:hAnsi="Arial Narrow" w:cs="LilyUPC"/>
+                          <w:b/>
+                          <w:noProof/>
+                          <w:color w:val="000000"/>
+                          <w:sz w:val="28"/>
+                          <w:szCs w:val="28"/>
+                        </w:rPr>
+                        <w:t xml:space="preserve">     </w:t>
+                      </w:r>
+                      <w:r>
+                        <w:rPr>
+                          <w:rFonts w:ascii="Arial Narrow" w:eastAsia="Gungsuh" w:hAnsi="Arial Narrow" w:cs="LilyUPC"/>
+                          <w:b/>
+                          <w:noProof/>
+                          <w:color w:val="000000"/>
+                          <w:sz w:val="28"/>
+                          <w:szCs w:val="28"/>
+                        </w:rPr>
+                        <w:t>:</w:t>
+                      </w:r>
+                      <w:r>
+                        <w:rPr>
+                          <w:rFonts w:ascii="Candara Light" w:hAnsi="Candara Light"/>
+                          <w:b/>
+                          <w:sz w:val="28"/>
+                          <w:szCs w:val="28"/>
+                        </w:rPr>
+                        <w:t xml:space="preserve"> </w:t>
+                      </w:r>
+                      <w:r>
+                        <w:rPr>
+                          <w:rFonts w:ascii="Leelawadee UI Semilight" w:hAnsi="Leelawadee UI Semilight" w:cs="Leelawadee UI Semilight"/>
+                          <w:b/>
+                          <w:sz w:val="28"/>
+                          <w:szCs w:val="28"/>
+                        </w:rPr>
+                        <w:t>15</w:t>
+                      </w:r>
+                      <w:r>
+                        <w:rPr>
+                          <w:rFonts w:ascii="Leelawadee UI Semilight" w:hAnsi="Leelawadee UI Semilight" w:cs="Leelawadee UI Semilight"/>
+                          <w:b/>
+                          <w:sz w:val="28"/>
+                          <w:szCs w:val="28"/>
+                        </w:rPr>
+                        <w:t>-0</w:t>
+                      </w:r>
+                      <w:r>
+                        <w:rPr>
+                          <w:rFonts w:ascii="Leelawadee UI Semilight" w:hAnsi="Leelawadee UI Semilight" w:cs="Leelawadee UI Semilight"/>
+                          <w:b/>
+                          <w:sz w:val="28"/>
+                          <w:szCs w:val="28"/>
+                        </w:rPr>
+                        <w:t>9</w:t>
+                      </w:r>
+                      <w:r>
+                        <w:rPr>
+                          <w:rFonts w:ascii="Leelawadee UI Semilight" w:hAnsi="Leelawadee UI Semilight" w:cs="Leelawadee UI Semilight"/>
+                          <w:b/>
+                          <w:sz w:val="28"/>
+                          <w:szCs w:val="28"/>
+                        </w:rPr>
+                        <w:t>-2026</w:t>
+                      </w:r>
+                    </w:p>
+                    <w:p>
+                      <w:pPr>
+                        <w:rPr>
+                          <w:sz w:val="28"/>
+                          <w:szCs w:val="28"/>
+                        </w:rPr>
+                      </w:pPr>
+                    </w:p>
+                  </w:txbxContent>
+                </v:textbox>
+                <w10:wrap anchorx="margin"/>
+              </v:shape>
+            </w:pict>
+          </mc:Fallback>
+        </mc:AlternateContent>
+      </w:r>
+    </w:p>
+    <w:p>
+      <w:pPr>
+        <w:spacing w:after="40"/>
+        <w:jc w:val="center"/>
+        <w:rPr>
+          <w:rFonts w:ascii="Calibri" w:hAnsi="Calibri"/>
+          <w:b/>
+          <w:color w:val="003366"/>
+          <w:sz w:val="40"/>
+        </w:rPr>
+      </w:pPr>
+    </w:p>
+    <w:p>
+      <w:pPr>
+        <w:spacing w:after="40"/>
+        <w:jc w:val="center"/>
+        <w:rPr>
+          <w:rFonts w:ascii="Calibri" w:hAnsi="Calibri"/>
+          <w:b/>
+          <w:color w:val="003366"/>
+          <w:sz w:val="40"/>
+        </w:rPr>
+      </w:pPr>
+      <w:r>
+        <w:rPr>
+          <w:rFonts w:ascii="Calibri" w:hAnsi="Calibri"/>
+          <w:b/>
+          <w:color w:val="003366"/>
+          <w:sz w:val="40"/>
+        </w:rPr>
+        <w:t xml:space="preserve">     </w:t>
+      </w:r>
+    </w:p>
+    <w:p>
+      <w:pPr>
+        <w:spacing w:after="40"/>
+        <w:jc w:val="center"/>
+        <w:rPr>
+          <w:rFonts w:ascii="Calibri" w:hAnsi="Calibri"/>
+          <w:b/>
+          <w:color w:val="003366"/>
+          <w:sz w:val="40"/>
+        </w:rPr>
+      </w:pPr>
+    </w:p>
+    <w:p>
+      <w:pPr>
+        <w:spacing w:after="40"/>
+        <w:jc w:val="center"/>
+        <w:rPr>
+          <w:rFonts w:ascii="Calibri" w:hAnsi="Calibri"/>
+          <w:b/>
+          <w:color w:val="003366"/>
+          <w:sz w:val="40"/>
+        </w:rPr>
+      </w:pPr>
+    </w:p>
+    <w:p>
+      <w:pPr>
+        <w:spacing w:after="40"/>
+        <w:jc w:val="center"/>
+        <w:rPr>
+          <w:rFonts w:ascii="Calibri" w:hAnsi="Calibri"/>
+          <w:b/>
+          <w:color w:val="003366"/>
+          <w:sz w:val="40"/>
+        </w:rPr>
+      </w:pPr>
+    </w:p>
+    <w:p>
+      <w:pPr>
+        <w:spacing w:after="40"/>
+        <w:jc w:val="center"/>
+        <w:rPr>
+          <w:rFonts w:ascii="Calibri" w:hAnsi="Calibri"/>
+          <w:b/>
+          <w:color w:val="003366"/>
+          <w:sz w:val="40"/>
+        </w:rPr>
+      </w:pPr>
+    </w:p>
+    <w:p>
+      <w:pPr>
+        <w:spacing w:after="40"/>
+        <w:jc w:val="center"/>
+        <w:rPr>
+          <w:rFonts w:ascii="Calibri" w:hAnsi="Calibri"/>
+          <w:b/>
+          <w:color w:val="003366"/>
+          <w:sz w:val="40"/>
+        </w:rPr>
+      </w:pPr>
+    </w:p>
+    <w:p>
+      <w:pPr>
+        <w:spacing w:after="40"/>
+        <w:jc w:val="center"/>
+        <w:rPr>
+          <w:rFonts w:ascii="Calibri" w:hAnsi="Calibri"/>
+          <w:b/>
+          <w:color w:val="003366"/>
+          <w:sz w:val="40"/>
+        </w:rPr>
+      </w:pPr>
+    </w:p>
+    <w:p>
+      <w:pPr>
+        <w:spacing w:after="40"/>
+        <w:jc w:val="center"/>
+        <w:rPr>
+          <w:rFonts w:ascii="Calibri" w:hAnsi="Calibri"/>
+          <w:b/>
+          <w:color w:val="003366"/>
+          <w:sz w:val="40"/>
+        </w:rPr>
+      </w:pPr>
+      <w:r>
+        <w:rPr>
+          <w:rFonts w:ascii="Calibri" w:hAnsi="Calibri"/>
+          <w:b/>
+          <w:color w:val="003366"/>
+          <w:sz w:val="40"/>
+        </w:rPr>
+        <mc:AlternateContent>
+          <mc:Choice Requires="wps">
+            <w:drawing>
+              <wp:anchor distT="0" distB="0" distL="114300" distR="114300" simplePos="0" relativeHeight="251655168" behindDoc="1" locked="0" layoutInCell="1" allowOverlap="1" wp14:anchorId="0FC00429" wp14:editId="151F2645">
+                <wp:simplePos x="0" y="0"/>
+                <wp:positionH relativeFrom="margin">
+                  <wp:posOffset>2585266</wp:posOffset>
+                </wp:positionH>
+                <wp:positionV relativeFrom="paragraph">
+                  <wp:posOffset>219801</wp:posOffset>
+                </wp:positionV>
+                <wp:extent cx="3055620" cy="314325"/>
+                <wp:effectExtent l="0" t="0" r="11430" b="28575"/>
+                <wp:wrapNone/>
+                <wp:docPr id="19" name="Text Box 19"/>
+                <wp:cNvGraphicFramePr/>
+                <a:graphic xmlns:a="http://schemas.openxmlformats.org/drawingml/2006/main">
+                  <a:graphicData uri="http://schemas.microsoft.com/office/word/2010/wordprocessingShape">
+                    <wps:wsp>
+                      <wps:cNvSpPr txBox="1"/>
+                      <wps:spPr>
+                        <a:xfrm>
+                          <a:off x="0" y="0"/>
+                          <a:ext cx="3055620" cy="314325"/>
+                        </a:xfrm>
+                        <a:prstGeom prst="rect">
+                          <a:avLst/>
+                        </a:prstGeom>
+                        <a:solidFill>
+                          <a:schemeClr val="lt1"/>
+                        </a:solidFill>
+                        <a:ln w="6350">
+                          <a:solidFill>
+                            <a:schemeClr val="tx1"/>
+                          </a:solidFill>
+                        </a:ln>
+                        <a:effectLst/>
+                      </wps:spPr>
+                      <wps:style>
+                        <a:lnRef idx="0">
+                          <a:schemeClr val="accent1"/>
+                        </a:lnRef>
+                        <a:fillRef idx="0">
+                          <a:schemeClr val="accent1"/>
+                        </a:fillRef>
+                        <a:effectRef idx="0">
+                          <a:schemeClr val="accent1"/>
+                        </a:effectRef>
+                        <a:fontRef idx="minor">
+                          <a:schemeClr val="dk1"/>
+                        </a:fontRef>
+                      </wps:style>
+                      <wps:txbx>
+                        <w:txbxContent>
+                          <w:p>
+                            <w:pPr>
+                              <w:rPr>
+                                <w:b/>
+                                <w:sz w:val="28"/>
+                                <w:szCs w:val="28"/>
+                              </w:rPr>
+                            </w:pPr>
+                            <w:r>
+                              <w:rPr>
+                                <w:b/>
+                                <w:sz w:val="28"/>
+                                <w:szCs w:val="28"/>
+                              </w:rPr>
+                              <w:t xml:space="preserve">SUBMITTED </w:t>
+                            </w:r>
+                            <w:proofErr w:type="gramStart"/>
+                            <w:r>
+                              <w:rPr>
+                                <w:b/>
+                                <w:sz w:val="28"/>
+                                <w:szCs w:val="28"/>
+                              </w:rPr>
+                              <w:t>BY</w:t>
+                            </w:r>
+                            <w:r>
+                              <w:rPr>
+                                <w:b/>
+                                <w:sz w:val="28"/>
+                                <w:szCs w:val="28"/>
+                              </w:rPr>
+                              <w:t xml:space="preserve"> :</w:t>
+                            </w:r>
+                            <w:proofErr w:type="gramEnd"/>
+                          </w:p>
+                        </w:txbxContent>
+                      </wps:txbx>
+                      <wps:bodyPr rot="0" spcFirstLastPara="0" vertOverflow="overflow" horzOverflow="overflow" vert="horz" wrap="square" lIns="91440" tIns="45720" rIns="91440" bIns="45720" numCol="1" spcCol="0" rtlCol="0" fromWordArt="0" anchor="t" anchorCtr="0" forceAA="0" compatLnSpc="1">
+                        <a:prstTxWarp prst="textNoShape">
+                          <a:avLst/>
+                        </a:prstTxWarp>
+                        <a:noAutofit/>
+                      </wps:bodyPr>
+                    </wps:wsp>
+                  </a:graphicData>
+                </a:graphic>
+                <wp14:sizeRelH relativeFrom="margin">
+                  <wp14:pctWidth>0</wp14:pctWidth>
+                </wp14:sizeRelH>
+                <wp14:sizeRelV relativeFrom="margin">
+                  <wp14:pctHeight>0</wp14:pctHeight>
+                </wp14:sizeRelV>
+              </wp:anchor>
+            </w:drawing>
+          </mc:Choice>
+          <mc:Fallback>
+            <w:pict>
+              <v:shape w14:anchorId="0FC00429" id="Text Box 19" o:spid="_x0000_s1028" type="#_x0000_t202" style="position:absolute;left:0;text-align:left;margin-left:203.55pt;margin-top:17.3pt;width:240.6pt;height:24.75pt;z-index:-251661312;visibility:visible;mso-wrap-style:square;mso-width-percent:0;mso-height-percent:0;mso-wrap-distance-left:9pt;mso-wrap-distance-top:0;mso-wrap-distance-right:9pt;mso-wrap-distance-bottom:0;mso-position-horizontal:absolute;mso-position-horizontal-relative:margin;mso-position-vertical:absolute;mso-position-vertical-relative:text;mso-width-percent:0;mso-height-percent:0;mso-width-relative:margin;mso-height-relative:margin;v-text-anchor:top" o:gfxdata="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" fillcolor="white [3201]" strokecolor="black [3213]" strokeweight=".5pt">
+                <v:textbox>
+                  <w:txbxContent>
+                    <w:p>
+                      <w:pPr>
+                        <w:rPr>
+                          <w:b/>
+                          <w:sz w:val="28"/>
+                          <w:szCs w:val="28"/>
+                        </w:rPr>
+                      </w:pPr>
+                      <w:r>
+                        <w:rPr>
+                          <w:b/>
+                          <w:sz w:val="28"/>
+                          <w:szCs w:val="28"/>
+                        </w:rPr>
+                        <w:t xml:space="preserve">SUBMITTED </w:t>
+                      </w:r>
+                      <w:proofErr w:type="gramStart"/>
+                      <w:r>
+                        <w:rPr>
+                          <w:b/>
+                          <w:sz w:val="28"/>
+                          <w:szCs w:val="28"/>
+                        </w:rPr>
+                        <w:t>BY</w:t>
+                      </w:r>
+                      <w:r>
+                        <w:rPr>
+                          <w:b/>
+                          <w:sz w:val="28"/>
+                          <w:szCs w:val="28"/>
+                        </w:rPr>
+                        <w:t xml:space="preserve"> :</w:t>
+                      </w:r>
+                      <w:proofErr w:type="gramEnd"/>
+                    </w:p>
+                  </w:txbxContent>
+                </v:textbox>
+                <w10:wrap anchorx="margin"/>
+              </v:shape>
+            </w:pict>
+          </mc:Fallback>
+        </mc:AlternateContent>
+      </w:r>
+    </w:p>
+    <w:p>
+      <w:pPr>
+        <w:spacing w:after="40"/>
+        <w:rPr>
+          <w:rFonts w:ascii="Calibri" w:hAnsi="Calibri"/>
+          <w:b/>
+          <w:color w:val="003366"/>
+          <w:sz w:val="40"/>
+        </w:rPr>
+      </w:pPr>
+      <w:r>
+        <w:rPr>
+          <w:rFonts w:ascii="Calibri" w:hAnsi="Calibri"/>
+          <w:b/>
+          <w:color w:val="003366"/>
+          <w:sz w:val="40"/>
+        </w:rPr>
+        <mc:AlternateContent>
+          <mc:Choice Requires="wps">
+            <w:drawing>
+              <wp:anchor distT="0" distB="0" distL="114300" distR="114300" simplePos="0" relativeHeight="251667456" behindDoc="1" locked="0" layoutInCell="1" allowOverlap="1" wp14:anchorId="15CC8B6F" wp14:editId="3642675B">
+                <wp:simplePos x="0" y="0"/>
+                <wp:positionH relativeFrom="margin">
+                  <wp:posOffset>-543560</wp:posOffset>
+                </wp:positionH>
+                <wp:positionV relativeFrom="paragraph">
+                  <wp:posOffset>432526</wp:posOffset>
+                </wp:positionV>
+                <wp:extent cx="2720975" cy="2122170"/>
+                <wp:effectExtent l="0" t="0" r="22225" b="11430"/>
+                <wp:wrapNone/>
+                <wp:docPr id="1364059494" name="Text Box 1364059494"/>
+                <wp:cNvGraphicFramePr/>
+                <a:graphic xmlns:a="http://schemas.openxmlformats.org/drawingml/2006/main">
+                  <a:graphicData uri="http://schemas.microsoft.com/office/word/2010/wordprocessingShape">
+                    <wps:wsp>
+                      <wps:cNvSpPr txBox="1"/>
+                      <wps:spPr>
+                        <a:xfrm>
+                          <a:off x="0" y="0"/>
+                          <a:ext cx="2720975" cy="2122170"/>
+                        </a:xfrm>
+                        <a:prstGeom prst="rect">
+                          <a:avLst/>
+                        </a:prstGeom>
+                        <a:solidFill>
+                          <a:schemeClr val="lt1"/>
+                        </a:solidFill>
+                        <a:ln w="6350">
+                          <a:solidFill>
+                            <a:schemeClr val="tx1"/>
+                          </a:solidFill>
+                        </a:ln>
+                        <a:effectLst/>
+                      </wps:spPr>
+                      <wps:style>
+                        <a:lnRef idx="0">
+                          <a:schemeClr val="accent1"/>
+                        </a:lnRef>
+                        <a:fillRef idx="0">
+                          <a:schemeClr val="accent1"/>
+                        </a:fillRef>
+                        <a:effectRef idx="0">
+                          <a:schemeClr val="accent1"/>
+                        </a:effectRef>
+                        <a:fontRef idx="minor">
+                          <a:schemeClr val="dk1"/>
+                        </a:fontRef>
+                      </wps:style>
+                      <wps:txbx>
+                        <w:txbxContent>
+                          <w:p>
+                            <w:pPr>
+                              <w:jc w:val="center"/>
+                              <w:rPr>
+                                <w:b/>
+                                <w:sz w:val="28"/>
+                                <w:szCs w:val="28"/>
+                              </w:rPr>
+                            </w:pPr>
+                            <w:r>
+                              <w:rPr>
+                                <w:b/>
+                                <w:sz w:val="28"/>
+                                <w:szCs w:val="28"/>
+                              </w:rPr>
+                              <w:t>SU</w:t>
+                            </w:r>
+                            <w:r>
+                              <w:rPr>
+                                <w:b/>
+                                <w:sz w:val="28"/>
+                                <w:szCs w:val="28"/>
+                              </w:rPr>
+                              <w:t xml:space="preserve">BMITTED </w:t>
+                            </w:r>
+                            <w:proofErr w:type="gramStart"/>
+                            <w:r>
+                              <w:rPr>
+                                <w:b/>
+                                <w:sz w:val="28"/>
+                                <w:szCs w:val="28"/>
+                              </w:rPr>
+                              <w:t>TO</w:t>
+                            </w:r>
+                            <w:r>
+                              <w:rPr>
+                                <w:b/>
+                                <w:sz w:val="28"/>
+                                <w:szCs w:val="28"/>
+                              </w:rPr>
+                              <w:t xml:space="preserve"> :</w:t>
+                            </w:r>
+                            <w:proofErr w:type="gramEnd"/>
+                          </w:p>
+                          <w:p>
+                            <w:pPr>
+                              <w:jc w:val="center"/>
+                              <w:rPr>
+                                <w:b/>
+                                <w:sz w:val="28"/>
+                                <w:szCs w:val="28"/>
+                              </w:rPr>
+                            </w:pPr>
+                            <w:r>
+                              <w:rPr>
+                                <w:b/>
+                                <w:sz w:val="28"/>
+                                <w:szCs w:val="28"/>
+                              </w:rPr>
+                              <w:t>Md Tamim Hossain</w:t>
+                            </w:r>
+                          </w:p>
+                          <w:p>
+                            <w:pPr>
+                              <w:jc w:val="center"/>
+                              <w:rPr>
+                                <w:b/>
+                                <w:sz w:val="28"/>
+                                <w:szCs w:val="28"/>
+                              </w:rPr>
+                            </w:pPr>
+                            <w:r>
+                              <w:rPr>
+                                <w:b/>
+                                <w:sz w:val="28"/>
+                                <w:szCs w:val="28"/>
+                              </w:rPr>
+                              <w:t>Lecturer</w:t>
+                            </w:r>
+                          </w:p>
+                          <w:p>
+                            <w:pPr>
+                              <w:jc w:val="center"/>
+                              <w:rPr>
+                                <w:b/>
+                                <w:sz w:val="28"/>
+                                <w:szCs w:val="28"/>
+                              </w:rPr>
+                            </w:pPr>
+                            <w:r>
+                              <w:rPr>
+                                <w:b/>
+                                <w:sz w:val="28"/>
+                                <w:szCs w:val="28"/>
+                              </w:rPr>
+                              <w:t>Premier University Chittagong</w:t>
+                            </w:r>
+                          </w:p>
+                        </w:txbxContent>
+                      </wps:txbx>
+                      <wps:bodyPr rot="0" spcFirstLastPara="0" vertOverflow="overflow" horzOverflow="overflow" vert="horz" wrap="square" lIns="91440" tIns="45720" rIns="91440" bIns="45720" numCol="1" spcCol="0" rtlCol="0" fromWordArt="0" anchor="t" anchorCtr="0" forceAA="0" compatLnSpc="1">
+                        <a:prstTxWarp prst="textNoShape">
+                          <a:avLst/>
+                        </a:prstTxWarp>
+                        <a:noAutofit/>
+                      </wps:bodyPr>
+                    </wps:wsp>
+                  </a:graphicData>
+                </a:graphic>
+                <wp14:sizeRelH relativeFrom="margin">
+                  <wp14:pctWidth>0</wp14:pctWidth>
+                </wp14:sizeRelH>
+                <wp14:sizeRelV relativeFrom="margin">
+                  <wp14:pctHeight>0</wp14:pctHeight>
+                </wp14:sizeRelV>
+              </wp:anchor>
+            </w:drawing>
+          </mc:Choice>
+          <mc:Fallback>
+            <w:pict>
+              <v:shape w14:anchorId="15CC8B6F" id="Text Box 1364059494" o:spid="_x0000_s1029" type="#_x0000_t202" style="position:absolute;margin-left:-42.8pt;margin-top:34.05pt;width:214.25pt;height:167.1pt;z-index:-251649024;visibility:visible;mso-wrap-style:square;mso-width-percent:0;mso-height-percent:0;mso-wrap-distance-left:9pt;mso-wrap-distance-top:0;mso-wrap-distance-right:9pt;mso-wrap-distance-bottom:0;mso-position-horizontal:absolute;mso-position-horizontal-relative:margin;mso-position-vertical:absolute;mso-position-vertical-relative:text;mso-width-percent:0;mso-height-percent:0;mso-width-relative:margin;mso-height-relative:margin;v-text-anchor:top" o:gfxdata="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" fillcolor="white [3201]" strokecolor="black [3213]" strokeweight=".5pt">
+                <v:textbox>
+                  <w:txbxContent>
+                    <w:p>
+                      <w:pPr>
+                        <w:jc w:val="center"/>
+                        <w:rPr>
+                          <w:b/>
+                          <w:sz w:val="28"/>
+                          <w:szCs w:val="28"/>
+                        </w:rPr>
+                      </w:pPr>
+                      <w:r>
+                        <w:rPr>
+                          <w:b/>
+                          <w:sz w:val="28"/>
+                          <w:szCs w:val="28"/>
+                        </w:rPr>
+                        <w:t>SU</w:t>
+                      </w:r>
+                      <w:r>
+                        <w:rPr>
+                          <w:b/>
+                          <w:sz w:val="28"/>
+                          <w:szCs w:val="28"/>
+                        </w:rPr>
+                        <w:t xml:space="preserve">BMITTED </w:t>
+                      </w:r>
+                      <w:proofErr w:type="gramStart"/>
+                      <w:r>
+                        <w:rPr>
+                          <w:b/>
+                          <w:sz w:val="28"/>
+                          <w:szCs w:val="28"/>
+                        </w:rPr>
+                        <w:t>TO</w:t>
+                      </w:r>
+                      <w:r>
+                        <w:rPr>
+                          <w:b/>
+                          <w:sz w:val="28"/>
+                          <w:szCs w:val="28"/>
+                        </w:rPr>
+                        <w:t xml:space="preserve"> :</w:t>
+                      </w:r>
+                      <w:proofErr w:type="gramEnd"/>
+                    </w:p>
+                    <w:p>
+                      <w:pPr>
+                        <w:jc w:val="center"/>
+                        <w:rPr>
+                          <w:b/>
+                          <w:sz w:val="28"/>
+                          <w:szCs w:val="28"/>
+                        </w:rPr>
+                      </w:pPr>
+                      <w:r>
+                        <w:rPr>
+                          <w:b/>
+                          <w:sz w:val="28"/>
+                          <w:szCs w:val="28"/>
+                        </w:rPr>
+                        <w:t>Md Tamim Hossain</w:t>
+                      </w:r>
+                    </w:p>
+                    <w:p>
+                      <w:pPr>
+                        <w:jc w:val="center"/>
+                        <w:rPr>
+                          <w:b/>
+                          <w:sz w:val="28"/>
+                          <w:szCs w:val="28"/>
+                        </w:rPr>
+                      </w:pPr>
+                      <w:r>
+                        <w:rPr>
+                          <w:b/>
+                          <w:sz w:val="28"/>
+                          <w:szCs w:val="28"/>
+                        </w:rPr>
+                        <w:t>Lecturer</w:t>
+                      </w:r>
+                    </w:p>
+                    <w:p>
+                      <w:pPr>
+                        <w:jc w:val="center"/>
+                        <w:rPr>
+                          <w:b/>
+                          <w:sz w:val="28"/>
+                          <w:szCs w:val="28"/>
+                        </w:rPr>
+                      </w:pPr>
+                      <w:r>
+                        <w:rPr>
+                          <w:b/>
+                          <w:sz w:val="28"/>
+                          <w:szCs w:val="28"/>
+                        </w:rPr>
+                        <w:t>Premier University Chittagong</w:t>
+                      </w:r>
+                    </w:p>
+                  </w:txbxContent>
+                </v:textbox>
+                <w10:wrap anchorx="margin"/>
+              </v:shape>
+            </w:pict>
+          </mc:Fallback>
+        </mc:AlternateContent>
+      </w:r>
+    </w:p>
+    <w:tbl>
+      <w:tblPr>
+        <w:tblStyle w:val="GridTable6Colorful-Accent1"/>
+        <w:tblW w:w="5850" w:type="dxa"/>
+        <w:tblInd w:w="4154" w:type="dxa"/>
+        <w:tblLook w:val="04A0" w:firstRow="1" w:lastRow="0" w:firstColumn="1" w:lastColumn="0" w:noHBand="0" w:noVBand="1"/>
+      </w:tblPr>
+      <w:tblGrid>
+        <w:gridCol w:w="2050"/>
+        <w:gridCol w:w="3800"/>
+      </w:tblGrid>
+      <w:tr>
+        <w:trPr>
+          <w:cnfStyle w:val="100000000000" w:firstRow="1" w:lastRow="0" w:firstColumn="0" w:lastColumn="0" w:oddVBand="0" w:evenVBand="0" w:oddHBand="0" w:evenHBand="0" w:firstRowFirstColumn="0" w:firstRowLastColumn="0" w:lastRowFirstColumn="0" w:lastRowLastColumn="0"/>
+          <w:trHeight w:val="655"/>
+        </w:trPr>
+        <w:tc>
+          <w:tcPr>
+            <w:cnfStyle w:val="001000000000" w:firstRow="0" w:lastRow="0" w:firstColumn="1" w:lastColumn="0" w:oddVBand="0" w:evenVBand="0" w:oddHBand="0" w:evenHBand="0" w:firstRowFirstColumn="0" w:firstRowLastColumn="0" w:lastRowFirstColumn="0" w:lastRowLastColumn="0"/>
+            <w:tcW w:w="5850" w:type="dxa"/>
+            <w:gridSpan w:val="2"/>
+          </w:tcPr>
+          <w:p>
+            <w:pPr>
+              <w:spacing w:after="40"/>
+              <w:rPr>
+                <w:rFonts w:ascii="Bell MT" w:hAnsi="Bell MT"/>
+                <w:b w:val="0"/>
+                <w:bCs w:val="0"/>
+                <w:color w:val="000000" w:themeColor="text1"/>
+                <w:sz w:val="40"/>
+              </w:rPr>
+            </w:pPr>
+            <w:proofErr w:type="gramStart"/>
+            <w:r>
+              <w:rPr>
+                <w:rFonts w:ascii="Bell MT" w:hAnsi="Bell MT"/>
+                <w:b w:val="0"/>
+                <w:bCs w:val="0"/>
+                <w:color w:val="000000" w:themeColor="text1"/>
+                <w:sz w:val="40"/>
+              </w:rPr>
+              <w:t>NAME :Rakibul</w:t>
+            </w:r>
+            <w:proofErr w:type="gramEnd"/>
+            <w:r>
+              <w:rPr>
+                <w:rFonts w:ascii="Bell MT" w:hAnsi="Bell MT"/>
+                <w:b w:val="0"/>
+                <w:bCs w:val="0"/>
+                <w:color w:val="000000" w:themeColor="text1"/>
+                <w:sz w:val="40"/>
+              </w:rPr>
+              <w:t xml:space="preserve"> Hasan Bhuiyan</w:t>
+            </w:r>
+          </w:p>
+        </w:tc>
+      </w:tr>
+      <w:tr>
+        <w:trPr>
+          <w:cnfStyle w:val="000000100000" w:firstRow="0" w:lastRow="0" w:firstColumn="0" w:lastColumn="0" w:oddVBand="0" w:evenVBand="0" w:oddHBand="1" w:evenHBand="0" w:firstRowFirstColumn="0" w:firstRowLastColumn="0" w:lastRowFirstColumn="0" w:lastRowLastColumn="0"/>
+          <w:trHeight w:val="739"/>
+        </w:trPr>
+        <w:tc>
+          <w:tcPr>
+            <w:cnfStyle w:val="001000000000" w:firstRow="0" w:lastRow="0" w:firstColumn="1" w:lastColumn="0" w:oddVBand="0" w:evenVBand="0" w:oddHBand="0" w:evenHBand="0" w:firstRowFirstColumn="0" w:firstRowLastColumn="0" w:lastRowFirstColumn="0" w:lastRowLastColumn="0"/>
+            <w:tcW w:w="5850" w:type="dxa"/>
+            <w:gridSpan w:val="2"/>
+          </w:tcPr>
+          <w:p>
+            <w:pPr>
+              <w:spacing w:after="40"/>
+              <w:rPr>
+                <w:rFonts w:ascii="Bell MT" w:hAnsi="Bell MT"/>
+                <w:b w:val="0"/>
+                <w:bCs w:val="0"/>
+                <w:color w:val="000000" w:themeColor="text1"/>
+                <w:sz w:val="40"/>
+              </w:rPr>
+            </w:pPr>
+            <w:r>
+              <w:rPr>
+                <w:rFonts w:ascii="Bell MT" w:hAnsi="Bell MT"/>
+                <w:b w:val="0"/>
+                <w:bCs w:val="0"/>
+                <w:color w:val="000000" w:themeColor="text1"/>
+                <w:sz w:val="40"/>
+              </w:rPr>
+              <w:t>ID:    0222220005101173</w:t>
+            </w:r>
+          </w:p>
+        </w:tc>
+      </w:tr>
+      <w:tr>
+        <w:trPr>
+          <w:trHeight w:val="664"/>
+        </w:trPr>
+        <w:tc>
+          <w:tcPr>
+            <w:cnfStyle w:val="001000000000" w:firstRow="0" w:lastRow="0" w:firstColumn="1" w:lastColumn="0" w:oddVBand="0" w:evenVBand="0" w:oddHBand="0" w:evenHBand="0" w:firstRowFirstColumn="0" w:firstRowLastColumn="0" w:lastRowFirstColumn="0" w:lastRowLastColumn="0"/>
+            <w:tcW w:w="5850" w:type="dxa"/>
+            <w:gridSpan w:val="2"/>
+          </w:tcPr>
+          <w:p>
+            <w:pPr>
+              <w:spacing w:after="40"/>
+              <w:rPr>
+                <w:rFonts w:ascii="Bell MT" w:hAnsi="Bell MT"/>
+                <w:b w:val="0"/>
+                <w:bCs w:val="0"/>
+                <w:color w:val="000000" w:themeColor="text1"/>
+                <w:sz w:val="40"/>
+              </w:rPr>
+            </w:pPr>
+            <w:proofErr w:type="gramStart"/>
+            <w:r>
+              <w:rPr>
+                <w:rFonts w:ascii="Bell MT" w:hAnsi="Bell MT"/>
+                <w:b w:val="0"/>
+                <w:bCs w:val="0"/>
+                <w:color w:val="000000" w:themeColor="text1"/>
+                <w:sz w:val="40"/>
+              </w:rPr>
+              <w:t>Semester :</w:t>
+            </w:r>
+            <w:proofErr w:type="gramEnd"/>
+            <w:r>
+              <w:rPr>
+                <w:rFonts w:ascii="Bell MT" w:hAnsi="Bell MT"/>
+                <w:b w:val="0"/>
+                <w:bCs w:val="0"/>
+                <w:color w:val="000000" w:themeColor="text1"/>
+                <w:sz w:val="40"/>
+              </w:rPr>
+              <w:t xml:space="preserve"> 8</w:t>
+            </w:r>
+            <w:r>
+              <w:rPr>
+                <w:rFonts w:ascii="Bell MT" w:hAnsi="Bell MT"/>
+                <w:b w:val="0"/>
+                <w:bCs w:val="0"/>
+                <w:color w:val="000000" w:themeColor="text1"/>
+                <w:sz w:val="40"/>
+                <w:vertAlign w:val="superscript"/>
+              </w:rPr>
+              <w:t>th</w:t>
+            </w:r>
+          </w:p>
+        </w:tc>
+      </w:tr>
+      <w:tr>
+        <w:trPr>
+          <w:cnfStyle w:val="000000100000" w:firstRow="0" w:lastRow="0" w:firstColumn="0" w:lastColumn="0" w:oddVBand="0" w:evenVBand="0" w:oddHBand="1" w:evenHBand="0" w:firstRowFirstColumn="0" w:firstRowLastColumn="0" w:lastRowFirstColumn="0" w:lastRowLastColumn="0"/>
+          <w:trHeight w:val="681"/>
+        </w:trPr>
+        <w:tc>
+          <w:tcPr>
+            <w:cnfStyle w:val="001000000000" w:firstRow="0" w:lastRow="0" w:firstColumn="1" w:lastColumn="0" w:oddVBand="0" w:evenVBand="0" w:oddHBand="0" w:evenHBand="0" w:firstRowFirstColumn="0" w:firstRowLastColumn="0" w:lastRowFirstColumn="0" w:lastRowLastColumn="0"/>
+            <w:tcW w:w="5850" w:type="dxa"/>
+            <w:gridSpan w:val="2"/>
+          </w:tcPr>
+          <w:p>
+            <w:pPr>
+              <w:spacing w:after="40"/>
+              <w:rPr>
+                <w:rFonts w:ascii="Bell MT" w:hAnsi="Bell MT"/>
+                <w:b w:val="0"/>
+                <w:bCs w:val="0"/>
+                <w:color w:val="000000" w:themeColor="text1"/>
+                <w:sz w:val="40"/>
+              </w:rPr>
+            </w:pPr>
+            <w:r>
+              <w:rPr>
+                <w:rFonts w:ascii="Bell MT" w:hAnsi="Bell MT"/>
+                <w:b w:val="0"/>
+                <w:bCs w:val="0"/>
+                <w:color w:val="000000" w:themeColor="text1"/>
+                <w:sz w:val="40"/>
+              </w:rPr>
+              <w:t xml:space="preserve">Batch </w:t>
+            </w:r>
+            <w:proofErr w:type="gramStart"/>
+            <w:r>
+              <w:rPr>
+                <w:rFonts w:ascii="Bell MT" w:hAnsi="Bell MT"/>
+                <w:b w:val="0"/>
+                <w:bCs w:val="0"/>
+                <w:color w:val="000000" w:themeColor="text1"/>
+                <w:sz w:val="40"/>
+              </w:rPr>
+              <w:t xml:space="preserve">  :</w:t>
+            </w:r>
+            <w:proofErr w:type="gramEnd"/>
+            <w:r>
+              <w:rPr>
+                <w:rFonts w:ascii="Bell MT" w:hAnsi="Bell MT"/>
+                <w:b w:val="0"/>
+                <w:bCs w:val="0"/>
+                <w:color w:val="000000" w:themeColor="text1"/>
+                <w:sz w:val="40"/>
+              </w:rPr>
+              <w:t xml:space="preserve"> 42</w:t>
+            </w:r>
+            <w:r>
+              <w:rPr>
+                <w:rFonts w:ascii="Bell MT" w:hAnsi="Bell MT"/>
+                <w:b w:val="0"/>
+                <w:bCs w:val="0"/>
+                <w:color w:val="000000" w:themeColor="text1"/>
+                <w:sz w:val="40"/>
+                <w:vertAlign w:val="superscript"/>
+              </w:rPr>
+              <w:t>nd</w:t>
+            </w:r>
+          </w:p>
+        </w:tc>
+      </w:tr>
+      <w:tr>
+        <w:trPr>
+          <w:trHeight w:val="664"/>
+        </w:trPr>
+        <w:tc>
+          <w:tcPr>
+            <w:cnfStyle w:val="001000000000" w:firstRow="0" w:lastRow="0" w:firstColumn="1" w:lastColumn="0" w:oddVBand="0" w:evenVBand="0" w:oddHBand="0" w:evenHBand="0" w:firstRowFirstColumn="0" w:firstRowLastColumn="0" w:lastRowFirstColumn="0" w:lastRowLastColumn="0"/>
+            <w:tcW w:w="2050" w:type="dxa"/>
+          </w:tcPr>
+          <w:p>
+            <w:pPr>
+              <w:spacing w:after="40"/>
+              <w:rPr>
+                <w:rFonts w:ascii="Bell MT" w:hAnsi="Bell MT"/>
+                <w:b w:val="0"/>
+                <w:bCs w:val="0"/>
+                <w:color w:val="000000" w:themeColor="text1"/>
+                <w:sz w:val="40"/>
+              </w:rPr>
+            </w:pPr>
+            <w:proofErr w:type="gramStart"/>
+            <w:r>
+              <w:rPr>
+                <w:rFonts w:ascii="Bell MT" w:hAnsi="Bell MT"/>
+                <w:b w:val="0"/>
+                <w:bCs w:val="0"/>
+                <w:color w:val="000000" w:themeColor="text1"/>
+                <w:sz w:val="40"/>
+              </w:rPr>
+              <w:t>Section :</w:t>
+            </w:r>
+            <w:proofErr w:type="gramEnd"/>
+            <w:r>
+              <w:rPr>
+                <w:rFonts w:ascii="Bell MT" w:hAnsi="Bell MT"/>
+                <w:b w:val="0"/>
+                <w:bCs w:val="0"/>
+                <w:color w:val="000000" w:themeColor="text1"/>
+                <w:sz w:val="40"/>
+              </w:rPr>
+              <w:t xml:space="preserve"> C</w:t>
+            </w:r>
+            <w:r>
+              <w:rPr>
+                <w:rFonts w:ascii="Bell MT" w:hAnsi="Bell MT"/>
+                <w:b w:val="0"/>
+                <w:bCs w:val="0"/>
+                <w:color w:val="000000" w:themeColor="text1"/>
+                <w:sz w:val="40"/>
+              </w:rPr>
+              <w:t xml:space="preserve"> </w:t>
+            </w:r>
+          </w:p>
+        </w:tc>
+        <w:tc>
+          <w:tcPr>
+            <w:tcW w:w="3800" w:type="dxa"/>
+          </w:tcPr>
+          <w:p>
+            <w:pPr>
+              <w:spacing w:after="40"/>
+              <w:cnfStyle w:val="000000000000" w:firstRow="0" w:lastRow="0" w:firstColumn="0" w:lastColumn="0" w:oddVBand="0" w:evenVBand="0" w:oddHBand="0" w:evenHBand="0" w:firstRowFirstColumn="0" w:firstRowLastColumn="0" w:lastRowFirstColumn="0" w:lastRowLastColumn="0"/>
+              <w:rPr>
+                <w:rFonts w:ascii="Bell MT" w:hAnsi="Bell MT"/>
+                <w:color w:val="000000" w:themeColor="text1"/>
+                <w:sz w:val="40"/>
+              </w:rPr>
+            </w:pPr>
+            <w:proofErr w:type="gramStart"/>
+            <w:r>
+              <w:rPr>
+                <w:rFonts w:ascii="Bell MT" w:hAnsi="Bell MT"/>
+                <w:color w:val="000000" w:themeColor="text1"/>
+                <w:sz w:val="40"/>
+              </w:rPr>
+              <w:t>Session :</w:t>
+            </w:r>
+            <w:proofErr w:type="gramEnd"/>
+            <w:r>
+              <w:rPr>
+                <w:rFonts w:ascii="Bell MT" w:hAnsi="Bell MT"/>
+                <w:color w:val="000000" w:themeColor="text1"/>
+                <w:sz w:val="40"/>
+              </w:rPr>
+              <w:t xml:space="preserve"> Spring 2026</w:t>
+            </w:r>
+          </w:p>
+        </w:tc>
+      </w:tr>
+    </w:tbl>
+    <w:p>
+      <w:pPr>
+        <w:spacing w:after="40"/>
+        <w:jc w:val="center"/>
+        <w:rPr>
+          <w:rFonts w:ascii="Calibri" w:hAnsi="Calibri"/>
+          <w:b/>
+          <w:color w:val="003366"/>
+          <w:sz w:val="40"/>
+        </w:rPr>
+      </w:pPr>
+    </w:p>
+    <w:p>
+      <w:pPr>
+        <w:spacing w:after="40"/>
+        <w:ind w:firstLine="720"/>
       </w:pPr>
       <w:r>
         <w:rPr>
@@ -19,6 +1975,7 @@
     <w:p>
       <w:pPr>
         <w:spacing w:after="320"/>
+        <w:jc w:val="center"/>
       </w:pPr>
       <w:r>
         <w:rPr>
@@ -32,49 +1989,89 @@
     <w:p>
       <w:pPr>
         <w:spacing w:before="120" w:after="80"/>
+        <w:rPr>
+          <w:rFonts w:ascii="Calibri" w:hAnsi="Calibri"/>
+          <w:b/>
+          <w:color w:val="003366"/>
+          <w:sz w:val="32"/>
+          <w:szCs w:val="28"/>
+        </w:rPr>
+      </w:pPr>
+    </w:p>
+    <w:p>
+      <w:pPr>
+        <w:spacing w:before="120" w:after="80"/>
+        <w:rPr>
+          <w:rFonts w:ascii="Calibri" w:hAnsi="Calibri"/>
+          <w:b/>
+          <w:color w:val="003366"/>
+          <w:sz w:val="32"/>
+          <w:szCs w:val="28"/>
+        </w:rPr>
+      </w:pPr>
+    </w:p>
+    <w:p>
+      <w:pPr>
+        <w:spacing w:before="120" w:after="80"/>
+        <w:rPr>
+          <w:sz w:val="28"/>
+          <w:szCs w:val="28"/>
+        </w:rPr>
       </w:pPr>
       <w:r>
         <w:rPr>
           <w:rFonts w:ascii="Calibri" w:hAnsi="Calibri"/>
           <w:b/>
           <w:color w:val="003366"/>
-          <w:sz w:val="26"/>
+          <w:sz w:val="32"/>
+          <w:szCs w:val="28"/>
         </w:rPr>
         <w:t>Table of Contents</w:t>
       </w:r>
     </w:p>
     <w:tbl>
       <w:tblPr>
-        <w:tblW w:w="9743" w:type="dxa"/>
-        <w:jc w:val="center"/>
+        <w:tblStyle w:val="PlainTable2"/>
+        <w:tblW w:w="9817" w:type="dxa"/>
+        <w:tblBorders>
+          <w:top w:val="none" w:sz="0" w:space="0" w:color="auto"/>
+          <w:bottom w:val="none" w:sz="0" w:space="0" w:color="auto"/>
+        </w:tblBorders>
         <w:tblLayout w:type="fixed"/>
         <w:tblLook w:val="04A0" w:firstRow="1" w:lastRow="0" w:firstColumn="1" w:lastColumn="0" w:noHBand="0" w:noVBand="1"/>
       </w:tblPr>
       <w:tblGrid>
-        <w:gridCol w:w="1199"/>
-        <w:gridCol w:w="6296"/>
-        <w:gridCol w:w="2248"/>
+        <w:gridCol w:w="1208"/>
+        <w:gridCol w:w="6344"/>
+        <w:gridCol w:w="2265"/>
       </w:tblGrid>
       <w:tr>
         <w:trPr>
-          <w:trHeight w:val="464"/>
-          <w:jc w:val="center"/>
+          <w:cnfStyle w:val="100000000000" w:firstRow="1" w:lastRow="0" w:firstColumn="0" w:lastColumn="0" w:oddVBand="0" w:evenVBand="0" w:oddHBand="0" w:evenHBand="0" w:firstRowFirstColumn="0" w:firstRowLastColumn="0" w:lastRowFirstColumn="0" w:lastRowLastColumn="0"/>
+          <w:trHeight w:val="572"/>
         </w:trPr>
         <w:tc>
           <w:tcPr>
-            <w:tcW w:w="1199" w:type="dxa"/>
-            <w:shd w:val="clear" w:color="auto" w:fill="E2E8F0"/>
+            <w:cnfStyle w:val="001000000000" w:firstRow="0" w:lastRow="0" w:firstColumn="1" w:lastColumn="0" w:oddVBand="0" w:evenVBand="0" w:oddHBand="0" w:evenHBand="0" w:firstRowFirstColumn="0" w:firstRowLastColumn="0" w:lastRowFirstColumn="0" w:lastRowLastColumn="0"/>
+            <w:tcW w:w="1208" w:type="dxa"/>
+            <w:tcBorders>
+              <w:bottom w:val="none" w:sz="0" w:space="0" w:color="auto"/>
+            </w:tcBorders>
           </w:tcPr>
           <w:p>
             <w:pPr>
               <w:spacing w:before="40" w:after="40"/>
+              <w:rPr>
+                <w:sz w:val="32"/>
+                <w:szCs w:val="40"/>
+              </w:rPr>
             </w:pPr>
             <w:r>
               <w:rPr>
                 <w:rFonts w:ascii="Calibri" w:hAnsi="Calibri"/>
-                <w:b/>
                 <w:color w:val="003366"/>
-                <w:sz w:val="19"/>
+                <w:sz w:val="32"/>
+                <w:szCs w:val="40"/>
               </w:rPr>
               <w:t>Sr. No.</w:t>
             </w:r>
@@ -82,19 +2079,26 @@
         </w:tc>
         <w:tc>
           <w:tcPr>
-            <w:tcW w:w="6296" w:type="dxa"/>
-            <w:shd w:val="clear" w:color="auto" w:fill="E2E8F0"/>
+            <w:tcW w:w="6344" w:type="dxa"/>
+            <w:tcBorders>
+              <w:bottom w:val="none" w:sz="0" w:space="0" w:color="auto"/>
+            </w:tcBorders>
           </w:tcPr>
           <w:p>
             <w:pPr>
               <w:spacing w:before="40" w:after="40"/>
+              <w:cnfStyle w:val="100000000000" w:firstRow="1" w:lastRow="0" w:firstColumn="0" w:lastColumn="0" w:oddVBand="0" w:evenVBand="0" w:oddHBand="0" w:evenHBand="0" w:firstRowFirstColumn="0" w:firstRowLastColumn="0" w:lastRowFirstColumn="0" w:lastRowLastColumn="0"/>
+              <w:rPr>
+                <w:sz w:val="32"/>
+                <w:szCs w:val="40"/>
+              </w:rPr>
             </w:pPr>
             <w:r>
               <w:rPr>
                 <w:rFonts w:ascii="Calibri" w:hAnsi="Calibri"/>
-                <w:b/>
                 <w:color w:val="003366"/>
-                <w:sz w:val="19"/>
+                <w:sz w:val="32"/>
+                <w:szCs w:val="40"/>
               </w:rPr>
               <w:t>Topic Description</w:t>
             </w:r>
@@ -102,19 +2106,26 @@
         </w:tc>
         <w:tc>
           <w:tcPr>
-            <w:tcW w:w="2248" w:type="dxa"/>
-            <w:shd w:val="clear" w:color="auto" w:fill="E2E8F0"/>
+            <w:tcW w:w="2265" w:type="dxa"/>
+            <w:tcBorders>
+              <w:bottom w:val="none" w:sz="0" w:space="0" w:color="auto"/>
+            </w:tcBorders>
           </w:tcPr>
           <w:p>
             <w:pPr>
               <w:spacing w:before="40" w:after="40"/>
+              <w:cnfStyle w:val="100000000000" w:firstRow="1" w:lastRow="0" w:firstColumn="0" w:lastColumn="0" w:oddVBand="0" w:evenVBand="0" w:oddHBand="0" w:evenHBand="0" w:firstRowFirstColumn="0" w:firstRowLastColumn="0" w:lastRowFirstColumn="0" w:lastRowLastColumn="0"/>
+              <w:rPr>
+                <w:sz w:val="32"/>
+                <w:szCs w:val="40"/>
+              </w:rPr>
             </w:pPr>
             <w:r>
               <w:rPr>
                 <w:rFonts w:ascii="Calibri" w:hAnsi="Calibri"/>
-                <w:b/>
                 <w:color w:val="003366"/>
-                <w:sz w:val="19"/>
+                <w:sz w:val="32"/>
+                <w:szCs w:val="40"/>
               </w:rPr>
               <w:t>Engine</w:t>
             </w:r>
@@ -123,23 +2134,32 @@
       </w:tr>
       <w:tr>
         <w:trPr>
-          <w:trHeight w:val="448"/>
-          <w:jc w:val="center"/>
+          <w:cnfStyle w:val="000000100000" w:firstRow="0" w:lastRow="0" w:firstColumn="0" w:lastColumn="0" w:oddVBand="0" w:evenVBand="0" w:oddHBand="1" w:evenHBand="0" w:firstRowFirstColumn="0" w:firstRowLastColumn="0" w:lastRowFirstColumn="0" w:lastRowLastColumn="0"/>
+          <w:trHeight w:val="552"/>
         </w:trPr>
         <w:tc>
           <w:tcPr>
-            <w:tcW w:w="1199" w:type="dxa"/>
-            <w:shd w:val="clear" w:color="auto" w:fill="FFFFFF"/>
+            <w:cnfStyle w:val="001000000000" w:firstRow="0" w:lastRow="0" w:firstColumn="1" w:lastColumn="0" w:oddVBand="0" w:evenVBand="0" w:oddHBand="0" w:evenHBand="0" w:firstRowFirstColumn="0" w:firstRowLastColumn="0" w:lastRowFirstColumn="0" w:lastRowLastColumn="0"/>
+            <w:tcW w:w="1208" w:type="dxa"/>
+            <w:tcBorders>
+              <w:top w:val="none" w:sz="0" w:space="0" w:color="auto"/>
+              <w:bottom w:val="none" w:sz="0" w:space="0" w:color="auto"/>
+            </w:tcBorders>
           </w:tcPr>
           <w:p>
             <w:pPr>
               <w:spacing w:before="40" w:after="40"/>
+              <w:rPr>
+                <w:sz w:val="32"/>
+                <w:szCs w:val="40"/>
+              </w:rPr>
             </w:pPr>
             <w:r>
               <w:rPr>
                 <w:rFonts w:ascii="Calibri" w:hAnsi="Calibri"/>
                 <w:color w:val="1E293B"/>
-                <w:sz w:val="18"/>
+                <w:sz w:val="32"/>
+                <w:szCs w:val="40"/>
               </w:rPr>
               <w:t>1.</w:t>
             </w:r>
@@ -147,18 +2167,27 @@
         </w:tc>
         <w:tc>
           <w:tcPr>
-            <w:tcW w:w="6296" w:type="dxa"/>
-            <w:shd w:val="clear" w:color="auto" w:fill="FFFFFF"/>
+            <w:tcW w:w="6344" w:type="dxa"/>
+            <w:tcBorders>
+              <w:top w:val="none" w:sz="0" w:space="0" w:color="auto"/>
+              <w:bottom w:val="none" w:sz="0" w:space="0" w:color="auto"/>
+            </w:tcBorders>
           </w:tcPr>
           <w:p>
             <w:pPr>
               <w:spacing w:before="40" w:after="40"/>
+              <w:cnfStyle w:val="000000100000" w:firstRow="0" w:lastRow="0" w:firstColumn="0" w:lastColumn="0" w:oddVBand="0" w:evenVBand="0" w:oddHBand="1" w:evenHBand="0" w:firstRowFirstColumn="0" w:firstRowLastColumn="0" w:lastRowFirstColumn="0" w:lastRowLastColumn="0"/>
+              <w:rPr>
+                <w:sz w:val="32"/>
+                <w:szCs w:val="40"/>
+              </w:rPr>
             </w:pPr>
             <w:r>
               <w:rPr>
                 <w:rFonts w:ascii="Calibri" w:hAnsi="Calibri"/>
                 <w:color w:val="1E293B"/>
-                <w:sz w:val="18"/>
+                <w:sz w:val="32"/>
+                <w:szCs w:val="40"/>
               </w:rPr>
               <w:t>Problem Statement &amp; Dataset Schema Description</w:t>
             </w:r>
@@ -166,18 +2195,27 @@
         </w:tc>
         <w:tc>
           <w:tcPr>
-            <w:tcW w:w="2248" w:type="dxa"/>
-            <w:shd w:val="clear" w:color="auto" w:fill="FFFFFF"/>
+            <w:tcW w:w="2265" w:type="dxa"/>
+            <w:tcBorders>
+              <w:top w:val="none" w:sz="0" w:space="0" w:color="auto"/>
+              <w:bottom w:val="none" w:sz="0" w:space="0" w:color="auto"/>
+            </w:tcBorders>
           </w:tcPr>
           <w:p>
             <w:pPr>
               <w:spacing w:before="40" w:after="40"/>
+              <w:cnfStyle w:val="000000100000" w:firstRow="0" w:lastRow="0" w:firstColumn="0" w:lastColumn="0" w:oddVBand="0" w:evenVBand="0" w:oddHBand="1" w:evenHBand="0" w:firstRowFirstColumn="0" w:firstRowLastColumn="0" w:lastRowFirstColumn="0" w:lastRowLastColumn="0"/>
+              <w:rPr>
+                <w:sz w:val="32"/>
+                <w:szCs w:val="40"/>
+              </w:rPr>
             </w:pPr>
             <w:r>
               <w:rPr>
                 <w:rFonts w:ascii="Calibri" w:hAnsi="Calibri"/>
                 <w:color w:val="1E293B"/>
-                <w:sz w:val="18"/>
+                <w:sz w:val="32"/>
+                <w:szCs w:val="40"/>
               </w:rPr>
               <w:t>Overview</w:t>
             </w:r>
@@ -186,23 +2224,27 @@
       </w:tr>
       <w:tr>
         <w:trPr>
-          <w:trHeight w:val="432"/>
-          <w:jc w:val="center"/>
+          <w:trHeight w:val="532"/>
         </w:trPr>
         <w:tc>
           <w:tcPr>
-            <w:tcW w:w="1199" w:type="dxa"/>
-            <w:shd w:val="clear" w:color="auto" w:fill="F8FAFC"/>
+            <w:cnfStyle w:val="001000000000" w:firstRow="0" w:lastRow="0" w:firstColumn="1" w:lastColumn="0" w:oddVBand="0" w:evenVBand="0" w:oddHBand="0" w:evenHBand="0" w:firstRowFirstColumn="0" w:firstRowLastColumn="0" w:lastRowFirstColumn="0" w:lastRowLastColumn="0"/>
+            <w:tcW w:w="1208" w:type="dxa"/>
           </w:tcPr>
           <w:p>
             <w:pPr>
               <w:spacing w:before="40" w:after="40"/>
+              <w:rPr>
+                <w:sz w:val="32"/>
+                <w:szCs w:val="40"/>
+              </w:rPr>
             </w:pPr>
             <w:r>
               <w:rPr>
                 <w:rFonts w:ascii="Calibri" w:hAnsi="Calibri"/>
                 <w:color w:val="1E293B"/>
-                <w:sz w:val="18"/>
+                <w:sz w:val="32"/>
+                <w:szCs w:val="40"/>
               </w:rPr>
               <w:t>2.</w:t>
             </w:r>
@@ -210,18 +2252,23 @@
         </w:tc>
         <w:tc>
           <w:tcPr>
-            <w:tcW w:w="6296" w:type="dxa"/>
-            <w:shd w:val="clear" w:color="auto" w:fill="F8FAFC"/>
+            <w:tcW w:w="6344" w:type="dxa"/>
           </w:tcPr>
           <w:p>
             <w:pPr>
               <w:spacing w:before="40" w:after="40"/>
+              <w:cnfStyle w:val="000000000000" w:firstRow="0" w:lastRow="0" w:firstColumn="0" w:lastColumn="0" w:oddVBand="0" w:evenVBand="0" w:oddHBand="0" w:evenHBand="0" w:firstRowFirstColumn="0" w:firstRowLastColumn="0" w:lastRowFirstColumn="0" w:lastRowLastColumn="0"/>
+              <w:rPr>
+                <w:sz w:val="32"/>
+                <w:szCs w:val="40"/>
+              </w:rPr>
             </w:pPr>
             <w:r>
               <w:rPr>
                 <w:rFonts w:ascii="Calibri" w:hAnsi="Calibri"/>
                 <w:color w:val="1E293B"/>
-                <w:sz w:val="18"/>
+                <w:sz w:val="32"/>
+                <w:szCs w:val="40"/>
               </w:rPr>
               <w:t>MapReduce Problem 1: Total Taxi Trips by Passenger Count</w:t>
             </w:r>
@@ -229,18 +2276,23 @@
         </w:tc>
         <w:tc>
           <w:tcPr>
-            <w:tcW w:w="2248" w:type="dxa"/>
-            <w:shd w:val="clear" w:color="auto" w:fill="F8FAFC"/>
+            <w:tcW w:w="2265" w:type="dxa"/>
           </w:tcPr>
           <w:p>
             <w:pPr>
               <w:spacing w:before="40" w:after="40"/>
+              <w:cnfStyle w:val="000000000000" w:firstRow="0" w:lastRow="0" w:firstColumn="0" w:lastColumn="0" w:oddVBand="0" w:evenVBand="0" w:oddHBand="0" w:evenHBand="0" w:firstRowFirstColumn="0" w:firstRowLastColumn="0" w:lastRowFirstColumn="0" w:lastRowLastColumn="0"/>
+              <w:rPr>
+                <w:sz w:val="32"/>
+                <w:szCs w:val="40"/>
+              </w:rPr>
             </w:pPr>
             <w:r>
               <w:rPr>
                 <w:rFonts w:ascii="Calibri" w:hAnsi="Calibri"/>
                 <w:color w:val="1E293B"/>
-                <w:sz w:val="18"/>
+                <w:sz w:val="32"/>
+                <w:szCs w:val="40"/>
               </w:rPr>
               <w:t>Hadoop (Java)</w:t>
             </w:r>
@@ -249,23 +2301,32 @@
       </w:tr>
       <w:tr>
         <w:trPr>
-          <w:trHeight w:val="448"/>
-          <w:jc w:val="center"/>
+          <w:cnfStyle w:val="000000100000" w:firstRow="0" w:lastRow="0" w:firstColumn="0" w:lastColumn="0" w:oddVBand="0" w:evenVBand="0" w:oddHBand="1" w:evenHBand="0" w:firstRowFirstColumn="0" w:firstRowLastColumn="0" w:lastRowFirstColumn="0" w:lastRowLastColumn="0"/>
+          <w:trHeight w:val="552"/>
         </w:trPr>
         <w:tc>
           <w:tcPr>
-            <w:tcW w:w="1199" w:type="dxa"/>
-            <w:shd w:val="clear" w:color="auto" w:fill="FFFFFF"/>
+            <w:cnfStyle w:val="001000000000" w:firstRow="0" w:lastRow="0" w:firstColumn="1" w:lastColumn="0" w:oddVBand="0" w:evenVBand="0" w:oddHBand="0" w:evenHBand="0" w:firstRowFirstColumn="0" w:firstRowLastColumn="0" w:lastRowFirstColumn="0" w:lastRowLastColumn="0"/>
+            <w:tcW w:w="1208" w:type="dxa"/>
+            <w:tcBorders>
+              <w:top w:val="none" w:sz="0" w:space="0" w:color="auto"/>
+              <w:bottom w:val="none" w:sz="0" w:space="0" w:color="auto"/>
+            </w:tcBorders>
           </w:tcPr>
           <w:p>
             <w:pPr>
               <w:spacing w:before="40" w:after="40"/>
+              <w:rPr>
+                <w:sz w:val="32"/>
+                <w:szCs w:val="40"/>
+              </w:rPr>
             </w:pPr>
             <w:r>
               <w:rPr>
                 <w:rFonts w:ascii="Calibri" w:hAnsi="Calibri"/>
                 <w:color w:val="1E293B"/>
-                <w:sz w:val="18"/>
+                <w:sz w:val="32"/>
+                <w:szCs w:val="40"/>
               </w:rPr>
               <w:t>3.</w:t>
             </w:r>
@@ -273,18 +2334,27 @@
         </w:tc>
         <w:tc>
           <w:tcPr>
-            <w:tcW w:w="6296" w:type="dxa"/>
-            <w:shd w:val="clear" w:color="auto" w:fill="FFFFFF"/>
+            <w:tcW w:w="6344" w:type="dxa"/>
+            <w:tcBorders>
+              <w:top w:val="none" w:sz="0" w:space="0" w:color="auto"/>
+              <w:bottom w:val="none" w:sz="0" w:space="0" w:color="auto"/>
+            </w:tcBorders>
           </w:tcPr>
           <w:p>
             <w:pPr>
               <w:spacing w:before="40" w:after="40"/>
+              <w:cnfStyle w:val="000000100000" w:firstRow="0" w:lastRow="0" w:firstColumn="0" w:lastColumn="0" w:oddVBand="0" w:evenVBand="0" w:oddHBand="1" w:evenHBand="0" w:firstRowFirstColumn="0" w:firstRowLastColumn="0" w:lastRowFirstColumn="0" w:lastRowLastColumn="0"/>
+              <w:rPr>
+                <w:sz w:val="32"/>
+                <w:szCs w:val="40"/>
+              </w:rPr>
             </w:pPr>
             <w:r>
               <w:rPr>
                 <w:rFonts w:ascii="Calibri" w:hAnsi="Calibri"/>
                 <w:color w:val="1E293B"/>
-                <w:sz w:val="18"/>
+                <w:sz w:val="32"/>
+                <w:szCs w:val="40"/>
               </w:rPr>
               <w:t>MapReduce Problem 2: Average Tip Amount by Payment Type</w:t>
             </w:r>
@@ -292,18 +2362,27 @@
         </w:tc>
         <w:tc>
           <w:tcPr>
-            <w:tcW w:w="2248" w:type="dxa"/>
-            <w:shd w:val="clear" w:color="auto" w:fill="FFFFFF"/>
+            <w:tcW w:w="2265" w:type="dxa"/>
+            <w:tcBorders>
+              <w:top w:val="none" w:sz="0" w:space="0" w:color="auto"/>
+              <w:bottom w:val="none" w:sz="0" w:space="0" w:color="auto"/>
+            </w:tcBorders>
           </w:tcPr>
           <w:p>
             <w:pPr>
               <w:spacing w:before="40" w:after="40"/>
+              <w:cnfStyle w:val="000000100000" w:firstRow="0" w:lastRow="0" w:firstColumn="0" w:lastColumn="0" w:oddVBand="0" w:evenVBand="0" w:oddHBand="1" w:evenHBand="0" w:firstRowFirstColumn="0" w:firstRowLastColumn="0" w:lastRowFirstColumn="0" w:lastRowLastColumn="0"/>
+              <w:rPr>
+                <w:sz w:val="32"/>
+                <w:szCs w:val="40"/>
+              </w:rPr>
             </w:pPr>
             <w:r>
               <w:rPr>
                 <w:rFonts w:ascii="Calibri" w:hAnsi="Calibri"/>
                 <w:color w:val="1E293B"/>
-                <w:sz w:val="18"/>
+                <w:sz w:val="32"/>
+                <w:szCs w:val="40"/>
               </w:rPr>
               <w:t>Hadoop (Java)</w:t>
             </w:r>
@@ -312,23 +2391,27 @@
       </w:tr>
       <w:tr>
         <w:trPr>
-          <w:trHeight w:val="448"/>
-          <w:jc w:val="center"/>
+          <w:trHeight w:val="552"/>
         </w:trPr>
         <w:tc>
           <w:tcPr>
-            <w:tcW w:w="1199" w:type="dxa"/>
-            <w:shd w:val="clear" w:color="auto" w:fill="F8FAFC"/>
+            <w:cnfStyle w:val="001000000000" w:firstRow="0" w:lastRow="0" w:firstColumn="1" w:lastColumn="0" w:oddVBand="0" w:evenVBand="0" w:oddHBand="0" w:evenHBand="0" w:firstRowFirstColumn="0" w:firstRowLastColumn="0" w:lastRowFirstColumn="0" w:lastRowLastColumn="0"/>
+            <w:tcW w:w="1208" w:type="dxa"/>
           </w:tcPr>
           <w:p>
             <w:pPr>
               <w:spacing w:before="40" w:after="40"/>
+              <w:rPr>
+                <w:sz w:val="32"/>
+                <w:szCs w:val="40"/>
+              </w:rPr>
             </w:pPr>
             <w:r>
               <w:rPr>
                 <w:rFonts w:ascii="Calibri" w:hAnsi="Calibri"/>
                 <w:color w:val="1E293B"/>
-                <w:sz w:val="18"/>
+                <w:sz w:val="32"/>
+                <w:szCs w:val="40"/>
               </w:rPr>
               <w:t>4.</w:t>
             </w:r>
@@ -336,18 +2419,23 @@
         </w:tc>
         <w:tc>
           <w:tcPr>
-            <w:tcW w:w="6296" w:type="dxa"/>
-            <w:shd w:val="clear" w:color="auto" w:fill="F8FAFC"/>
+            <w:tcW w:w="6344" w:type="dxa"/>
           </w:tcPr>
           <w:p>
             <w:pPr>
               <w:spacing w:before="40" w:after="40"/>
+              <w:cnfStyle w:val="000000000000" w:firstRow="0" w:lastRow="0" w:firstColumn="0" w:lastColumn="0" w:oddVBand="0" w:evenVBand="0" w:oddHBand="0" w:evenHBand="0" w:firstRowFirstColumn="0" w:firstRowLastColumn="0" w:lastRowFirstColumn="0" w:lastRowLastColumn="0"/>
+              <w:rPr>
+                <w:sz w:val="32"/>
+                <w:szCs w:val="40"/>
+              </w:rPr>
             </w:pPr>
             <w:r>
               <w:rPr>
                 <w:rFonts w:ascii="Calibri" w:hAnsi="Calibri"/>
                 <w:color w:val="1E293B"/>
-                <w:sz w:val="18"/>
+                <w:sz w:val="32"/>
+                <w:szCs w:val="40"/>
               </w:rPr>
               <w:t>MapReduce Problem 3: Total Gross Revenue by Pickup Location</w:t>
             </w:r>
@@ -355,18 +2443,23 @@
         </w:tc>
         <w:tc>
           <w:tcPr>
-            <w:tcW w:w="2248" w:type="dxa"/>
-            <w:shd w:val="clear" w:color="auto" w:fill="F8FAFC"/>
+            <w:tcW w:w="2265" w:type="dxa"/>
           </w:tcPr>
           <w:p>
             <w:pPr>
               <w:spacing w:before="40" w:after="40"/>
+              <w:cnfStyle w:val="000000000000" w:firstRow="0" w:lastRow="0" w:firstColumn="0" w:lastColumn="0" w:oddVBand="0" w:evenVBand="0" w:oddHBand="0" w:evenHBand="0" w:firstRowFirstColumn="0" w:firstRowLastColumn="0" w:lastRowFirstColumn="0" w:lastRowLastColumn="0"/>
+              <w:rPr>
+                <w:sz w:val="32"/>
+                <w:szCs w:val="40"/>
+              </w:rPr>
             </w:pPr>
             <w:r>
               <w:rPr>
                 <w:rFonts w:ascii="Calibri" w:hAnsi="Calibri"/>
                 <w:color w:val="1E293B"/>
-                <w:sz w:val="18"/>
+                <w:sz w:val="32"/>
+                <w:szCs w:val="40"/>
               </w:rPr>
               <w:t>Hadoop (Java)</w:t>
             </w:r>
@@ -375,23 +2468,32 @@
       </w:tr>
       <w:tr>
         <w:trPr>
-          <w:trHeight w:val="448"/>
-          <w:jc w:val="center"/>
+          <w:cnfStyle w:val="000000100000" w:firstRow="0" w:lastRow="0" w:firstColumn="0" w:lastColumn="0" w:oddVBand="0" w:evenVBand="0" w:oddHBand="1" w:evenHBand="0" w:firstRowFirstColumn="0" w:firstRowLastColumn="0" w:lastRowFirstColumn="0" w:lastRowLastColumn="0"/>
+          <w:trHeight w:val="552"/>
         </w:trPr>
         <w:tc>
           <w:tcPr>
-            <w:tcW w:w="1199" w:type="dxa"/>
-            <w:shd w:val="clear" w:color="auto" w:fill="FFFFFF"/>
+            <w:cnfStyle w:val="001000000000" w:firstRow="0" w:lastRow="0" w:firstColumn="1" w:lastColumn="0" w:oddVBand="0" w:evenVBand="0" w:oddHBand="0" w:evenHBand="0" w:firstRowFirstColumn="0" w:firstRowLastColumn="0" w:lastRowFirstColumn="0" w:lastRowLastColumn="0"/>
+            <w:tcW w:w="1208" w:type="dxa"/>
+            <w:tcBorders>
+              <w:top w:val="none" w:sz="0" w:space="0" w:color="auto"/>
+              <w:bottom w:val="none" w:sz="0" w:space="0" w:color="auto"/>
+            </w:tcBorders>
           </w:tcPr>
           <w:p>
             <w:pPr>
               <w:spacing w:before="40" w:after="40"/>
+              <w:rPr>
+                <w:sz w:val="32"/>
+                <w:szCs w:val="40"/>
+              </w:rPr>
             </w:pPr>
             <w:r>
               <w:rPr>
                 <w:rFonts w:ascii="Calibri" w:hAnsi="Calibri"/>
                 <w:color w:val="1E293B"/>
-                <w:sz w:val="18"/>
+                <w:sz w:val="32"/>
+                <w:szCs w:val="40"/>
               </w:rPr>
               <w:t>5.</w:t>
             </w:r>
@@ -399,18 +2501,27 @@
         </w:tc>
         <w:tc>
           <w:tcPr>
-            <w:tcW w:w="6296" w:type="dxa"/>
-            <w:shd w:val="clear" w:color="auto" w:fill="FFFFFF"/>
+            <w:tcW w:w="6344" w:type="dxa"/>
+            <w:tcBorders>
+              <w:top w:val="none" w:sz="0" w:space="0" w:color="auto"/>
+              <w:bottom w:val="none" w:sz="0" w:space="0" w:color="auto"/>
+            </w:tcBorders>
           </w:tcPr>
           <w:p>
             <w:pPr>
               <w:spacing w:before="40" w:after="40"/>
+              <w:cnfStyle w:val="000000100000" w:firstRow="0" w:lastRow="0" w:firstColumn="0" w:lastColumn="0" w:oddVBand="0" w:evenVBand="0" w:oddHBand="1" w:evenHBand="0" w:firstRowFirstColumn="0" w:firstRowLastColumn="0" w:lastRowFirstColumn="0" w:lastRowLastColumn="0"/>
+              <w:rPr>
+                <w:sz w:val="32"/>
+                <w:szCs w:val="40"/>
+              </w:rPr>
             </w:pPr>
             <w:r>
               <w:rPr>
                 <w:rFonts w:ascii="Calibri" w:hAnsi="Calibri"/>
                 <w:color w:val="1E293B"/>
-                <w:sz w:val="18"/>
+                <w:sz w:val="32"/>
+                <w:szCs w:val="40"/>
               </w:rPr>
               <w:t>Pig Problem 1: Top 10 Busiest Pickup Locations</w:t>
             </w:r>
@@ -418,18 +2529,27 @@
         </w:tc>
         <w:tc>
           <w:tcPr>
-            <w:tcW w:w="2248" w:type="dxa"/>
-            <w:shd w:val="clear" w:color="auto" w:fill="FFFFFF"/>
+            <w:tcW w:w="2265" w:type="dxa"/>
+            <w:tcBorders>
+              <w:top w:val="none" w:sz="0" w:space="0" w:color="auto"/>
+              <w:bottom w:val="none" w:sz="0" w:space="0" w:color="auto"/>
+            </w:tcBorders>
           </w:tcPr>
           <w:p>
             <w:pPr>
               <w:spacing w:before="40" w:after="40"/>
+              <w:cnfStyle w:val="000000100000" w:firstRow="0" w:lastRow="0" w:firstColumn="0" w:lastColumn="0" w:oddVBand="0" w:evenVBand="0" w:oddHBand="1" w:evenHBand="0" w:firstRowFirstColumn="0" w:firstRowLastColumn="0" w:lastRowFirstColumn="0" w:lastRowLastColumn="0"/>
+              <w:rPr>
+                <w:sz w:val="32"/>
+                <w:szCs w:val="40"/>
+              </w:rPr>
             </w:pPr>
             <w:r>
               <w:rPr>
                 <w:rFonts w:ascii="Calibri" w:hAnsi="Calibri"/>
                 <w:color w:val="1E293B"/>
-                <w:sz w:val="18"/>
+                <w:sz w:val="32"/>
+                <w:szCs w:val="40"/>
               </w:rPr>
               <w:t>Apache Pig</w:t>
             </w:r>
@@ -438,23 +2558,27 @@
       </w:tr>
       <w:tr>
         <w:trPr>
-          <w:trHeight w:val="432"/>
-          <w:jc w:val="center"/>
+          <w:trHeight w:val="532"/>
         </w:trPr>
         <w:tc>
           <w:tcPr>
-            <w:tcW w:w="1199" w:type="dxa"/>
-            <w:shd w:val="clear" w:color="auto" w:fill="F8FAFC"/>
+            <w:cnfStyle w:val="001000000000" w:firstRow="0" w:lastRow="0" w:firstColumn="1" w:lastColumn="0" w:oddVBand="0" w:evenVBand="0" w:oddHBand="0" w:evenHBand="0" w:firstRowFirstColumn="0" w:firstRowLastColumn="0" w:lastRowFirstColumn="0" w:lastRowLastColumn="0"/>
+            <w:tcW w:w="1208" w:type="dxa"/>
           </w:tcPr>
           <w:p>
             <w:pPr>
               <w:spacing w:before="40" w:after="40"/>
+              <w:rPr>
+                <w:sz w:val="32"/>
+                <w:szCs w:val="40"/>
+              </w:rPr>
             </w:pPr>
             <w:r>
               <w:rPr>
                 <w:rFonts w:ascii="Calibri" w:hAnsi="Calibri"/>
                 <w:color w:val="1E293B"/>
-                <w:sz w:val="18"/>
+                <w:sz w:val="32"/>
+                <w:szCs w:val="40"/>
               </w:rPr>
               <w:t>6.</w:t>
             </w:r>
@@ -462,18 +2586,23 @@
         </w:tc>
         <w:tc>
           <w:tcPr>
-            <w:tcW w:w="6296" w:type="dxa"/>
-            <w:shd w:val="clear" w:color="auto" w:fill="F8FAFC"/>
+            <w:tcW w:w="6344" w:type="dxa"/>
           </w:tcPr>
           <w:p>
             <w:pPr>
               <w:spacing w:before="40" w:after="40"/>
+              <w:cnfStyle w:val="000000000000" w:firstRow="0" w:lastRow="0" w:firstColumn="0" w:lastColumn="0" w:oddVBand="0" w:evenVBand="0" w:oddHBand="0" w:evenHBand="0" w:firstRowFirstColumn="0" w:firstRowLastColumn="0" w:lastRowFirstColumn="0" w:lastRowLastColumn="0"/>
+              <w:rPr>
+                <w:sz w:val="32"/>
+                <w:szCs w:val="40"/>
+              </w:rPr>
             </w:pPr>
             <w:r>
               <w:rPr>
                 <w:rFonts w:ascii="Calibri" w:hAnsi="Calibri"/>
                 <w:color w:val="1E293B"/>
-                <w:sz w:val="18"/>
+                <w:sz w:val="32"/>
+                <w:szCs w:val="40"/>
               </w:rPr>
               <w:t>Pig Problem 2: Hourly NYC Traffic Distribution</w:t>
             </w:r>
@@ -481,18 +2610,23 @@
         </w:tc>
         <w:tc>
           <w:tcPr>
-            <w:tcW w:w="2248" w:type="dxa"/>
-            <w:shd w:val="clear" w:color="auto" w:fill="F8FAFC"/>
+            <w:tcW w:w="2265" w:type="dxa"/>
           </w:tcPr>
           <w:p>
             <w:pPr>
               <w:spacing w:before="40" w:after="40"/>
+              <w:cnfStyle w:val="000000000000" w:firstRow="0" w:lastRow="0" w:firstColumn="0" w:lastColumn="0" w:oddVBand="0" w:evenVBand="0" w:oddHBand="0" w:evenHBand="0" w:firstRowFirstColumn="0" w:firstRowLastColumn="0" w:lastRowFirstColumn="0" w:lastRowLastColumn="0"/>
+              <w:rPr>
+                <w:sz w:val="32"/>
+                <w:szCs w:val="40"/>
+              </w:rPr>
             </w:pPr>
             <w:r>
               <w:rPr>
                 <w:rFonts w:ascii="Calibri" w:hAnsi="Calibri"/>
                 <w:color w:val="1E293B"/>
-                <w:sz w:val="18"/>
+                <w:sz w:val="32"/>
+                <w:szCs w:val="40"/>
               </w:rPr>
               <w:t>Apache Pig</w:t>
             </w:r>
@@ -501,23 +2635,32 @@
       </w:tr>
       <w:tr>
         <w:trPr>
-          <w:trHeight w:val="448"/>
-          <w:jc w:val="center"/>
+          <w:cnfStyle w:val="000000100000" w:firstRow="0" w:lastRow="0" w:firstColumn="0" w:lastColumn="0" w:oddVBand="0" w:evenVBand="0" w:oddHBand="1" w:evenHBand="0" w:firstRowFirstColumn="0" w:firstRowLastColumn="0" w:lastRowFirstColumn="0" w:lastRowLastColumn="0"/>
+          <w:trHeight w:val="552"/>
         </w:trPr>
         <w:tc>
           <w:tcPr>
-            <w:tcW w:w="1199" w:type="dxa"/>
-            <w:shd w:val="clear" w:color="auto" w:fill="FFFFFF"/>
+            <w:cnfStyle w:val="001000000000" w:firstRow="0" w:lastRow="0" w:firstColumn="1" w:lastColumn="0" w:oddVBand="0" w:evenVBand="0" w:oddHBand="0" w:evenHBand="0" w:firstRowFirstColumn="0" w:firstRowLastColumn="0" w:lastRowFirstColumn="0" w:lastRowLastColumn="0"/>
+            <w:tcW w:w="1208" w:type="dxa"/>
+            <w:tcBorders>
+              <w:top w:val="none" w:sz="0" w:space="0" w:color="auto"/>
+              <w:bottom w:val="none" w:sz="0" w:space="0" w:color="auto"/>
+            </w:tcBorders>
           </w:tcPr>
           <w:p>
             <w:pPr>
               <w:spacing w:before="40" w:after="40"/>
+              <w:rPr>
+                <w:sz w:val="32"/>
+                <w:szCs w:val="40"/>
+              </w:rPr>
             </w:pPr>
             <w:r>
               <w:rPr>
                 <w:rFonts w:ascii="Calibri" w:hAnsi="Calibri"/>
                 <w:color w:val="1E293B"/>
-                <w:sz w:val="18"/>
+                <w:sz w:val="32"/>
+                <w:szCs w:val="40"/>
               </w:rPr>
               <w:t>7.</w:t>
             </w:r>
@@ -525,18 +2668,27 @@
         </w:tc>
         <w:tc>
           <w:tcPr>
-            <w:tcW w:w="6296" w:type="dxa"/>
-            <w:shd w:val="clear" w:color="auto" w:fill="FFFFFF"/>
+            <w:tcW w:w="6344" w:type="dxa"/>
+            <w:tcBorders>
+              <w:top w:val="none" w:sz="0" w:space="0" w:color="auto"/>
+              <w:bottom w:val="none" w:sz="0" w:space="0" w:color="auto"/>
+            </w:tcBorders>
           </w:tcPr>
           <w:p>
             <w:pPr>
               <w:spacing w:before="40" w:after="40"/>
+              <w:cnfStyle w:val="000000100000" w:firstRow="0" w:lastRow="0" w:firstColumn="0" w:lastColumn="0" w:oddVBand="0" w:evenVBand="0" w:oddHBand="1" w:evenHBand="0" w:firstRowFirstColumn="0" w:firstRowLastColumn="0" w:lastRowFirstColumn="0" w:lastRowLastColumn="0"/>
+              <w:rPr>
+                <w:sz w:val="32"/>
+                <w:szCs w:val="40"/>
+              </w:rPr>
             </w:pPr>
             <w:r>
               <w:rPr>
                 <w:rFonts w:ascii="Calibri" w:hAnsi="Calibri"/>
                 <w:color w:val="1E293B"/>
-                <w:sz w:val="18"/>
+                <w:sz w:val="32"/>
+                <w:szCs w:val="40"/>
               </w:rPr>
               <w:t>Pig Problem 3: Long-Distance Cross-Borough Trips (&gt;50 Miles)</w:t>
             </w:r>
@@ -544,18 +2696,27 @@
         </w:tc>
         <w:tc>
           <w:tcPr>
-            <w:tcW w:w="2248" w:type="dxa"/>
-            <w:shd w:val="clear" w:color="auto" w:fill="FFFFFF"/>
+            <w:tcW w:w="2265" w:type="dxa"/>
+            <w:tcBorders>
+              <w:top w:val="none" w:sz="0" w:space="0" w:color="auto"/>
+              <w:bottom w:val="none" w:sz="0" w:space="0" w:color="auto"/>
+            </w:tcBorders>
           </w:tcPr>
           <w:p>
             <w:pPr>
               <w:spacing w:before="40" w:after="40"/>
+              <w:cnfStyle w:val="000000100000" w:firstRow="0" w:lastRow="0" w:firstColumn="0" w:lastColumn="0" w:oddVBand="0" w:evenVBand="0" w:oddHBand="1" w:evenHBand="0" w:firstRowFirstColumn="0" w:firstRowLastColumn="0" w:lastRowFirstColumn="0" w:lastRowLastColumn="0"/>
+              <w:rPr>
+                <w:sz w:val="32"/>
+                <w:szCs w:val="40"/>
+              </w:rPr>
             </w:pPr>
             <w:r>
               <w:rPr>
                 <w:rFonts w:ascii="Calibri" w:hAnsi="Calibri"/>
                 <w:color w:val="1E293B"/>
-                <w:sz w:val="18"/>
+                <w:sz w:val="32"/>
+                <w:szCs w:val="40"/>
               </w:rPr>
               <w:t>Apache Pig</w:t>
             </w:r>
@@ -564,23 +2725,27 @@
       </w:tr>
       <w:tr>
         <w:trPr>
-          <w:trHeight w:val="448"/>
-          <w:jc w:val="center"/>
+          <w:trHeight w:val="552"/>
         </w:trPr>
         <w:tc>
           <w:tcPr>
-            <w:tcW w:w="1199" w:type="dxa"/>
-            <w:shd w:val="clear" w:color="auto" w:fill="F8FAFC"/>
+            <w:cnfStyle w:val="001000000000" w:firstRow="0" w:lastRow="0" w:firstColumn="1" w:lastColumn="0" w:oddVBand="0" w:evenVBand="0" w:oddHBand="0" w:evenHBand="0" w:firstRowFirstColumn="0" w:firstRowLastColumn="0" w:lastRowFirstColumn="0" w:lastRowLastColumn="0"/>
+            <w:tcW w:w="1208" w:type="dxa"/>
           </w:tcPr>
           <w:p>
             <w:pPr>
               <w:spacing w:before="40" w:after="40"/>
+              <w:rPr>
+                <w:sz w:val="32"/>
+                <w:szCs w:val="40"/>
+              </w:rPr>
             </w:pPr>
             <w:r>
               <w:rPr>
                 <w:rFonts w:ascii="Calibri" w:hAnsi="Calibri"/>
                 <w:color w:val="1E293B"/>
-                <w:sz w:val="18"/>
+                <w:sz w:val="32"/>
+                <w:szCs w:val="40"/>
               </w:rPr>
               <w:t>8.</w:t>
             </w:r>
@@ -588,18 +2753,23 @@
         </w:tc>
         <w:tc>
           <w:tcPr>
-            <w:tcW w:w="6296" w:type="dxa"/>
-            <w:shd w:val="clear" w:color="auto" w:fill="F8FAFC"/>
+            <w:tcW w:w="6344" w:type="dxa"/>
           </w:tcPr>
           <w:p>
             <w:pPr>
               <w:spacing w:before="40" w:after="40"/>
+              <w:cnfStyle w:val="000000000000" w:firstRow="0" w:lastRow="0" w:firstColumn="0" w:lastColumn="0" w:oddVBand="0" w:evenVBand="0" w:oddHBand="0" w:evenHBand="0" w:firstRowFirstColumn="0" w:firstRowLastColumn="0" w:lastRowFirstColumn="0" w:lastRowLastColumn="0"/>
+              <w:rPr>
+                <w:sz w:val="32"/>
+                <w:szCs w:val="40"/>
+              </w:rPr>
             </w:pPr>
             <w:r>
               <w:rPr>
                 <w:rFonts w:ascii="Calibri" w:hAnsi="Calibri"/>
                 <w:color w:val="1E293B"/>
-                <w:sz w:val="18"/>
+                <w:sz w:val="32"/>
+                <w:szCs w:val="40"/>
               </w:rPr>
               <w:t>Pig Problem 4: Payment Method Volume and Revenue Breakdown</w:t>
             </w:r>
@@ -607,18 +2777,23 @@
         </w:tc>
         <w:tc>
           <w:tcPr>
-            <w:tcW w:w="2248" w:type="dxa"/>
-            <w:shd w:val="clear" w:color="auto" w:fill="F8FAFC"/>
+            <w:tcW w:w="2265" w:type="dxa"/>
           </w:tcPr>
           <w:p>
             <w:pPr>
               <w:spacing w:before="40" w:after="40"/>
+              <w:cnfStyle w:val="000000000000" w:firstRow="0" w:lastRow="0" w:firstColumn="0" w:lastColumn="0" w:oddVBand="0" w:evenVBand="0" w:oddHBand="0" w:evenHBand="0" w:firstRowFirstColumn="0" w:firstRowLastColumn="0" w:lastRowFirstColumn="0" w:lastRowLastColumn="0"/>
+              <w:rPr>
+                <w:sz w:val="32"/>
+                <w:szCs w:val="40"/>
+              </w:rPr>
             </w:pPr>
             <w:r>
               <w:rPr>
                 <w:rFonts w:ascii="Calibri" w:hAnsi="Calibri"/>
                 <w:color w:val="1E293B"/>
-                <w:sz w:val="18"/>
+                <w:sz w:val="32"/>
+                <w:szCs w:val="40"/>
               </w:rPr>
               <w:t>Apache Pig</w:t>
             </w:r>
@@ -627,23 +2802,32 @@
       </w:tr>
       <w:tr>
         <w:trPr>
-          <w:trHeight w:val="432"/>
-          <w:jc w:val="center"/>
+          <w:cnfStyle w:val="000000100000" w:firstRow="0" w:lastRow="0" w:firstColumn="0" w:lastColumn="0" w:oddVBand="0" w:evenVBand="0" w:oddHBand="1" w:evenHBand="0" w:firstRowFirstColumn="0" w:firstRowLastColumn="0" w:lastRowFirstColumn="0" w:lastRowLastColumn="0"/>
+          <w:trHeight w:val="1350"/>
         </w:trPr>
         <w:tc>
           <w:tcPr>
-            <w:tcW w:w="1199" w:type="dxa"/>
-            <w:shd w:val="clear" w:color="auto" w:fill="FFFFFF"/>
+            <w:cnfStyle w:val="001000000000" w:firstRow="0" w:lastRow="0" w:firstColumn="1" w:lastColumn="0" w:oddVBand="0" w:evenVBand="0" w:oddHBand="0" w:evenHBand="0" w:firstRowFirstColumn="0" w:firstRowLastColumn="0" w:lastRowFirstColumn="0" w:lastRowLastColumn="0"/>
+            <w:tcW w:w="1208" w:type="dxa"/>
+            <w:tcBorders>
+              <w:top w:val="none" w:sz="0" w:space="0" w:color="auto"/>
+              <w:bottom w:val="none" w:sz="0" w:space="0" w:color="auto"/>
+            </w:tcBorders>
           </w:tcPr>
           <w:p>
             <w:pPr>
               <w:spacing w:before="40" w:after="40"/>
+              <w:rPr>
+                <w:sz w:val="32"/>
+                <w:szCs w:val="40"/>
+              </w:rPr>
             </w:pPr>
             <w:r>
               <w:rPr>
                 <w:rFonts w:ascii="Calibri" w:hAnsi="Calibri"/>
                 <w:color w:val="1E293B"/>
-                <w:sz w:val="18"/>
+                <w:sz w:val="32"/>
+                <w:szCs w:val="40"/>
               </w:rPr>
               <w:t>9.</w:t>
             </w:r>
@@ -651,18 +2835,27 @@
         </w:tc>
         <w:tc>
           <w:tcPr>
-            <w:tcW w:w="6296" w:type="dxa"/>
-            <w:shd w:val="clear" w:color="auto" w:fill="FFFFFF"/>
+            <w:tcW w:w="6344" w:type="dxa"/>
+            <w:tcBorders>
+              <w:top w:val="none" w:sz="0" w:space="0" w:color="auto"/>
+              <w:bottom w:val="none" w:sz="0" w:space="0" w:color="auto"/>
+            </w:tcBorders>
           </w:tcPr>
           <w:p>
             <w:pPr>
               <w:spacing w:before="40" w:after="40"/>
+              <w:cnfStyle w:val="000000100000" w:firstRow="0" w:lastRow="0" w:firstColumn="0" w:lastColumn="0" w:oddVBand="0" w:evenVBand="0" w:oddHBand="1" w:evenHBand="0" w:firstRowFirstColumn="0" w:firstRowLastColumn="0" w:lastRowFirstColumn="0" w:lastRowLastColumn="0"/>
+              <w:rPr>
+                <w:sz w:val="32"/>
+                <w:szCs w:val="40"/>
+              </w:rPr>
             </w:pPr>
             <w:r>
               <w:rPr>
                 <w:rFonts w:ascii="Calibri" w:hAnsi="Calibri"/>
                 <w:color w:val="1E293B"/>
-                <w:sz w:val="18"/>
+                <w:sz w:val="32"/>
+                <w:szCs w:val="40"/>
               </w:rPr>
               <w:t>Pig Problem 5: Surcharge &amp; MTA Regulatory Tax Audit</w:t>
             </w:r>
@@ -670,18 +2863,27 @@
         </w:tc>
         <w:tc>
           <w:tcPr>
-            <w:tcW w:w="2248" w:type="dxa"/>
-            <w:shd w:val="clear" w:color="auto" w:fill="FFFFFF"/>
+            <w:tcW w:w="2265" w:type="dxa"/>
+            <w:tcBorders>
+              <w:top w:val="none" w:sz="0" w:space="0" w:color="auto"/>
+              <w:bottom w:val="none" w:sz="0" w:space="0" w:color="auto"/>
+            </w:tcBorders>
           </w:tcPr>
           <w:p>
             <w:pPr>
               <w:spacing w:before="40" w:after="40"/>
+              <w:cnfStyle w:val="000000100000" w:firstRow="0" w:lastRow="0" w:firstColumn="0" w:lastColumn="0" w:oddVBand="0" w:evenVBand="0" w:oddHBand="1" w:evenHBand="0" w:firstRowFirstColumn="0" w:firstRowLastColumn="0" w:lastRowFirstColumn="0" w:lastRowLastColumn="0"/>
+              <w:rPr>
+                <w:sz w:val="32"/>
+                <w:szCs w:val="40"/>
+              </w:rPr>
             </w:pPr>
             <w:r>
               <w:rPr>
                 <w:rFonts w:ascii="Calibri" w:hAnsi="Calibri"/>
                 <w:color w:val="1E293B"/>
-                <w:sz w:val="18"/>
+                <w:sz w:val="32"/>
+                <w:szCs w:val="40"/>
               </w:rPr>
               <w:t>Apache Pig</w:t>
             </w:r>
@@ -689,7 +2891,18 @@
         </w:tc>
       </w:tr>
     </w:tbl>
-    <w:p/>
+    <w:p>
+      <w:pPr>
+        <w:keepNext/>
+        <w:spacing w:before="280" w:after="80"/>
+        <w:rPr>
+          <w:rFonts w:ascii="Calibri" w:hAnsi="Calibri"/>
+          <w:b/>
+          <w:color w:val="003366"/>
+          <w:sz w:val="28"/>
+        </w:rPr>
+      </w:pPr>
+    </w:p>
     <w:p>
       <w:pPr>
         <w:keepNext/>
@@ -758,8 +2971,12 @@
     </w:p>
     <w:tbl>
       <w:tblPr>
+        <w:tblStyle w:val="PlainTable2"/>
         <w:tblW w:w="0" w:type="auto"/>
-        <w:jc w:val="center"/>
+        <w:tblBorders>
+          <w:top w:val="none" w:sz="0" w:space="0" w:color="auto"/>
+          <w:bottom w:val="none" w:sz="0" w:space="0" w:color="auto"/>
+        </w:tblBorders>
         <w:tblLayout w:type="fixed"/>
         <w:tblLook w:val="04A0" w:firstRow="1" w:lastRow="0" w:firstColumn="1" w:lastColumn="0" w:noHBand="0" w:noVBand="1"/>
       </w:tblPr>
@@ -770,12 +2987,15 @@
       </w:tblGrid>
       <w:tr>
         <w:trPr>
-          <w:jc w:val="center"/>
+          <w:cnfStyle w:val="100000000000" w:firstRow="1" w:lastRow="0" w:firstColumn="0" w:lastColumn="0" w:oddVBand="0" w:evenVBand="0" w:oddHBand="0" w:evenHBand="0" w:firstRowFirstColumn="0" w:firstRowLastColumn="0" w:lastRowFirstColumn="0" w:lastRowLastColumn="0"/>
         </w:trPr>
         <w:tc>
           <w:tcPr>
+            <w:cnfStyle w:val="001000000000" w:firstRow="0" w:lastRow="0" w:firstColumn="1" w:lastColumn="0" w:oddVBand="0" w:evenVBand="0" w:oddHBand="0" w:evenHBand="0" w:firstRowFirstColumn="0" w:firstRowLastColumn="0" w:lastRowFirstColumn="0" w:lastRowLastColumn="0"/>
             <w:tcW w:w="2592" w:type="dxa"/>
-            <w:shd w:val="clear" w:color="auto" w:fill="E2E8F0"/>
+            <w:tcBorders>
+              <w:bottom w:val="none" w:sz="0" w:space="0" w:color="auto"/>
+            </w:tcBorders>
           </w:tcPr>
           <w:p>
             <w:pPr>
@@ -784,7 +3004,6 @@
             <w:r>
               <w:rPr>
                 <w:rFonts w:ascii="Calibri" w:hAnsi="Calibri"/>
-                <w:b/>
                 <w:color w:val="003366"/>
                 <w:sz w:val="19"/>
               </w:rPr>
@@ -795,7 +3014,60 @@
         <w:tc>
           <w:tcPr>
             <w:tcW w:w="2016" w:type="dxa"/>
-            <w:shd w:val="clear" w:color="auto" w:fill="E2E8F0"/>
+            <w:tcBorders>
+              <w:bottom w:val="none" w:sz="0" w:space="0" w:color="auto"/>
+            </w:tcBorders>
+          </w:tcPr>
+          <w:p>
+            <w:pPr>
+              <w:spacing w:before="40" w:after="40"/>
+              <w:cnfStyle w:val="100000000000" w:firstRow="1" w:lastRow="0" w:firstColumn="0" w:lastColumn="0" w:oddVBand="0" w:evenVBand="0" w:oddHBand="0" w:evenHBand="0" w:firstRowFirstColumn="0" w:firstRowLastColumn="0" w:lastRowFirstColumn="0" w:lastRowLastColumn="0"/>
+            </w:pPr>
+            <w:r>
+              <w:rPr>
+                <w:rFonts w:ascii="Calibri" w:hAnsi="Calibri"/>
+                <w:color w:val="003366"/>
+                <w:sz w:val="19"/>
+              </w:rPr>
+              <w:t>Data Type</w:t>
+            </w:r>
+          </w:p>
+        </w:tc>
+        <w:tc>
+          <w:tcPr>
+            <w:tcW w:w="4752" w:type="dxa"/>
+            <w:tcBorders>
+              <w:bottom w:val="none" w:sz="0" w:space="0" w:color="auto"/>
+            </w:tcBorders>
+          </w:tcPr>
+          <w:p>
+            <w:pPr>
+              <w:spacing w:before="40" w:after="40"/>
+              <w:cnfStyle w:val="100000000000" w:firstRow="1" w:lastRow="0" w:firstColumn="0" w:lastColumn="0" w:oddVBand="0" w:evenVBand="0" w:oddHBand="0" w:evenHBand="0" w:firstRowFirstColumn="0" w:firstRowLastColumn="0" w:lastRowFirstColumn="0" w:lastRowLastColumn="0"/>
+            </w:pPr>
+            <w:r>
+              <w:rPr>
+                <w:rFonts w:ascii="Calibri" w:hAnsi="Calibri"/>
+                <w:color w:val="003366"/>
+                <w:sz w:val="19"/>
+              </w:rPr>
+              <w:t>Description</w:t>
+            </w:r>
+          </w:p>
+        </w:tc>
+      </w:tr>
+      <w:tr>
+        <w:trPr>
+          <w:cnfStyle w:val="000000100000" w:firstRow="0" w:lastRow="0" w:firstColumn="0" w:lastColumn="0" w:oddVBand="0" w:evenVBand="0" w:oddHBand="1" w:evenHBand="0" w:firstRowFirstColumn="0" w:firstRowLastColumn="0" w:lastRowFirstColumn="0" w:lastRowLastColumn="0"/>
+        </w:trPr>
+        <w:tc>
+          <w:tcPr>
+            <w:cnfStyle w:val="001000000000" w:firstRow="0" w:lastRow="0" w:firstColumn="1" w:lastColumn="0" w:oddVBand="0" w:evenVBand="0" w:oddHBand="0" w:evenHBand="0" w:firstRowFirstColumn="0" w:firstRowLastColumn="0" w:lastRowFirstColumn="0" w:lastRowLastColumn="0"/>
+            <w:tcW w:w="2592" w:type="dxa"/>
+            <w:tcBorders>
+              <w:top w:val="none" w:sz="0" w:space="0" w:color="auto"/>
+              <w:bottom w:val="none" w:sz="0" w:space="0" w:color="auto"/>
+            </w:tcBorders>
           </w:tcPr>
           <w:p>
             <w:pPr>
@@ -804,18 +3076,65 @@
             <w:r>
               <w:rPr>
                 <w:rFonts w:ascii="Calibri" w:hAnsi="Calibri"/>
-                <w:b/>
-                <w:color w:val="003366"/>
-                <w:sz w:val="19"/>
-              </w:rPr>
-              <w:t>Data Type</w:t>
+                <w:color w:val="1E293B"/>
+                <w:sz w:val="17"/>
+              </w:rPr>
+              <w:t>VendorID</w:t>
+            </w:r>
+          </w:p>
+        </w:tc>
+        <w:tc>
+          <w:tcPr>
+            <w:tcW w:w="2016" w:type="dxa"/>
+            <w:tcBorders>
+              <w:top w:val="none" w:sz="0" w:space="0" w:color="auto"/>
+              <w:bottom w:val="none" w:sz="0" w:space="0" w:color="auto"/>
+            </w:tcBorders>
+          </w:tcPr>
+          <w:p>
+            <w:pPr>
+              <w:spacing w:before="40" w:after="40"/>
+              <w:cnfStyle w:val="000000100000" w:firstRow="0" w:lastRow="0" w:firstColumn="0" w:lastColumn="0" w:oddVBand="0" w:evenVBand="0" w:oddHBand="1" w:evenHBand="0" w:firstRowFirstColumn="0" w:firstRowLastColumn="0" w:lastRowFirstColumn="0" w:lastRowLastColumn="0"/>
+            </w:pPr>
+            <w:r>
+              <w:rPr>
+                <w:rFonts w:ascii="Calibri" w:hAnsi="Calibri"/>
+                <w:color w:val="1E293B"/>
+                <w:sz w:val="17"/>
+              </w:rPr>
+              <w:t>chararray (String)</w:t>
             </w:r>
           </w:p>
         </w:tc>
         <w:tc>
           <w:tcPr>
             <w:tcW w:w="4752" w:type="dxa"/>
-            <w:shd w:val="clear" w:color="auto" w:fill="E2E8F0"/>
+            <w:tcBorders>
+              <w:top w:val="none" w:sz="0" w:space="0" w:color="auto"/>
+              <w:bottom w:val="none" w:sz="0" w:space="0" w:color="auto"/>
+            </w:tcBorders>
+          </w:tcPr>
+          <w:p>
+            <w:pPr>
+              <w:spacing w:before="40" w:after="40"/>
+              <w:cnfStyle w:val="000000100000" w:firstRow="0" w:lastRow="0" w:firstColumn="0" w:lastColumn="0" w:oddVBand="0" w:evenVBand="0" w:oddHBand="1" w:evenHBand="0" w:firstRowFirstColumn="0" w:firstRowLastColumn="0" w:lastRowFirstColumn="0" w:lastRowLastColumn="0"/>
+            </w:pPr>
+            <w:r>
+              <w:rPr>
+                <w:rFonts w:ascii="Calibri" w:hAnsi="Calibri"/>
+                <w:color w:val="1E293B"/>
+                <w:sz w:val="17"/>
+              </w:rPr>
+              <w:t>TPEP provider code (1= Creative Mobile Technologies, 2= VeriFone Inc).</w:t>
+            </w:r>
+          </w:p>
+        </w:tc>
+      </w:tr>
+      <w:tr>
+        <w:tc>
+          <w:tcPr>
+            <w:cnfStyle w:val="001000000000" w:firstRow="0" w:lastRow="0" w:firstColumn="1" w:lastColumn="0" w:oddVBand="0" w:evenVBand="0" w:oddHBand="0" w:evenHBand="0" w:firstRowFirstColumn="0" w:firstRowLastColumn="0" w:lastRowFirstColumn="0" w:lastRowLastColumn="0"/>
+            <w:tcW w:w="2592" w:type="dxa"/>
           </w:tcPr>
           <w:p>
             <w:pPr>
@@ -824,23 +3143,64 @@
             <w:r>
               <w:rPr>
                 <w:rFonts w:ascii="Calibri" w:hAnsi="Calibri"/>
-                <w:b/>
-                <w:color w:val="003366"/>
-                <w:sz w:val="19"/>
-              </w:rPr>
-              <w:t>Description</w:t>
+                <w:color w:val="1E293B"/>
+                <w:sz w:val="17"/>
+              </w:rPr>
+              <w:t>tpep_pickup_datetime</w:t>
+            </w:r>
+          </w:p>
+        </w:tc>
+        <w:tc>
+          <w:tcPr>
+            <w:tcW w:w="2016" w:type="dxa"/>
+          </w:tcPr>
+          <w:p>
+            <w:pPr>
+              <w:spacing w:before="40" w:after="40"/>
+              <w:cnfStyle w:val="000000000000" w:firstRow="0" w:lastRow="0" w:firstColumn="0" w:lastColumn="0" w:oddVBand="0" w:evenVBand="0" w:oddHBand="0" w:evenHBand="0" w:firstRowFirstColumn="0" w:firstRowLastColumn="0" w:lastRowFirstColumn="0" w:lastRowLastColumn="0"/>
+            </w:pPr>
+            <w:r>
+              <w:rPr>
+                <w:rFonts w:ascii="Calibri" w:hAnsi="Calibri"/>
+                <w:color w:val="1E293B"/>
+                <w:sz w:val="17"/>
+              </w:rPr>
+              <w:t>chararray (Timestamp)</w:t>
+            </w:r>
+          </w:p>
+        </w:tc>
+        <w:tc>
+          <w:tcPr>
+            <w:tcW w:w="4752" w:type="dxa"/>
+          </w:tcPr>
+          <w:p>
+            <w:pPr>
+              <w:spacing w:before="40" w:after="40"/>
+              <w:cnfStyle w:val="000000000000" w:firstRow="0" w:lastRow="0" w:firstColumn="0" w:lastColumn="0" w:oddVBand="0" w:evenVBand="0" w:oddHBand="0" w:evenHBand="0" w:firstRowFirstColumn="0" w:firstRowLastColumn="0" w:lastRowFirstColumn="0" w:lastRowLastColumn="0"/>
+            </w:pPr>
+            <w:r>
+              <w:rPr>
+                <w:rFonts w:ascii="Calibri" w:hAnsi="Calibri"/>
+                <w:color w:val="1E293B"/>
+                <w:sz w:val="17"/>
+              </w:rPr>
+              <w:t>Date and time when the taxi meter was engaged (YYYY-MM-DD HH:MM:SS).</w:t>
             </w:r>
           </w:p>
         </w:tc>
       </w:tr>
       <w:tr>
         <w:trPr>
-          <w:jc w:val="center"/>
+          <w:cnfStyle w:val="000000100000" w:firstRow="0" w:lastRow="0" w:firstColumn="0" w:lastColumn="0" w:oddVBand="0" w:evenVBand="0" w:oddHBand="1" w:evenHBand="0" w:firstRowFirstColumn="0" w:firstRowLastColumn="0" w:lastRowFirstColumn="0" w:lastRowLastColumn="0"/>
         </w:trPr>
         <w:tc>
           <w:tcPr>
+            <w:cnfStyle w:val="001000000000" w:firstRow="0" w:lastRow="0" w:firstColumn="1" w:lastColumn="0" w:oddVBand="0" w:evenVBand="0" w:oddHBand="0" w:evenHBand="0" w:firstRowFirstColumn="0" w:firstRowLastColumn="0" w:lastRowFirstColumn="0" w:lastRowLastColumn="0"/>
             <w:tcW w:w="2592" w:type="dxa"/>
-            <w:shd w:val="clear" w:color="auto" w:fill="FFFFFF"/>
+            <w:tcBorders>
+              <w:top w:val="none" w:sz="0" w:space="0" w:color="auto"/>
+              <w:bottom w:val="none" w:sz="0" w:space="0" w:color="auto"/>
+            </w:tcBorders>
           </w:tcPr>
           <w:p>
             <w:pPr>
@@ -852,14 +3212,62 @@
                 <w:color w:val="1E293B"/>
                 <w:sz w:val="17"/>
               </w:rPr>
-              <w:t>VendorID</w:t>
+              <w:t>tpep_dropoff_datetime</w:t>
             </w:r>
           </w:p>
         </w:tc>
         <w:tc>
           <w:tcPr>
             <w:tcW w:w="2016" w:type="dxa"/>
-            <w:shd w:val="clear" w:color="auto" w:fill="FFFFFF"/>
+            <w:tcBorders>
+              <w:top w:val="none" w:sz="0" w:space="0" w:color="auto"/>
+              <w:bottom w:val="none" w:sz="0" w:space="0" w:color="auto"/>
+            </w:tcBorders>
+          </w:tcPr>
+          <w:p>
+            <w:pPr>
+              <w:spacing w:before="40" w:after="40"/>
+              <w:cnfStyle w:val="000000100000" w:firstRow="0" w:lastRow="0" w:firstColumn="0" w:lastColumn="0" w:oddVBand="0" w:evenVBand="0" w:oddHBand="1" w:evenHBand="0" w:firstRowFirstColumn="0" w:firstRowLastColumn="0" w:lastRowFirstColumn="0" w:lastRowLastColumn="0"/>
+            </w:pPr>
+            <w:r>
+              <w:rPr>
+                <w:rFonts w:ascii="Calibri" w:hAnsi="Calibri"/>
+                <w:color w:val="1E293B"/>
+                <w:sz w:val="17"/>
+              </w:rPr>
+              <w:t>chararray (Timestamp)</w:t>
+            </w:r>
+          </w:p>
+        </w:tc>
+        <w:tc>
+          <w:tcPr>
+            <w:tcW w:w="4752" w:type="dxa"/>
+            <w:tcBorders>
+              <w:top w:val="none" w:sz="0" w:space="0" w:color="auto"/>
+              <w:bottom w:val="none" w:sz="0" w:space="0" w:color="auto"/>
+            </w:tcBorders>
+          </w:tcPr>
+          <w:p>
+            <w:pPr>
+              <w:spacing w:before="40" w:after="40"/>
+              <w:cnfStyle w:val="000000100000" w:firstRow="0" w:lastRow="0" w:firstColumn="0" w:lastColumn="0" w:oddVBand="0" w:evenVBand="0" w:oddHBand="1" w:evenHBand="0" w:firstRowFirstColumn="0" w:firstRowLastColumn="0" w:lastRowFirstColumn="0" w:lastRowLastColumn="0"/>
+            </w:pPr>
+            <w:r>
+              <w:rPr>
+                <w:rFonts w:ascii="Calibri" w:hAnsi="Calibri"/>
+                <w:color w:val="1E293B"/>
+                <w:sz w:val="17"/>
+              </w:rPr>
+              <w:t>Date and time when the taxi meter was disengaged.</w:t>
+            </w:r>
+          </w:p>
+        </w:tc>
+      </w:tr>
+      <w:tr>
+        <w:tc>
+          <w:tcPr>
+            <w:cnfStyle w:val="001000000000" w:firstRow="0" w:lastRow="0" w:firstColumn="1" w:lastColumn="0" w:oddVBand="0" w:evenVBand="0" w:oddHBand="0" w:evenHBand="0" w:firstRowFirstColumn="0" w:firstRowLastColumn="0" w:lastRowFirstColumn="0" w:lastRowLastColumn="0"/>
+            <w:tcW w:w="2592" w:type="dxa"/>
           </w:tcPr>
           <w:p>
             <w:pPr>
@@ -871,14 +3279,61 @@
                 <w:color w:val="1E293B"/>
                 <w:sz w:val="17"/>
               </w:rPr>
-              <w:t>chararray (String)</w:t>
+              <w:t>passenger_count</w:t>
+            </w:r>
+          </w:p>
+        </w:tc>
+        <w:tc>
+          <w:tcPr>
+            <w:tcW w:w="2016" w:type="dxa"/>
+          </w:tcPr>
+          <w:p>
+            <w:pPr>
+              <w:spacing w:before="40" w:after="40"/>
+              <w:cnfStyle w:val="000000000000" w:firstRow="0" w:lastRow="0" w:firstColumn="0" w:lastColumn="0" w:oddVBand="0" w:evenVBand="0" w:oddHBand="0" w:evenHBand="0" w:firstRowFirstColumn="0" w:firstRowLastColumn="0" w:lastRowFirstColumn="0" w:lastRowLastColumn="0"/>
+            </w:pPr>
+            <w:r>
+              <w:rPr>
+                <w:rFonts w:ascii="Calibri" w:hAnsi="Calibri"/>
+                <w:color w:val="1E293B"/>
+                <w:sz w:val="17"/>
+              </w:rPr>
+              <w:t>Integer</w:t>
             </w:r>
           </w:p>
         </w:tc>
         <w:tc>
           <w:tcPr>
             <w:tcW w:w="4752" w:type="dxa"/>
-            <w:shd w:val="clear" w:color="auto" w:fill="FFFFFF"/>
+          </w:tcPr>
+          <w:p>
+            <w:pPr>
+              <w:spacing w:before="40" w:after="40"/>
+              <w:cnfStyle w:val="000000000000" w:firstRow="0" w:lastRow="0" w:firstColumn="0" w:lastColumn="0" w:oddVBand="0" w:evenVBand="0" w:oddHBand="0" w:evenHBand="0" w:firstRowFirstColumn="0" w:firstRowLastColumn="0" w:lastRowFirstColumn="0" w:lastRowLastColumn="0"/>
+            </w:pPr>
+            <w:r>
+              <w:rPr>
+                <w:rFonts w:ascii="Calibri" w:hAnsi="Calibri"/>
+                <w:color w:val="1E293B"/>
+                <w:sz w:val="17"/>
+              </w:rPr>
+              <w:t>The total number of passengers in the vehicle (driver-entered).</w:t>
+            </w:r>
+          </w:p>
+        </w:tc>
+      </w:tr>
+      <w:tr>
+        <w:trPr>
+          <w:cnfStyle w:val="000000100000" w:firstRow="0" w:lastRow="0" w:firstColumn="0" w:lastColumn="0" w:oddVBand="0" w:evenVBand="0" w:oddHBand="1" w:evenHBand="0" w:firstRowFirstColumn="0" w:firstRowLastColumn="0" w:lastRowFirstColumn="0" w:lastRowLastColumn="0"/>
+        </w:trPr>
+        <w:tc>
+          <w:tcPr>
+            <w:cnfStyle w:val="001000000000" w:firstRow="0" w:lastRow="0" w:firstColumn="1" w:lastColumn="0" w:oddVBand="0" w:evenVBand="0" w:oddHBand="0" w:evenHBand="0" w:firstRowFirstColumn="0" w:firstRowLastColumn="0" w:lastRowFirstColumn="0" w:lastRowLastColumn="0"/>
+            <w:tcW w:w="2592" w:type="dxa"/>
+            <w:tcBorders>
+              <w:top w:val="none" w:sz="0" w:space="0" w:color="auto"/>
+              <w:bottom w:val="none" w:sz="0" w:space="0" w:color="auto"/>
+            </w:tcBorders>
           </w:tcPr>
           <w:p>
             <w:pPr>
@@ -890,19 +3345,128 @@
                 <w:color w:val="1E293B"/>
                 <w:sz w:val="17"/>
               </w:rPr>
-              <w:t>TPEP provider code (1= Creative Mobile Technologies, 2= VeriFone Inc).</w:t>
+              <w:t>trip_distance</w:t>
+            </w:r>
+          </w:p>
+        </w:tc>
+        <w:tc>
+          <w:tcPr>
+            <w:tcW w:w="2016" w:type="dxa"/>
+            <w:tcBorders>
+              <w:top w:val="none" w:sz="0" w:space="0" w:color="auto"/>
+              <w:bottom w:val="none" w:sz="0" w:space="0" w:color="auto"/>
+            </w:tcBorders>
+          </w:tcPr>
+          <w:p>
+            <w:pPr>
+              <w:spacing w:before="40" w:after="40"/>
+              <w:cnfStyle w:val="000000100000" w:firstRow="0" w:lastRow="0" w:firstColumn="0" w:lastColumn="0" w:oddVBand="0" w:evenVBand="0" w:oddHBand="1" w:evenHBand="0" w:firstRowFirstColumn="0" w:firstRowLastColumn="0" w:lastRowFirstColumn="0" w:lastRowLastColumn="0"/>
+            </w:pPr>
+            <w:r>
+              <w:rPr>
+                <w:rFonts w:ascii="Calibri" w:hAnsi="Calibri"/>
+                <w:color w:val="1E293B"/>
+                <w:sz w:val="17"/>
+              </w:rPr>
+              <w:t>Float</w:t>
+            </w:r>
+          </w:p>
+        </w:tc>
+        <w:tc>
+          <w:tcPr>
+            <w:tcW w:w="4752" w:type="dxa"/>
+            <w:tcBorders>
+              <w:top w:val="none" w:sz="0" w:space="0" w:color="auto"/>
+              <w:bottom w:val="none" w:sz="0" w:space="0" w:color="auto"/>
+            </w:tcBorders>
+          </w:tcPr>
+          <w:p>
+            <w:pPr>
+              <w:spacing w:before="40" w:after="40"/>
+              <w:cnfStyle w:val="000000100000" w:firstRow="0" w:lastRow="0" w:firstColumn="0" w:lastColumn="0" w:oddVBand="0" w:evenVBand="0" w:oddHBand="1" w:evenHBand="0" w:firstRowFirstColumn="0" w:firstRowLastColumn="0" w:lastRowFirstColumn="0" w:lastRowLastColumn="0"/>
+            </w:pPr>
+            <w:r>
+              <w:rPr>
+                <w:rFonts w:ascii="Calibri" w:hAnsi="Calibri"/>
+                <w:color w:val="1E293B"/>
+                <w:sz w:val="17"/>
+              </w:rPr>
+              <w:t>The elapsed trip distance in miles reported by the taximeter.</w:t>
+            </w:r>
+          </w:p>
+        </w:tc>
+      </w:tr>
+      <w:tr>
+        <w:tc>
+          <w:tcPr>
+            <w:cnfStyle w:val="001000000000" w:firstRow="0" w:lastRow="0" w:firstColumn="1" w:lastColumn="0" w:oddVBand="0" w:evenVBand="0" w:oddHBand="0" w:evenHBand="0" w:firstRowFirstColumn="0" w:firstRowLastColumn="0" w:lastRowFirstColumn="0" w:lastRowLastColumn="0"/>
+            <w:tcW w:w="2592" w:type="dxa"/>
+          </w:tcPr>
+          <w:p>
+            <w:pPr>
+              <w:spacing w:before="40" w:after="40"/>
+            </w:pPr>
+            <w:r>
+              <w:rPr>
+                <w:rFonts w:ascii="Calibri" w:hAnsi="Calibri"/>
+                <w:color w:val="1E293B"/>
+                <w:sz w:val="17"/>
+              </w:rPr>
+              <w:t>RatecodeID</w:t>
+            </w:r>
+          </w:p>
+        </w:tc>
+        <w:tc>
+          <w:tcPr>
+            <w:tcW w:w="2016" w:type="dxa"/>
+          </w:tcPr>
+          <w:p>
+            <w:pPr>
+              <w:spacing w:before="40" w:after="40"/>
+              <w:cnfStyle w:val="000000000000" w:firstRow="0" w:lastRow="0" w:firstColumn="0" w:lastColumn="0" w:oddVBand="0" w:evenVBand="0" w:oddHBand="0" w:evenHBand="0" w:firstRowFirstColumn="0" w:firstRowLastColumn="0" w:lastRowFirstColumn="0" w:lastRowLastColumn="0"/>
+            </w:pPr>
+            <w:r>
+              <w:rPr>
+                <w:rFonts w:ascii="Calibri" w:hAnsi="Calibri"/>
+                <w:color w:val="1E293B"/>
+                <w:sz w:val="17"/>
+              </w:rPr>
+              <w:t>chararray (Integer)</w:t>
+            </w:r>
+          </w:p>
+        </w:tc>
+        <w:tc>
+          <w:tcPr>
+            <w:tcW w:w="4752" w:type="dxa"/>
+          </w:tcPr>
+          <w:p>
+            <w:pPr>
+              <w:spacing w:before="40" w:after="40"/>
+              <w:cnfStyle w:val="000000000000" w:firstRow="0" w:lastRow="0" w:firstColumn="0" w:lastColumn="0" w:oddVBand="0" w:evenVBand="0" w:oddHBand="0" w:evenHBand="0" w:firstRowFirstColumn="0" w:firstRowLastColumn="0" w:lastRowFirstColumn="0" w:lastRowLastColumn="0"/>
+            </w:pPr>
+            <w:r>
+              <w:rPr>
+                <w:rFonts w:ascii="Calibri" w:hAnsi="Calibri"/>
+                <w:color w:val="1E293B"/>
+                <w:sz w:val="17"/>
+              </w:rPr>
+              <w:t>Final rate code in effect (1=Standard, 2=JFK, 3=Newark, 4=Nassau, 5=Negotiated).</w:t>
             </w:r>
           </w:p>
         </w:tc>
       </w:tr>
       <w:tr>
         <w:trPr>
-          <w:jc w:val="center"/>
+          <w:cnfStyle w:val="000000100000" w:firstRow="0" w:lastRow="0" w:firstColumn="0" w:lastColumn="0" w:oddVBand="0" w:evenVBand="0" w:oddHBand="1" w:evenHBand="0" w:firstRowFirstColumn="0" w:firstRowLastColumn="0" w:lastRowFirstColumn="0" w:lastRowLastColumn="0"/>
         </w:trPr>
         <w:tc>
           <w:tcPr>
+            <w:cnfStyle w:val="001000000000" w:firstRow="0" w:lastRow="0" w:firstColumn="1" w:lastColumn="0" w:oddVBand="0" w:evenVBand="0" w:oddHBand="0" w:evenHBand="0" w:firstRowFirstColumn="0" w:firstRowLastColumn="0" w:lastRowFirstColumn="0" w:lastRowLastColumn="0"/>
             <w:tcW w:w="2592" w:type="dxa"/>
-            <w:shd w:val="clear" w:color="auto" w:fill="F8FAFC"/>
+            <w:tcBorders>
+              <w:top w:val="none" w:sz="0" w:space="0" w:color="auto"/>
+              <w:bottom w:val="none" w:sz="0" w:space="0" w:color="auto"/>
+            </w:tcBorders>
           </w:tcPr>
           <w:p>
             <w:pPr>
@@ -914,14 +3478,62 @@
                 <w:color w:val="1E293B"/>
                 <w:sz w:val="17"/>
               </w:rPr>
-              <w:t>tpep_pickup_datetime</w:t>
+              <w:t>store_and_fwd_flag</w:t>
             </w:r>
           </w:p>
         </w:tc>
         <w:tc>
           <w:tcPr>
             <w:tcW w:w="2016" w:type="dxa"/>
-            <w:shd w:val="clear" w:color="auto" w:fill="F8FAFC"/>
+            <w:tcBorders>
+              <w:top w:val="none" w:sz="0" w:space="0" w:color="auto"/>
+              <w:bottom w:val="none" w:sz="0" w:space="0" w:color="auto"/>
+            </w:tcBorders>
+          </w:tcPr>
+          <w:p>
+            <w:pPr>
+              <w:spacing w:before="40" w:after="40"/>
+              <w:cnfStyle w:val="000000100000" w:firstRow="0" w:lastRow="0" w:firstColumn="0" w:lastColumn="0" w:oddVBand="0" w:evenVBand="0" w:oddHBand="1" w:evenHBand="0" w:firstRowFirstColumn="0" w:firstRowLastColumn="0" w:lastRowFirstColumn="0" w:lastRowLastColumn="0"/>
+            </w:pPr>
+            <w:r>
+              <w:rPr>
+                <w:rFonts w:ascii="Calibri" w:hAnsi="Calibri"/>
+                <w:color w:val="1E293B"/>
+                <w:sz w:val="17"/>
+              </w:rPr>
+              <w:t>chararray (String)</w:t>
+            </w:r>
+          </w:p>
+        </w:tc>
+        <w:tc>
+          <w:tcPr>
+            <w:tcW w:w="4752" w:type="dxa"/>
+            <w:tcBorders>
+              <w:top w:val="none" w:sz="0" w:space="0" w:color="auto"/>
+              <w:bottom w:val="none" w:sz="0" w:space="0" w:color="auto"/>
+            </w:tcBorders>
+          </w:tcPr>
+          <w:p>
+            <w:pPr>
+              <w:spacing w:before="40" w:after="40"/>
+              <w:cnfStyle w:val="000000100000" w:firstRow="0" w:lastRow="0" w:firstColumn="0" w:lastColumn="0" w:oddVBand="0" w:evenVBand="0" w:oddHBand="1" w:evenHBand="0" w:firstRowFirstColumn="0" w:firstRowLastColumn="0" w:lastRowFirstColumn="0" w:lastRowLastColumn="0"/>
+            </w:pPr>
+            <w:r>
+              <w:rPr>
+                <w:rFonts w:ascii="Calibri" w:hAnsi="Calibri"/>
+                <w:color w:val="1E293B"/>
+                <w:sz w:val="17"/>
+              </w:rPr>
+              <w:t>Flag indicating whether trip record was stored in vehicle memory (Y/N).</w:t>
+            </w:r>
+          </w:p>
+        </w:tc>
+      </w:tr>
+      <w:tr>
+        <w:tc>
+          <w:tcPr>
+            <w:cnfStyle w:val="001000000000" w:firstRow="0" w:lastRow="0" w:firstColumn="1" w:lastColumn="0" w:oddVBand="0" w:evenVBand="0" w:oddHBand="0" w:evenHBand="0" w:firstRowFirstColumn="0" w:firstRowLastColumn="0" w:lastRowFirstColumn="0" w:lastRowLastColumn="0"/>
+            <w:tcW w:w="2592" w:type="dxa"/>
           </w:tcPr>
           <w:p>
             <w:pPr>
@@ -933,14 +3545,61 @@
                 <w:color w:val="1E293B"/>
                 <w:sz w:val="17"/>
               </w:rPr>
-              <w:t>chararray (Timestamp)</w:t>
+              <w:t>PULocationID</w:t>
+            </w:r>
+          </w:p>
+        </w:tc>
+        <w:tc>
+          <w:tcPr>
+            <w:tcW w:w="2016" w:type="dxa"/>
+          </w:tcPr>
+          <w:p>
+            <w:pPr>
+              <w:spacing w:before="40" w:after="40"/>
+              <w:cnfStyle w:val="000000000000" w:firstRow="0" w:lastRow="0" w:firstColumn="0" w:lastColumn="0" w:oddVBand="0" w:evenVBand="0" w:oddHBand="0" w:evenHBand="0" w:firstRowFirstColumn="0" w:firstRowLastColumn="0" w:lastRowFirstColumn="0" w:lastRowLastColumn="0"/>
+            </w:pPr>
+            <w:r>
+              <w:rPr>
+                <w:rFonts w:ascii="Calibri" w:hAnsi="Calibri"/>
+                <w:color w:val="1E293B"/>
+                <w:sz w:val="17"/>
+              </w:rPr>
+              <w:t>chararray (Integer)</w:t>
             </w:r>
           </w:p>
         </w:tc>
         <w:tc>
           <w:tcPr>
             <w:tcW w:w="4752" w:type="dxa"/>
-            <w:shd w:val="clear" w:color="auto" w:fill="F8FAFC"/>
+          </w:tcPr>
+          <w:p>
+            <w:pPr>
+              <w:spacing w:before="40" w:after="40"/>
+              <w:cnfStyle w:val="000000000000" w:firstRow="0" w:lastRow="0" w:firstColumn="0" w:lastColumn="0" w:oddVBand="0" w:evenVBand="0" w:oddHBand="0" w:evenHBand="0" w:firstRowFirstColumn="0" w:firstRowLastColumn="0" w:lastRowFirstColumn="0" w:lastRowLastColumn="0"/>
+            </w:pPr>
+            <w:r>
+              <w:rPr>
+                <w:rFonts w:ascii="Calibri" w:hAnsi="Calibri"/>
+                <w:color w:val="1E293B"/>
+                <w:sz w:val="17"/>
+              </w:rPr>
+              <w:t>TLC Taxi Zone in which the taximeter was engaged (Pickup Zone).</w:t>
+            </w:r>
+          </w:p>
+        </w:tc>
+      </w:tr>
+      <w:tr>
+        <w:trPr>
+          <w:cnfStyle w:val="000000100000" w:firstRow="0" w:lastRow="0" w:firstColumn="0" w:lastColumn="0" w:oddVBand="0" w:evenVBand="0" w:oddHBand="1" w:evenHBand="0" w:firstRowFirstColumn="0" w:firstRowLastColumn="0" w:lastRowFirstColumn="0" w:lastRowLastColumn="0"/>
+        </w:trPr>
+        <w:tc>
+          <w:tcPr>
+            <w:cnfStyle w:val="001000000000" w:firstRow="0" w:lastRow="0" w:firstColumn="1" w:lastColumn="0" w:oddVBand="0" w:evenVBand="0" w:oddHBand="0" w:evenHBand="0" w:firstRowFirstColumn="0" w:firstRowLastColumn="0" w:lastRowFirstColumn="0" w:lastRowLastColumn="0"/>
+            <w:tcW w:w="2592" w:type="dxa"/>
+            <w:tcBorders>
+              <w:top w:val="none" w:sz="0" w:space="0" w:color="auto"/>
+              <w:bottom w:val="none" w:sz="0" w:space="0" w:color="auto"/>
+            </w:tcBorders>
           </w:tcPr>
           <w:p>
             <w:pPr>
@@ -952,19 +3611,128 @@
                 <w:color w:val="1E293B"/>
                 <w:sz w:val="17"/>
               </w:rPr>
-              <w:t>Date and time when the taxi meter was engaged (YYYY-MM-DD HH:MM:SS).</w:t>
+              <w:t>DOLocationID</w:t>
+            </w:r>
+          </w:p>
+        </w:tc>
+        <w:tc>
+          <w:tcPr>
+            <w:tcW w:w="2016" w:type="dxa"/>
+            <w:tcBorders>
+              <w:top w:val="none" w:sz="0" w:space="0" w:color="auto"/>
+              <w:bottom w:val="none" w:sz="0" w:space="0" w:color="auto"/>
+            </w:tcBorders>
+          </w:tcPr>
+          <w:p>
+            <w:pPr>
+              <w:spacing w:before="40" w:after="40"/>
+              <w:cnfStyle w:val="000000100000" w:firstRow="0" w:lastRow="0" w:firstColumn="0" w:lastColumn="0" w:oddVBand="0" w:evenVBand="0" w:oddHBand="1" w:evenHBand="0" w:firstRowFirstColumn="0" w:firstRowLastColumn="0" w:lastRowFirstColumn="0" w:lastRowLastColumn="0"/>
+            </w:pPr>
+            <w:r>
+              <w:rPr>
+                <w:rFonts w:ascii="Calibri" w:hAnsi="Calibri"/>
+                <w:color w:val="1E293B"/>
+                <w:sz w:val="17"/>
+              </w:rPr>
+              <w:t>chararray (Integer)</w:t>
+            </w:r>
+          </w:p>
+        </w:tc>
+        <w:tc>
+          <w:tcPr>
+            <w:tcW w:w="4752" w:type="dxa"/>
+            <w:tcBorders>
+              <w:top w:val="none" w:sz="0" w:space="0" w:color="auto"/>
+              <w:bottom w:val="none" w:sz="0" w:space="0" w:color="auto"/>
+            </w:tcBorders>
+          </w:tcPr>
+          <w:p>
+            <w:pPr>
+              <w:spacing w:before="40" w:after="40"/>
+              <w:cnfStyle w:val="000000100000" w:firstRow="0" w:lastRow="0" w:firstColumn="0" w:lastColumn="0" w:oddVBand="0" w:evenVBand="0" w:oddHBand="1" w:evenHBand="0" w:firstRowFirstColumn="0" w:firstRowLastColumn="0" w:lastRowFirstColumn="0" w:lastRowLastColumn="0"/>
+            </w:pPr>
+            <w:r>
+              <w:rPr>
+                <w:rFonts w:ascii="Calibri" w:hAnsi="Calibri"/>
+                <w:color w:val="1E293B"/>
+                <w:sz w:val="17"/>
+              </w:rPr>
+              <w:t>TLC Taxi Zone in which the taximeter was disengaged (Dropoff Zone).</w:t>
+            </w:r>
+          </w:p>
+        </w:tc>
+      </w:tr>
+      <w:tr>
+        <w:tc>
+          <w:tcPr>
+            <w:cnfStyle w:val="001000000000" w:firstRow="0" w:lastRow="0" w:firstColumn="1" w:lastColumn="0" w:oddVBand="0" w:evenVBand="0" w:oddHBand="0" w:evenHBand="0" w:firstRowFirstColumn="0" w:firstRowLastColumn="0" w:lastRowFirstColumn="0" w:lastRowLastColumn="0"/>
+            <w:tcW w:w="2592" w:type="dxa"/>
+          </w:tcPr>
+          <w:p>
+            <w:pPr>
+              <w:spacing w:before="40" w:after="40"/>
+            </w:pPr>
+            <w:r>
+              <w:rPr>
+                <w:rFonts w:ascii="Calibri" w:hAnsi="Calibri"/>
+                <w:color w:val="1E293B"/>
+                <w:sz w:val="17"/>
+              </w:rPr>
+              <w:t>payment_type</w:t>
+            </w:r>
+          </w:p>
+        </w:tc>
+        <w:tc>
+          <w:tcPr>
+            <w:tcW w:w="2016" w:type="dxa"/>
+          </w:tcPr>
+          <w:p>
+            <w:pPr>
+              <w:spacing w:before="40" w:after="40"/>
+              <w:cnfStyle w:val="000000000000" w:firstRow="0" w:lastRow="0" w:firstColumn="0" w:lastColumn="0" w:oddVBand="0" w:evenVBand="0" w:oddHBand="0" w:evenHBand="0" w:firstRowFirstColumn="0" w:firstRowLastColumn="0" w:lastRowFirstColumn="0" w:lastRowLastColumn="0"/>
+            </w:pPr>
+            <w:r>
+              <w:rPr>
+                <w:rFonts w:ascii="Calibri" w:hAnsi="Calibri"/>
+                <w:color w:val="1E293B"/>
+                <w:sz w:val="17"/>
+              </w:rPr>
+              <w:t>chararray (Integer)</w:t>
+            </w:r>
+          </w:p>
+        </w:tc>
+        <w:tc>
+          <w:tcPr>
+            <w:tcW w:w="4752" w:type="dxa"/>
+          </w:tcPr>
+          <w:p>
+            <w:pPr>
+              <w:spacing w:before="40" w:after="40"/>
+              <w:cnfStyle w:val="000000000000" w:firstRow="0" w:lastRow="0" w:firstColumn="0" w:lastColumn="0" w:oddVBand="0" w:evenVBand="0" w:oddHBand="0" w:evenHBand="0" w:firstRowFirstColumn="0" w:firstRowLastColumn="0" w:lastRowFirstColumn="0" w:lastRowLastColumn="0"/>
+            </w:pPr>
+            <w:r>
+              <w:rPr>
+                <w:rFonts w:ascii="Calibri" w:hAnsi="Calibri"/>
+                <w:color w:val="1E293B"/>
+                <w:sz w:val="17"/>
+              </w:rPr>
+              <w:t>Payment method numeric code (1=Credit Card, 2=Cash, 3=No Charge, 4=Dispute).</w:t>
             </w:r>
           </w:p>
         </w:tc>
       </w:tr>
       <w:tr>
         <w:trPr>
-          <w:jc w:val="center"/>
+          <w:cnfStyle w:val="000000100000" w:firstRow="0" w:lastRow="0" w:firstColumn="0" w:lastColumn="0" w:oddVBand="0" w:evenVBand="0" w:oddHBand="1" w:evenHBand="0" w:firstRowFirstColumn="0" w:firstRowLastColumn="0" w:lastRowFirstColumn="0" w:lastRowLastColumn="0"/>
         </w:trPr>
         <w:tc>
           <w:tcPr>
+            <w:cnfStyle w:val="001000000000" w:firstRow="0" w:lastRow="0" w:firstColumn="1" w:lastColumn="0" w:oddVBand="0" w:evenVBand="0" w:oddHBand="0" w:evenHBand="0" w:firstRowFirstColumn="0" w:firstRowLastColumn="0" w:lastRowFirstColumn="0" w:lastRowLastColumn="0"/>
             <w:tcW w:w="2592" w:type="dxa"/>
-            <w:shd w:val="clear" w:color="auto" w:fill="FFFFFF"/>
+            <w:tcBorders>
+              <w:top w:val="none" w:sz="0" w:space="0" w:color="auto"/>
+              <w:bottom w:val="none" w:sz="0" w:space="0" w:color="auto"/>
+            </w:tcBorders>
           </w:tcPr>
           <w:p>
             <w:pPr>
@@ -976,14 +3744,62 @@
                 <w:color w:val="1E293B"/>
                 <w:sz w:val="17"/>
               </w:rPr>
-              <w:t>tpep_dropoff_datetime</w:t>
+              <w:t>fare_amount</w:t>
             </w:r>
           </w:p>
         </w:tc>
         <w:tc>
           <w:tcPr>
             <w:tcW w:w="2016" w:type="dxa"/>
-            <w:shd w:val="clear" w:color="auto" w:fill="FFFFFF"/>
+            <w:tcBorders>
+              <w:top w:val="none" w:sz="0" w:space="0" w:color="auto"/>
+              <w:bottom w:val="none" w:sz="0" w:space="0" w:color="auto"/>
+            </w:tcBorders>
+          </w:tcPr>
+          <w:p>
+            <w:pPr>
+              <w:spacing w:before="40" w:after="40"/>
+              <w:cnfStyle w:val="000000100000" w:firstRow="0" w:lastRow="0" w:firstColumn="0" w:lastColumn="0" w:oddVBand="0" w:evenVBand="0" w:oddHBand="1" w:evenHBand="0" w:firstRowFirstColumn="0" w:firstRowLastColumn="0" w:lastRowFirstColumn="0" w:lastRowLastColumn="0"/>
+            </w:pPr>
+            <w:r>
+              <w:rPr>
+                <w:rFonts w:ascii="Calibri" w:hAnsi="Calibri"/>
+                <w:color w:val="1E293B"/>
+                <w:sz w:val="17"/>
+              </w:rPr>
+              <w:t>Float</w:t>
+            </w:r>
+          </w:p>
+        </w:tc>
+        <w:tc>
+          <w:tcPr>
+            <w:tcW w:w="4752" w:type="dxa"/>
+            <w:tcBorders>
+              <w:top w:val="none" w:sz="0" w:space="0" w:color="auto"/>
+              <w:bottom w:val="none" w:sz="0" w:space="0" w:color="auto"/>
+            </w:tcBorders>
+          </w:tcPr>
+          <w:p>
+            <w:pPr>
+              <w:spacing w:before="40" w:after="40"/>
+              <w:cnfStyle w:val="000000100000" w:firstRow="0" w:lastRow="0" w:firstColumn="0" w:lastColumn="0" w:oddVBand="0" w:evenVBand="0" w:oddHBand="1" w:evenHBand="0" w:firstRowFirstColumn="0" w:firstRowLastColumn="0" w:lastRowFirstColumn="0" w:lastRowLastColumn="0"/>
+            </w:pPr>
+            <w:r>
+              <w:rPr>
+                <w:rFonts w:ascii="Calibri" w:hAnsi="Calibri"/>
+                <w:color w:val="1E293B"/>
+                <w:sz w:val="17"/>
+              </w:rPr>
+              <w:t>The time-and-distance fare calculated by the meter.</w:t>
+            </w:r>
+          </w:p>
+        </w:tc>
+      </w:tr>
+      <w:tr>
+        <w:tc>
+          <w:tcPr>
+            <w:cnfStyle w:val="001000000000" w:firstRow="0" w:lastRow="0" w:firstColumn="1" w:lastColumn="0" w:oddVBand="0" w:evenVBand="0" w:oddHBand="0" w:evenHBand="0" w:firstRowFirstColumn="0" w:firstRowLastColumn="0" w:lastRowFirstColumn="0" w:lastRowLastColumn="0"/>
+            <w:tcW w:w="2592" w:type="dxa"/>
           </w:tcPr>
           <w:p>
             <w:pPr>
@@ -995,14 +3811,61 @@
                 <w:color w:val="1E293B"/>
                 <w:sz w:val="17"/>
               </w:rPr>
-              <w:t>chararray (Timestamp)</w:t>
+              <w:t>extra</w:t>
+            </w:r>
+          </w:p>
+        </w:tc>
+        <w:tc>
+          <w:tcPr>
+            <w:tcW w:w="2016" w:type="dxa"/>
+          </w:tcPr>
+          <w:p>
+            <w:pPr>
+              <w:spacing w:before="40" w:after="40"/>
+              <w:cnfStyle w:val="000000000000" w:firstRow="0" w:lastRow="0" w:firstColumn="0" w:lastColumn="0" w:oddVBand="0" w:evenVBand="0" w:oddHBand="0" w:evenHBand="0" w:firstRowFirstColumn="0" w:firstRowLastColumn="0" w:lastRowFirstColumn="0" w:lastRowLastColumn="0"/>
+            </w:pPr>
+            <w:r>
+              <w:rPr>
+                <w:rFonts w:ascii="Calibri" w:hAnsi="Calibri"/>
+                <w:color w:val="1E293B"/>
+                <w:sz w:val="17"/>
+              </w:rPr>
+              <w:t>Float</w:t>
             </w:r>
           </w:p>
         </w:tc>
         <w:tc>
           <w:tcPr>
             <w:tcW w:w="4752" w:type="dxa"/>
-            <w:shd w:val="clear" w:color="auto" w:fill="FFFFFF"/>
+          </w:tcPr>
+          <w:p>
+            <w:pPr>
+              <w:spacing w:before="40" w:after="40"/>
+              <w:cnfStyle w:val="000000000000" w:firstRow="0" w:lastRow="0" w:firstColumn="0" w:lastColumn="0" w:oddVBand="0" w:evenVBand="0" w:oddHBand="0" w:evenHBand="0" w:firstRowFirstColumn="0" w:firstRowLastColumn="0" w:lastRowFirstColumn="0" w:lastRowLastColumn="0"/>
+            </w:pPr>
+            <w:r>
+              <w:rPr>
+                <w:rFonts w:ascii="Calibri" w:hAnsi="Calibri"/>
+                <w:color w:val="1E293B"/>
+                <w:sz w:val="17"/>
+              </w:rPr>
+              <w:t>Miscellaneous extras and surcharges ($0.50 and $1 rush hour / overnight charges).</w:t>
+            </w:r>
+          </w:p>
+        </w:tc>
+      </w:tr>
+      <w:tr>
+        <w:trPr>
+          <w:cnfStyle w:val="000000100000" w:firstRow="0" w:lastRow="0" w:firstColumn="0" w:lastColumn="0" w:oddVBand="0" w:evenVBand="0" w:oddHBand="1" w:evenHBand="0" w:firstRowFirstColumn="0" w:firstRowLastColumn="0" w:lastRowFirstColumn="0" w:lastRowLastColumn="0"/>
+        </w:trPr>
+        <w:tc>
+          <w:tcPr>
+            <w:cnfStyle w:val="001000000000" w:firstRow="0" w:lastRow="0" w:firstColumn="1" w:lastColumn="0" w:oddVBand="0" w:evenVBand="0" w:oddHBand="0" w:evenHBand="0" w:firstRowFirstColumn="0" w:firstRowLastColumn="0" w:lastRowFirstColumn="0" w:lastRowLastColumn="0"/>
+            <w:tcW w:w="2592" w:type="dxa"/>
+            <w:tcBorders>
+              <w:top w:val="none" w:sz="0" w:space="0" w:color="auto"/>
+              <w:bottom w:val="none" w:sz="0" w:space="0" w:color="auto"/>
+            </w:tcBorders>
           </w:tcPr>
           <w:p>
             <w:pPr>
@@ -1014,19 +3877,128 @@
                 <w:color w:val="1E293B"/>
                 <w:sz w:val="17"/>
               </w:rPr>
-              <w:t>Date and time when the taxi meter was disengaged.</w:t>
+              <w:t>mta_tax</w:t>
+            </w:r>
+          </w:p>
+        </w:tc>
+        <w:tc>
+          <w:tcPr>
+            <w:tcW w:w="2016" w:type="dxa"/>
+            <w:tcBorders>
+              <w:top w:val="none" w:sz="0" w:space="0" w:color="auto"/>
+              <w:bottom w:val="none" w:sz="0" w:space="0" w:color="auto"/>
+            </w:tcBorders>
+          </w:tcPr>
+          <w:p>
+            <w:pPr>
+              <w:spacing w:before="40" w:after="40"/>
+              <w:cnfStyle w:val="000000100000" w:firstRow="0" w:lastRow="0" w:firstColumn="0" w:lastColumn="0" w:oddVBand="0" w:evenVBand="0" w:oddHBand="1" w:evenHBand="0" w:firstRowFirstColumn="0" w:firstRowLastColumn="0" w:lastRowFirstColumn="0" w:lastRowLastColumn="0"/>
+            </w:pPr>
+            <w:r>
+              <w:rPr>
+                <w:rFonts w:ascii="Calibri" w:hAnsi="Calibri"/>
+                <w:color w:val="1E293B"/>
+                <w:sz w:val="17"/>
+              </w:rPr>
+              <w:t>Float</w:t>
+            </w:r>
+          </w:p>
+        </w:tc>
+        <w:tc>
+          <w:tcPr>
+            <w:tcW w:w="4752" w:type="dxa"/>
+            <w:tcBorders>
+              <w:top w:val="none" w:sz="0" w:space="0" w:color="auto"/>
+              <w:bottom w:val="none" w:sz="0" w:space="0" w:color="auto"/>
+            </w:tcBorders>
+          </w:tcPr>
+          <w:p>
+            <w:pPr>
+              <w:spacing w:before="40" w:after="40"/>
+              <w:cnfStyle w:val="000000100000" w:firstRow="0" w:lastRow="0" w:firstColumn="0" w:lastColumn="0" w:oddVBand="0" w:evenVBand="0" w:oddHBand="1" w:evenHBand="0" w:firstRowFirstColumn="0" w:firstRowLastColumn="0" w:lastRowFirstColumn="0" w:lastRowLastColumn="0"/>
+            </w:pPr>
+            <w:r>
+              <w:rPr>
+                <w:rFonts w:ascii="Calibri" w:hAnsi="Calibri"/>
+                <w:color w:val="1E293B"/>
+                <w:sz w:val="17"/>
+              </w:rPr>
+              <w:t>$0.50 MTA tax automatically triggered based on the metered rate in use.</w:t>
+            </w:r>
+          </w:p>
+        </w:tc>
+      </w:tr>
+      <w:tr>
+        <w:tc>
+          <w:tcPr>
+            <w:cnfStyle w:val="001000000000" w:firstRow="0" w:lastRow="0" w:firstColumn="1" w:lastColumn="0" w:oddVBand="0" w:evenVBand="0" w:oddHBand="0" w:evenHBand="0" w:firstRowFirstColumn="0" w:firstRowLastColumn="0" w:lastRowFirstColumn="0" w:lastRowLastColumn="0"/>
+            <w:tcW w:w="2592" w:type="dxa"/>
+          </w:tcPr>
+          <w:p>
+            <w:pPr>
+              <w:spacing w:before="40" w:after="40"/>
+            </w:pPr>
+            <w:r>
+              <w:rPr>
+                <w:rFonts w:ascii="Calibri" w:hAnsi="Calibri"/>
+                <w:color w:val="1E293B"/>
+                <w:sz w:val="17"/>
+              </w:rPr>
+              <w:t>tip_amount</w:t>
+            </w:r>
+          </w:p>
+        </w:tc>
+        <w:tc>
+          <w:tcPr>
+            <w:tcW w:w="2016" w:type="dxa"/>
+          </w:tcPr>
+          <w:p>
+            <w:pPr>
+              <w:spacing w:before="40" w:after="40"/>
+              <w:cnfStyle w:val="000000000000" w:firstRow="0" w:lastRow="0" w:firstColumn="0" w:lastColumn="0" w:oddVBand="0" w:evenVBand="0" w:oddHBand="0" w:evenHBand="0" w:firstRowFirstColumn="0" w:firstRowLastColumn="0" w:lastRowFirstColumn="0" w:lastRowLastColumn="0"/>
+            </w:pPr>
+            <w:r>
+              <w:rPr>
+                <w:rFonts w:ascii="Calibri" w:hAnsi="Calibri"/>
+                <w:color w:val="1E293B"/>
+                <w:sz w:val="17"/>
+              </w:rPr>
+              <w:t>Float</w:t>
+            </w:r>
+          </w:p>
+        </w:tc>
+        <w:tc>
+          <w:tcPr>
+            <w:tcW w:w="4752" w:type="dxa"/>
+          </w:tcPr>
+          <w:p>
+            <w:pPr>
+              <w:spacing w:before="40" w:after="40"/>
+              <w:cnfStyle w:val="000000000000" w:firstRow="0" w:lastRow="0" w:firstColumn="0" w:lastColumn="0" w:oddVBand="0" w:evenVBand="0" w:oddHBand="0" w:evenHBand="0" w:firstRowFirstColumn="0" w:firstRowLastColumn="0" w:lastRowFirstColumn="0" w:lastRowLastColumn="0"/>
+            </w:pPr>
+            <w:r>
+              <w:rPr>
+                <w:rFonts w:ascii="Calibri" w:hAnsi="Calibri"/>
+                <w:color w:val="1E293B"/>
+                <w:sz w:val="17"/>
+              </w:rPr>
+              <w:t>Tip amount automatically credited for credit card payments (Cash tips excluded).</w:t>
             </w:r>
           </w:p>
         </w:tc>
       </w:tr>
       <w:tr>
         <w:trPr>
-          <w:jc w:val="center"/>
+          <w:cnfStyle w:val="000000100000" w:firstRow="0" w:lastRow="0" w:firstColumn="0" w:lastColumn="0" w:oddVBand="0" w:evenVBand="0" w:oddHBand="1" w:evenHBand="0" w:firstRowFirstColumn="0" w:firstRowLastColumn="0" w:lastRowFirstColumn="0" w:lastRowLastColumn="0"/>
         </w:trPr>
         <w:tc>
           <w:tcPr>
+            <w:cnfStyle w:val="001000000000" w:firstRow="0" w:lastRow="0" w:firstColumn="1" w:lastColumn="0" w:oddVBand="0" w:evenVBand="0" w:oddHBand="0" w:evenHBand="0" w:firstRowFirstColumn="0" w:firstRowLastColumn="0" w:lastRowFirstColumn="0" w:lastRowLastColumn="0"/>
             <w:tcW w:w="2592" w:type="dxa"/>
-            <w:shd w:val="clear" w:color="auto" w:fill="F8FAFC"/>
+            <w:tcBorders>
+              <w:top w:val="none" w:sz="0" w:space="0" w:color="auto"/>
+              <w:bottom w:val="none" w:sz="0" w:space="0" w:color="auto"/>
+            </w:tcBorders>
           </w:tcPr>
           <w:p>
             <w:pPr>
@@ -1038,14 +4010,62 @@
                 <w:color w:val="1E293B"/>
                 <w:sz w:val="17"/>
               </w:rPr>
-              <w:t>passenger_count</w:t>
+              <w:t>tolls_amount</w:t>
             </w:r>
           </w:p>
         </w:tc>
         <w:tc>
           <w:tcPr>
             <w:tcW w:w="2016" w:type="dxa"/>
-            <w:shd w:val="clear" w:color="auto" w:fill="F8FAFC"/>
+            <w:tcBorders>
+              <w:top w:val="none" w:sz="0" w:space="0" w:color="auto"/>
+              <w:bottom w:val="none" w:sz="0" w:space="0" w:color="auto"/>
+            </w:tcBorders>
+          </w:tcPr>
+          <w:p>
+            <w:pPr>
+              <w:spacing w:before="40" w:after="40"/>
+              <w:cnfStyle w:val="000000100000" w:firstRow="0" w:lastRow="0" w:firstColumn="0" w:lastColumn="0" w:oddVBand="0" w:evenVBand="0" w:oddHBand="1" w:evenHBand="0" w:firstRowFirstColumn="0" w:firstRowLastColumn="0" w:lastRowFirstColumn="0" w:lastRowLastColumn="0"/>
+            </w:pPr>
+            <w:r>
+              <w:rPr>
+                <w:rFonts w:ascii="Calibri" w:hAnsi="Calibri"/>
+                <w:color w:val="1E293B"/>
+                <w:sz w:val="17"/>
+              </w:rPr>
+              <w:t>Float</w:t>
+            </w:r>
+          </w:p>
+        </w:tc>
+        <w:tc>
+          <w:tcPr>
+            <w:tcW w:w="4752" w:type="dxa"/>
+            <w:tcBorders>
+              <w:top w:val="none" w:sz="0" w:space="0" w:color="auto"/>
+              <w:bottom w:val="none" w:sz="0" w:space="0" w:color="auto"/>
+            </w:tcBorders>
+          </w:tcPr>
+          <w:p>
+            <w:pPr>
+              <w:spacing w:before="40" w:after="40"/>
+              <w:cnfStyle w:val="000000100000" w:firstRow="0" w:lastRow="0" w:firstColumn="0" w:lastColumn="0" w:oddVBand="0" w:evenVBand="0" w:oddHBand="1" w:evenHBand="0" w:firstRowFirstColumn="0" w:firstRowLastColumn="0" w:lastRowFirstColumn="0" w:lastRowLastColumn="0"/>
+            </w:pPr>
+            <w:r>
+              <w:rPr>
+                <w:rFonts w:ascii="Calibri" w:hAnsi="Calibri"/>
+                <w:color w:val="1E293B"/>
+                <w:sz w:val="17"/>
+              </w:rPr>
+              <w:t>Total amount of all highway and bridge tolls paid in cash or E-ZPass.</w:t>
+            </w:r>
+          </w:p>
+        </w:tc>
+      </w:tr>
+      <w:tr>
+        <w:tc>
+          <w:tcPr>
+            <w:cnfStyle w:val="001000000000" w:firstRow="0" w:lastRow="0" w:firstColumn="1" w:lastColumn="0" w:oddVBand="0" w:evenVBand="0" w:oddHBand="0" w:evenHBand="0" w:firstRowFirstColumn="0" w:firstRowLastColumn="0" w:lastRowFirstColumn="0" w:lastRowLastColumn="0"/>
+            <w:tcW w:w="2592" w:type="dxa"/>
           </w:tcPr>
           <w:p>
             <w:pPr>
@@ -1057,14 +4077,61 @@
                 <w:color w:val="1E293B"/>
                 <w:sz w:val="17"/>
               </w:rPr>
-              <w:t>Integer</w:t>
+              <w:t>improvement_surcharge</w:t>
+            </w:r>
+          </w:p>
+        </w:tc>
+        <w:tc>
+          <w:tcPr>
+            <w:tcW w:w="2016" w:type="dxa"/>
+          </w:tcPr>
+          <w:p>
+            <w:pPr>
+              <w:spacing w:before="40" w:after="40"/>
+              <w:cnfStyle w:val="000000000000" w:firstRow="0" w:lastRow="0" w:firstColumn="0" w:lastColumn="0" w:oddVBand="0" w:evenVBand="0" w:oddHBand="0" w:evenHBand="0" w:firstRowFirstColumn="0" w:firstRowLastColumn="0" w:lastRowFirstColumn="0" w:lastRowLastColumn="0"/>
+            </w:pPr>
+            <w:r>
+              <w:rPr>
+                <w:rFonts w:ascii="Calibri" w:hAnsi="Calibri"/>
+                <w:color w:val="1E293B"/>
+                <w:sz w:val="17"/>
+              </w:rPr>
+              <w:t>Float</w:t>
             </w:r>
           </w:p>
         </w:tc>
         <w:tc>
           <w:tcPr>
             <w:tcW w:w="4752" w:type="dxa"/>
-            <w:shd w:val="clear" w:color="auto" w:fill="F8FAFC"/>
+          </w:tcPr>
+          <w:p>
+            <w:pPr>
+              <w:spacing w:before="40" w:after="40"/>
+              <w:cnfStyle w:val="000000000000" w:firstRow="0" w:lastRow="0" w:firstColumn="0" w:lastColumn="0" w:oddVBand="0" w:evenVBand="0" w:oddHBand="0" w:evenHBand="0" w:firstRowFirstColumn="0" w:firstRowLastColumn="0" w:lastRowFirstColumn="0" w:lastRowLastColumn="0"/>
+            </w:pPr>
+            <w:r>
+              <w:rPr>
+                <w:rFonts w:ascii="Calibri" w:hAnsi="Calibri"/>
+                <w:color w:val="1E293B"/>
+                <w:sz w:val="17"/>
+              </w:rPr>
+              <w:t>$0.30 improvement surcharge assessed on commercial taxi trips.</w:t>
+            </w:r>
+          </w:p>
+        </w:tc>
+      </w:tr>
+      <w:tr>
+        <w:trPr>
+          <w:cnfStyle w:val="000000100000" w:firstRow="0" w:lastRow="0" w:firstColumn="0" w:lastColumn="0" w:oddVBand="0" w:evenVBand="0" w:oddHBand="1" w:evenHBand="0" w:firstRowFirstColumn="0" w:firstRowLastColumn="0" w:lastRowFirstColumn="0" w:lastRowLastColumn="0"/>
+        </w:trPr>
+        <w:tc>
+          <w:tcPr>
+            <w:cnfStyle w:val="001000000000" w:firstRow="0" w:lastRow="0" w:firstColumn="1" w:lastColumn="0" w:oddVBand="0" w:evenVBand="0" w:oddHBand="0" w:evenHBand="0" w:firstRowFirstColumn="0" w:firstRowLastColumn="0" w:lastRowFirstColumn="0" w:lastRowLastColumn="0"/>
+            <w:tcW w:w="2592" w:type="dxa"/>
+            <w:tcBorders>
+              <w:top w:val="none" w:sz="0" w:space="0" w:color="auto"/>
+              <w:bottom w:val="none" w:sz="0" w:space="0" w:color="auto"/>
+            </w:tcBorders>
           </w:tcPr>
           <w:p>
             <w:pPr>
@@ -1076,42 +4143,22 @@
                 <w:color w:val="1E293B"/>
                 <w:sz w:val="17"/>
               </w:rPr>
-              <w:t>The total number of passengers in the vehicle (driver-entered).</w:t>
-            </w:r>
-          </w:p>
-        </w:tc>
-      </w:tr>
-      <w:tr>
-        <w:trPr>
-          <w:jc w:val="center"/>
-        </w:trPr>
-        <w:tc>
-          <w:tcPr>
-            <w:tcW w:w="2592" w:type="dxa"/>
-            <w:shd w:val="clear" w:color="auto" w:fill="FFFFFF"/>
-          </w:tcPr>
-          <w:p>
-            <w:pPr>
-              <w:spacing w:before="40" w:after="40"/>
-            </w:pPr>
-            <w:r>
-              <w:rPr>
-                <w:rFonts w:ascii="Calibri" w:hAnsi="Calibri"/>
-                <w:color w:val="1E293B"/>
-                <w:sz w:val="17"/>
-              </w:rPr>
-              <w:t>trip_distance</w:t>
+              <w:t>total_amount</w:t>
             </w:r>
           </w:p>
         </w:tc>
         <w:tc>
           <w:tcPr>
             <w:tcW w:w="2016" w:type="dxa"/>
-            <w:shd w:val="clear" w:color="auto" w:fill="FFFFFF"/>
+            <w:tcBorders>
+              <w:top w:val="none" w:sz="0" w:space="0" w:color="auto"/>
+              <w:bottom w:val="none" w:sz="0" w:space="0" w:color="auto"/>
+            </w:tcBorders>
           </w:tcPr>
           <w:p>
             <w:pPr>
               <w:spacing w:before="40" w:after="40"/>
+              <w:cnfStyle w:val="000000100000" w:firstRow="0" w:lastRow="0" w:firstColumn="0" w:lastColumn="0" w:oddVBand="0" w:evenVBand="0" w:oddHBand="1" w:evenHBand="0" w:firstRowFirstColumn="0" w:firstRowLastColumn="0" w:lastRowFirstColumn="0" w:lastRowLastColumn="0"/>
             </w:pPr>
             <w:r>
               <w:rPr>
@@ -1126,765 +4173,15 @@
         <w:tc>
           <w:tcPr>
             <w:tcW w:w="4752" w:type="dxa"/>
-            <w:shd w:val="clear" w:color="auto" w:fill="FFFFFF"/>
+            <w:tcBorders>
+              <w:top w:val="none" w:sz="0" w:space="0" w:color="auto"/>
+              <w:bottom w:val="none" w:sz="0" w:space="0" w:color="auto"/>
+            </w:tcBorders>
           </w:tcPr>
           <w:p>
             <w:pPr>
               <w:spacing w:before="40" w:after="40"/>
-            </w:pPr>
-            <w:r>
-              <w:rPr>
-                <w:rFonts w:ascii="Calibri" w:hAnsi="Calibri"/>
-                <w:color w:val="1E293B"/>
-                <w:sz w:val="17"/>
-              </w:rPr>
-              <w:t>The elapsed trip distance in miles reported by the taximeter.</w:t>
-            </w:r>
-          </w:p>
-        </w:tc>
-      </w:tr>
-      <w:tr>
-        <w:trPr>
-          <w:jc w:val="center"/>
-        </w:trPr>
-        <w:tc>
-          <w:tcPr>
-            <w:tcW w:w="2592" w:type="dxa"/>
-            <w:shd w:val="clear" w:color="auto" w:fill="F8FAFC"/>
-          </w:tcPr>
-          <w:p>
-            <w:pPr>
-              <w:spacing w:before="40" w:after="40"/>
-            </w:pPr>
-            <w:r>
-              <w:rPr>
-                <w:rFonts w:ascii="Calibri" w:hAnsi="Calibri"/>
-                <w:color w:val="1E293B"/>
-                <w:sz w:val="17"/>
-              </w:rPr>
-              <w:t>RatecodeID</w:t>
-            </w:r>
-          </w:p>
-        </w:tc>
-        <w:tc>
-          <w:tcPr>
-            <w:tcW w:w="2016" w:type="dxa"/>
-            <w:shd w:val="clear" w:color="auto" w:fill="F8FAFC"/>
-          </w:tcPr>
-          <w:p>
-            <w:pPr>
-              <w:spacing w:before="40" w:after="40"/>
-            </w:pPr>
-            <w:r>
-              <w:rPr>
-                <w:rFonts w:ascii="Calibri" w:hAnsi="Calibri"/>
-                <w:color w:val="1E293B"/>
-                <w:sz w:val="17"/>
-              </w:rPr>
-              <w:t>chararray (Integer)</w:t>
-            </w:r>
-          </w:p>
-        </w:tc>
-        <w:tc>
-          <w:tcPr>
-            <w:tcW w:w="4752" w:type="dxa"/>
-            <w:shd w:val="clear" w:color="auto" w:fill="F8FAFC"/>
-          </w:tcPr>
-          <w:p>
-            <w:pPr>
-              <w:spacing w:before="40" w:after="40"/>
-            </w:pPr>
-            <w:r>
-              <w:rPr>
-                <w:rFonts w:ascii="Calibri" w:hAnsi="Calibri"/>
-                <w:color w:val="1E293B"/>
-                <w:sz w:val="17"/>
-              </w:rPr>
-              <w:t>Final rate code in effect (1=Standard, 2=JFK, 3=Newark, 4=Nassau, 5=Negotiated).</w:t>
-            </w:r>
-          </w:p>
-        </w:tc>
-      </w:tr>
-      <w:tr>
-        <w:trPr>
-          <w:jc w:val="center"/>
-        </w:trPr>
-        <w:tc>
-          <w:tcPr>
-            <w:tcW w:w="2592" w:type="dxa"/>
-            <w:shd w:val="clear" w:color="auto" w:fill="FFFFFF"/>
-          </w:tcPr>
-          <w:p>
-            <w:pPr>
-              <w:spacing w:before="40" w:after="40"/>
-            </w:pPr>
-            <w:r>
-              <w:rPr>
-                <w:rFonts w:ascii="Calibri" w:hAnsi="Calibri"/>
-                <w:color w:val="1E293B"/>
-                <w:sz w:val="17"/>
-              </w:rPr>
-              <w:t>store_and_fwd_flag</w:t>
-            </w:r>
-          </w:p>
-        </w:tc>
-        <w:tc>
-          <w:tcPr>
-            <w:tcW w:w="2016" w:type="dxa"/>
-            <w:shd w:val="clear" w:color="auto" w:fill="FFFFFF"/>
-          </w:tcPr>
-          <w:p>
-            <w:pPr>
-              <w:spacing w:before="40" w:after="40"/>
-            </w:pPr>
-            <w:r>
-              <w:rPr>
-                <w:rFonts w:ascii="Calibri" w:hAnsi="Calibri"/>
-                <w:color w:val="1E293B"/>
-                <w:sz w:val="17"/>
-              </w:rPr>
-              <w:t>chararray (String)</w:t>
-            </w:r>
-          </w:p>
-        </w:tc>
-        <w:tc>
-          <w:tcPr>
-            <w:tcW w:w="4752" w:type="dxa"/>
-            <w:shd w:val="clear" w:color="auto" w:fill="FFFFFF"/>
-          </w:tcPr>
-          <w:p>
-            <w:pPr>
-              <w:spacing w:before="40" w:after="40"/>
-            </w:pPr>
-            <w:r>
-              <w:rPr>
-                <w:rFonts w:ascii="Calibri" w:hAnsi="Calibri"/>
-                <w:color w:val="1E293B"/>
-                <w:sz w:val="17"/>
-              </w:rPr>
-              <w:t>Flag indicating whether trip record was stored in vehicle memory (Y/N).</w:t>
-            </w:r>
-          </w:p>
-        </w:tc>
-      </w:tr>
-      <w:tr>
-        <w:trPr>
-          <w:jc w:val="center"/>
-        </w:trPr>
-        <w:tc>
-          <w:tcPr>
-            <w:tcW w:w="2592" w:type="dxa"/>
-            <w:shd w:val="clear" w:color="auto" w:fill="F8FAFC"/>
-          </w:tcPr>
-          <w:p>
-            <w:pPr>
-              <w:spacing w:before="40" w:after="40"/>
-            </w:pPr>
-            <w:r>
-              <w:rPr>
-                <w:rFonts w:ascii="Calibri" w:hAnsi="Calibri"/>
-                <w:color w:val="1E293B"/>
-                <w:sz w:val="17"/>
-              </w:rPr>
-              <w:t>PULocationID</w:t>
-            </w:r>
-          </w:p>
-        </w:tc>
-        <w:tc>
-          <w:tcPr>
-            <w:tcW w:w="2016" w:type="dxa"/>
-            <w:shd w:val="clear" w:color="auto" w:fill="F8FAFC"/>
-          </w:tcPr>
-          <w:p>
-            <w:pPr>
-              <w:spacing w:before="40" w:after="40"/>
-            </w:pPr>
-            <w:r>
-              <w:rPr>
-                <w:rFonts w:ascii="Calibri" w:hAnsi="Calibri"/>
-                <w:color w:val="1E293B"/>
-                <w:sz w:val="17"/>
-              </w:rPr>
-              <w:t>chararray (Integer)</w:t>
-            </w:r>
-          </w:p>
-        </w:tc>
-        <w:tc>
-          <w:tcPr>
-            <w:tcW w:w="4752" w:type="dxa"/>
-            <w:shd w:val="clear" w:color="auto" w:fill="F8FAFC"/>
-          </w:tcPr>
-          <w:p>
-            <w:pPr>
-              <w:spacing w:before="40" w:after="40"/>
-            </w:pPr>
-            <w:r>
-              <w:rPr>
-                <w:rFonts w:ascii="Calibri" w:hAnsi="Calibri"/>
-                <w:color w:val="1E293B"/>
-                <w:sz w:val="17"/>
-              </w:rPr>
-              <w:t>TLC Taxi Zone in which the taximeter was engaged (Pickup Zone).</w:t>
-            </w:r>
-          </w:p>
-        </w:tc>
-      </w:tr>
-      <w:tr>
-        <w:trPr>
-          <w:jc w:val="center"/>
-        </w:trPr>
-        <w:tc>
-          <w:tcPr>
-            <w:tcW w:w="2592" w:type="dxa"/>
-            <w:shd w:val="clear" w:color="auto" w:fill="FFFFFF"/>
-          </w:tcPr>
-          <w:p>
-            <w:pPr>
-              <w:spacing w:before="40" w:after="40"/>
-            </w:pPr>
-            <w:r>
-              <w:rPr>
-                <w:rFonts w:ascii="Calibri" w:hAnsi="Calibri"/>
-                <w:color w:val="1E293B"/>
-                <w:sz w:val="17"/>
-              </w:rPr>
-              <w:t>DOLocationID</w:t>
-            </w:r>
-          </w:p>
-        </w:tc>
-        <w:tc>
-          <w:tcPr>
-            <w:tcW w:w="2016" w:type="dxa"/>
-            <w:shd w:val="clear" w:color="auto" w:fill="FFFFFF"/>
-          </w:tcPr>
-          <w:p>
-            <w:pPr>
-              <w:spacing w:before="40" w:after="40"/>
-            </w:pPr>
-            <w:r>
-              <w:rPr>
-                <w:rFonts w:ascii="Calibri" w:hAnsi="Calibri"/>
-                <w:color w:val="1E293B"/>
-                <w:sz w:val="17"/>
-              </w:rPr>
-              <w:t>chararray (Integer)</w:t>
-            </w:r>
-          </w:p>
-        </w:tc>
-        <w:tc>
-          <w:tcPr>
-            <w:tcW w:w="4752" w:type="dxa"/>
-            <w:shd w:val="clear" w:color="auto" w:fill="FFFFFF"/>
-          </w:tcPr>
-          <w:p>
-            <w:pPr>
-              <w:spacing w:before="40" w:after="40"/>
-            </w:pPr>
-            <w:r>
-              <w:rPr>
-                <w:rFonts w:ascii="Calibri" w:hAnsi="Calibri"/>
-                <w:color w:val="1E293B"/>
-                <w:sz w:val="17"/>
-              </w:rPr>
-              <w:t xml:space="preserve">TLC Taxi Zone in which the taximeter was disengaged (Dropoff </w:t>
-            </w:r>
-            <w:r>
-              <w:rPr>
-                <w:rFonts w:ascii="Calibri" w:hAnsi="Calibri"/>
-                <w:color w:val="1E293B"/>
-                <w:sz w:val="17"/>
-              </w:rPr>
-              <w:lastRenderedPageBreak/>
-              <w:t>Zone).</w:t>
-            </w:r>
-          </w:p>
-        </w:tc>
-      </w:tr>
-      <w:tr>
-        <w:trPr>
-          <w:jc w:val="center"/>
-        </w:trPr>
-        <w:tc>
-          <w:tcPr>
-            <w:tcW w:w="2592" w:type="dxa"/>
-            <w:shd w:val="clear" w:color="auto" w:fill="F8FAFC"/>
-          </w:tcPr>
-          <w:p>
-            <w:pPr>
-              <w:spacing w:before="40" w:after="40"/>
-            </w:pPr>
-            <w:r>
-              <w:rPr>
-                <w:rFonts w:ascii="Calibri" w:hAnsi="Calibri"/>
-                <w:color w:val="1E293B"/>
-                <w:sz w:val="17"/>
-              </w:rPr>
-              <w:lastRenderedPageBreak/>
-              <w:t>payment_type</w:t>
-            </w:r>
-          </w:p>
-        </w:tc>
-        <w:tc>
-          <w:tcPr>
-            <w:tcW w:w="2016" w:type="dxa"/>
-            <w:shd w:val="clear" w:color="auto" w:fill="F8FAFC"/>
-          </w:tcPr>
-          <w:p>
-            <w:pPr>
-              <w:spacing w:before="40" w:after="40"/>
-            </w:pPr>
-            <w:r>
-              <w:rPr>
-                <w:rFonts w:ascii="Calibri" w:hAnsi="Calibri"/>
-                <w:color w:val="1E293B"/>
-                <w:sz w:val="17"/>
-              </w:rPr>
-              <w:t>chararray (Integer)</w:t>
-            </w:r>
-          </w:p>
-        </w:tc>
-        <w:tc>
-          <w:tcPr>
-            <w:tcW w:w="4752" w:type="dxa"/>
-            <w:shd w:val="clear" w:color="auto" w:fill="F8FAFC"/>
-          </w:tcPr>
-          <w:p>
-            <w:pPr>
-              <w:spacing w:before="40" w:after="40"/>
-            </w:pPr>
-            <w:r>
-              <w:rPr>
-                <w:rFonts w:ascii="Calibri" w:hAnsi="Calibri"/>
-                <w:color w:val="1E293B"/>
-                <w:sz w:val="17"/>
-              </w:rPr>
-              <w:t>Payment method numeric code (1=Credit Card, 2=Cash, 3=No Charge, 4=Dispute).</w:t>
-            </w:r>
-          </w:p>
-        </w:tc>
-      </w:tr>
-      <w:tr>
-        <w:trPr>
-          <w:jc w:val="center"/>
-        </w:trPr>
-        <w:tc>
-          <w:tcPr>
-            <w:tcW w:w="2592" w:type="dxa"/>
-            <w:shd w:val="clear" w:color="auto" w:fill="FFFFFF"/>
-          </w:tcPr>
-          <w:p>
-            <w:pPr>
-              <w:spacing w:before="40" w:after="40"/>
-            </w:pPr>
-            <w:r>
-              <w:rPr>
-                <w:rFonts w:ascii="Calibri" w:hAnsi="Calibri"/>
-                <w:color w:val="1E293B"/>
-                <w:sz w:val="17"/>
-              </w:rPr>
-              <w:t>fare_amount</w:t>
-            </w:r>
-          </w:p>
-        </w:tc>
-        <w:tc>
-          <w:tcPr>
-            <w:tcW w:w="2016" w:type="dxa"/>
-            <w:shd w:val="clear" w:color="auto" w:fill="FFFFFF"/>
-          </w:tcPr>
-          <w:p>
-            <w:pPr>
-              <w:spacing w:before="40" w:after="40"/>
-            </w:pPr>
-            <w:r>
-              <w:rPr>
-                <w:rFonts w:ascii="Calibri" w:hAnsi="Calibri"/>
-                <w:color w:val="1E293B"/>
-                <w:sz w:val="17"/>
-              </w:rPr>
-              <w:t>Float</w:t>
-            </w:r>
-          </w:p>
-        </w:tc>
-        <w:tc>
-          <w:tcPr>
-            <w:tcW w:w="4752" w:type="dxa"/>
-            <w:shd w:val="clear" w:color="auto" w:fill="FFFFFF"/>
-          </w:tcPr>
-          <w:p>
-            <w:pPr>
-              <w:spacing w:before="40" w:after="40"/>
-            </w:pPr>
-            <w:r>
-              <w:rPr>
-                <w:rFonts w:ascii="Calibri" w:hAnsi="Calibri"/>
-                <w:color w:val="1E293B"/>
-                <w:sz w:val="17"/>
-              </w:rPr>
-              <w:t>The time-and-distance fare calculated by the meter.</w:t>
-            </w:r>
-          </w:p>
-        </w:tc>
-      </w:tr>
-      <w:tr>
-        <w:trPr>
-          <w:jc w:val="center"/>
-        </w:trPr>
-        <w:tc>
-          <w:tcPr>
-            <w:tcW w:w="2592" w:type="dxa"/>
-            <w:shd w:val="clear" w:color="auto" w:fill="F8FAFC"/>
-          </w:tcPr>
-          <w:p>
-            <w:pPr>
-              <w:spacing w:before="40" w:after="40"/>
-            </w:pPr>
-            <w:r>
-              <w:rPr>
-                <w:rFonts w:ascii="Calibri" w:hAnsi="Calibri"/>
-                <w:color w:val="1E293B"/>
-                <w:sz w:val="17"/>
-              </w:rPr>
-              <w:t>extra</w:t>
-            </w:r>
-          </w:p>
-        </w:tc>
-        <w:tc>
-          <w:tcPr>
-            <w:tcW w:w="2016" w:type="dxa"/>
-            <w:shd w:val="clear" w:color="auto" w:fill="F8FAFC"/>
-          </w:tcPr>
-          <w:p>
-            <w:pPr>
-              <w:spacing w:before="40" w:after="40"/>
-            </w:pPr>
-            <w:r>
-              <w:rPr>
-                <w:rFonts w:ascii="Calibri" w:hAnsi="Calibri"/>
-                <w:color w:val="1E293B"/>
-                <w:sz w:val="17"/>
-              </w:rPr>
-              <w:t>Float</w:t>
-            </w:r>
-          </w:p>
-        </w:tc>
-        <w:tc>
-          <w:tcPr>
-            <w:tcW w:w="4752" w:type="dxa"/>
-            <w:shd w:val="clear" w:color="auto" w:fill="F8FAFC"/>
-          </w:tcPr>
-          <w:p>
-            <w:pPr>
-              <w:spacing w:before="40" w:after="40"/>
-            </w:pPr>
-            <w:r>
-              <w:rPr>
-                <w:rFonts w:ascii="Calibri" w:hAnsi="Calibri"/>
-                <w:color w:val="1E293B"/>
-                <w:sz w:val="17"/>
-              </w:rPr>
-              <w:t>Miscellaneous extras and surcharges ($0.50 and $1 rush hour / overnight charges).</w:t>
-            </w:r>
-          </w:p>
-        </w:tc>
-      </w:tr>
-      <w:tr>
-        <w:trPr>
-          <w:jc w:val="center"/>
-        </w:trPr>
-        <w:tc>
-          <w:tcPr>
-            <w:tcW w:w="2592" w:type="dxa"/>
-            <w:shd w:val="clear" w:color="auto" w:fill="FFFFFF"/>
-          </w:tcPr>
-          <w:p>
-            <w:pPr>
-              <w:spacing w:before="40" w:after="40"/>
-            </w:pPr>
-            <w:r>
-              <w:rPr>
-                <w:rFonts w:ascii="Calibri" w:hAnsi="Calibri"/>
-                <w:color w:val="1E293B"/>
-                <w:sz w:val="17"/>
-              </w:rPr>
-              <w:t>mta_tax</w:t>
-            </w:r>
-          </w:p>
-        </w:tc>
-        <w:tc>
-          <w:tcPr>
-            <w:tcW w:w="2016" w:type="dxa"/>
-            <w:shd w:val="clear" w:color="auto" w:fill="FFFFFF"/>
-          </w:tcPr>
-          <w:p>
-            <w:pPr>
-              <w:spacing w:before="40" w:after="40"/>
-            </w:pPr>
-            <w:r>
-              <w:rPr>
-                <w:rFonts w:ascii="Calibri" w:hAnsi="Calibri"/>
-                <w:color w:val="1E293B"/>
-                <w:sz w:val="17"/>
-              </w:rPr>
-              <w:t>Float</w:t>
-            </w:r>
-          </w:p>
-        </w:tc>
-        <w:tc>
-          <w:tcPr>
-            <w:tcW w:w="4752" w:type="dxa"/>
-            <w:shd w:val="clear" w:color="auto" w:fill="FFFFFF"/>
-          </w:tcPr>
-          <w:p>
-            <w:pPr>
-              <w:spacing w:before="40" w:after="40"/>
-            </w:pPr>
-            <w:r>
-              <w:rPr>
-                <w:rFonts w:ascii="Calibri" w:hAnsi="Calibri"/>
-                <w:color w:val="1E293B"/>
-                <w:sz w:val="17"/>
-              </w:rPr>
-              <w:t>$0.50 MTA tax automatically triggered based on the metered rate in use.</w:t>
-            </w:r>
-          </w:p>
-        </w:tc>
-      </w:tr>
-      <w:tr>
-        <w:trPr>
-          <w:jc w:val="center"/>
-        </w:trPr>
-        <w:tc>
-          <w:tcPr>
-            <w:tcW w:w="2592" w:type="dxa"/>
-            <w:shd w:val="clear" w:color="auto" w:fill="F8FAFC"/>
-          </w:tcPr>
-          <w:p>
-            <w:pPr>
-              <w:spacing w:before="40" w:after="40"/>
-            </w:pPr>
-            <w:r>
-              <w:rPr>
-                <w:rFonts w:ascii="Calibri" w:hAnsi="Calibri"/>
-                <w:color w:val="1E293B"/>
-                <w:sz w:val="17"/>
-              </w:rPr>
-              <w:t>tip_amount</w:t>
-            </w:r>
-          </w:p>
-        </w:tc>
-        <w:tc>
-          <w:tcPr>
-            <w:tcW w:w="2016" w:type="dxa"/>
-            <w:shd w:val="clear" w:color="auto" w:fill="F8FAFC"/>
-          </w:tcPr>
-          <w:p>
-            <w:pPr>
-              <w:spacing w:before="40" w:after="40"/>
-            </w:pPr>
-            <w:r>
-              <w:rPr>
-                <w:rFonts w:ascii="Calibri" w:hAnsi="Calibri"/>
-                <w:color w:val="1E293B"/>
-                <w:sz w:val="17"/>
-              </w:rPr>
-              <w:t>Float</w:t>
-            </w:r>
-          </w:p>
-        </w:tc>
-        <w:tc>
-          <w:tcPr>
-            <w:tcW w:w="4752" w:type="dxa"/>
-            <w:shd w:val="clear" w:color="auto" w:fill="F8FAFC"/>
-          </w:tcPr>
-          <w:p>
-            <w:pPr>
-              <w:spacing w:before="40" w:after="40"/>
-            </w:pPr>
-            <w:r>
-              <w:rPr>
-                <w:rFonts w:ascii="Calibri" w:hAnsi="Calibri"/>
-                <w:color w:val="1E293B"/>
-                <w:sz w:val="17"/>
-              </w:rPr>
-              <w:t>Tip amount automatically credited for credit card payments (Cash tips excluded).</w:t>
-            </w:r>
-          </w:p>
-        </w:tc>
-      </w:tr>
-      <w:tr>
-        <w:trPr>
-          <w:jc w:val="center"/>
-        </w:trPr>
-        <w:tc>
-          <w:tcPr>
-            <w:tcW w:w="2592" w:type="dxa"/>
-            <w:shd w:val="clear" w:color="auto" w:fill="FFFFFF"/>
-          </w:tcPr>
-          <w:p>
-            <w:pPr>
-              <w:spacing w:before="40" w:after="40"/>
-            </w:pPr>
-            <w:r>
-              <w:rPr>
-                <w:rFonts w:ascii="Calibri" w:hAnsi="Calibri"/>
-                <w:color w:val="1E293B"/>
-                <w:sz w:val="17"/>
-              </w:rPr>
-              <w:t>tolls_amount</w:t>
-            </w:r>
-          </w:p>
-        </w:tc>
-        <w:tc>
-          <w:tcPr>
-            <w:tcW w:w="2016" w:type="dxa"/>
-            <w:shd w:val="clear" w:color="auto" w:fill="FFFFFF"/>
-          </w:tcPr>
-          <w:p>
-            <w:pPr>
-              <w:spacing w:before="40" w:after="40"/>
-            </w:pPr>
-            <w:r>
-              <w:rPr>
-                <w:rFonts w:ascii="Calibri" w:hAnsi="Calibri"/>
-                <w:color w:val="1E293B"/>
-                <w:sz w:val="17"/>
-              </w:rPr>
-              <w:t>Float</w:t>
-            </w:r>
-          </w:p>
-        </w:tc>
-        <w:tc>
-          <w:tcPr>
-            <w:tcW w:w="4752" w:type="dxa"/>
-            <w:shd w:val="clear" w:color="auto" w:fill="FFFFFF"/>
-          </w:tcPr>
-          <w:p>
-            <w:pPr>
-              <w:spacing w:before="40" w:after="40"/>
-            </w:pPr>
-            <w:r>
-              <w:rPr>
-                <w:rFonts w:ascii="Calibri" w:hAnsi="Calibri"/>
-                <w:color w:val="1E293B"/>
-                <w:sz w:val="17"/>
-              </w:rPr>
-              <w:t>Total amount of all highway and bridge tolls paid in cash or E-ZPass.</w:t>
-            </w:r>
-          </w:p>
-        </w:tc>
-      </w:tr>
-      <w:tr>
-        <w:trPr>
-          <w:jc w:val="center"/>
-        </w:trPr>
-        <w:tc>
-          <w:tcPr>
-            <w:tcW w:w="2592" w:type="dxa"/>
-            <w:shd w:val="clear" w:color="auto" w:fill="F8FAFC"/>
-          </w:tcPr>
-          <w:p>
-            <w:pPr>
-              <w:spacing w:before="40" w:after="40"/>
-            </w:pPr>
-            <w:r>
-              <w:rPr>
-                <w:rFonts w:ascii="Calibri" w:hAnsi="Calibri"/>
-                <w:color w:val="1E293B"/>
-                <w:sz w:val="17"/>
-              </w:rPr>
-              <w:t>improvement_surcharge</w:t>
-            </w:r>
-          </w:p>
-        </w:tc>
-        <w:tc>
-          <w:tcPr>
-            <w:tcW w:w="2016" w:type="dxa"/>
-            <w:shd w:val="clear" w:color="auto" w:fill="F8FAFC"/>
-          </w:tcPr>
-          <w:p>
-            <w:pPr>
-              <w:spacing w:before="40" w:after="40"/>
-            </w:pPr>
-            <w:r>
-              <w:rPr>
-                <w:rFonts w:ascii="Calibri" w:hAnsi="Calibri"/>
-                <w:color w:val="1E293B"/>
-                <w:sz w:val="17"/>
-              </w:rPr>
-              <w:t>Float</w:t>
-            </w:r>
-          </w:p>
-        </w:tc>
-        <w:tc>
-          <w:tcPr>
-            <w:tcW w:w="4752" w:type="dxa"/>
-            <w:shd w:val="clear" w:color="auto" w:fill="F8FAFC"/>
-          </w:tcPr>
-          <w:p>
-            <w:pPr>
-              <w:spacing w:before="40" w:after="40"/>
-            </w:pPr>
-            <w:r>
-              <w:rPr>
-                <w:rFonts w:ascii="Calibri" w:hAnsi="Calibri"/>
-                <w:color w:val="1E293B"/>
-                <w:sz w:val="17"/>
-              </w:rPr>
-              <w:t>$0.30 improvement surcharge assessed on commercial taxi trips.</w:t>
-            </w:r>
-          </w:p>
-        </w:tc>
-      </w:tr>
-      <w:tr>
-        <w:trPr>
-          <w:jc w:val="center"/>
-        </w:trPr>
-        <w:tc>
-          <w:tcPr>
-            <w:tcW w:w="2592" w:type="dxa"/>
-            <w:shd w:val="clear" w:color="auto" w:fill="FFFFFF"/>
-          </w:tcPr>
-          <w:p>
-            <w:pPr>
-              <w:spacing w:before="40" w:after="40"/>
-            </w:pPr>
-            <w:r>
-              <w:rPr>
-                <w:rFonts w:ascii="Calibri" w:hAnsi="Calibri"/>
-                <w:color w:val="1E293B"/>
-                <w:sz w:val="17"/>
-              </w:rPr>
-              <w:t>total_amount</w:t>
-            </w:r>
-          </w:p>
-        </w:tc>
-        <w:tc>
-          <w:tcPr>
-            <w:tcW w:w="2016" w:type="dxa"/>
-            <w:shd w:val="clear" w:color="auto" w:fill="FFFFFF"/>
-          </w:tcPr>
-          <w:p>
-            <w:pPr>
-              <w:spacing w:before="40" w:after="40"/>
-            </w:pPr>
-            <w:r>
-              <w:rPr>
-                <w:rFonts w:ascii="Calibri" w:hAnsi="Calibri"/>
-                <w:color w:val="1E293B"/>
-                <w:sz w:val="17"/>
-              </w:rPr>
-              <w:t>Float</w:t>
-            </w:r>
-          </w:p>
-        </w:tc>
-        <w:tc>
-          <w:tcPr>
-            <w:tcW w:w="4752" w:type="dxa"/>
-            <w:shd w:val="clear" w:color="auto" w:fill="FFFFFF"/>
-          </w:tcPr>
-          <w:p>
-            <w:pPr>
-              <w:spacing w:before="40" w:after="40"/>
+              <w:cnfStyle w:val="000000100000" w:firstRow="0" w:lastRow="0" w:firstColumn="0" w:lastColumn="0" w:oddVBand="0" w:evenVBand="0" w:oddHBand="1" w:evenHBand="0" w:firstRowFirstColumn="0" w:firstRowLastColumn="0" w:lastRowFirstColumn="0" w:lastRowLastColumn="0"/>
             </w:pPr>
             <w:r>
               <w:rPr>
@@ -2004,6 +4301,7 @@
                 <w:color w:val="0F172A"/>
                 <w:sz w:val="18"/>
               </w:rPr>
+              <w:lastRenderedPageBreak/>
               <w:t>public class TaxiPassengerCount {</w:t>
             </w:r>
             <w:r>
@@ -2193,14 +4491,6 @@
                 <w:sz w:val="18"/>
               </w:rPr>
               <w:br/>
-            </w:r>
-            <w:r>
-              <w:rPr>
-                <w:rFonts w:ascii="Consolas" w:hAnsi="Consolas"/>
-                <w:color w:val="0F172A"/>
-                <w:sz w:val="18"/>
-              </w:rPr>
-              <w:lastRenderedPageBreak/>
               <w:t xml:space="preserve">        private LongWritable result = new LongWritable();</w:t>
             </w:r>
             <w:r>
@@ -2274,6 +4564,684 @@
               </w:rPr>
               <w:br/>
               <w:t>}</w:t>
+            </w:r>
+          </w:p>
+        </w:tc>
+      </w:tr>
+    </w:tbl>
+    <w:p>
+      <w:pPr>
+        <w:spacing w:before="120" w:after="40"/>
+        <w:rPr>
+          <w:rFonts w:ascii="Calibri" w:hAnsi="Calibri"/>
+          <w:b/>
+          <w:color w:val="1E293B"/>
+          <w:sz w:val="21"/>
+        </w:rPr>
+      </w:pPr>
+      <w:r>
+        <w:rPr>
+          <w:rFonts w:ascii="Calibri" w:hAnsi="Calibri"/>
+          <w:b/>
+          <w:color w:val="1E293B"/>
+          <w:sz w:val="21"/>
+        </w:rPr>
+        <w:t>Execution &amp; Output Verification:</w:t>
+      </w:r>
+    </w:p>
+    <w:p>
+      <w:pPr>
+        <w:spacing w:before="80" w:after="40"/>
+      </w:pPr>
+      <w:r>
+        <w:rPr>
+          <w:rFonts w:ascii="Calibri" w:hAnsi="Calibri"/>
+          <w:b/>
+          <w:color w:val="4A5568"/>
+          <w:sz w:val="19"/>
+        </w:rPr>
+        <w:t>[Command Prompt Code Implementation]</w:t>
+      </w:r>
+    </w:p>
+    <w:tbl>
+      <w:tblPr>
+        <w:tblW w:w="0" w:type="auto"/>
+        <w:jc w:val="center"/>
+        <w:tblBorders>
+          <w:top w:val="single" w:sz="4" w:space="0" w:color="auto"/>
+          <w:left w:val="single" w:sz="4" w:space="0" w:color="auto"/>
+          <w:bottom w:val="single" w:sz="4" w:space="0" w:color="auto"/>
+          <w:right w:val="single" w:sz="4" w:space="0" w:color="auto"/>
+          <w:insideH w:val="single" w:sz="4" w:space="0" w:color="auto"/>
+          <w:insideV w:val="single" w:sz="4" w:space="0" w:color="auto"/>
+        </w:tblBorders>
+        <w:tblLayout w:type="fixed"/>
+        <w:tblLook w:val="04A0" w:firstRow="1" w:lastRow="0" w:firstColumn="1" w:lastColumn="0" w:noHBand="0" w:noVBand="1"/>
+      </w:tblPr>
+      <w:tblGrid>
+        <w:gridCol w:w="9360"/>
+      </w:tblGrid>
+      <w:tr>
+        <w:trPr>
+          <w:jc w:val="center"/>
+        </w:trPr>
+        <w:tc>
+          <w:tcPr>
+            <w:tcW w:w="9360" w:type="dxa"/>
+            <w:shd w:val="clear" w:color="auto" w:fill="F8FAFC"/>
+          </w:tcPr>
+          <w:p>
+            <w:pPr>
+              <w:spacing w:before="80" w:after="80"/>
+            </w:pPr>
+            <w:r>
+              <w:rPr>
+                <w:rFonts w:ascii="Consolas" w:hAnsi="Consolas"/>
+                <w:color w:val="0F172A"/>
+                <w:sz w:val="17"/>
+              </w:rPr>
+              <w:t>cd /d "D:\Rakib\Final_Project"</w:t>
+            </w:r>
+            <w:r>
+              <w:rPr>
+                <w:rFonts w:ascii="Consolas" w:hAnsi="Consolas"/>
+                <w:color w:val="0F172A"/>
+                <w:sz w:val="17"/>
+              </w:rPr>
+              <w:br/>
+              <w:t xml:space="preserve">del /q </w:t>
+            </w:r>
+            <w:proofErr w:type="spellStart"/>
+            <w:r>
+              <w:rPr>
+                <w:rFonts w:ascii="Consolas" w:hAnsi="Consolas"/>
+                <w:color w:val="0F172A"/>
+                <w:sz w:val="17"/>
+              </w:rPr>
+              <w:t>mapreduce_classes</w:t>
+            </w:r>
+            <w:proofErr w:type="spellEnd"/>
+            <w:r>
+              <w:rPr>
+                <w:rFonts w:ascii="Consolas" w:hAnsi="Consolas"/>
+                <w:color w:val="0F172A"/>
+                <w:sz w:val="17"/>
+              </w:rPr>
+              <w:t>\*.*</w:t>
+            </w:r>
+            <w:r>
+              <w:rPr>
+                <w:rFonts w:ascii="Consolas" w:hAnsi="Consolas"/>
+                <w:color w:val="0F172A"/>
+                <w:sz w:val="17"/>
+              </w:rPr>
+              <w:br/>
+            </w:r>
+            <w:proofErr w:type="spellStart"/>
+            <w:r>
+              <w:rPr>
+                <w:rFonts w:ascii="Consolas" w:hAnsi="Consolas"/>
+                <w:color w:val="0F172A"/>
+                <w:sz w:val="17"/>
+              </w:rPr>
+              <w:t>javac</w:t>
+            </w:r>
+            <w:proofErr w:type="spellEnd"/>
+            <w:r>
+              <w:rPr>
+                <w:rFonts w:ascii="Consolas" w:hAnsi="Consolas"/>
+                <w:color w:val="0F172A"/>
+                <w:sz w:val="17"/>
+              </w:rPr>
+              <w:t xml:space="preserve"> -cp "%HADOOP_HOME%\share\</w:t>
+            </w:r>
+            <w:proofErr w:type="spellStart"/>
+            <w:r>
+              <w:rPr>
+                <w:rFonts w:ascii="Consolas" w:hAnsi="Consolas"/>
+                <w:color w:val="0F172A"/>
+                <w:sz w:val="17"/>
+              </w:rPr>
+              <w:t>hadoop</w:t>
+            </w:r>
+            <w:proofErr w:type="spellEnd"/>
+            <w:r>
+              <w:rPr>
+                <w:rFonts w:ascii="Consolas" w:hAnsi="Consolas"/>
+                <w:color w:val="0F172A"/>
+                <w:sz w:val="17"/>
+              </w:rPr>
+              <w:t>\common\*;</w:t>
+            </w:r>
+            <w:r>
+              <w:rPr>
+                <w:rFonts w:ascii="Consolas" w:hAnsi="Consolas"/>
+                <w:color w:val="0F172A"/>
+                <w:sz w:val="17"/>
+              </w:rPr>
+              <w:br/>
+              <w:t xml:space="preserve">          %HADOOP_HOME%\share\</w:t>
+            </w:r>
+            <w:proofErr w:type="spellStart"/>
+            <w:r>
+              <w:rPr>
+                <w:rFonts w:ascii="Consolas" w:hAnsi="Consolas"/>
+                <w:color w:val="0F172A"/>
+                <w:sz w:val="17"/>
+              </w:rPr>
+              <w:t>hadoop</w:t>
+            </w:r>
+            <w:proofErr w:type="spellEnd"/>
+            <w:r>
+              <w:rPr>
+                <w:rFonts w:ascii="Consolas" w:hAnsi="Consolas"/>
+                <w:color w:val="0F172A"/>
+                <w:sz w:val="17"/>
+              </w:rPr>
+              <w:t>\common\lib\*;</w:t>
+            </w:r>
+            <w:r>
+              <w:rPr>
+                <w:rFonts w:ascii="Consolas" w:hAnsi="Consolas"/>
+                <w:color w:val="0F172A"/>
+                <w:sz w:val="17"/>
+              </w:rPr>
+              <w:br/>
+              <w:t xml:space="preserve">          %HADOOP_HOME%\share\</w:t>
+            </w:r>
+            <w:proofErr w:type="spellStart"/>
+            <w:r>
+              <w:rPr>
+                <w:rFonts w:ascii="Consolas" w:hAnsi="Consolas"/>
+                <w:color w:val="0F172A"/>
+                <w:sz w:val="17"/>
+              </w:rPr>
+              <w:t>hadoop</w:t>
+            </w:r>
+            <w:proofErr w:type="spellEnd"/>
+            <w:r>
+              <w:rPr>
+                <w:rFonts w:ascii="Consolas" w:hAnsi="Consolas"/>
+                <w:color w:val="0F172A"/>
+                <w:sz w:val="17"/>
+              </w:rPr>
+              <w:t>\</w:t>
+            </w:r>
+            <w:proofErr w:type="spellStart"/>
+            <w:r>
+              <w:rPr>
+                <w:rFonts w:ascii="Consolas" w:hAnsi="Consolas"/>
+                <w:color w:val="0F172A"/>
+                <w:sz w:val="17"/>
+              </w:rPr>
+              <w:t>mapreduce</w:t>
+            </w:r>
+            <w:proofErr w:type="spellEnd"/>
+            <w:r>
+              <w:rPr>
+                <w:rFonts w:ascii="Consolas" w:hAnsi="Consolas"/>
+                <w:color w:val="0F172A"/>
+                <w:sz w:val="17"/>
+              </w:rPr>
+              <w:t>\*;</w:t>
+            </w:r>
+            <w:r>
+              <w:rPr>
+                <w:rFonts w:ascii="Consolas" w:hAnsi="Consolas"/>
+                <w:color w:val="0F172A"/>
+                <w:sz w:val="17"/>
+              </w:rPr>
+              <w:br/>
+              <w:t xml:space="preserve">          %HADOOP_HOME%\share\</w:t>
+            </w:r>
+            <w:proofErr w:type="spellStart"/>
+            <w:r>
+              <w:rPr>
+                <w:rFonts w:ascii="Consolas" w:hAnsi="Consolas"/>
+                <w:color w:val="0F172A"/>
+                <w:sz w:val="17"/>
+              </w:rPr>
+              <w:t>hadoop</w:t>
+            </w:r>
+            <w:proofErr w:type="spellEnd"/>
+            <w:r>
+              <w:rPr>
+                <w:rFonts w:ascii="Consolas" w:hAnsi="Consolas"/>
+                <w:color w:val="0F172A"/>
+                <w:sz w:val="17"/>
+              </w:rPr>
+              <w:t>\</w:t>
+            </w:r>
+            <w:proofErr w:type="spellStart"/>
+            <w:r>
+              <w:rPr>
+                <w:rFonts w:ascii="Consolas" w:hAnsi="Consolas"/>
+                <w:color w:val="0F172A"/>
+                <w:sz w:val="17"/>
+              </w:rPr>
+              <w:t>mapreduce</w:t>
+            </w:r>
+            <w:proofErr w:type="spellEnd"/>
+            <w:r>
+              <w:rPr>
+                <w:rFonts w:ascii="Consolas" w:hAnsi="Consolas"/>
+                <w:color w:val="0F172A"/>
+                <w:sz w:val="17"/>
+              </w:rPr>
+              <w:t xml:space="preserve">\lib\*" -d </w:t>
+            </w:r>
+            <w:proofErr w:type="spellStart"/>
+            <w:r>
+              <w:rPr>
+                <w:rFonts w:ascii="Consolas" w:hAnsi="Consolas"/>
+                <w:color w:val="0F172A"/>
+                <w:sz w:val="17"/>
+              </w:rPr>
+              <w:t>mapreduce_classes</w:t>
+            </w:r>
+            <w:proofErr w:type="spellEnd"/>
+            <w:r>
+              <w:rPr>
+                <w:rFonts w:ascii="Consolas" w:hAnsi="Consolas"/>
+                <w:color w:val="0F172A"/>
+                <w:sz w:val="17"/>
+              </w:rPr>
+              <w:t xml:space="preserve"> </w:t>
+            </w:r>
+            <w:proofErr w:type="spellStart"/>
+            <w:r>
+              <w:rPr>
+                <w:rFonts w:ascii="Consolas" w:hAnsi="Consolas"/>
+                <w:color w:val="0F172A"/>
+                <w:sz w:val="17"/>
+              </w:rPr>
+              <w:t>mapreduce_src</w:t>
+            </w:r>
+            <w:proofErr w:type="spellEnd"/>
+            <w:r>
+              <w:rPr>
+                <w:rFonts w:ascii="Consolas" w:hAnsi="Consolas"/>
+                <w:color w:val="0F172A"/>
+                <w:sz w:val="17"/>
+              </w:rPr>
+              <w:t>\TaxiPassengerCount.java</w:t>
+            </w:r>
+            <w:r>
+              <w:rPr>
+                <w:rFonts w:ascii="Consolas" w:hAnsi="Consolas"/>
+                <w:color w:val="0F172A"/>
+                <w:sz w:val="17"/>
+              </w:rPr>
+              <w:br/>
+              <w:t>jar -</w:t>
+            </w:r>
+            <w:proofErr w:type="spellStart"/>
+            <w:r>
+              <w:rPr>
+                <w:rFonts w:ascii="Consolas" w:hAnsi="Consolas"/>
+                <w:color w:val="0F172A"/>
+                <w:sz w:val="17"/>
+              </w:rPr>
+              <w:t>cvf</w:t>
+            </w:r>
+            <w:proofErr w:type="spellEnd"/>
+            <w:r>
+              <w:rPr>
+                <w:rFonts w:ascii="Consolas" w:hAnsi="Consolas"/>
+                <w:color w:val="0F172A"/>
+                <w:sz w:val="17"/>
+              </w:rPr>
+              <w:t xml:space="preserve"> </w:t>
+            </w:r>
+            <w:proofErr w:type="spellStart"/>
+            <w:r>
+              <w:rPr>
+                <w:rFonts w:ascii="Consolas" w:hAnsi="Consolas"/>
+                <w:color w:val="0F172A"/>
+                <w:sz w:val="17"/>
+              </w:rPr>
+              <w:t>mapreduce_jars</w:t>
+            </w:r>
+            <w:proofErr w:type="spellEnd"/>
+            <w:r>
+              <w:rPr>
+                <w:rFonts w:ascii="Consolas" w:hAnsi="Consolas"/>
+                <w:color w:val="0F172A"/>
+                <w:sz w:val="17"/>
+              </w:rPr>
+              <w:t xml:space="preserve">\TaxiPassengerCount.jar -C </w:t>
+            </w:r>
+            <w:proofErr w:type="spellStart"/>
+            <w:r>
+              <w:rPr>
+                <w:rFonts w:ascii="Consolas" w:hAnsi="Consolas"/>
+                <w:color w:val="0F172A"/>
+                <w:sz w:val="17"/>
+              </w:rPr>
+              <w:t>mapreduce_classes</w:t>
+            </w:r>
+            <w:proofErr w:type="spellEnd"/>
+            <w:r>
+              <w:rPr>
+                <w:rFonts w:ascii="Consolas" w:hAnsi="Consolas"/>
+                <w:color w:val="0F172A"/>
+                <w:sz w:val="17"/>
+              </w:rPr>
+              <w:t xml:space="preserve"> .</w:t>
+            </w:r>
+            <w:r>
+              <w:rPr>
+                <w:rFonts w:ascii="Consolas" w:hAnsi="Consolas"/>
+                <w:color w:val="0F172A"/>
+                <w:sz w:val="17"/>
+              </w:rPr>
+              <w:br/>
+            </w:r>
+            <w:proofErr w:type="spellStart"/>
+            <w:r>
+              <w:rPr>
+                <w:rFonts w:ascii="Consolas" w:hAnsi="Consolas"/>
+                <w:color w:val="0F172A"/>
+                <w:sz w:val="17"/>
+              </w:rPr>
+              <w:t>hdfs</w:t>
+            </w:r>
+            <w:proofErr w:type="spellEnd"/>
+            <w:r>
+              <w:rPr>
+                <w:rFonts w:ascii="Consolas" w:hAnsi="Consolas"/>
+                <w:color w:val="0F172A"/>
+                <w:sz w:val="17"/>
+              </w:rPr>
+              <w:t xml:space="preserve"> </w:t>
+            </w:r>
+            <w:proofErr w:type="spellStart"/>
+            <w:r>
+              <w:rPr>
+                <w:rFonts w:ascii="Consolas" w:hAnsi="Consolas"/>
+                <w:color w:val="0F172A"/>
+                <w:sz w:val="17"/>
+              </w:rPr>
+              <w:t>dfs</w:t>
+            </w:r>
+            <w:proofErr w:type="spellEnd"/>
+            <w:r>
+              <w:rPr>
+                <w:rFonts w:ascii="Consolas" w:hAnsi="Consolas"/>
+                <w:color w:val="0F172A"/>
+                <w:sz w:val="17"/>
+              </w:rPr>
+              <w:t xml:space="preserve"> -rm -r -f /</w:t>
+            </w:r>
+            <w:proofErr w:type="spellStart"/>
+            <w:r>
+              <w:rPr>
+                <w:rFonts w:ascii="Consolas" w:hAnsi="Consolas"/>
+                <w:color w:val="0F172A"/>
+                <w:sz w:val="17"/>
+              </w:rPr>
+              <w:t>Final_project</w:t>
+            </w:r>
+            <w:proofErr w:type="spellEnd"/>
+            <w:r>
+              <w:rPr>
+                <w:rFonts w:ascii="Consolas" w:hAnsi="Consolas"/>
+                <w:color w:val="0F172A"/>
+                <w:sz w:val="17"/>
+              </w:rPr>
+              <w:t>/output/</w:t>
+            </w:r>
+            <w:proofErr w:type="spellStart"/>
+            <w:r>
+              <w:rPr>
+                <w:rFonts w:ascii="Consolas" w:hAnsi="Consolas"/>
+                <w:color w:val="0F172A"/>
+                <w:sz w:val="17"/>
+              </w:rPr>
+              <w:t>mapreduce</w:t>
+            </w:r>
+            <w:proofErr w:type="spellEnd"/>
+            <w:r>
+              <w:rPr>
+                <w:rFonts w:ascii="Consolas" w:hAnsi="Consolas"/>
+                <w:color w:val="0F172A"/>
+                <w:sz w:val="17"/>
+              </w:rPr>
+              <w:t>/</w:t>
+            </w:r>
+            <w:proofErr w:type="spellStart"/>
+            <w:r>
+              <w:rPr>
+                <w:rFonts w:ascii="Consolas" w:hAnsi="Consolas"/>
+                <w:color w:val="0F172A"/>
+                <w:sz w:val="17"/>
+              </w:rPr>
+              <w:t>passenger_count</w:t>
+            </w:r>
+            <w:proofErr w:type="spellEnd"/>
+            <w:r>
+              <w:rPr>
+                <w:rFonts w:ascii="Consolas" w:hAnsi="Consolas"/>
+                <w:color w:val="0F172A"/>
+                <w:sz w:val="17"/>
+              </w:rPr>
+              <w:br/>
+            </w:r>
+            <w:proofErr w:type="spellStart"/>
+            <w:r>
+              <w:rPr>
+                <w:rFonts w:ascii="Consolas" w:hAnsi="Consolas"/>
+                <w:color w:val="0F172A"/>
+                <w:sz w:val="17"/>
+              </w:rPr>
+              <w:t>hadoop</w:t>
+            </w:r>
+            <w:proofErr w:type="spellEnd"/>
+            <w:r>
+              <w:rPr>
+                <w:rFonts w:ascii="Consolas" w:hAnsi="Consolas"/>
+                <w:color w:val="0F172A"/>
+                <w:sz w:val="17"/>
+              </w:rPr>
+              <w:t xml:space="preserve"> jar </w:t>
+            </w:r>
+            <w:proofErr w:type="spellStart"/>
+            <w:r>
+              <w:rPr>
+                <w:rFonts w:ascii="Consolas" w:hAnsi="Consolas"/>
+                <w:color w:val="0F172A"/>
+                <w:sz w:val="17"/>
+              </w:rPr>
+              <w:t>mapreduce_jars</w:t>
+            </w:r>
+            <w:proofErr w:type="spellEnd"/>
+            <w:r>
+              <w:rPr>
+                <w:rFonts w:ascii="Consolas" w:hAnsi="Consolas"/>
+                <w:color w:val="0F172A"/>
+                <w:sz w:val="17"/>
+              </w:rPr>
+              <w:t xml:space="preserve">\TaxiPassengerCount.jar </w:t>
+            </w:r>
+            <w:proofErr w:type="spellStart"/>
+            <w:r>
+              <w:rPr>
+                <w:rFonts w:ascii="Consolas" w:hAnsi="Consolas"/>
+                <w:color w:val="0F172A"/>
+                <w:sz w:val="17"/>
+              </w:rPr>
+              <w:t>TaxiPassengerCount</w:t>
+            </w:r>
+            <w:proofErr w:type="spellEnd"/>
+            <w:r>
+              <w:rPr>
+                <w:rFonts w:ascii="Consolas" w:hAnsi="Consolas"/>
+                <w:color w:val="0F172A"/>
+                <w:sz w:val="17"/>
+              </w:rPr>
+              <w:t xml:space="preserve"> /</w:t>
+            </w:r>
+            <w:proofErr w:type="spellStart"/>
+            <w:r>
+              <w:rPr>
+                <w:rFonts w:ascii="Consolas" w:hAnsi="Consolas"/>
+                <w:color w:val="0F172A"/>
+                <w:sz w:val="17"/>
+              </w:rPr>
+              <w:t>Final_project</w:t>
+            </w:r>
+            <w:proofErr w:type="spellEnd"/>
+            <w:r>
+              <w:rPr>
+                <w:rFonts w:ascii="Consolas" w:hAnsi="Consolas"/>
+                <w:color w:val="0F172A"/>
+                <w:sz w:val="17"/>
+              </w:rPr>
+              <w:t>/input/jan_taxi.csv /</w:t>
+            </w:r>
+            <w:proofErr w:type="spellStart"/>
+            <w:r>
+              <w:rPr>
+                <w:rFonts w:ascii="Consolas" w:hAnsi="Consolas"/>
+                <w:color w:val="0F172A"/>
+                <w:sz w:val="17"/>
+              </w:rPr>
+              <w:t>Final_project</w:t>
+            </w:r>
+            <w:proofErr w:type="spellEnd"/>
+            <w:r>
+              <w:rPr>
+                <w:rFonts w:ascii="Consolas" w:hAnsi="Consolas"/>
+                <w:color w:val="0F172A"/>
+                <w:sz w:val="17"/>
+              </w:rPr>
+              <w:t>/output/</w:t>
+            </w:r>
+            <w:proofErr w:type="spellStart"/>
+            <w:r>
+              <w:rPr>
+                <w:rFonts w:ascii="Consolas" w:hAnsi="Consolas"/>
+                <w:color w:val="0F172A"/>
+                <w:sz w:val="17"/>
+              </w:rPr>
+              <w:t>mapreduce</w:t>
+            </w:r>
+            <w:proofErr w:type="spellEnd"/>
+            <w:r>
+              <w:rPr>
+                <w:rFonts w:ascii="Consolas" w:hAnsi="Consolas"/>
+                <w:color w:val="0F172A"/>
+                <w:sz w:val="17"/>
+              </w:rPr>
+              <w:t>/</w:t>
+            </w:r>
+            <w:proofErr w:type="spellStart"/>
+            <w:r>
+              <w:rPr>
+                <w:rFonts w:ascii="Consolas" w:hAnsi="Consolas"/>
+                <w:color w:val="0F172A"/>
+                <w:sz w:val="17"/>
+              </w:rPr>
+              <w:t>passenger_count</w:t>
+            </w:r>
+            <w:proofErr w:type="spellEnd"/>
+            <w:r>
+              <w:rPr>
+                <w:rFonts w:ascii="Consolas" w:hAnsi="Consolas"/>
+                <w:color w:val="0F172A"/>
+                <w:sz w:val="17"/>
+              </w:rPr>
+              <w:br/>
+            </w:r>
+            <w:proofErr w:type="spellStart"/>
+            <w:r>
+              <w:rPr>
+                <w:rFonts w:ascii="Consolas" w:hAnsi="Consolas"/>
+                <w:color w:val="0F172A"/>
+                <w:sz w:val="17"/>
+              </w:rPr>
+              <w:t>hdfs</w:t>
+            </w:r>
+            <w:proofErr w:type="spellEnd"/>
+            <w:r>
+              <w:rPr>
+                <w:rFonts w:ascii="Consolas" w:hAnsi="Consolas"/>
+                <w:color w:val="0F172A"/>
+                <w:sz w:val="17"/>
+              </w:rPr>
+              <w:t xml:space="preserve"> </w:t>
+            </w:r>
+            <w:proofErr w:type="spellStart"/>
+            <w:r>
+              <w:rPr>
+                <w:rFonts w:ascii="Consolas" w:hAnsi="Consolas"/>
+                <w:color w:val="0F172A"/>
+                <w:sz w:val="17"/>
+              </w:rPr>
+              <w:t>dfs</w:t>
+            </w:r>
+            <w:proofErr w:type="spellEnd"/>
+            <w:r>
+              <w:rPr>
+                <w:rFonts w:ascii="Consolas" w:hAnsi="Consolas"/>
+                <w:color w:val="0F172A"/>
+                <w:sz w:val="17"/>
+              </w:rPr>
+              <w:t xml:space="preserve"> -cat /</w:t>
+            </w:r>
+            <w:proofErr w:type="spellStart"/>
+            <w:r>
+              <w:rPr>
+                <w:rFonts w:ascii="Consolas" w:hAnsi="Consolas"/>
+                <w:color w:val="0F172A"/>
+                <w:sz w:val="17"/>
+              </w:rPr>
+              <w:t>Final_project</w:t>
+            </w:r>
+            <w:proofErr w:type="spellEnd"/>
+            <w:r>
+              <w:rPr>
+                <w:rFonts w:ascii="Consolas" w:hAnsi="Consolas"/>
+                <w:color w:val="0F172A"/>
+                <w:sz w:val="17"/>
+              </w:rPr>
+              <w:t>/output/</w:t>
+            </w:r>
+            <w:proofErr w:type="spellStart"/>
+            <w:r>
+              <w:rPr>
+                <w:rFonts w:ascii="Consolas" w:hAnsi="Consolas"/>
+                <w:color w:val="0F172A"/>
+                <w:sz w:val="17"/>
+              </w:rPr>
+              <w:t>mapreduce</w:t>
+            </w:r>
+            <w:proofErr w:type="spellEnd"/>
+            <w:r>
+              <w:rPr>
+                <w:rFonts w:ascii="Consolas" w:hAnsi="Consolas"/>
+                <w:color w:val="0F172A"/>
+                <w:sz w:val="17"/>
+              </w:rPr>
+              <w:t>/</w:t>
+            </w:r>
+            <w:proofErr w:type="spellStart"/>
+            <w:r>
+              <w:rPr>
+                <w:rFonts w:ascii="Consolas" w:hAnsi="Consolas"/>
+                <w:color w:val="0F172A"/>
+                <w:sz w:val="17"/>
+              </w:rPr>
+              <w:t>passenger_count</w:t>
+            </w:r>
+            <w:proofErr w:type="spellEnd"/>
+            <w:r>
+              <w:rPr>
+                <w:rFonts w:ascii="Consolas" w:hAnsi="Consolas"/>
+                <w:color w:val="0F172A"/>
+                <w:sz w:val="17"/>
+              </w:rPr>
+              <w:t>/part-*</w:t>
             </w:r>
           </w:p>
         </w:tc>
@@ -2283,16 +5251,6 @@
       <w:pPr>
         <w:spacing w:before="120" w:after="40"/>
       </w:pPr>
-      <w:r>
-        <w:rPr>
-          <w:rFonts w:ascii="Calibri" w:hAnsi="Calibri"/>
-          <w:b/>
-          <w:color w:val="1E293B"/>
-          <w:sz w:val="21"/>
-        </w:rPr>
-        <w:lastRenderedPageBreak/>
-        <w:t>Execution &amp; Output Verification:</w:t>
-      </w:r>
     </w:p>
     <w:tbl>
       <w:tblPr>
@@ -2328,6 +5286,7 @@
               <w:rPr>
                 <w:noProof/>
               </w:rPr>
+              <w:lastRenderedPageBreak/>
               <w:drawing>
                 <wp:inline distT="0" distB="0" distL="0" distR="0" wp14:anchorId="4AB9CDCF" wp14:editId="5F6224F9">
                   <wp:extent cx="5806440" cy="4983480"/>
@@ -2344,7 +5303,7 @@
                           <pic:cNvPicPr/>
                         </pic:nvPicPr>
                         <pic:blipFill>
-                          <a:blip r:embed="rId6"/>
+                          <a:blip r:embed="rId9"/>
                           <a:stretch>
                             <a:fillRect/>
                           </a:stretch>
@@ -2374,7 +5333,6 @@
               <w:rPr>
                 <w:noProof/>
               </w:rPr>
-              <w:lastRenderedPageBreak/>
               <w:drawing>
                 <wp:inline distT="0" distB="0" distL="0" distR="0" wp14:anchorId="4F1985AA" wp14:editId="7C4B5485">
                   <wp:extent cx="5806440" cy="2124075"/>
@@ -2391,7 +5349,7 @@
                           <pic:cNvPicPr/>
                         </pic:nvPicPr>
                         <pic:blipFill>
-                          <a:blip r:embed="rId7"/>
+                          <a:blip r:embed="rId10"/>
                           <a:stretch>
                             <a:fillRect/>
                           </a:stretch>
@@ -2722,14 +5680,6 @@
                 <w:sz w:val="18"/>
               </w:rPr>
               <w:br/>
-            </w:r>
-            <w:r>
-              <w:rPr>
-                <w:rFonts w:ascii="Consolas" w:hAnsi="Consolas"/>
-                <w:color w:val="0F172A"/>
-                <w:sz w:val="18"/>
-              </w:rPr>
-              <w:lastRenderedPageBreak/>
               <w:t xml:space="preserve">            for (DoubleWritable val : values) { totalTip += val.get(); count++; }</w:t>
             </w:r>
             <w:r>
@@ -2784,6 +5734,12 @@
     <w:p>
       <w:pPr>
         <w:spacing w:before="120" w:after="40"/>
+        <w:rPr>
+          <w:rFonts w:ascii="Calibri" w:hAnsi="Calibri"/>
+          <w:b/>
+          <w:color w:val="1E293B"/>
+          <w:sz w:val="21"/>
+        </w:rPr>
       </w:pPr>
       <w:r>
         <w:rPr>
@@ -2792,9 +5748,690 @@
           <w:color w:val="1E293B"/>
           <w:sz w:val="21"/>
         </w:rPr>
-        <w:lastRenderedPageBreak/>
         <w:t>Execution &amp; Output Verification:</w:t>
       </w:r>
+    </w:p>
+    <w:p>
+      <w:pPr>
+        <w:spacing w:before="80" w:after="40"/>
+      </w:pPr>
+      <w:r>
+        <w:rPr>
+          <w:rFonts w:ascii="Calibri" w:hAnsi="Calibri"/>
+          <w:b/>
+          <w:color w:val="4A5568"/>
+          <w:sz w:val="19"/>
+        </w:rPr>
+        <w:t>[Command Prompt Code Implementation]</w:t>
+      </w:r>
+    </w:p>
+    <w:tbl>
+      <w:tblPr>
+        <w:tblW w:w="0" w:type="auto"/>
+        <w:jc w:val="center"/>
+        <w:tblBorders>
+          <w:top w:val="single" w:sz="4" w:space="0" w:color="auto"/>
+          <w:left w:val="single" w:sz="4" w:space="0" w:color="auto"/>
+          <w:bottom w:val="single" w:sz="4" w:space="0" w:color="auto"/>
+          <w:right w:val="single" w:sz="4" w:space="0" w:color="auto"/>
+          <w:insideH w:val="single" w:sz="4" w:space="0" w:color="auto"/>
+          <w:insideV w:val="single" w:sz="4" w:space="0" w:color="auto"/>
+        </w:tblBorders>
+        <w:tblLayout w:type="fixed"/>
+        <w:tblLook w:val="04A0" w:firstRow="1" w:lastRow="0" w:firstColumn="1" w:lastColumn="0" w:noHBand="0" w:noVBand="1"/>
+      </w:tblPr>
+      <w:tblGrid>
+        <w:gridCol w:w="9360"/>
+      </w:tblGrid>
+      <w:tr>
+        <w:trPr>
+          <w:jc w:val="center"/>
+        </w:trPr>
+        <w:tc>
+          <w:tcPr>
+            <w:tcW w:w="9360" w:type="dxa"/>
+            <w:shd w:val="clear" w:color="auto" w:fill="F8FAFC"/>
+          </w:tcPr>
+          <w:p>
+            <w:pPr>
+              <w:spacing w:before="80" w:after="80"/>
+            </w:pPr>
+            <w:r>
+              <w:rPr>
+                <w:rFonts w:ascii="Consolas" w:hAnsi="Consolas"/>
+                <w:color w:val="0F172A"/>
+                <w:sz w:val="17"/>
+              </w:rPr>
+              <w:t>cd /d "D:\Rakib\Final_Project"</w:t>
+            </w:r>
+            <w:r>
+              <w:rPr>
+                <w:rFonts w:ascii="Consolas" w:hAnsi="Consolas"/>
+                <w:color w:val="0F172A"/>
+                <w:sz w:val="17"/>
+              </w:rPr>
+              <w:br/>
+              <w:t xml:space="preserve">del /q </w:t>
+            </w:r>
+            <w:proofErr w:type="spellStart"/>
+            <w:r>
+              <w:rPr>
+                <w:rFonts w:ascii="Consolas" w:hAnsi="Consolas"/>
+                <w:color w:val="0F172A"/>
+                <w:sz w:val="17"/>
+              </w:rPr>
+              <w:t>mapreduce_classes</w:t>
+            </w:r>
+            <w:proofErr w:type="spellEnd"/>
+            <w:r>
+              <w:rPr>
+                <w:rFonts w:ascii="Consolas" w:hAnsi="Consolas"/>
+                <w:color w:val="0F172A"/>
+                <w:sz w:val="17"/>
+              </w:rPr>
+              <w:t>\*.*</w:t>
+            </w:r>
+            <w:r>
+              <w:rPr>
+                <w:rFonts w:ascii="Consolas" w:hAnsi="Consolas"/>
+                <w:color w:val="0F172A"/>
+                <w:sz w:val="17"/>
+              </w:rPr>
+              <w:br/>
+            </w:r>
+            <w:proofErr w:type="spellStart"/>
+            <w:r>
+              <w:rPr>
+                <w:rFonts w:ascii="Consolas" w:hAnsi="Consolas"/>
+                <w:color w:val="0F172A"/>
+                <w:sz w:val="17"/>
+              </w:rPr>
+              <w:t>javac</w:t>
+            </w:r>
+            <w:proofErr w:type="spellEnd"/>
+            <w:r>
+              <w:rPr>
+                <w:rFonts w:ascii="Consolas" w:hAnsi="Consolas"/>
+                <w:color w:val="0F172A"/>
+                <w:sz w:val="17"/>
+              </w:rPr>
+              <w:t xml:space="preserve"> -cp "%HADOOP_HOME%\share\</w:t>
+            </w:r>
+            <w:proofErr w:type="spellStart"/>
+            <w:r>
+              <w:rPr>
+                <w:rFonts w:ascii="Consolas" w:hAnsi="Consolas"/>
+                <w:color w:val="0F172A"/>
+                <w:sz w:val="17"/>
+              </w:rPr>
+              <w:t>hadoop</w:t>
+            </w:r>
+            <w:proofErr w:type="spellEnd"/>
+            <w:r>
+              <w:rPr>
+                <w:rFonts w:ascii="Consolas" w:hAnsi="Consolas"/>
+                <w:color w:val="0F172A"/>
+                <w:sz w:val="17"/>
+              </w:rPr>
+              <w:t>\common\*;</w:t>
+            </w:r>
+            <w:r>
+              <w:rPr>
+                <w:rFonts w:ascii="Consolas" w:hAnsi="Consolas"/>
+                <w:color w:val="0F172A"/>
+                <w:sz w:val="17"/>
+              </w:rPr>
+              <w:br/>
+              <w:t xml:space="preserve">          %HADOOP_HOME%\share\</w:t>
+            </w:r>
+            <w:proofErr w:type="spellStart"/>
+            <w:r>
+              <w:rPr>
+                <w:rFonts w:ascii="Consolas" w:hAnsi="Consolas"/>
+                <w:color w:val="0F172A"/>
+                <w:sz w:val="17"/>
+              </w:rPr>
+              <w:t>hadoop</w:t>
+            </w:r>
+            <w:proofErr w:type="spellEnd"/>
+            <w:r>
+              <w:rPr>
+                <w:rFonts w:ascii="Consolas" w:hAnsi="Consolas"/>
+                <w:color w:val="0F172A"/>
+                <w:sz w:val="17"/>
+              </w:rPr>
+              <w:t>\common\lib\*;</w:t>
+            </w:r>
+            <w:r>
+              <w:rPr>
+                <w:rFonts w:ascii="Consolas" w:hAnsi="Consolas"/>
+                <w:color w:val="0F172A"/>
+                <w:sz w:val="17"/>
+              </w:rPr>
+              <w:br/>
+              <w:t xml:space="preserve">          %HADOOP_HOME%\share\</w:t>
+            </w:r>
+            <w:proofErr w:type="spellStart"/>
+            <w:r>
+              <w:rPr>
+                <w:rFonts w:ascii="Consolas" w:hAnsi="Consolas"/>
+                <w:color w:val="0F172A"/>
+                <w:sz w:val="17"/>
+              </w:rPr>
+              <w:t>hadoop</w:t>
+            </w:r>
+            <w:proofErr w:type="spellEnd"/>
+            <w:r>
+              <w:rPr>
+                <w:rFonts w:ascii="Consolas" w:hAnsi="Consolas"/>
+                <w:color w:val="0F172A"/>
+                <w:sz w:val="17"/>
+              </w:rPr>
+              <w:t>\</w:t>
+            </w:r>
+            <w:proofErr w:type="spellStart"/>
+            <w:r>
+              <w:rPr>
+                <w:rFonts w:ascii="Consolas" w:hAnsi="Consolas"/>
+                <w:color w:val="0F172A"/>
+                <w:sz w:val="17"/>
+              </w:rPr>
+              <w:t>mapreduce</w:t>
+            </w:r>
+            <w:proofErr w:type="spellEnd"/>
+            <w:r>
+              <w:rPr>
+                <w:rFonts w:ascii="Consolas" w:hAnsi="Consolas"/>
+                <w:color w:val="0F172A"/>
+                <w:sz w:val="17"/>
+              </w:rPr>
+              <w:t>\*;</w:t>
+            </w:r>
+            <w:r>
+              <w:rPr>
+                <w:rFonts w:ascii="Consolas" w:hAnsi="Consolas"/>
+                <w:color w:val="0F172A"/>
+                <w:sz w:val="17"/>
+              </w:rPr>
+              <w:br/>
+              <w:t xml:space="preserve">          %HADOOP_HOME%\share\</w:t>
+            </w:r>
+            <w:proofErr w:type="spellStart"/>
+            <w:r>
+              <w:rPr>
+                <w:rFonts w:ascii="Consolas" w:hAnsi="Consolas"/>
+                <w:color w:val="0F172A"/>
+                <w:sz w:val="17"/>
+              </w:rPr>
+              <w:t>hadoop</w:t>
+            </w:r>
+            <w:proofErr w:type="spellEnd"/>
+            <w:r>
+              <w:rPr>
+                <w:rFonts w:ascii="Consolas" w:hAnsi="Consolas"/>
+                <w:color w:val="0F172A"/>
+                <w:sz w:val="17"/>
+              </w:rPr>
+              <w:t>\</w:t>
+            </w:r>
+            <w:proofErr w:type="spellStart"/>
+            <w:r>
+              <w:rPr>
+                <w:rFonts w:ascii="Consolas" w:hAnsi="Consolas"/>
+                <w:color w:val="0F172A"/>
+                <w:sz w:val="17"/>
+              </w:rPr>
+              <w:t>mapreduce</w:t>
+            </w:r>
+            <w:proofErr w:type="spellEnd"/>
+            <w:r>
+              <w:rPr>
+                <w:rFonts w:ascii="Consolas" w:hAnsi="Consolas"/>
+                <w:color w:val="0F172A"/>
+                <w:sz w:val="17"/>
+              </w:rPr>
+              <w:t xml:space="preserve">\lib\*" -d </w:t>
+            </w:r>
+            <w:proofErr w:type="spellStart"/>
+            <w:r>
+              <w:rPr>
+                <w:rFonts w:ascii="Consolas" w:hAnsi="Consolas"/>
+                <w:color w:val="0F172A"/>
+                <w:sz w:val="17"/>
+              </w:rPr>
+              <w:t>mapreduce_classes</w:t>
+            </w:r>
+            <w:proofErr w:type="spellEnd"/>
+            <w:r>
+              <w:rPr>
+                <w:rFonts w:ascii="Consolas" w:hAnsi="Consolas"/>
+                <w:color w:val="0F172A"/>
+                <w:sz w:val="17"/>
+              </w:rPr>
+              <w:t xml:space="preserve"> </w:t>
+            </w:r>
+            <w:proofErr w:type="spellStart"/>
+            <w:r>
+              <w:rPr>
+                <w:rFonts w:ascii="Consolas" w:hAnsi="Consolas"/>
+                <w:color w:val="0F172A"/>
+                <w:sz w:val="17"/>
+              </w:rPr>
+              <w:t>mapreduce_src</w:t>
+            </w:r>
+            <w:proofErr w:type="spellEnd"/>
+            <w:r>
+              <w:rPr>
+                <w:rFonts w:ascii="Consolas" w:hAnsi="Consolas"/>
+                <w:color w:val="0F172A"/>
+                <w:sz w:val="17"/>
+              </w:rPr>
+              <w:t>\TaxiPaymentTipAnalysis.java</w:t>
+            </w:r>
+            <w:r>
+              <w:rPr>
+                <w:rFonts w:ascii="Consolas" w:hAnsi="Consolas"/>
+                <w:color w:val="0F172A"/>
+                <w:sz w:val="17"/>
+              </w:rPr>
+              <w:br/>
+            </w:r>
+            <w:r>
+              <w:rPr>
+                <w:rFonts w:ascii="Consolas" w:hAnsi="Consolas"/>
+                <w:color w:val="0F172A"/>
+                <w:sz w:val="17"/>
+              </w:rPr>
+              <w:lastRenderedPageBreak/>
+              <w:t>jar -</w:t>
+            </w:r>
+            <w:proofErr w:type="spellStart"/>
+            <w:r>
+              <w:rPr>
+                <w:rFonts w:ascii="Consolas" w:hAnsi="Consolas"/>
+                <w:color w:val="0F172A"/>
+                <w:sz w:val="17"/>
+              </w:rPr>
+              <w:t>cvf</w:t>
+            </w:r>
+            <w:proofErr w:type="spellEnd"/>
+            <w:r>
+              <w:rPr>
+                <w:rFonts w:ascii="Consolas" w:hAnsi="Consolas"/>
+                <w:color w:val="0F172A"/>
+                <w:sz w:val="17"/>
+              </w:rPr>
+              <w:t xml:space="preserve"> </w:t>
+            </w:r>
+            <w:proofErr w:type="spellStart"/>
+            <w:r>
+              <w:rPr>
+                <w:rFonts w:ascii="Consolas" w:hAnsi="Consolas"/>
+                <w:color w:val="0F172A"/>
+                <w:sz w:val="17"/>
+              </w:rPr>
+              <w:t>mapreduce_jars</w:t>
+            </w:r>
+            <w:proofErr w:type="spellEnd"/>
+            <w:r>
+              <w:rPr>
+                <w:rFonts w:ascii="Consolas" w:hAnsi="Consolas"/>
+                <w:color w:val="0F172A"/>
+                <w:sz w:val="17"/>
+              </w:rPr>
+              <w:t xml:space="preserve">\TaxiPaymentTipAnalysis.jar -C </w:t>
+            </w:r>
+            <w:proofErr w:type="spellStart"/>
+            <w:r>
+              <w:rPr>
+                <w:rFonts w:ascii="Consolas" w:hAnsi="Consolas"/>
+                <w:color w:val="0F172A"/>
+                <w:sz w:val="17"/>
+              </w:rPr>
+              <w:t>mapreduce_classes</w:t>
+            </w:r>
+            <w:proofErr w:type="spellEnd"/>
+            <w:r>
+              <w:rPr>
+                <w:rFonts w:ascii="Consolas" w:hAnsi="Consolas"/>
+                <w:color w:val="0F172A"/>
+                <w:sz w:val="17"/>
+              </w:rPr>
+              <w:t xml:space="preserve"> .</w:t>
+            </w:r>
+            <w:r>
+              <w:rPr>
+                <w:rFonts w:ascii="Consolas" w:hAnsi="Consolas"/>
+                <w:color w:val="0F172A"/>
+                <w:sz w:val="17"/>
+              </w:rPr>
+              <w:br/>
+            </w:r>
+            <w:proofErr w:type="spellStart"/>
+            <w:r>
+              <w:rPr>
+                <w:rFonts w:ascii="Consolas" w:hAnsi="Consolas"/>
+                <w:color w:val="0F172A"/>
+                <w:sz w:val="17"/>
+              </w:rPr>
+              <w:t>hdfs</w:t>
+            </w:r>
+            <w:proofErr w:type="spellEnd"/>
+            <w:r>
+              <w:rPr>
+                <w:rFonts w:ascii="Consolas" w:hAnsi="Consolas"/>
+                <w:color w:val="0F172A"/>
+                <w:sz w:val="17"/>
+              </w:rPr>
+              <w:t xml:space="preserve"> </w:t>
+            </w:r>
+            <w:proofErr w:type="spellStart"/>
+            <w:r>
+              <w:rPr>
+                <w:rFonts w:ascii="Consolas" w:hAnsi="Consolas"/>
+                <w:color w:val="0F172A"/>
+                <w:sz w:val="17"/>
+              </w:rPr>
+              <w:t>dfs</w:t>
+            </w:r>
+            <w:proofErr w:type="spellEnd"/>
+            <w:r>
+              <w:rPr>
+                <w:rFonts w:ascii="Consolas" w:hAnsi="Consolas"/>
+                <w:color w:val="0F172A"/>
+                <w:sz w:val="17"/>
+              </w:rPr>
+              <w:t xml:space="preserve"> -rm -r -f /</w:t>
+            </w:r>
+            <w:proofErr w:type="spellStart"/>
+            <w:r>
+              <w:rPr>
+                <w:rFonts w:ascii="Consolas" w:hAnsi="Consolas"/>
+                <w:color w:val="0F172A"/>
+                <w:sz w:val="17"/>
+              </w:rPr>
+              <w:t>Final_project</w:t>
+            </w:r>
+            <w:proofErr w:type="spellEnd"/>
+            <w:r>
+              <w:rPr>
+                <w:rFonts w:ascii="Consolas" w:hAnsi="Consolas"/>
+                <w:color w:val="0F172A"/>
+                <w:sz w:val="17"/>
+              </w:rPr>
+              <w:t>/output/</w:t>
+            </w:r>
+            <w:proofErr w:type="spellStart"/>
+            <w:r>
+              <w:rPr>
+                <w:rFonts w:ascii="Consolas" w:hAnsi="Consolas"/>
+                <w:color w:val="0F172A"/>
+                <w:sz w:val="17"/>
+              </w:rPr>
+              <w:t>mapreduce</w:t>
+            </w:r>
+            <w:proofErr w:type="spellEnd"/>
+            <w:r>
+              <w:rPr>
+                <w:rFonts w:ascii="Consolas" w:hAnsi="Consolas"/>
+                <w:color w:val="0F172A"/>
+                <w:sz w:val="17"/>
+              </w:rPr>
+              <w:t>/</w:t>
+            </w:r>
+            <w:proofErr w:type="spellStart"/>
+            <w:r>
+              <w:rPr>
+                <w:rFonts w:ascii="Consolas" w:hAnsi="Consolas"/>
+                <w:color w:val="0F172A"/>
+                <w:sz w:val="17"/>
+              </w:rPr>
+              <w:t>payment_tip</w:t>
+            </w:r>
+            <w:proofErr w:type="spellEnd"/>
+            <w:r>
+              <w:rPr>
+                <w:rFonts w:ascii="Consolas" w:hAnsi="Consolas"/>
+                <w:color w:val="0F172A"/>
+                <w:sz w:val="17"/>
+              </w:rPr>
+              <w:br/>
+            </w:r>
+            <w:proofErr w:type="spellStart"/>
+            <w:r>
+              <w:rPr>
+                <w:rFonts w:ascii="Consolas" w:hAnsi="Consolas"/>
+                <w:color w:val="0F172A"/>
+                <w:sz w:val="17"/>
+              </w:rPr>
+              <w:t>hadoop</w:t>
+            </w:r>
+            <w:proofErr w:type="spellEnd"/>
+            <w:r>
+              <w:rPr>
+                <w:rFonts w:ascii="Consolas" w:hAnsi="Consolas"/>
+                <w:color w:val="0F172A"/>
+                <w:sz w:val="17"/>
+              </w:rPr>
+              <w:t xml:space="preserve"> jar </w:t>
+            </w:r>
+            <w:proofErr w:type="spellStart"/>
+            <w:r>
+              <w:rPr>
+                <w:rFonts w:ascii="Consolas" w:hAnsi="Consolas"/>
+                <w:color w:val="0F172A"/>
+                <w:sz w:val="17"/>
+              </w:rPr>
+              <w:t>mapreduce_jars</w:t>
+            </w:r>
+            <w:proofErr w:type="spellEnd"/>
+            <w:r>
+              <w:rPr>
+                <w:rFonts w:ascii="Consolas" w:hAnsi="Consolas"/>
+                <w:color w:val="0F172A"/>
+                <w:sz w:val="17"/>
+              </w:rPr>
+              <w:t xml:space="preserve">\TaxiPaymentTipAnalysis.jar </w:t>
+            </w:r>
+            <w:proofErr w:type="spellStart"/>
+            <w:r>
+              <w:rPr>
+                <w:rFonts w:ascii="Consolas" w:hAnsi="Consolas"/>
+                <w:color w:val="0F172A"/>
+                <w:sz w:val="17"/>
+              </w:rPr>
+              <w:t>TaxiPaymentTipAnalysis</w:t>
+            </w:r>
+            <w:proofErr w:type="spellEnd"/>
+            <w:r>
+              <w:rPr>
+                <w:rFonts w:ascii="Consolas" w:hAnsi="Consolas"/>
+                <w:color w:val="0F172A"/>
+                <w:sz w:val="17"/>
+              </w:rPr>
+              <w:t xml:space="preserve"> /</w:t>
+            </w:r>
+            <w:proofErr w:type="spellStart"/>
+            <w:r>
+              <w:rPr>
+                <w:rFonts w:ascii="Consolas" w:hAnsi="Consolas"/>
+                <w:color w:val="0F172A"/>
+                <w:sz w:val="17"/>
+              </w:rPr>
+              <w:t>Final_project</w:t>
+            </w:r>
+            <w:proofErr w:type="spellEnd"/>
+            <w:r>
+              <w:rPr>
+                <w:rFonts w:ascii="Consolas" w:hAnsi="Consolas"/>
+                <w:color w:val="0F172A"/>
+                <w:sz w:val="17"/>
+              </w:rPr>
+              <w:t>/input/jan_taxi.csv /</w:t>
+            </w:r>
+            <w:proofErr w:type="spellStart"/>
+            <w:r>
+              <w:rPr>
+                <w:rFonts w:ascii="Consolas" w:hAnsi="Consolas"/>
+                <w:color w:val="0F172A"/>
+                <w:sz w:val="17"/>
+              </w:rPr>
+              <w:t>Final_project</w:t>
+            </w:r>
+            <w:proofErr w:type="spellEnd"/>
+            <w:r>
+              <w:rPr>
+                <w:rFonts w:ascii="Consolas" w:hAnsi="Consolas"/>
+                <w:color w:val="0F172A"/>
+                <w:sz w:val="17"/>
+              </w:rPr>
+              <w:t>/output/</w:t>
+            </w:r>
+            <w:proofErr w:type="spellStart"/>
+            <w:r>
+              <w:rPr>
+                <w:rFonts w:ascii="Consolas" w:hAnsi="Consolas"/>
+                <w:color w:val="0F172A"/>
+                <w:sz w:val="17"/>
+              </w:rPr>
+              <w:t>mapreduce</w:t>
+            </w:r>
+            <w:proofErr w:type="spellEnd"/>
+            <w:r>
+              <w:rPr>
+                <w:rFonts w:ascii="Consolas" w:hAnsi="Consolas"/>
+                <w:color w:val="0F172A"/>
+                <w:sz w:val="17"/>
+              </w:rPr>
+              <w:t>/</w:t>
+            </w:r>
+            <w:proofErr w:type="spellStart"/>
+            <w:r>
+              <w:rPr>
+                <w:rFonts w:ascii="Consolas" w:hAnsi="Consolas"/>
+                <w:color w:val="0F172A"/>
+                <w:sz w:val="17"/>
+              </w:rPr>
+              <w:t>payment_tip</w:t>
+            </w:r>
+            <w:proofErr w:type="spellEnd"/>
+            <w:r>
+              <w:rPr>
+                <w:rFonts w:ascii="Consolas" w:hAnsi="Consolas"/>
+                <w:color w:val="0F172A"/>
+                <w:sz w:val="17"/>
+              </w:rPr>
+              <w:br/>
+            </w:r>
+            <w:proofErr w:type="spellStart"/>
+            <w:r>
+              <w:rPr>
+                <w:rFonts w:ascii="Consolas" w:hAnsi="Consolas"/>
+                <w:color w:val="0F172A"/>
+                <w:sz w:val="17"/>
+              </w:rPr>
+              <w:t>hdfs</w:t>
+            </w:r>
+            <w:proofErr w:type="spellEnd"/>
+            <w:r>
+              <w:rPr>
+                <w:rFonts w:ascii="Consolas" w:hAnsi="Consolas"/>
+                <w:color w:val="0F172A"/>
+                <w:sz w:val="17"/>
+              </w:rPr>
+              <w:t xml:space="preserve"> </w:t>
+            </w:r>
+            <w:proofErr w:type="spellStart"/>
+            <w:r>
+              <w:rPr>
+                <w:rFonts w:ascii="Consolas" w:hAnsi="Consolas"/>
+                <w:color w:val="0F172A"/>
+                <w:sz w:val="17"/>
+              </w:rPr>
+              <w:t>dfs</w:t>
+            </w:r>
+            <w:proofErr w:type="spellEnd"/>
+            <w:r>
+              <w:rPr>
+                <w:rFonts w:ascii="Consolas" w:hAnsi="Consolas"/>
+                <w:color w:val="0F172A"/>
+                <w:sz w:val="17"/>
+              </w:rPr>
+              <w:t xml:space="preserve"> -cat /</w:t>
+            </w:r>
+            <w:proofErr w:type="spellStart"/>
+            <w:r>
+              <w:rPr>
+                <w:rFonts w:ascii="Consolas" w:hAnsi="Consolas"/>
+                <w:color w:val="0F172A"/>
+                <w:sz w:val="17"/>
+              </w:rPr>
+              <w:t>Final_project</w:t>
+            </w:r>
+            <w:proofErr w:type="spellEnd"/>
+            <w:r>
+              <w:rPr>
+                <w:rFonts w:ascii="Consolas" w:hAnsi="Consolas"/>
+                <w:color w:val="0F172A"/>
+                <w:sz w:val="17"/>
+              </w:rPr>
+              <w:t>/output/</w:t>
+            </w:r>
+            <w:proofErr w:type="spellStart"/>
+            <w:r>
+              <w:rPr>
+                <w:rFonts w:ascii="Consolas" w:hAnsi="Consolas"/>
+                <w:color w:val="0F172A"/>
+                <w:sz w:val="17"/>
+              </w:rPr>
+              <w:t>mapreduce</w:t>
+            </w:r>
+            <w:proofErr w:type="spellEnd"/>
+            <w:r>
+              <w:rPr>
+                <w:rFonts w:ascii="Consolas" w:hAnsi="Consolas"/>
+                <w:color w:val="0F172A"/>
+                <w:sz w:val="17"/>
+              </w:rPr>
+              <w:t>/</w:t>
+            </w:r>
+            <w:proofErr w:type="spellStart"/>
+            <w:r>
+              <w:rPr>
+                <w:rFonts w:ascii="Consolas" w:hAnsi="Consolas"/>
+                <w:color w:val="0F172A"/>
+                <w:sz w:val="17"/>
+              </w:rPr>
+              <w:t>payment_tip</w:t>
+            </w:r>
+            <w:proofErr w:type="spellEnd"/>
+            <w:r>
+              <w:rPr>
+                <w:rFonts w:ascii="Consolas" w:hAnsi="Consolas"/>
+                <w:color w:val="0F172A"/>
+                <w:sz w:val="17"/>
+              </w:rPr>
+              <w:t>/part-*</w:t>
+            </w:r>
+          </w:p>
+        </w:tc>
+      </w:tr>
+    </w:tbl>
+    <w:p>
+      <w:pPr>
+        <w:spacing w:before="120" w:after="40"/>
+        <w:rPr>
+          <w:rFonts w:ascii="Calibri" w:hAnsi="Calibri"/>
+          <w:b/>
+          <w:color w:val="1E293B"/>
+          <w:sz w:val="21"/>
+        </w:rPr>
+      </w:pPr>
+    </w:p>
+    <w:p>
+      <w:pPr>
+        <w:spacing w:before="120" w:after="40"/>
+      </w:pPr>
     </w:p>
     <w:tbl>
       <w:tblPr>
@@ -2846,7 +6483,7 @@
                           <pic:cNvPicPr/>
                         </pic:nvPicPr>
                         <pic:blipFill rotWithShape="1">
-                          <a:blip r:embed="rId8"/>
+                          <a:blip r:embed="rId11"/>
                           <a:srcRect l="131" t="1" b="429"/>
                           <a:stretch>
                             <a:fillRect/>
@@ -2902,7 +6539,7 @@
                           <pic:cNvPicPr/>
                         </pic:nvPicPr>
                         <pic:blipFill rotWithShape="1">
-                          <a:blip r:embed="rId9"/>
+                          <a:blip r:embed="rId12"/>
                           <a:srcRect b="4000"/>
                           <a:stretch>
                             <a:fillRect/>
@@ -3295,6 +6932,12 @@
     <w:p>
       <w:pPr>
         <w:spacing w:before="120" w:after="40"/>
+        <w:rPr>
+          <w:rFonts w:ascii="Calibri" w:hAnsi="Calibri"/>
+          <w:b/>
+          <w:color w:val="1E293B"/>
+          <w:sz w:val="21"/>
+        </w:rPr>
       </w:pPr>
       <w:r>
         <w:rPr>
@@ -3306,6 +6949,669 @@
         <w:lastRenderedPageBreak/>
         <w:t>Execution &amp; Output Verification:</w:t>
       </w:r>
+    </w:p>
+    <w:p>
+      <w:pPr>
+        <w:spacing w:before="80" w:after="40"/>
+      </w:pPr>
+      <w:r>
+        <w:rPr>
+          <w:rFonts w:ascii="Calibri" w:hAnsi="Calibri"/>
+          <w:b/>
+          <w:color w:val="4A5568"/>
+          <w:sz w:val="19"/>
+        </w:rPr>
+        <w:t>[Command Prompt Code Implementation]</w:t>
+      </w:r>
+    </w:p>
+    <w:tbl>
+      <w:tblPr>
+        <w:tblW w:w="0" w:type="auto"/>
+        <w:jc w:val="center"/>
+        <w:tblBorders>
+          <w:top w:val="single" w:sz="4" w:space="0" w:color="auto"/>
+          <w:left w:val="single" w:sz="4" w:space="0" w:color="auto"/>
+          <w:bottom w:val="single" w:sz="4" w:space="0" w:color="auto"/>
+          <w:right w:val="single" w:sz="4" w:space="0" w:color="auto"/>
+          <w:insideH w:val="single" w:sz="4" w:space="0" w:color="auto"/>
+          <w:insideV w:val="single" w:sz="4" w:space="0" w:color="auto"/>
+        </w:tblBorders>
+        <w:tblLayout w:type="fixed"/>
+        <w:tblLook w:val="04A0" w:firstRow="1" w:lastRow="0" w:firstColumn="1" w:lastColumn="0" w:noHBand="0" w:noVBand="1"/>
+      </w:tblPr>
+      <w:tblGrid>
+        <w:gridCol w:w="9360"/>
+      </w:tblGrid>
+      <w:tr>
+        <w:trPr>
+          <w:jc w:val="center"/>
+        </w:trPr>
+        <w:tc>
+          <w:tcPr>
+            <w:tcW w:w="9360" w:type="dxa"/>
+            <w:shd w:val="clear" w:color="auto" w:fill="F8FAFC"/>
+          </w:tcPr>
+          <w:p>
+            <w:pPr>
+              <w:spacing w:before="80" w:after="80"/>
+            </w:pPr>
+            <w:r>
+              <w:rPr>
+                <w:rFonts w:ascii="Consolas" w:hAnsi="Consolas"/>
+                <w:color w:val="0F172A"/>
+                <w:sz w:val="17"/>
+              </w:rPr>
+              <w:t>cd /d "D:\Rakib\Final_Project"</w:t>
+            </w:r>
+            <w:r>
+              <w:rPr>
+                <w:rFonts w:ascii="Consolas" w:hAnsi="Consolas"/>
+                <w:color w:val="0F172A"/>
+                <w:sz w:val="17"/>
+              </w:rPr>
+              <w:br/>
+              <w:t xml:space="preserve">del /q </w:t>
+            </w:r>
+            <w:proofErr w:type="spellStart"/>
+            <w:r>
+              <w:rPr>
+                <w:rFonts w:ascii="Consolas" w:hAnsi="Consolas"/>
+                <w:color w:val="0F172A"/>
+                <w:sz w:val="17"/>
+              </w:rPr>
+              <w:t>mapreduce_classes</w:t>
+            </w:r>
+            <w:proofErr w:type="spellEnd"/>
+            <w:r>
+              <w:rPr>
+                <w:rFonts w:ascii="Consolas" w:hAnsi="Consolas"/>
+                <w:color w:val="0F172A"/>
+                <w:sz w:val="17"/>
+              </w:rPr>
+              <w:t>\*.*</w:t>
+            </w:r>
+            <w:r>
+              <w:rPr>
+                <w:rFonts w:ascii="Consolas" w:hAnsi="Consolas"/>
+                <w:color w:val="0F172A"/>
+                <w:sz w:val="17"/>
+              </w:rPr>
+              <w:br/>
+            </w:r>
+            <w:proofErr w:type="spellStart"/>
+            <w:r>
+              <w:rPr>
+                <w:rFonts w:ascii="Consolas" w:hAnsi="Consolas"/>
+                <w:color w:val="0F172A"/>
+                <w:sz w:val="17"/>
+              </w:rPr>
+              <w:t>javac</w:t>
+            </w:r>
+            <w:proofErr w:type="spellEnd"/>
+            <w:r>
+              <w:rPr>
+                <w:rFonts w:ascii="Consolas" w:hAnsi="Consolas"/>
+                <w:color w:val="0F172A"/>
+                <w:sz w:val="17"/>
+              </w:rPr>
+              <w:t xml:space="preserve"> -cp "%HADOOP_HOME%\share\</w:t>
+            </w:r>
+            <w:proofErr w:type="spellStart"/>
+            <w:r>
+              <w:rPr>
+                <w:rFonts w:ascii="Consolas" w:hAnsi="Consolas"/>
+                <w:color w:val="0F172A"/>
+                <w:sz w:val="17"/>
+              </w:rPr>
+              <w:t>hadoop</w:t>
+            </w:r>
+            <w:proofErr w:type="spellEnd"/>
+            <w:r>
+              <w:rPr>
+                <w:rFonts w:ascii="Consolas" w:hAnsi="Consolas"/>
+                <w:color w:val="0F172A"/>
+                <w:sz w:val="17"/>
+              </w:rPr>
+              <w:t>\common\*;</w:t>
+            </w:r>
+            <w:r>
+              <w:rPr>
+                <w:rFonts w:ascii="Consolas" w:hAnsi="Consolas"/>
+                <w:color w:val="0F172A"/>
+                <w:sz w:val="17"/>
+              </w:rPr>
+              <w:br/>
+              <w:t xml:space="preserve">          %HADOOP_HOME%\share\</w:t>
+            </w:r>
+            <w:proofErr w:type="spellStart"/>
+            <w:r>
+              <w:rPr>
+                <w:rFonts w:ascii="Consolas" w:hAnsi="Consolas"/>
+                <w:color w:val="0F172A"/>
+                <w:sz w:val="17"/>
+              </w:rPr>
+              <w:t>hadoop</w:t>
+            </w:r>
+            <w:proofErr w:type="spellEnd"/>
+            <w:r>
+              <w:rPr>
+                <w:rFonts w:ascii="Consolas" w:hAnsi="Consolas"/>
+                <w:color w:val="0F172A"/>
+                <w:sz w:val="17"/>
+              </w:rPr>
+              <w:t>\common\lib\*;</w:t>
+            </w:r>
+            <w:r>
+              <w:rPr>
+                <w:rFonts w:ascii="Consolas" w:hAnsi="Consolas"/>
+                <w:color w:val="0F172A"/>
+                <w:sz w:val="17"/>
+              </w:rPr>
+              <w:br/>
+              <w:t xml:space="preserve">          %HADOOP_HOME%\share\</w:t>
+            </w:r>
+            <w:proofErr w:type="spellStart"/>
+            <w:r>
+              <w:rPr>
+                <w:rFonts w:ascii="Consolas" w:hAnsi="Consolas"/>
+                <w:color w:val="0F172A"/>
+                <w:sz w:val="17"/>
+              </w:rPr>
+              <w:t>hadoop</w:t>
+            </w:r>
+            <w:proofErr w:type="spellEnd"/>
+            <w:r>
+              <w:rPr>
+                <w:rFonts w:ascii="Consolas" w:hAnsi="Consolas"/>
+                <w:color w:val="0F172A"/>
+                <w:sz w:val="17"/>
+              </w:rPr>
+              <w:t>\</w:t>
+            </w:r>
+            <w:proofErr w:type="spellStart"/>
+            <w:r>
+              <w:rPr>
+                <w:rFonts w:ascii="Consolas" w:hAnsi="Consolas"/>
+                <w:color w:val="0F172A"/>
+                <w:sz w:val="17"/>
+              </w:rPr>
+              <w:t>mapreduce</w:t>
+            </w:r>
+            <w:proofErr w:type="spellEnd"/>
+            <w:r>
+              <w:rPr>
+                <w:rFonts w:ascii="Consolas" w:hAnsi="Consolas"/>
+                <w:color w:val="0F172A"/>
+                <w:sz w:val="17"/>
+              </w:rPr>
+              <w:t>\*;</w:t>
+            </w:r>
+            <w:r>
+              <w:rPr>
+                <w:rFonts w:ascii="Consolas" w:hAnsi="Consolas"/>
+                <w:color w:val="0F172A"/>
+                <w:sz w:val="17"/>
+              </w:rPr>
+              <w:br/>
+              <w:t xml:space="preserve">          %HADOOP_HOME%\share\</w:t>
+            </w:r>
+            <w:proofErr w:type="spellStart"/>
+            <w:r>
+              <w:rPr>
+                <w:rFonts w:ascii="Consolas" w:hAnsi="Consolas"/>
+                <w:color w:val="0F172A"/>
+                <w:sz w:val="17"/>
+              </w:rPr>
+              <w:t>hadoop</w:t>
+            </w:r>
+            <w:proofErr w:type="spellEnd"/>
+            <w:r>
+              <w:rPr>
+                <w:rFonts w:ascii="Consolas" w:hAnsi="Consolas"/>
+                <w:color w:val="0F172A"/>
+                <w:sz w:val="17"/>
+              </w:rPr>
+              <w:t>\</w:t>
+            </w:r>
+            <w:proofErr w:type="spellStart"/>
+            <w:r>
+              <w:rPr>
+                <w:rFonts w:ascii="Consolas" w:hAnsi="Consolas"/>
+                <w:color w:val="0F172A"/>
+                <w:sz w:val="17"/>
+              </w:rPr>
+              <w:t>mapreduce</w:t>
+            </w:r>
+            <w:proofErr w:type="spellEnd"/>
+            <w:r>
+              <w:rPr>
+                <w:rFonts w:ascii="Consolas" w:hAnsi="Consolas"/>
+                <w:color w:val="0F172A"/>
+                <w:sz w:val="17"/>
+              </w:rPr>
+              <w:t xml:space="preserve">\lib\*" -d </w:t>
+            </w:r>
+            <w:proofErr w:type="spellStart"/>
+            <w:r>
+              <w:rPr>
+                <w:rFonts w:ascii="Consolas" w:hAnsi="Consolas"/>
+                <w:color w:val="0F172A"/>
+                <w:sz w:val="17"/>
+              </w:rPr>
+              <w:t>mapreduce_classes</w:t>
+            </w:r>
+            <w:proofErr w:type="spellEnd"/>
+            <w:r>
+              <w:rPr>
+                <w:rFonts w:ascii="Consolas" w:hAnsi="Consolas"/>
+                <w:color w:val="0F172A"/>
+                <w:sz w:val="17"/>
+              </w:rPr>
+              <w:t xml:space="preserve"> </w:t>
+            </w:r>
+            <w:proofErr w:type="spellStart"/>
+            <w:r>
+              <w:rPr>
+                <w:rFonts w:ascii="Consolas" w:hAnsi="Consolas"/>
+                <w:color w:val="0F172A"/>
+                <w:sz w:val="17"/>
+              </w:rPr>
+              <w:t>mapreduce_src</w:t>
+            </w:r>
+            <w:proofErr w:type="spellEnd"/>
+            <w:r>
+              <w:rPr>
+                <w:rFonts w:ascii="Consolas" w:hAnsi="Consolas"/>
+                <w:color w:val="0F172A"/>
+                <w:sz w:val="17"/>
+              </w:rPr>
+              <w:t>\TaxiPickupRevenue.java</w:t>
+            </w:r>
+            <w:r>
+              <w:rPr>
+                <w:rFonts w:ascii="Consolas" w:hAnsi="Consolas"/>
+                <w:color w:val="0F172A"/>
+                <w:sz w:val="17"/>
+              </w:rPr>
+              <w:br/>
+              <w:t>jar -</w:t>
+            </w:r>
+            <w:proofErr w:type="spellStart"/>
+            <w:r>
+              <w:rPr>
+                <w:rFonts w:ascii="Consolas" w:hAnsi="Consolas"/>
+                <w:color w:val="0F172A"/>
+                <w:sz w:val="17"/>
+              </w:rPr>
+              <w:t>cvf</w:t>
+            </w:r>
+            <w:proofErr w:type="spellEnd"/>
+            <w:r>
+              <w:rPr>
+                <w:rFonts w:ascii="Consolas" w:hAnsi="Consolas"/>
+                <w:color w:val="0F172A"/>
+                <w:sz w:val="17"/>
+              </w:rPr>
+              <w:t xml:space="preserve"> </w:t>
+            </w:r>
+            <w:proofErr w:type="spellStart"/>
+            <w:r>
+              <w:rPr>
+                <w:rFonts w:ascii="Consolas" w:hAnsi="Consolas"/>
+                <w:color w:val="0F172A"/>
+                <w:sz w:val="17"/>
+              </w:rPr>
+              <w:t>mapreduce_jars</w:t>
+            </w:r>
+            <w:proofErr w:type="spellEnd"/>
+            <w:r>
+              <w:rPr>
+                <w:rFonts w:ascii="Consolas" w:hAnsi="Consolas"/>
+                <w:color w:val="0F172A"/>
+                <w:sz w:val="17"/>
+              </w:rPr>
+              <w:t xml:space="preserve">\TaxiPickupRevenue.jar -C </w:t>
+            </w:r>
+            <w:proofErr w:type="spellStart"/>
+            <w:r>
+              <w:rPr>
+                <w:rFonts w:ascii="Consolas" w:hAnsi="Consolas"/>
+                <w:color w:val="0F172A"/>
+                <w:sz w:val="17"/>
+              </w:rPr>
+              <w:t>mapreduce_classes</w:t>
+            </w:r>
+            <w:proofErr w:type="spellEnd"/>
+            <w:r>
+              <w:rPr>
+                <w:rFonts w:ascii="Consolas" w:hAnsi="Consolas"/>
+                <w:color w:val="0F172A"/>
+                <w:sz w:val="17"/>
+              </w:rPr>
+              <w:t xml:space="preserve"> .</w:t>
+            </w:r>
+            <w:r>
+              <w:rPr>
+                <w:rFonts w:ascii="Consolas" w:hAnsi="Consolas"/>
+                <w:color w:val="0F172A"/>
+                <w:sz w:val="17"/>
+              </w:rPr>
+              <w:br/>
+            </w:r>
+            <w:proofErr w:type="spellStart"/>
+            <w:r>
+              <w:rPr>
+                <w:rFonts w:ascii="Consolas" w:hAnsi="Consolas"/>
+                <w:color w:val="0F172A"/>
+                <w:sz w:val="17"/>
+              </w:rPr>
+              <w:t>hdfs</w:t>
+            </w:r>
+            <w:proofErr w:type="spellEnd"/>
+            <w:r>
+              <w:rPr>
+                <w:rFonts w:ascii="Consolas" w:hAnsi="Consolas"/>
+                <w:color w:val="0F172A"/>
+                <w:sz w:val="17"/>
+              </w:rPr>
+              <w:t xml:space="preserve"> </w:t>
+            </w:r>
+            <w:proofErr w:type="spellStart"/>
+            <w:r>
+              <w:rPr>
+                <w:rFonts w:ascii="Consolas" w:hAnsi="Consolas"/>
+                <w:color w:val="0F172A"/>
+                <w:sz w:val="17"/>
+              </w:rPr>
+              <w:t>dfs</w:t>
+            </w:r>
+            <w:proofErr w:type="spellEnd"/>
+            <w:r>
+              <w:rPr>
+                <w:rFonts w:ascii="Consolas" w:hAnsi="Consolas"/>
+                <w:color w:val="0F172A"/>
+                <w:sz w:val="17"/>
+              </w:rPr>
+              <w:t xml:space="preserve"> -rm -r -f /</w:t>
+            </w:r>
+            <w:proofErr w:type="spellStart"/>
+            <w:r>
+              <w:rPr>
+                <w:rFonts w:ascii="Consolas" w:hAnsi="Consolas"/>
+                <w:color w:val="0F172A"/>
+                <w:sz w:val="17"/>
+              </w:rPr>
+              <w:t>Final_project</w:t>
+            </w:r>
+            <w:proofErr w:type="spellEnd"/>
+            <w:r>
+              <w:rPr>
+                <w:rFonts w:ascii="Consolas" w:hAnsi="Consolas"/>
+                <w:color w:val="0F172A"/>
+                <w:sz w:val="17"/>
+              </w:rPr>
+              <w:t>/output/</w:t>
+            </w:r>
+            <w:proofErr w:type="spellStart"/>
+            <w:r>
+              <w:rPr>
+                <w:rFonts w:ascii="Consolas" w:hAnsi="Consolas"/>
+                <w:color w:val="0F172A"/>
+                <w:sz w:val="17"/>
+              </w:rPr>
+              <w:t>mapreduce</w:t>
+            </w:r>
+            <w:proofErr w:type="spellEnd"/>
+            <w:r>
+              <w:rPr>
+                <w:rFonts w:ascii="Consolas" w:hAnsi="Consolas"/>
+                <w:color w:val="0F172A"/>
+                <w:sz w:val="17"/>
+              </w:rPr>
+              <w:t>/</w:t>
+            </w:r>
+            <w:proofErr w:type="spellStart"/>
+            <w:r>
+              <w:rPr>
+                <w:rFonts w:ascii="Consolas" w:hAnsi="Consolas"/>
+                <w:color w:val="0F172A"/>
+                <w:sz w:val="17"/>
+              </w:rPr>
+              <w:t>pickup_revenue</w:t>
+            </w:r>
+            <w:proofErr w:type="spellEnd"/>
+            <w:r>
+              <w:rPr>
+                <w:rFonts w:ascii="Consolas" w:hAnsi="Consolas"/>
+                <w:color w:val="0F172A"/>
+                <w:sz w:val="17"/>
+              </w:rPr>
+              <w:br/>
+            </w:r>
+            <w:proofErr w:type="spellStart"/>
+            <w:r>
+              <w:rPr>
+                <w:rFonts w:ascii="Consolas" w:hAnsi="Consolas"/>
+                <w:color w:val="0F172A"/>
+                <w:sz w:val="17"/>
+              </w:rPr>
+              <w:t>hadoop</w:t>
+            </w:r>
+            <w:proofErr w:type="spellEnd"/>
+            <w:r>
+              <w:rPr>
+                <w:rFonts w:ascii="Consolas" w:hAnsi="Consolas"/>
+                <w:color w:val="0F172A"/>
+                <w:sz w:val="17"/>
+              </w:rPr>
+              <w:t xml:space="preserve"> jar </w:t>
+            </w:r>
+            <w:proofErr w:type="spellStart"/>
+            <w:r>
+              <w:rPr>
+                <w:rFonts w:ascii="Consolas" w:hAnsi="Consolas"/>
+                <w:color w:val="0F172A"/>
+                <w:sz w:val="17"/>
+              </w:rPr>
+              <w:t>mapreduce_jars</w:t>
+            </w:r>
+            <w:proofErr w:type="spellEnd"/>
+            <w:r>
+              <w:rPr>
+                <w:rFonts w:ascii="Consolas" w:hAnsi="Consolas"/>
+                <w:color w:val="0F172A"/>
+                <w:sz w:val="17"/>
+              </w:rPr>
+              <w:t xml:space="preserve">\TaxiPickupRevenue.jar </w:t>
+            </w:r>
+            <w:proofErr w:type="spellStart"/>
+            <w:r>
+              <w:rPr>
+                <w:rFonts w:ascii="Consolas" w:hAnsi="Consolas"/>
+                <w:color w:val="0F172A"/>
+                <w:sz w:val="17"/>
+              </w:rPr>
+              <w:t>TaxiPickupRevenue</w:t>
+            </w:r>
+            <w:proofErr w:type="spellEnd"/>
+            <w:r>
+              <w:rPr>
+                <w:rFonts w:ascii="Consolas" w:hAnsi="Consolas"/>
+                <w:color w:val="0F172A"/>
+                <w:sz w:val="17"/>
+              </w:rPr>
+              <w:t xml:space="preserve"> /</w:t>
+            </w:r>
+            <w:proofErr w:type="spellStart"/>
+            <w:r>
+              <w:rPr>
+                <w:rFonts w:ascii="Consolas" w:hAnsi="Consolas"/>
+                <w:color w:val="0F172A"/>
+                <w:sz w:val="17"/>
+              </w:rPr>
+              <w:t>Final_project</w:t>
+            </w:r>
+            <w:proofErr w:type="spellEnd"/>
+            <w:r>
+              <w:rPr>
+                <w:rFonts w:ascii="Consolas" w:hAnsi="Consolas"/>
+                <w:color w:val="0F172A"/>
+                <w:sz w:val="17"/>
+              </w:rPr>
+              <w:t>/input/jan_taxi.csv /</w:t>
+            </w:r>
+            <w:proofErr w:type="spellStart"/>
+            <w:r>
+              <w:rPr>
+                <w:rFonts w:ascii="Consolas" w:hAnsi="Consolas"/>
+                <w:color w:val="0F172A"/>
+                <w:sz w:val="17"/>
+              </w:rPr>
+              <w:t>Final_project</w:t>
+            </w:r>
+            <w:proofErr w:type="spellEnd"/>
+            <w:r>
+              <w:rPr>
+                <w:rFonts w:ascii="Consolas" w:hAnsi="Consolas"/>
+                <w:color w:val="0F172A"/>
+                <w:sz w:val="17"/>
+              </w:rPr>
+              <w:t>/output/</w:t>
+            </w:r>
+            <w:proofErr w:type="spellStart"/>
+            <w:r>
+              <w:rPr>
+                <w:rFonts w:ascii="Consolas" w:hAnsi="Consolas"/>
+                <w:color w:val="0F172A"/>
+                <w:sz w:val="17"/>
+              </w:rPr>
+              <w:t>mapreduce</w:t>
+            </w:r>
+            <w:proofErr w:type="spellEnd"/>
+            <w:r>
+              <w:rPr>
+                <w:rFonts w:ascii="Consolas" w:hAnsi="Consolas"/>
+                <w:color w:val="0F172A"/>
+                <w:sz w:val="17"/>
+              </w:rPr>
+              <w:t>/</w:t>
+            </w:r>
+            <w:proofErr w:type="spellStart"/>
+            <w:r>
+              <w:rPr>
+                <w:rFonts w:ascii="Consolas" w:hAnsi="Consolas"/>
+                <w:color w:val="0F172A"/>
+                <w:sz w:val="17"/>
+              </w:rPr>
+              <w:t>pickup_revenue</w:t>
+            </w:r>
+            <w:proofErr w:type="spellEnd"/>
+            <w:r>
+              <w:rPr>
+                <w:rFonts w:ascii="Consolas" w:hAnsi="Consolas"/>
+                <w:color w:val="0F172A"/>
+                <w:sz w:val="17"/>
+              </w:rPr>
+              <w:br/>
+            </w:r>
+            <w:proofErr w:type="spellStart"/>
+            <w:r>
+              <w:rPr>
+                <w:rFonts w:ascii="Consolas" w:hAnsi="Consolas"/>
+                <w:color w:val="0F172A"/>
+                <w:sz w:val="17"/>
+              </w:rPr>
+              <w:t>hdfs</w:t>
+            </w:r>
+            <w:proofErr w:type="spellEnd"/>
+            <w:r>
+              <w:rPr>
+                <w:rFonts w:ascii="Consolas" w:hAnsi="Consolas"/>
+                <w:color w:val="0F172A"/>
+                <w:sz w:val="17"/>
+              </w:rPr>
+              <w:t xml:space="preserve"> </w:t>
+            </w:r>
+            <w:proofErr w:type="spellStart"/>
+            <w:r>
+              <w:rPr>
+                <w:rFonts w:ascii="Consolas" w:hAnsi="Consolas"/>
+                <w:color w:val="0F172A"/>
+                <w:sz w:val="17"/>
+              </w:rPr>
+              <w:t>dfs</w:t>
+            </w:r>
+            <w:proofErr w:type="spellEnd"/>
+            <w:r>
+              <w:rPr>
+                <w:rFonts w:ascii="Consolas" w:hAnsi="Consolas"/>
+                <w:color w:val="0F172A"/>
+                <w:sz w:val="17"/>
+              </w:rPr>
+              <w:t xml:space="preserve"> -cat /</w:t>
+            </w:r>
+            <w:proofErr w:type="spellStart"/>
+            <w:r>
+              <w:rPr>
+                <w:rFonts w:ascii="Consolas" w:hAnsi="Consolas"/>
+                <w:color w:val="0F172A"/>
+                <w:sz w:val="17"/>
+              </w:rPr>
+              <w:t>Final_project</w:t>
+            </w:r>
+            <w:proofErr w:type="spellEnd"/>
+            <w:r>
+              <w:rPr>
+                <w:rFonts w:ascii="Consolas" w:hAnsi="Consolas"/>
+                <w:color w:val="0F172A"/>
+                <w:sz w:val="17"/>
+              </w:rPr>
+              <w:t>/output/</w:t>
+            </w:r>
+            <w:proofErr w:type="spellStart"/>
+            <w:r>
+              <w:rPr>
+                <w:rFonts w:ascii="Consolas" w:hAnsi="Consolas"/>
+                <w:color w:val="0F172A"/>
+                <w:sz w:val="17"/>
+              </w:rPr>
+              <w:t>mapreduce</w:t>
+            </w:r>
+            <w:proofErr w:type="spellEnd"/>
+            <w:r>
+              <w:rPr>
+                <w:rFonts w:ascii="Consolas" w:hAnsi="Consolas"/>
+                <w:color w:val="0F172A"/>
+                <w:sz w:val="17"/>
+              </w:rPr>
+              <w:t>/</w:t>
+            </w:r>
+            <w:proofErr w:type="spellStart"/>
+            <w:r>
+              <w:rPr>
+                <w:rFonts w:ascii="Consolas" w:hAnsi="Consolas"/>
+                <w:color w:val="0F172A"/>
+                <w:sz w:val="17"/>
+              </w:rPr>
+              <w:t>pickup_revenue</w:t>
+            </w:r>
+            <w:proofErr w:type="spellEnd"/>
+            <w:r>
+              <w:rPr>
+                <w:rFonts w:ascii="Consolas" w:hAnsi="Consolas"/>
+                <w:color w:val="0F172A"/>
+                <w:sz w:val="17"/>
+              </w:rPr>
+              <w:t>/part-*</w:t>
+            </w:r>
+          </w:p>
+        </w:tc>
+      </w:tr>
+    </w:tbl>
+    <w:p>
+      <w:pPr>
+        <w:spacing w:before="120" w:after="40"/>
+      </w:pPr>
     </w:p>
     <w:tbl>
       <w:tblPr>
@@ -3341,6 +7647,7 @@
               <w:rPr>
                 <w:noProof/>
               </w:rPr>
+              <w:lastRenderedPageBreak/>
               <w:drawing>
                 <wp:inline distT="0" distB="0" distL="0" distR="0" wp14:anchorId="4B9B1B95" wp14:editId="73E1C428">
                   <wp:extent cx="5730240" cy="5349240"/>
@@ -3357,7 +7664,7 @@
                           <pic:cNvPicPr/>
                         </pic:nvPicPr>
                         <pic:blipFill rotWithShape="1">
-                          <a:blip r:embed="rId10"/>
+                          <a:blip r:embed="rId13"/>
                           <a:srcRect r="1313" b="1068"/>
                           <a:stretch>
                             <a:fillRect/>
@@ -3419,7 +7726,7 @@
                           <pic:cNvPicPr/>
                         </pic:nvPicPr>
                         <pic:blipFill>
-                          <a:blip r:embed="rId11"/>
+                          <a:blip r:embed="rId14"/>
                           <a:stretch>
                             <a:fillRect/>
                           </a:stretch>
@@ -3702,6 +8009,12 @@
     <w:p>
       <w:pPr>
         <w:spacing w:before="120" w:after="40"/>
+        <w:rPr>
+          <w:rFonts w:ascii="Calibri" w:hAnsi="Calibri"/>
+          <w:b/>
+          <w:color w:val="1E293B"/>
+          <w:sz w:val="21"/>
+        </w:rPr>
       </w:pPr>
       <w:r>
         <w:rPr>
@@ -3710,9 +8023,309 @@
           <w:color w:val="1E293B"/>
           <w:sz w:val="21"/>
         </w:rPr>
-        <w:lastRenderedPageBreak/>
         <w:t>Execution &amp; Output Verification:</w:t>
       </w:r>
+    </w:p>
+    <w:p>
+      <w:pPr>
+        <w:spacing w:before="80" w:after="40"/>
+      </w:pPr>
+      <w:r>
+        <w:rPr>
+          <w:rFonts w:ascii="Calibri" w:hAnsi="Calibri"/>
+          <w:b/>
+          <w:color w:val="4A5568"/>
+          <w:sz w:val="19"/>
+        </w:rPr>
+        <w:t>[Command Prompt Code Implementation]</w:t>
+      </w:r>
+    </w:p>
+    <w:tbl>
+      <w:tblPr>
+        <w:tblW w:w="0" w:type="auto"/>
+        <w:jc w:val="center"/>
+        <w:tblBorders>
+          <w:top w:val="single" w:sz="4" w:space="0" w:color="auto"/>
+          <w:left w:val="single" w:sz="4" w:space="0" w:color="auto"/>
+          <w:bottom w:val="single" w:sz="4" w:space="0" w:color="auto"/>
+          <w:right w:val="single" w:sz="4" w:space="0" w:color="auto"/>
+          <w:insideH w:val="single" w:sz="4" w:space="0" w:color="auto"/>
+          <w:insideV w:val="single" w:sz="4" w:space="0" w:color="auto"/>
+        </w:tblBorders>
+        <w:tblLayout w:type="fixed"/>
+        <w:tblLook w:val="04A0" w:firstRow="1" w:lastRow="0" w:firstColumn="1" w:lastColumn="0" w:noHBand="0" w:noVBand="1"/>
+      </w:tblPr>
+      <w:tblGrid>
+        <w:gridCol w:w="9360"/>
+      </w:tblGrid>
+      <w:tr>
+        <w:trPr>
+          <w:jc w:val="center"/>
+        </w:trPr>
+        <w:tc>
+          <w:tcPr>
+            <w:tcW w:w="9360" w:type="dxa"/>
+            <w:shd w:val="clear" w:color="auto" w:fill="F8FAFC"/>
+          </w:tcPr>
+          <w:p>
+            <w:pPr>
+              <w:spacing w:before="80" w:after="80"/>
+            </w:pPr>
+            <w:r>
+              <w:rPr>
+                <w:rFonts w:ascii="Consolas" w:hAnsi="Consolas"/>
+                <w:color w:val="0F172A"/>
+                <w:sz w:val="17"/>
+              </w:rPr>
+              <w:t>cd /d "D:\Rakib\Final_Project"</w:t>
+            </w:r>
+            <w:r>
+              <w:rPr>
+                <w:rFonts w:ascii="Consolas" w:hAnsi="Consolas"/>
+                <w:color w:val="0F172A"/>
+                <w:sz w:val="17"/>
+              </w:rPr>
+              <w:br/>
+            </w:r>
+            <w:proofErr w:type="spellStart"/>
+            <w:r>
+              <w:rPr>
+                <w:rFonts w:ascii="Consolas" w:hAnsi="Consolas"/>
+                <w:color w:val="0F172A"/>
+                <w:sz w:val="17"/>
+              </w:rPr>
+              <w:t>rmdir</w:t>
+            </w:r>
+            <w:proofErr w:type="spellEnd"/>
+            <w:r>
+              <w:rPr>
+                <w:rFonts w:ascii="Consolas" w:hAnsi="Consolas"/>
+                <w:color w:val="0F172A"/>
+                <w:sz w:val="17"/>
+              </w:rPr>
+              <w:t xml:space="preserve"> /s /q "D:\Rakib\Final_Project\report_results\pig1_top_pickups"</w:t>
+            </w:r>
+            <w:r>
+              <w:rPr>
+                <w:rFonts w:ascii="Consolas" w:hAnsi="Consolas"/>
+                <w:color w:val="0F172A"/>
+                <w:sz w:val="17"/>
+              </w:rPr>
+              <w:br/>
+              <w:t xml:space="preserve">pig -x local -f </w:t>
+            </w:r>
+            <w:proofErr w:type="spellStart"/>
+            <w:r>
+              <w:rPr>
+                <w:rFonts w:ascii="Consolas" w:hAnsi="Consolas"/>
+                <w:color w:val="0F172A"/>
+                <w:sz w:val="17"/>
+              </w:rPr>
+              <w:t>pig_scripts</w:t>
+            </w:r>
+            <w:proofErr w:type="spellEnd"/>
+            <w:r>
+              <w:rPr>
+                <w:rFonts w:ascii="Consolas" w:hAnsi="Consolas"/>
+                <w:color w:val="0F172A"/>
+                <w:sz w:val="17"/>
+              </w:rPr>
+              <w:t>\pig1_top_pickups.pig</w:t>
+            </w:r>
+            <w:r>
+              <w:rPr>
+                <w:rFonts w:ascii="Consolas" w:hAnsi="Consolas"/>
+                <w:color w:val="0F172A"/>
+                <w:sz w:val="17"/>
+              </w:rPr>
+              <w:br/>
+            </w:r>
+            <w:proofErr w:type="spellStart"/>
+            <w:r>
+              <w:rPr>
+                <w:rFonts w:ascii="Consolas" w:hAnsi="Consolas"/>
+                <w:color w:val="0F172A"/>
+                <w:sz w:val="17"/>
+              </w:rPr>
+              <w:t>hdfs</w:t>
+            </w:r>
+            <w:proofErr w:type="spellEnd"/>
+            <w:r>
+              <w:rPr>
+                <w:rFonts w:ascii="Consolas" w:hAnsi="Consolas"/>
+                <w:color w:val="0F172A"/>
+                <w:sz w:val="17"/>
+              </w:rPr>
+              <w:t xml:space="preserve"> </w:t>
+            </w:r>
+            <w:proofErr w:type="spellStart"/>
+            <w:r>
+              <w:rPr>
+                <w:rFonts w:ascii="Consolas" w:hAnsi="Consolas"/>
+                <w:color w:val="0F172A"/>
+                <w:sz w:val="17"/>
+              </w:rPr>
+              <w:t>dfs</w:t>
+            </w:r>
+            <w:proofErr w:type="spellEnd"/>
+            <w:r>
+              <w:rPr>
+                <w:rFonts w:ascii="Consolas" w:hAnsi="Consolas"/>
+                <w:color w:val="0F172A"/>
+                <w:sz w:val="17"/>
+              </w:rPr>
+              <w:t xml:space="preserve"> -rm -r -f /</w:t>
+            </w:r>
+            <w:proofErr w:type="spellStart"/>
+            <w:r>
+              <w:rPr>
+                <w:rFonts w:ascii="Consolas" w:hAnsi="Consolas"/>
+                <w:color w:val="0F172A"/>
+                <w:sz w:val="17"/>
+              </w:rPr>
+              <w:t>Final_project</w:t>
+            </w:r>
+            <w:proofErr w:type="spellEnd"/>
+            <w:r>
+              <w:rPr>
+                <w:rFonts w:ascii="Consolas" w:hAnsi="Consolas"/>
+                <w:color w:val="0F172A"/>
+                <w:sz w:val="17"/>
+              </w:rPr>
+              <w:t>/output/pig/pig1_top_pickups</w:t>
+            </w:r>
+            <w:r>
+              <w:rPr>
+                <w:rFonts w:ascii="Consolas" w:hAnsi="Consolas"/>
+                <w:color w:val="0F172A"/>
+                <w:sz w:val="17"/>
+              </w:rPr>
+              <w:br/>
+            </w:r>
+            <w:proofErr w:type="spellStart"/>
+            <w:r>
+              <w:rPr>
+                <w:rFonts w:ascii="Consolas" w:hAnsi="Consolas"/>
+                <w:color w:val="0F172A"/>
+                <w:sz w:val="17"/>
+              </w:rPr>
+              <w:t>hdfs</w:t>
+            </w:r>
+            <w:proofErr w:type="spellEnd"/>
+            <w:r>
+              <w:rPr>
+                <w:rFonts w:ascii="Consolas" w:hAnsi="Consolas"/>
+                <w:color w:val="0F172A"/>
+                <w:sz w:val="17"/>
+              </w:rPr>
+              <w:t xml:space="preserve"> </w:t>
+            </w:r>
+            <w:proofErr w:type="spellStart"/>
+            <w:r>
+              <w:rPr>
+                <w:rFonts w:ascii="Consolas" w:hAnsi="Consolas"/>
+                <w:color w:val="0F172A"/>
+                <w:sz w:val="17"/>
+              </w:rPr>
+              <w:t>dfs</w:t>
+            </w:r>
+            <w:proofErr w:type="spellEnd"/>
+            <w:r>
+              <w:rPr>
+                <w:rFonts w:ascii="Consolas" w:hAnsi="Consolas"/>
+                <w:color w:val="0F172A"/>
+                <w:sz w:val="17"/>
+              </w:rPr>
+              <w:t xml:space="preserve"> -put -f "D:\Rakib\Final_Project\report_results\pig1_top_pickups" /</w:t>
+            </w:r>
+            <w:proofErr w:type="spellStart"/>
+            <w:r>
+              <w:rPr>
+                <w:rFonts w:ascii="Consolas" w:hAnsi="Consolas"/>
+                <w:color w:val="0F172A"/>
+                <w:sz w:val="17"/>
+              </w:rPr>
+              <w:t>Final_project</w:t>
+            </w:r>
+            <w:proofErr w:type="spellEnd"/>
+            <w:r>
+              <w:rPr>
+                <w:rFonts w:ascii="Consolas" w:hAnsi="Consolas"/>
+                <w:color w:val="0F172A"/>
+                <w:sz w:val="17"/>
+              </w:rPr>
+              <w:t>/output/pig/</w:t>
+            </w:r>
+            <w:r>
+              <w:rPr>
+                <w:rFonts w:ascii="Consolas" w:hAnsi="Consolas"/>
+                <w:color w:val="0F172A"/>
+                <w:sz w:val="17"/>
+              </w:rPr>
+              <w:br/>
+            </w:r>
+            <w:proofErr w:type="spellStart"/>
+            <w:r>
+              <w:rPr>
+                <w:rFonts w:ascii="Consolas" w:hAnsi="Consolas"/>
+                <w:color w:val="0F172A"/>
+                <w:sz w:val="17"/>
+              </w:rPr>
+              <w:t>hdfs</w:t>
+            </w:r>
+            <w:proofErr w:type="spellEnd"/>
+            <w:r>
+              <w:rPr>
+                <w:rFonts w:ascii="Consolas" w:hAnsi="Consolas"/>
+                <w:color w:val="0F172A"/>
+                <w:sz w:val="17"/>
+              </w:rPr>
+              <w:t xml:space="preserve"> </w:t>
+            </w:r>
+            <w:proofErr w:type="spellStart"/>
+            <w:r>
+              <w:rPr>
+                <w:rFonts w:ascii="Consolas" w:hAnsi="Consolas"/>
+                <w:color w:val="0F172A"/>
+                <w:sz w:val="17"/>
+              </w:rPr>
+              <w:t>dfs</w:t>
+            </w:r>
+            <w:proofErr w:type="spellEnd"/>
+            <w:r>
+              <w:rPr>
+                <w:rFonts w:ascii="Consolas" w:hAnsi="Consolas"/>
+                <w:color w:val="0F172A"/>
+                <w:sz w:val="17"/>
+              </w:rPr>
+              <w:t xml:space="preserve"> -cat /</w:t>
+            </w:r>
+            <w:proofErr w:type="spellStart"/>
+            <w:r>
+              <w:rPr>
+                <w:rFonts w:ascii="Consolas" w:hAnsi="Consolas"/>
+                <w:color w:val="0F172A"/>
+                <w:sz w:val="17"/>
+              </w:rPr>
+              <w:t>Final_project</w:t>
+            </w:r>
+            <w:proofErr w:type="spellEnd"/>
+            <w:r>
+              <w:rPr>
+                <w:rFonts w:ascii="Consolas" w:hAnsi="Consolas"/>
+                <w:color w:val="0F172A"/>
+                <w:sz w:val="17"/>
+              </w:rPr>
+              <w:t>/output/pig/pig1_top_pickups/part-*</w:t>
+            </w:r>
+          </w:p>
+        </w:tc>
+      </w:tr>
+    </w:tbl>
+    <w:p>
+      <w:pPr>
+        <w:spacing w:before="120" w:after="40"/>
+      </w:pPr>
     </w:p>
     <w:tbl>
       <w:tblPr>
@@ -3764,7 +8377,7 @@
                           <pic:cNvPicPr/>
                         </pic:nvPicPr>
                         <pic:blipFill>
-                          <a:blip r:embed="rId12"/>
+                          <a:blip r:embed="rId15"/>
                           <a:stretch>
                             <a:fillRect/>
                           </a:stretch>
@@ -3960,7 +8573,16 @@
                 <w:sz w:val="18"/>
               </w:rPr>
               <w:br/>
-              <w:t>STORE formatted_output INTO 'D:/Rakib/Final_Project/report_results/pig2_hourly_traffic' USING PigStorage('\t');</w:t>
+              <w:t xml:space="preserve">STORE formatted_output INTO 'D:/Rakib/Final_Project/report_results/pig2_hourly_traffic' </w:t>
+            </w:r>
+            <w:r>
+              <w:rPr>
+                <w:rFonts w:ascii="Consolas" w:hAnsi="Consolas"/>
+                <w:color w:val="0F172A"/>
+                <w:sz w:val="18"/>
+              </w:rPr>
+              <w:lastRenderedPageBreak/>
+              <w:t>USING PigStorage('\t');</w:t>
             </w:r>
           </w:p>
         </w:tc>
@@ -3969,6 +8591,12 @@
     <w:p>
       <w:pPr>
         <w:spacing w:before="120" w:after="40"/>
+        <w:rPr>
+          <w:rFonts w:ascii="Calibri" w:hAnsi="Calibri"/>
+          <w:b/>
+          <w:color w:val="1E293B"/>
+          <w:sz w:val="21"/>
+        </w:rPr>
       </w:pPr>
       <w:r>
         <w:rPr>
@@ -3979,6 +8607,307 @@
         </w:rPr>
         <w:t>Execution &amp; Output Verification:</w:t>
       </w:r>
+    </w:p>
+    <w:p>
+      <w:pPr>
+        <w:spacing w:before="80" w:after="40"/>
+      </w:pPr>
+      <w:r>
+        <w:rPr>
+          <w:rFonts w:ascii="Calibri" w:hAnsi="Calibri"/>
+          <w:b/>
+          <w:color w:val="4A5568"/>
+          <w:sz w:val="19"/>
+        </w:rPr>
+        <w:t>[Command Prompt Code Implementation]</w:t>
+      </w:r>
+    </w:p>
+    <w:tbl>
+      <w:tblPr>
+        <w:tblW w:w="0" w:type="auto"/>
+        <w:jc w:val="center"/>
+        <w:tblBorders>
+          <w:top w:val="single" w:sz="4" w:space="0" w:color="auto"/>
+          <w:left w:val="single" w:sz="4" w:space="0" w:color="auto"/>
+          <w:bottom w:val="single" w:sz="4" w:space="0" w:color="auto"/>
+          <w:right w:val="single" w:sz="4" w:space="0" w:color="auto"/>
+          <w:insideH w:val="single" w:sz="4" w:space="0" w:color="auto"/>
+          <w:insideV w:val="single" w:sz="4" w:space="0" w:color="auto"/>
+        </w:tblBorders>
+        <w:tblLayout w:type="fixed"/>
+        <w:tblLook w:val="04A0" w:firstRow="1" w:lastRow="0" w:firstColumn="1" w:lastColumn="0" w:noHBand="0" w:noVBand="1"/>
+      </w:tblPr>
+      <w:tblGrid>
+        <w:gridCol w:w="9360"/>
+      </w:tblGrid>
+      <w:tr>
+        <w:trPr>
+          <w:jc w:val="center"/>
+        </w:trPr>
+        <w:tc>
+          <w:tcPr>
+            <w:tcW w:w="9360" w:type="dxa"/>
+            <w:shd w:val="clear" w:color="auto" w:fill="F8FAFC"/>
+          </w:tcPr>
+          <w:p>
+            <w:pPr>
+              <w:spacing w:before="80" w:after="80"/>
+            </w:pPr>
+            <w:r>
+              <w:rPr>
+                <w:rFonts w:ascii="Consolas" w:hAnsi="Consolas"/>
+                <w:color w:val="0F172A"/>
+                <w:sz w:val="17"/>
+              </w:rPr>
+              <w:t>cd /d "D:\Rakib\Final_Project"</w:t>
+            </w:r>
+            <w:r>
+              <w:rPr>
+                <w:rFonts w:ascii="Consolas" w:hAnsi="Consolas"/>
+                <w:color w:val="0F172A"/>
+                <w:sz w:val="17"/>
+              </w:rPr>
+              <w:br/>
+            </w:r>
+            <w:proofErr w:type="spellStart"/>
+            <w:r>
+              <w:rPr>
+                <w:rFonts w:ascii="Consolas" w:hAnsi="Consolas"/>
+                <w:color w:val="0F172A"/>
+                <w:sz w:val="17"/>
+              </w:rPr>
+              <w:t>rmdir</w:t>
+            </w:r>
+            <w:proofErr w:type="spellEnd"/>
+            <w:r>
+              <w:rPr>
+                <w:rFonts w:ascii="Consolas" w:hAnsi="Consolas"/>
+                <w:color w:val="0F172A"/>
+                <w:sz w:val="17"/>
+              </w:rPr>
+              <w:t xml:space="preserve"> /s /q "D:\Rakib\Final_Project\report_results\pig2_hourly_traffic"</w:t>
+            </w:r>
+            <w:r>
+              <w:rPr>
+                <w:rFonts w:ascii="Consolas" w:hAnsi="Consolas"/>
+                <w:color w:val="0F172A"/>
+                <w:sz w:val="17"/>
+              </w:rPr>
+              <w:br/>
+              <w:t xml:space="preserve">pig -x local -f </w:t>
+            </w:r>
+            <w:proofErr w:type="spellStart"/>
+            <w:r>
+              <w:rPr>
+                <w:rFonts w:ascii="Consolas" w:hAnsi="Consolas"/>
+                <w:color w:val="0F172A"/>
+                <w:sz w:val="17"/>
+              </w:rPr>
+              <w:t>pig_scripts</w:t>
+            </w:r>
+            <w:proofErr w:type="spellEnd"/>
+            <w:r>
+              <w:rPr>
+                <w:rFonts w:ascii="Consolas" w:hAnsi="Consolas"/>
+                <w:color w:val="0F172A"/>
+                <w:sz w:val="17"/>
+              </w:rPr>
+              <w:t>\pig2_hourly_traffic.pig</w:t>
+            </w:r>
+            <w:r>
+              <w:rPr>
+                <w:rFonts w:ascii="Consolas" w:hAnsi="Consolas"/>
+                <w:color w:val="0F172A"/>
+                <w:sz w:val="17"/>
+              </w:rPr>
+              <w:br/>
+            </w:r>
+            <w:proofErr w:type="spellStart"/>
+            <w:r>
+              <w:rPr>
+                <w:rFonts w:ascii="Consolas" w:hAnsi="Consolas"/>
+                <w:color w:val="0F172A"/>
+                <w:sz w:val="17"/>
+              </w:rPr>
+              <w:t>hdfs</w:t>
+            </w:r>
+            <w:proofErr w:type="spellEnd"/>
+            <w:r>
+              <w:rPr>
+                <w:rFonts w:ascii="Consolas" w:hAnsi="Consolas"/>
+                <w:color w:val="0F172A"/>
+                <w:sz w:val="17"/>
+              </w:rPr>
+              <w:t xml:space="preserve"> </w:t>
+            </w:r>
+            <w:proofErr w:type="spellStart"/>
+            <w:r>
+              <w:rPr>
+                <w:rFonts w:ascii="Consolas" w:hAnsi="Consolas"/>
+                <w:color w:val="0F172A"/>
+                <w:sz w:val="17"/>
+              </w:rPr>
+              <w:t>dfs</w:t>
+            </w:r>
+            <w:proofErr w:type="spellEnd"/>
+            <w:r>
+              <w:rPr>
+                <w:rFonts w:ascii="Consolas" w:hAnsi="Consolas"/>
+                <w:color w:val="0F172A"/>
+                <w:sz w:val="17"/>
+              </w:rPr>
+              <w:t xml:space="preserve"> -rm -r -f /</w:t>
+            </w:r>
+            <w:proofErr w:type="spellStart"/>
+            <w:r>
+              <w:rPr>
+                <w:rFonts w:ascii="Consolas" w:hAnsi="Consolas"/>
+                <w:color w:val="0F172A"/>
+                <w:sz w:val="17"/>
+              </w:rPr>
+              <w:t>Final_project</w:t>
+            </w:r>
+            <w:proofErr w:type="spellEnd"/>
+            <w:r>
+              <w:rPr>
+                <w:rFonts w:ascii="Consolas" w:hAnsi="Consolas"/>
+                <w:color w:val="0F172A"/>
+                <w:sz w:val="17"/>
+              </w:rPr>
+              <w:t>/output/pig/pig2_hourly_traffic</w:t>
+            </w:r>
+            <w:r>
+              <w:rPr>
+                <w:rFonts w:ascii="Consolas" w:hAnsi="Consolas"/>
+                <w:color w:val="0F172A"/>
+                <w:sz w:val="17"/>
+              </w:rPr>
+              <w:br/>
+            </w:r>
+            <w:proofErr w:type="spellStart"/>
+            <w:r>
+              <w:rPr>
+                <w:rFonts w:ascii="Consolas" w:hAnsi="Consolas"/>
+                <w:color w:val="0F172A"/>
+                <w:sz w:val="17"/>
+              </w:rPr>
+              <w:t>hdfs</w:t>
+            </w:r>
+            <w:proofErr w:type="spellEnd"/>
+            <w:r>
+              <w:rPr>
+                <w:rFonts w:ascii="Consolas" w:hAnsi="Consolas"/>
+                <w:color w:val="0F172A"/>
+                <w:sz w:val="17"/>
+              </w:rPr>
+              <w:t xml:space="preserve"> </w:t>
+            </w:r>
+            <w:proofErr w:type="spellStart"/>
+            <w:r>
+              <w:rPr>
+                <w:rFonts w:ascii="Consolas" w:hAnsi="Consolas"/>
+                <w:color w:val="0F172A"/>
+                <w:sz w:val="17"/>
+              </w:rPr>
+              <w:t>dfs</w:t>
+            </w:r>
+            <w:proofErr w:type="spellEnd"/>
+            <w:r>
+              <w:rPr>
+                <w:rFonts w:ascii="Consolas" w:hAnsi="Consolas"/>
+                <w:color w:val="0F172A"/>
+                <w:sz w:val="17"/>
+              </w:rPr>
+              <w:t xml:space="preserve"> -put -f "D:\Rakib\Final_Project\report_results\pig2_hourly_traffic" /</w:t>
+            </w:r>
+            <w:proofErr w:type="spellStart"/>
+            <w:r>
+              <w:rPr>
+                <w:rFonts w:ascii="Consolas" w:hAnsi="Consolas"/>
+                <w:color w:val="0F172A"/>
+                <w:sz w:val="17"/>
+              </w:rPr>
+              <w:t>Final_project</w:t>
+            </w:r>
+            <w:proofErr w:type="spellEnd"/>
+            <w:r>
+              <w:rPr>
+                <w:rFonts w:ascii="Consolas" w:hAnsi="Consolas"/>
+                <w:color w:val="0F172A"/>
+                <w:sz w:val="17"/>
+              </w:rPr>
+              <w:t>/output/pig/</w:t>
+            </w:r>
+            <w:r>
+              <w:rPr>
+                <w:rFonts w:ascii="Consolas" w:hAnsi="Consolas"/>
+                <w:color w:val="0F172A"/>
+                <w:sz w:val="17"/>
+              </w:rPr>
+              <w:br/>
+            </w:r>
+            <w:proofErr w:type="spellStart"/>
+            <w:r>
+              <w:rPr>
+                <w:rFonts w:ascii="Consolas" w:hAnsi="Consolas"/>
+                <w:color w:val="0F172A"/>
+                <w:sz w:val="17"/>
+              </w:rPr>
+              <w:t>hdfs</w:t>
+            </w:r>
+            <w:proofErr w:type="spellEnd"/>
+            <w:r>
+              <w:rPr>
+                <w:rFonts w:ascii="Consolas" w:hAnsi="Consolas"/>
+                <w:color w:val="0F172A"/>
+                <w:sz w:val="17"/>
+              </w:rPr>
+              <w:t xml:space="preserve"> </w:t>
+            </w:r>
+            <w:proofErr w:type="spellStart"/>
+            <w:r>
+              <w:rPr>
+                <w:rFonts w:ascii="Consolas" w:hAnsi="Consolas"/>
+                <w:color w:val="0F172A"/>
+                <w:sz w:val="17"/>
+              </w:rPr>
+              <w:t>dfs</w:t>
+            </w:r>
+            <w:proofErr w:type="spellEnd"/>
+            <w:r>
+              <w:rPr>
+                <w:rFonts w:ascii="Consolas" w:hAnsi="Consolas"/>
+                <w:color w:val="0F172A"/>
+                <w:sz w:val="17"/>
+              </w:rPr>
+              <w:t xml:space="preserve"> -cat /</w:t>
+            </w:r>
+            <w:proofErr w:type="spellStart"/>
+            <w:r>
+              <w:rPr>
+                <w:rFonts w:ascii="Consolas" w:hAnsi="Consolas"/>
+                <w:color w:val="0F172A"/>
+                <w:sz w:val="17"/>
+              </w:rPr>
+              <w:t>Final_project</w:t>
+            </w:r>
+            <w:proofErr w:type="spellEnd"/>
+            <w:r>
+              <w:rPr>
+                <w:rFonts w:ascii="Consolas" w:hAnsi="Consolas"/>
+                <w:color w:val="0F172A"/>
+                <w:sz w:val="17"/>
+              </w:rPr>
+              <w:t>/output/pig/pig2_hourly_traffic/part-*</w:t>
+            </w:r>
+          </w:p>
+        </w:tc>
+      </w:tr>
+    </w:tbl>
+    <w:p>
+      <w:pPr>
+        <w:spacing w:before="120" w:after="40"/>
+      </w:pPr>
     </w:p>
     <w:tbl>
       <w:tblPr>
@@ -4014,7 +8943,6 @@
               <w:rPr>
                 <w:noProof/>
               </w:rPr>
-              <w:lastRenderedPageBreak/>
               <w:drawing>
                 <wp:inline distT="0" distB="0" distL="0" distR="0" wp14:anchorId="2E77BFBD" wp14:editId="158B4A7F">
                   <wp:extent cx="5806440" cy="4645025"/>
@@ -4031,7 +8959,7 @@
                           <pic:cNvPicPr/>
                         </pic:nvPicPr>
                         <pic:blipFill>
-                          <a:blip r:embed="rId13"/>
+                          <a:blip r:embed="rId16"/>
                           <a:stretch>
                             <a:fillRect/>
                           </a:stretch>
@@ -4072,6 +9000,7 @@
           <w:color w:val="4A5568"/>
           <w:sz w:val="24"/>
         </w:rPr>
+        <w:lastRenderedPageBreak/>
         <w:t>Pig Problem 3: Long-Distance Cross-Borough Trips (&gt;50 Miles)</w:t>
       </w:r>
     </w:p>
@@ -4218,14 +9147,6 @@
                 <w:sz w:val="18"/>
               </w:rPr>
               <w:br/>
-            </w:r>
-            <w:r>
-              <w:rPr>
-                <w:rFonts w:ascii="Consolas" w:hAnsi="Consolas"/>
-                <w:color w:val="0F172A"/>
-                <w:sz w:val="18"/>
-              </w:rPr>
-              <w:lastRenderedPageBreak/>
               <w:t xml:space="preserve">    CONCAT('Total_Paid_USD: $', (chararray)total_amount) AS fare;</w:t>
             </w:r>
             <w:r>
@@ -4236,6 +9157,322 @@
               </w:rPr>
               <w:br/>
               <w:t>STORE formatted_output INTO 'D:/Rakib/Final_Project/report_results/pig3_long_trips' USING PigStorage('\t');</w:t>
+            </w:r>
+          </w:p>
+        </w:tc>
+      </w:tr>
+    </w:tbl>
+    <w:p>
+      <w:pPr>
+        <w:spacing w:before="120" w:after="40"/>
+        <w:rPr>
+          <w:rFonts w:ascii="Calibri" w:hAnsi="Calibri"/>
+          <w:b/>
+          <w:color w:val="1E293B"/>
+          <w:sz w:val="21"/>
+        </w:rPr>
+      </w:pPr>
+      <w:r>
+        <w:rPr>
+          <w:rFonts w:ascii="Calibri" w:hAnsi="Calibri"/>
+          <w:b/>
+          <w:color w:val="1E293B"/>
+          <w:sz w:val="21"/>
+        </w:rPr>
+        <w:t>Execution &amp; Output Verification:</w:t>
+      </w:r>
+    </w:p>
+    <w:p>
+      <w:pPr>
+        <w:spacing w:before="80" w:after="40"/>
+      </w:pPr>
+      <w:r>
+        <w:rPr>
+          <w:rFonts w:ascii="Calibri" w:hAnsi="Calibri"/>
+          <w:b/>
+          <w:color w:val="4A5568"/>
+          <w:sz w:val="19"/>
+        </w:rPr>
+        <w:t>[Command Prompt Code Implementation]</w:t>
+      </w:r>
+    </w:p>
+    <w:tbl>
+      <w:tblPr>
+        <w:tblW w:w="0" w:type="auto"/>
+        <w:jc w:val="center"/>
+        <w:tblBorders>
+          <w:top w:val="single" w:sz="4" w:space="0" w:color="auto"/>
+          <w:left w:val="single" w:sz="4" w:space="0" w:color="auto"/>
+          <w:bottom w:val="single" w:sz="4" w:space="0" w:color="auto"/>
+          <w:right w:val="single" w:sz="4" w:space="0" w:color="auto"/>
+          <w:insideH w:val="single" w:sz="4" w:space="0" w:color="auto"/>
+          <w:insideV w:val="single" w:sz="4" w:space="0" w:color="auto"/>
+        </w:tblBorders>
+        <w:tblLayout w:type="fixed"/>
+        <w:tblLook w:val="04A0" w:firstRow="1" w:lastRow="0" w:firstColumn="1" w:lastColumn="0" w:noHBand="0" w:noVBand="1"/>
+      </w:tblPr>
+      <w:tblGrid>
+        <w:gridCol w:w="9360"/>
+      </w:tblGrid>
+      <w:tr>
+        <w:trPr>
+          <w:jc w:val="center"/>
+        </w:trPr>
+        <w:tc>
+          <w:tcPr>
+            <w:tcW w:w="9360" w:type="dxa"/>
+            <w:shd w:val="clear" w:color="auto" w:fill="F8FAFC"/>
+          </w:tcPr>
+          <w:p>
+            <w:pPr>
+              <w:spacing w:before="80" w:after="80"/>
+            </w:pPr>
+            <w:r>
+              <w:rPr>
+                <w:rFonts w:ascii="Consolas" w:hAnsi="Consolas"/>
+                <w:color w:val="0F172A"/>
+                <w:sz w:val="17"/>
+              </w:rPr>
+              <w:t>cd /d "D:\Rakib\Final_Project"</w:t>
+            </w:r>
+            <w:r>
+              <w:rPr>
+                <w:rFonts w:ascii="Consolas" w:hAnsi="Consolas"/>
+                <w:color w:val="0F172A"/>
+                <w:sz w:val="17"/>
+              </w:rPr>
+              <w:br/>
+            </w:r>
+            <w:proofErr w:type="spellStart"/>
+            <w:r>
+              <w:rPr>
+                <w:rFonts w:ascii="Consolas" w:hAnsi="Consolas"/>
+                <w:color w:val="0F172A"/>
+                <w:sz w:val="17"/>
+              </w:rPr>
+              <w:t>rmdir</w:t>
+            </w:r>
+            <w:proofErr w:type="spellEnd"/>
+            <w:r>
+              <w:rPr>
+                <w:rFonts w:ascii="Consolas" w:hAnsi="Consolas"/>
+                <w:color w:val="0F172A"/>
+                <w:sz w:val="17"/>
+              </w:rPr>
+              <w:t xml:space="preserve"> /s /q "D:\Rakib\Final_Project\report_results\pig3_long_trips"</w:t>
+            </w:r>
+            <w:r>
+              <w:rPr>
+                <w:rFonts w:ascii="Consolas" w:hAnsi="Consolas"/>
+                <w:color w:val="0F172A"/>
+                <w:sz w:val="17"/>
+              </w:rPr>
+              <w:br/>
+              <w:t xml:space="preserve">pig -x local -f </w:t>
+            </w:r>
+            <w:proofErr w:type="spellStart"/>
+            <w:r>
+              <w:rPr>
+                <w:rFonts w:ascii="Consolas" w:hAnsi="Consolas"/>
+                <w:color w:val="0F172A"/>
+                <w:sz w:val="17"/>
+              </w:rPr>
+              <w:t>pig_scripts</w:t>
+            </w:r>
+            <w:proofErr w:type="spellEnd"/>
+            <w:r>
+              <w:rPr>
+                <w:rFonts w:ascii="Consolas" w:hAnsi="Consolas"/>
+                <w:color w:val="0F172A"/>
+                <w:sz w:val="17"/>
+              </w:rPr>
+              <w:t>\pig3_long_trips.pig</w:t>
+            </w:r>
+            <w:r>
+              <w:rPr>
+                <w:rFonts w:ascii="Consolas" w:hAnsi="Consolas"/>
+                <w:color w:val="0F172A"/>
+                <w:sz w:val="17"/>
+              </w:rPr>
+              <w:br/>
+            </w:r>
+            <w:proofErr w:type="spellStart"/>
+            <w:r>
+              <w:rPr>
+                <w:rFonts w:ascii="Consolas" w:hAnsi="Consolas"/>
+                <w:color w:val="0F172A"/>
+                <w:sz w:val="17"/>
+              </w:rPr>
+              <w:t>hdfs</w:t>
+            </w:r>
+            <w:proofErr w:type="spellEnd"/>
+            <w:r>
+              <w:rPr>
+                <w:rFonts w:ascii="Consolas" w:hAnsi="Consolas"/>
+                <w:color w:val="0F172A"/>
+                <w:sz w:val="17"/>
+              </w:rPr>
+              <w:t xml:space="preserve"> </w:t>
+            </w:r>
+            <w:proofErr w:type="spellStart"/>
+            <w:r>
+              <w:rPr>
+                <w:rFonts w:ascii="Consolas" w:hAnsi="Consolas"/>
+                <w:color w:val="0F172A"/>
+                <w:sz w:val="17"/>
+              </w:rPr>
+              <w:t>dfs</w:t>
+            </w:r>
+            <w:proofErr w:type="spellEnd"/>
+            <w:r>
+              <w:rPr>
+                <w:rFonts w:ascii="Consolas" w:hAnsi="Consolas"/>
+                <w:color w:val="0F172A"/>
+                <w:sz w:val="17"/>
+              </w:rPr>
+              <w:t xml:space="preserve"> -rm -r -f /</w:t>
+            </w:r>
+            <w:proofErr w:type="spellStart"/>
+            <w:r>
+              <w:rPr>
+                <w:rFonts w:ascii="Consolas" w:hAnsi="Consolas"/>
+                <w:color w:val="0F172A"/>
+                <w:sz w:val="17"/>
+              </w:rPr>
+              <w:t>Final_project</w:t>
+            </w:r>
+            <w:proofErr w:type="spellEnd"/>
+            <w:r>
+              <w:rPr>
+                <w:rFonts w:ascii="Consolas" w:hAnsi="Consolas"/>
+                <w:color w:val="0F172A"/>
+                <w:sz w:val="17"/>
+              </w:rPr>
+              <w:t>/output/pig/pig3_long_trips</w:t>
+            </w:r>
+            <w:r>
+              <w:rPr>
+                <w:rFonts w:ascii="Consolas" w:hAnsi="Consolas"/>
+                <w:color w:val="0F172A"/>
+                <w:sz w:val="17"/>
+              </w:rPr>
+              <w:br/>
+            </w:r>
+            <w:proofErr w:type="spellStart"/>
+            <w:r>
+              <w:rPr>
+                <w:rFonts w:ascii="Consolas" w:hAnsi="Consolas"/>
+                <w:color w:val="0F172A"/>
+                <w:sz w:val="17"/>
+              </w:rPr>
+              <w:t>hdfs</w:t>
+            </w:r>
+            <w:proofErr w:type="spellEnd"/>
+            <w:r>
+              <w:rPr>
+                <w:rFonts w:ascii="Consolas" w:hAnsi="Consolas"/>
+                <w:color w:val="0F172A"/>
+                <w:sz w:val="17"/>
+              </w:rPr>
+              <w:t xml:space="preserve"> </w:t>
+            </w:r>
+            <w:proofErr w:type="spellStart"/>
+            <w:r>
+              <w:rPr>
+                <w:rFonts w:ascii="Consolas" w:hAnsi="Consolas"/>
+                <w:color w:val="0F172A"/>
+                <w:sz w:val="17"/>
+              </w:rPr>
+              <w:t>dfs</w:t>
+            </w:r>
+            <w:proofErr w:type="spellEnd"/>
+            <w:r>
+              <w:rPr>
+                <w:rFonts w:ascii="Consolas" w:hAnsi="Consolas"/>
+                <w:color w:val="0F172A"/>
+                <w:sz w:val="17"/>
+              </w:rPr>
+              <w:t xml:space="preserve"> -put -f "D:\Rakib\Final_Project\report_results\pig3_long_trips" /</w:t>
+            </w:r>
+            <w:proofErr w:type="spellStart"/>
+            <w:r>
+              <w:rPr>
+                <w:rFonts w:ascii="Consolas" w:hAnsi="Consolas"/>
+                <w:color w:val="0F172A"/>
+                <w:sz w:val="17"/>
+              </w:rPr>
+              <w:t>Final_project</w:t>
+            </w:r>
+            <w:proofErr w:type="spellEnd"/>
+            <w:r>
+              <w:rPr>
+                <w:rFonts w:ascii="Consolas" w:hAnsi="Consolas"/>
+                <w:color w:val="0F172A"/>
+                <w:sz w:val="17"/>
+              </w:rPr>
+              <w:t>/output/pig/</w:t>
+            </w:r>
+            <w:r>
+              <w:rPr>
+                <w:rFonts w:ascii="Consolas" w:hAnsi="Consolas"/>
+                <w:color w:val="0F172A"/>
+                <w:sz w:val="17"/>
+              </w:rPr>
+              <w:br/>
+            </w:r>
+            <w:proofErr w:type="spellStart"/>
+            <w:r>
+              <w:rPr>
+                <w:rFonts w:ascii="Consolas" w:hAnsi="Consolas"/>
+                <w:color w:val="0F172A"/>
+                <w:sz w:val="17"/>
+              </w:rPr>
+              <w:t>hdfs</w:t>
+            </w:r>
+            <w:proofErr w:type="spellEnd"/>
+            <w:r>
+              <w:rPr>
+                <w:rFonts w:ascii="Consolas" w:hAnsi="Consolas"/>
+                <w:color w:val="0F172A"/>
+                <w:sz w:val="17"/>
+              </w:rPr>
+              <w:t xml:space="preserve"> </w:t>
+            </w:r>
+            <w:proofErr w:type="spellStart"/>
+            <w:r>
+              <w:rPr>
+                <w:rFonts w:ascii="Consolas" w:hAnsi="Consolas"/>
+                <w:color w:val="0F172A"/>
+                <w:sz w:val="17"/>
+              </w:rPr>
+              <w:t>dfs</w:t>
+            </w:r>
+            <w:proofErr w:type="spellEnd"/>
+            <w:r>
+              <w:rPr>
+                <w:rFonts w:ascii="Consolas" w:hAnsi="Consolas"/>
+                <w:color w:val="0F172A"/>
+                <w:sz w:val="17"/>
+              </w:rPr>
+              <w:t xml:space="preserve"> -cat /</w:t>
+            </w:r>
+            <w:proofErr w:type="spellStart"/>
+            <w:r>
+              <w:rPr>
+                <w:rFonts w:ascii="Consolas" w:hAnsi="Consolas"/>
+                <w:color w:val="0F172A"/>
+                <w:sz w:val="17"/>
+              </w:rPr>
+              <w:t>Final_project</w:t>
+            </w:r>
+            <w:proofErr w:type="spellEnd"/>
+            <w:r>
+              <w:rPr>
+                <w:rFonts w:ascii="Consolas" w:hAnsi="Consolas"/>
+                <w:color w:val="0F172A"/>
+                <w:sz w:val="17"/>
+              </w:rPr>
+              <w:t>/output/pig/pig3_long_trips/part-*</w:t>
             </w:r>
           </w:p>
         </w:tc>
@@ -4245,16 +9482,6 @@
       <w:pPr>
         <w:spacing w:before="120" w:after="40"/>
       </w:pPr>
-      <w:r>
-        <w:rPr>
-          <w:rFonts w:ascii="Calibri" w:hAnsi="Calibri"/>
-          <w:b/>
-          <w:color w:val="1E293B"/>
-          <w:sz w:val="21"/>
-        </w:rPr>
-        <w:lastRenderedPageBreak/>
-        <w:t>Execution &amp; Output Verification:</w:t>
-      </w:r>
     </w:p>
     <w:tbl>
       <w:tblPr>
@@ -4290,6 +9517,7 @@
               <w:rPr>
                 <w:noProof/>
               </w:rPr>
+              <w:lastRenderedPageBreak/>
               <w:drawing>
                 <wp:inline distT="0" distB="0" distL="0" distR="0" wp14:anchorId="4CE55404" wp14:editId="01550B6D">
                   <wp:extent cx="5783580" cy="3854450"/>
@@ -4306,7 +9534,7 @@
                           <pic:cNvPicPr/>
                         </pic:nvPicPr>
                         <pic:blipFill rotWithShape="1">
-                          <a:blip r:embed="rId14"/>
+                          <a:blip r:embed="rId17"/>
                           <a:srcRect l="394"/>
                           <a:stretch>
                             <a:fillRect/>
@@ -4511,14 +9739,6 @@
                 <w:sz w:val="18"/>
               </w:rPr>
               <w:br/>
-            </w:r>
-            <w:r>
-              <w:rPr>
-                <w:rFonts w:ascii="Consolas" w:hAnsi="Consolas"/>
-                <w:color w:val="0F172A"/>
-                <w:sz w:val="18"/>
-              </w:rPr>
-              <w:lastRenderedPageBreak/>
               <w:t xml:space="preserve">    (payment_type == '1' ? 'Payment_Method: Credit Card (1)' : </w:t>
             </w:r>
             <w:r>
@@ -4555,6 +9775,14 @@
                 <w:sz w:val="18"/>
               </w:rPr>
               <w:br/>
+            </w:r>
+            <w:r>
+              <w:rPr>
+                <w:rFonts w:ascii="Consolas" w:hAnsi="Consolas"/>
+                <w:color w:val="0F172A"/>
+                <w:sz w:val="18"/>
+              </w:rPr>
+              <w:lastRenderedPageBreak/>
               <w:t xml:space="preserve">    CONCAT('Total_Transactions: ', (chararray)total_count) AS count,</w:t>
             </w:r>
             <w:r>
@@ -4574,6 +9802,322 @@
               </w:rPr>
               <w:br/>
               <w:t>STORE formatted_output INTO 'D:/Rakib/Final_Project/report_results/pig4_payment_comparison' USING PigStorage('\t');</w:t>
+            </w:r>
+          </w:p>
+        </w:tc>
+      </w:tr>
+    </w:tbl>
+    <w:p>
+      <w:pPr>
+        <w:spacing w:before="120" w:after="40"/>
+        <w:rPr>
+          <w:rFonts w:ascii="Calibri" w:hAnsi="Calibri"/>
+          <w:b/>
+          <w:color w:val="1E293B"/>
+          <w:sz w:val="21"/>
+        </w:rPr>
+      </w:pPr>
+      <w:r>
+        <w:rPr>
+          <w:rFonts w:ascii="Calibri" w:hAnsi="Calibri"/>
+          <w:b/>
+          <w:color w:val="1E293B"/>
+          <w:sz w:val="21"/>
+        </w:rPr>
+        <w:t>Execution &amp; Output Verification:</w:t>
+      </w:r>
+    </w:p>
+    <w:p>
+      <w:pPr>
+        <w:spacing w:before="80" w:after="40"/>
+      </w:pPr>
+      <w:r>
+        <w:rPr>
+          <w:rFonts w:ascii="Calibri" w:hAnsi="Calibri"/>
+          <w:b/>
+          <w:color w:val="4A5568"/>
+          <w:sz w:val="19"/>
+        </w:rPr>
+        <w:t>[Command Prompt Code Implementation]</w:t>
+      </w:r>
+    </w:p>
+    <w:tbl>
+      <w:tblPr>
+        <w:tblW w:w="0" w:type="auto"/>
+        <w:jc w:val="center"/>
+        <w:tblBorders>
+          <w:top w:val="single" w:sz="4" w:space="0" w:color="auto"/>
+          <w:left w:val="single" w:sz="4" w:space="0" w:color="auto"/>
+          <w:bottom w:val="single" w:sz="4" w:space="0" w:color="auto"/>
+          <w:right w:val="single" w:sz="4" w:space="0" w:color="auto"/>
+          <w:insideH w:val="single" w:sz="4" w:space="0" w:color="auto"/>
+          <w:insideV w:val="single" w:sz="4" w:space="0" w:color="auto"/>
+        </w:tblBorders>
+        <w:tblLayout w:type="fixed"/>
+        <w:tblLook w:val="04A0" w:firstRow="1" w:lastRow="0" w:firstColumn="1" w:lastColumn="0" w:noHBand="0" w:noVBand="1"/>
+      </w:tblPr>
+      <w:tblGrid>
+        <w:gridCol w:w="9360"/>
+      </w:tblGrid>
+      <w:tr>
+        <w:trPr>
+          <w:jc w:val="center"/>
+        </w:trPr>
+        <w:tc>
+          <w:tcPr>
+            <w:tcW w:w="9360" w:type="dxa"/>
+            <w:shd w:val="clear" w:color="auto" w:fill="F8FAFC"/>
+          </w:tcPr>
+          <w:p>
+            <w:pPr>
+              <w:spacing w:before="80" w:after="80"/>
+            </w:pPr>
+            <w:r>
+              <w:rPr>
+                <w:rFonts w:ascii="Consolas" w:hAnsi="Consolas"/>
+                <w:color w:val="0F172A"/>
+                <w:sz w:val="17"/>
+              </w:rPr>
+              <w:t>cd /d "D:\Rakib\Final_Project"</w:t>
+            </w:r>
+            <w:r>
+              <w:rPr>
+                <w:rFonts w:ascii="Consolas" w:hAnsi="Consolas"/>
+                <w:color w:val="0F172A"/>
+                <w:sz w:val="17"/>
+              </w:rPr>
+              <w:br/>
+            </w:r>
+            <w:proofErr w:type="spellStart"/>
+            <w:r>
+              <w:rPr>
+                <w:rFonts w:ascii="Consolas" w:hAnsi="Consolas"/>
+                <w:color w:val="0F172A"/>
+                <w:sz w:val="17"/>
+              </w:rPr>
+              <w:t>rmdir</w:t>
+            </w:r>
+            <w:proofErr w:type="spellEnd"/>
+            <w:r>
+              <w:rPr>
+                <w:rFonts w:ascii="Consolas" w:hAnsi="Consolas"/>
+                <w:color w:val="0F172A"/>
+                <w:sz w:val="17"/>
+              </w:rPr>
+              <w:t xml:space="preserve"> /s /q "D:\Rakib\Final_Project\report_results\pig4_payment_comparison"</w:t>
+            </w:r>
+            <w:r>
+              <w:rPr>
+                <w:rFonts w:ascii="Consolas" w:hAnsi="Consolas"/>
+                <w:color w:val="0F172A"/>
+                <w:sz w:val="17"/>
+              </w:rPr>
+              <w:br/>
+              <w:t xml:space="preserve">pig -x local -f </w:t>
+            </w:r>
+            <w:proofErr w:type="spellStart"/>
+            <w:r>
+              <w:rPr>
+                <w:rFonts w:ascii="Consolas" w:hAnsi="Consolas"/>
+                <w:color w:val="0F172A"/>
+                <w:sz w:val="17"/>
+              </w:rPr>
+              <w:t>pig_scripts</w:t>
+            </w:r>
+            <w:proofErr w:type="spellEnd"/>
+            <w:r>
+              <w:rPr>
+                <w:rFonts w:ascii="Consolas" w:hAnsi="Consolas"/>
+                <w:color w:val="0F172A"/>
+                <w:sz w:val="17"/>
+              </w:rPr>
+              <w:t>\pig4_payment_comparison.pig</w:t>
+            </w:r>
+            <w:r>
+              <w:rPr>
+                <w:rFonts w:ascii="Consolas" w:hAnsi="Consolas"/>
+                <w:color w:val="0F172A"/>
+                <w:sz w:val="17"/>
+              </w:rPr>
+              <w:br/>
+            </w:r>
+            <w:proofErr w:type="spellStart"/>
+            <w:r>
+              <w:rPr>
+                <w:rFonts w:ascii="Consolas" w:hAnsi="Consolas"/>
+                <w:color w:val="0F172A"/>
+                <w:sz w:val="17"/>
+              </w:rPr>
+              <w:t>hdfs</w:t>
+            </w:r>
+            <w:proofErr w:type="spellEnd"/>
+            <w:r>
+              <w:rPr>
+                <w:rFonts w:ascii="Consolas" w:hAnsi="Consolas"/>
+                <w:color w:val="0F172A"/>
+                <w:sz w:val="17"/>
+              </w:rPr>
+              <w:t xml:space="preserve"> </w:t>
+            </w:r>
+            <w:proofErr w:type="spellStart"/>
+            <w:r>
+              <w:rPr>
+                <w:rFonts w:ascii="Consolas" w:hAnsi="Consolas"/>
+                <w:color w:val="0F172A"/>
+                <w:sz w:val="17"/>
+              </w:rPr>
+              <w:t>dfs</w:t>
+            </w:r>
+            <w:proofErr w:type="spellEnd"/>
+            <w:r>
+              <w:rPr>
+                <w:rFonts w:ascii="Consolas" w:hAnsi="Consolas"/>
+                <w:color w:val="0F172A"/>
+                <w:sz w:val="17"/>
+              </w:rPr>
+              <w:t xml:space="preserve"> -rm -r -f /</w:t>
+            </w:r>
+            <w:proofErr w:type="spellStart"/>
+            <w:r>
+              <w:rPr>
+                <w:rFonts w:ascii="Consolas" w:hAnsi="Consolas"/>
+                <w:color w:val="0F172A"/>
+                <w:sz w:val="17"/>
+              </w:rPr>
+              <w:t>Final_project</w:t>
+            </w:r>
+            <w:proofErr w:type="spellEnd"/>
+            <w:r>
+              <w:rPr>
+                <w:rFonts w:ascii="Consolas" w:hAnsi="Consolas"/>
+                <w:color w:val="0F172A"/>
+                <w:sz w:val="17"/>
+              </w:rPr>
+              <w:t>/output/pig/pig4_payment_comparison</w:t>
+            </w:r>
+            <w:r>
+              <w:rPr>
+                <w:rFonts w:ascii="Consolas" w:hAnsi="Consolas"/>
+                <w:color w:val="0F172A"/>
+                <w:sz w:val="17"/>
+              </w:rPr>
+              <w:br/>
+            </w:r>
+            <w:proofErr w:type="spellStart"/>
+            <w:r>
+              <w:rPr>
+                <w:rFonts w:ascii="Consolas" w:hAnsi="Consolas"/>
+                <w:color w:val="0F172A"/>
+                <w:sz w:val="17"/>
+              </w:rPr>
+              <w:t>hdfs</w:t>
+            </w:r>
+            <w:proofErr w:type="spellEnd"/>
+            <w:r>
+              <w:rPr>
+                <w:rFonts w:ascii="Consolas" w:hAnsi="Consolas"/>
+                <w:color w:val="0F172A"/>
+                <w:sz w:val="17"/>
+              </w:rPr>
+              <w:t xml:space="preserve"> </w:t>
+            </w:r>
+            <w:proofErr w:type="spellStart"/>
+            <w:r>
+              <w:rPr>
+                <w:rFonts w:ascii="Consolas" w:hAnsi="Consolas"/>
+                <w:color w:val="0F172A"/>
+                <w:sz w:val="17"/>
+              </w:rPr>
+              <w:t>dfs</w:t>
+            </w:r>
+            <w:proofErr w:type="spellEnd"/>
+            <w:r>
+              <w:rPr>
+                <w:rFonts w:ascii="Consolas" w:hAnsi="Consolas"/>
+                <w:color w:val="0F172A"/>
+                <w:sz w:val="17"/>
+              </w:rPr>
+              <w:t xml:space="preserve"> -put -f "D:\Rakib\Final_Project\report_results\pig4_payment_comparison" /</w:t>
+            </w:r>
+            <w:proofErr w:type="spellStart"/>
+            <w:r>
+              <w:rPr>
+                <w:rFonts w:ascii="Consolas" w:hAnsi="Consolas"/>
+                <w:color w:val="0F172A"/>
+                <w:sz w:val="17"/>
+              </w:rPr>
+              <w:t>Final_project</w:t>
+            </w:r>
+            <w:proofErr w:type="spellEnd"/>
+            <w:r>
+              <w:rPr>
+                <w:rFonts w:ascii="Consolas" w:hAnsi="Consolas"/>
+                <w:color w:val="0F172A"/>
+                <w:sz w:val="17"/>
+              </w:rPr>
+              <w:t>/output/pig/</w:t>
+            </w:r>
+            <w:r>
+              <w:rPr>
+                <w:rFonts w:ascii="Consolas" w:hAnsi="Consolas"/>
+                <w:color w:val="0F172A"/>
+                <w:sz w:val="17"/>
+              </w:rPr>
+              <w:br/>
+            </w:r>
+            <w:proofErr w:type="spellStart"/>
+            <w:r>
+              <w:rPr>
+                <w:rFonts w:ascii="Consolas" w:hAnsi="Consolas"/>
+                <w:color w:val="0F172A"/>
+                <w:sz w:val="17"/>
+              </w:rPr>
+              <w:t>hdfs</w:t>
+            </w:r>
+            <w:proofErr w:type="spellEnd"/>
+            <w:r>
+              <w:rPr>
+                <w:rFonts w:ascii="Consolas" w:hAnsi="Consolas"/>
+                <w:color w:val="0F172A"/>
+                <w:sz w:val="17"/>
+              </w:rPr>
+              <w:t xml:space="preserve"> </w:t>
+            </w:r>
+            <w:proofErr w:type="spellStart"/>
+            <w:r>
+              <w:rPr>
+                <w:rFonts w:ascii="Consolas" w:hAnsi="Consolas"/>
+                <w:color w:val="0F172A"/>
+                <w:sz w:val="17"/>
+              </w:rPr>
+              <w:t>dfs</w:t>
+            </w:r>
+            <w:proofErr w:type="spellEnd"/>
+            <w:r>
+              <w:rPr>
+                <w:rFonts w:ascii="Consolas" w:hAnsi="Consolas"/>
+                <w:color w:val="0F172A"/>
+                <w:sz w:val="17"/>
+              </w:rPr>
+              <w:t xml:space="preserve"> -cat /</w:t>
+            </w:r>
+            <w:proofErr w:type="spellStart"/>
+            <w:r>
+              <w:rPr>
+                <w:rFonts w:ascii="Consolas" w:hAnsi="Consolas"/>
+                <w:color w:val="0F172A"/>
+                <w:sz w:val="17"/>
+              </w:rPr>
+              <w:t>Final_project</w:t>
+            </w:r>
+            <w:proofErr w:type="spellEnd"/>
+            <w:r>
+              <w:rPr>
+                <w:rFonts w:ascii="Consolas" w:hAnsi="Consolas"/>
+                <w:color w:val="0F172A"/>
+                <w:sz w:val="17"/>
+              </w:rPr>
+              <w:t>/output/pig/pig4_payment_comparison/part-*</w:t>
             </w:r>
           </w:p>
         </w:tc>
@@ -4583,21 +10127,19 @@
       <w:pPr>
         <w:spacing w:before="120" w:after="40"/>
       </w:pPr>
-      <w:r>
-        <w:rPr>
-          <w:rFonts w:ascii="Calibri" w:hAnsi="Calibri"/>
-          <w:b/>
-          <w:color w:val="1E293B"/>
-          <w:sz w:val="21"/>
-        </w:rPr>
-        <w:lastRenderedPageBreak/>
-        <w:t>Execution &amp; Output Verification:</w:t>
-      </w:r>
     </w:p>
     <w:tbl>
       <w:tblPr>
         <w:tblW w:w="0" w:type="auto"/>
         <w:jc w:val="center"/>
+        <w:tblBorders>
+          <w:top w:val="single" w:sz="4" w:space="0" w:color="auto"/>
+          <w:left w:val="single" w:sz="4" w:space="0" w:color="auto"/>
+          <w:bottom w:val="single" w:sz="4" w:space="0" w:color="auto"/>
+          <w:right w:val="single" w:sz="4" w:space="0" w:color="auto"/>
+          <w:insideH w:val="single" w:sz="4" w:space="0" w:color="auto"/>
+          <w:insideV w:val="single" w:sz="4" w:space="0" w:color="auto"/>
+        </w:tblBorders>
         <w:tblLayout w:type="fixed"/>
         <w:tblLook w:val="04A0" w:firstRow="1" w:lastRow="0" w:firstColumn="1" w:lastColumn="0" w:noHBand="0" w:noVBand="1"/>
       </w:tblPr>
@@ -4638,7 +10180,7 @@
                           <pic:cNvPicPr/>
                         </pic:nvPicPr>
                         <pic:blipFill>
-                          <a:blip r:embed="rId15"/>
+                          <a:blip r:embed="rId18"/>
                           <a:stretch>
                             <a:fillRect/>
                           </a:stretch>
@@ -4807,6 +10349,14 @@
                 <w:sz w:val="18"/>
               </w:rPr>
               <w:br/>
+            </w:r>
+            <w:r>
+              <w:rPr>
+                <w:rFonts w:ascii="Consolas" w:hAnsi="Consolas"/>
+                <w:color w:val="0F172A"/>
+                <w:sz w:val="18"/>
+              </w:rPr>
+              <w:lastRenderedPageBreak/>
               <w:t xml:space="preserve">    ROUND_TO(SUM(filtered_surcharge.extra), 2) AS total_extra,</w:t>
             </w:r>
             <w:r>
@@ -4861,14 +10411,6 @@
                 <w:sz w:val="18"/>
               </w:rPr>
               <w:br/>
-            </w:r>
-            <w:r>
-              <w:rPr>
-                <w:rFonts w:ascii="Consolas" w:hAnsi="Consolas"/>
-                <w:color w:val="0F172A"/>
-                <w:sz w:val="18"/>
-              </w:rPr>
-              <w:lastRenderedPageBreak/>
               <w:t xml:space="preserve">    (RatecodeID == '2' ? 'Rate_Plan: JFK Airport (2)' : </w:t>
             </w:r>
             <w:r>
@@ -4942,6 +10484,322 @@
               </w:rPr>
               <w:br/>
               <w:t>STORE formatted_output INTO 'D:/Rakib/Final_Project/report_results/pig5_surcharge_audit' USING PigStorage('\t');</w:t>
+            </w:r>
+          </w:p>
+        </w:tc>
+      </w:tr>
+    </w:tbl>
+    <w:p>
+      <w:pPr>
+        <w:spacing w:before="120" w:after="40"/>
+        <w:rPr>
+          <w:rFonts w:ascii="Calibri" w:hAnsi="Calibri"/>
+          <w:b/>
+          <w:color w:val="1E293B"/>
+          <w:sz w:val="21"/>
+        </w:rPr>
+      </w:pPr>
+      <w:r>
+        <w:rPr>
+          <w:rFonts w:ascii="Calibri" w:hAnsi="Calibri"/>
+          <w:b/>
+          <w:color w:val="1E293B"/>
+          <w:sz w:val="21"/>
+        </w:rPr>
+        <w:t>Execution &amp; Output Verification:</w:t>
+      </w:r>
+    </w:p>
+    <w:p>
+      <w:pPr>
+        <w:spacing w:before="80" w:after="40"/>
+      </w:pPr>
+      <w:r>
+        <w:rPr>
+          <w:rFonts w:ascii="Calibri" w:hAnsi="Calibri"/>
+          <w:b/>
+          <w:color w:val="4A5568"/>
+          <w:sz w:val="19"/>
+        </w:rPr>
+        <w:t>[Command Prompt Code Implementation]</w:t>
+      </w:r>
+    </w:p>
+    <w:tbl>
+      <w:tblPr>
+        <w:tblW w:w="0" w:type="auto"/>
+        <w:jc w:val="center"/>
+        <w:tblBorders>
+          <w:top w:val="single" w:sz="4" w:space="0" w:color="auto"/>
+          <w:left w:val="single" w:sz="4" w:space="0" w:color="auto"/>
+          <w:bottom w:val="single" w:sz="4" w:space="0" w:color="auto"/>
+          <w:right w:val="single" w:sz="4" w:space="0" w:color="auto"/>
+          <w:insideH w:val="single" w:sz="4" w:space="0" w:color="auto"/>
+          <w:insideV w:val="single" w:sz="4" w:space="0" w:color="auto"/>
+        </w:tblBorders>
+        <w:tblLayout w:type="fixed"/>
+        <w:tblLook w:val="04A0" w:firstRow="1" w:lastRow="0" w:firstColumn="1" w:lastColumn="0" w:noHBand="0" w:noVBand="1"/>
+      </w:tblPr>
+      <w:tblGrid>
+        <w:gridCol w:w="9360"/>
+      </w:tblGrid>
+      <w:tr>
+        <w:trPr>
+          <w:jc w:val="center"/>
+        </w:trPr>
+        <w:tc>
+          <w:tcPr>
+            <w:tcW w:w="9360" w:type="dxa"/>
+            <w:shd w:val="clear" w:color="auto" w:fill="F8FAFC"/>
+          </w:tcPr>
+          <w:p>
+            <w:pPr>
+              <w:spacing w:before="80" w:after="80"/>
+            </w:pPr>
+            <w:r>
+              <w:rPr>
+                <w:rFonts w:ascii="Consolas" w:hAnsi="Consolas"/>
+                <w:color w:val="0F172A"/>
+                <w:sz w:val="17"/>
+              </w:rPr>
+              <w:t>cd /d "D:\Rakib\Final_Project"</w:t>
+            </w:r>
+            <w:r>
+              <w:rPr>
+                <w:rFonts w:ascii="Consolas" w:hAnsi="Consolas"/>
+                <w:color w:val="0F172A"/>
+                <w:sz w:val="17"/>
+              </w:rPr>
+              <w:br/>
+            </w:r>
+            <w:proofErr w:type="spellStart"/>
+            <w:r>
+              <w:rPr>
+                <w:rFonts w:ascii="Consolas" w:hAnsi="Consolas"/>
+                <w:color w:val="0F172A"/>
+                <w:sz w:val="17"/>
+              </w:rPr>
+              <w:t>rmdir</w:t>
+            </w:r>
+            <w:proofErr w:type="spellEnd"/>
+            <w:r>
+              <w:rPr>
+                <w:rFonts w:ascii="Consolas" w:hAnsi="Consolas"/>
+                <w:color w:val="0F172A"/>
+                <w:sz w:val="17"/>
+              </w:rPr>
+              <w:t xml:space="preserve"> /s /q "D:\Rakib\Final_Project\report_results\pig5_surcharge_audit"</w:t>
+            </w:r>
+            <w:r>
+              <w:rPr>
+                <w:rFonts w:ascii="Consolas" w:hAnsi="Consolas"/>
+                <w:color w:val="0F172A"/>
+                <w:sz w:val="17"/>
+              </w:rPr>
+              <w:br/>
+              <w:t xml:space="preserve">pig -x local -f </w:t>
+            </w:r>
+            <w:proofErr w:type="spellStart"/>
+            <w:r>
+              <w:rPr>
+                <w:rFonts w:ascii="Consolas" w:hAnsi="Consolas"/>
+                <w:color w:val="0F172A"/>
+                <w:sz w:val="17"/>
+              </w:rPr>
+              <w:t>pig_scripts</w:t>
+            </w:r>
+            <w:proofErr w:type="spellEnd"/>
+            <w:r>
+              <w:rPr>
+                <w:rFonts w:ascii="Consolas" w:hAnsi="Consolas"/>
+                <w:color w:val="0F172A"/>
+                <w:sz w:val="17"/>
+              </w:rPr>
+              <w:t>\pig5_surcharge_audit.pig</w:t>
+            </w:r>
+            <w:r>
+              <w:rPr>
+                <w:rFonts w:ascii="Consolas" w:hAnsi="Consolas"/>
+                <w:color w:val="0F172A"/>
+                <w:sz w:val="17"/>
+              </w:rPr>
+              <w:br/>
+            </w:r>
+            <w:proofErr w:type="spellStart"/>
+            <w:r>
+              <w:rPr>
+                <w:rFonts w:ascii="Consolas" w:hAnsi="Consolas"/>
+                <w:color w:val="0F172A"/>
+                <w:sz w:val="17"/>
+              </w:rPr>
+              <w:t>hdfs</w:t>
+            </w:r>
+            <w:proofErr w:type="spellEnd"/>
+            <w:r>
+              <w:rPr>
+                <w:rFonts w:ascii="Consolas" w:hAnsi="Consolas"/>
+                <w:color w:val="0F172A"/>
+                <w:sz w:val="17"/>
+              </w:rPr>
+              <w:t xml:space="preserve"> </w:t>
+            </w:r>
+            <w:proofErr w:type="spellStart"/>
+            <w:r>
+              <w:rPr>
+                <w:rFonts w:ascii="Consolas" w:hAnsi="Consolas"/>
+                <w:color w:val="0F172A"/>
+                <w:sz w:val="17"/>
+              </w:rPr>
+              <w:t>dfs</w:t>
+            </w:r>
+            <w:proofErr w:type="spellEnd"/>
+            <w:r>
+              <w:rPr>
+                <w:rFonts w:ascii="Consolas" w:hAnsi="Consolas"/>
+                <w:color w:val="0F172A"/>
+                <w:sz w:val="17"/>
+              </w:rPr>
+              <w:t xml:space="preserve"> -rm -r -f /</w:t>
+            </w:r>
+            <w:proofErr w:type="spellStart"/>
+            <w:r>
+              <w:rPr>
+                <w:rFonts w:ascii="Consolas" w:hAnsi="Consolas"/>
+                <w:color w:val="0F172A"/>
+                <w:sz w:val="17"/>
+              </w:rPr>
+              <w:t>Final_project</w:t>
+            </w:r>
+            <w:proofErr w:type="spellEnd"/>
+            <w:r>
+              <w:rPr>
+                <w:rFonts w:ascii="Consolas" w:hAnsi="Consolas"/>
+                <w:color w:val="0F172A"/>
+                <w:sz w:val="17"/>
+              </w:rPr>
+              <w:t>/output/pig/pig5_surcharge_audit</w:t>
+            </w:r>
+            <w:r>
+              <w:rPr>
+                <w:rFonts w:ascii="Consolas" w:hAnsi="Consolas"/>
+                <w:color w:val="0F172A"/>
+                <w:sz w:val="17"/>
+              </w:rPr>
+              <w:br/>
+            </w:r>
+            <w:proofErr w:type="spellStart"/>
+            <w:r>
+              <w:rPr>
+                <w:rFonts w:ascii="Consolas" w:hAnsi="Consolas"/>
+                <w:color w:val="0F172A"/>
+                <w:sz w:val="17"/>
+              </w:rPr>
+              <w:t>hdfs</w:t>
+            </w:r>
+            <w:proofErr w:type="spellEnd"/>
+            <w:r>
+              <w:rPr>
+                <w:rFonts w:ascii="Consolas" w:hAnsi="Consolas"/>
+                <w:color w:val="0F172A"/>
+                <w:sz w:val="17"/>
+              </w:rPr>
+              <w:t xml:space="preserve"> </w:t>
+            </w:r>
+            <w:proofErr w:type="spellStart"/>
+            <w:r>
+              <w:rPr>
+                <w:rFonts w:ascii="Consolas" w:hAnsi="Consolas"/>
+                <w:color w:val="0F172A"/>
+                <w:sz w:val="17"/>
+              </w:rPr>
+              <w:t>dfs</w:t>
+            </w:r>
+            <w:proofErr w:type="spellEnd"/>
+            <w:r>
+              <w:rPr>
+                <w:rFonts w:ascii="Consolas" w:hAnsi="Consolas"/>
+                <w:color w:val="0F172A"/>
+                <w:sz w:val="17"/>
+              </w:rPr>
+              <w:t xml:space="preserve"> -put -f "D:\Rakib\Final_Project\report_results\pig5_surcharge_audit" /</w:t>
+            </w:r>
+            <w:proofErr w:type="spellStart"/>
+            <w:r>
+              <w:rPr>
+                <w:rFonts w:ascii="Consolas" w:hAnsi="Consolas"/>
+                <w:color w:val="0F172A"/>
+                <w:sz w:val="17"/>
+              </w:rPr>
+              <w:t>Final_project</w:t>
+            </w:r>
+            <w:proofErr w:type="spellEnd"/>
+            <w:r>
+              <w:rPr>
+                <w:rFonts w:ascii="Consolas" w:hAnsi="Consolas"/>
+                <w:color w:val="0F172A"/>
+                <w:sz w:val="17"/>
+              </w:rPr>
+              <w:t>/output/pig/</w:t>
+            </w:r>
+            <w:r>
+              <w:rPr>
+                <w:rFonts w:ascii="Consolas" w:hAnsi="Consolas"/>
+                <w:color w:val="0F172A"/>
+                <w:sz w:val="17"/>
+              </w:rPr>
+              <w:br/>
+            </w:r>
+            <w:proofErr w:type="spellStart"/>
+            <w:r>
+              <w:rPr>
+                <w:rFonts w:ascii="Consolas" w:hAnsi="Consolas"/>
+                <w:color w:val="0F172A"/>
+                <w:sz w:val="17"/>
+              </w:rPr>
+              <w:t>hdfs</w:t>
+            </w:r>
+            <w:proofErr w:type="spellEnd"/>
+            <w:r>
+              <w:rPr>
+                <w:rFonts w:ascii="Consolas" w:hAnsi="Consolas"/>
+                <w:color w:val="0F172A"/>
+                <w:sz w:val="17"/>
+              </w:rPr>
+              <w:t xml:space="preserve"> </w:t>
+            </w:r>
+            <w:proofErr w:type="spellStart"/>
+            <w:r>
+              <w:rPr>
+                <w:rFonts w:ascii="Consolas" w:hAnsi="Consolas"/>
+                <w:color w:val="0F172A"/>
+                <w:sz w:val="17"/>
+              </w:rPr>
+              <w:t>dfs</w:t>
+            </w:r>
+            <w:proofErr w:type="spellEnd"/>
+            <w:r>
+              <w:rPr>
+                <w:rFonts w:ascii="Consolas" w:hAnsi="Consolas"/>
+                <w:color w:val="0F172A"/>
+                <w:sz w:val="17"/>
+              </w:rPr>
+              <w:t xml:space="preserve"> -cat /</w:t>
+            </w:r>
+            <w:proofErr w:type="spellStart"/>
+            <w:r>
+              <w:rPr>
+                <w:rFonts w:ascii="Consolas" w:hAnsi="Consolas"/>
+                <w:color w:val="0F172A"/>
+                <w:sz w:val="17"/>
+              </w:rPr>
+              <w:t>Final_project</w:t>
+            </w:r>
+            <w:proofErr w:type="spellEnd"/>
+            <w:r>
+              <w:rPr>
+                <w:rFonts w:ascii="Consolas" w:hAnsi="Consolas"/>
+                <w:color w:val="0F172A"/>
+                <w:sz w:val="17"/>
+              </w:rPr>
+              <w:t>/output/pig/pig5_surcharge_audit/part-*</w:t>
             </w:r>
           </w:p>
         </w:tc>
@@ -4951,16 +10809,6 @@
       <w:pPr>
         <w:spacing w:before="120" w:after="40"/>
       </w:pPr>
-      <w:r>
-        <w:rPr>
-          <w:rFonts w:ascii="Calibri" w:hAnsi="Calibri"/>
-          <w:b/>
-          <w:color w:val="1E293B"/>
-          <w:sz w:val="21"/>
-        </w:rPr>
-        <w:lastRenderedPageBreak/>
-        <w:t>Execution &amp; Output Verification:</w:t>
-      </w:r>
     </w:p>
     <w:tbl>
       <w:tblPr>
@@ -5012,7 +10860,7 @@
                           <pic:cNvPicPr/>
                         </pic:nvPicPr>
                         <pic:blipFill rotWithShape="1">
-                          <a:blip r:embed="rId16"/>
+                          <a:blip r:embed="rId19"/>
                           <a:srcRect l="263" t="-1" r="655" b="2152"/>
                           <a:stretch>
                             <a:fillRect/>
@@ -5051,6 +10899,7 @@
       </w:pPr>
     </w:p>
     <w:sectPr>
+      <w:footerReference w:type="default" r:id="rId20"/>
       <w:pgSz w:w="12240" w:h="15840"/>
       <w:pgMar w:top="1440" w:right="1440" w:bottom="1440" w:left="1440" w:header="720" w:footer="720" w:gutter="0"/>
       <w:cols w:space="720"/>
@@ -5058,6 +10907,109 @@
     </w:sectPr>
   </w:body>
 </w:document>
+</file>
+
+<file path=word/endnotes.xml><?xml version="1.0" encoding="utf-8"?>
+<w:endnotes xmlns:wpc="http://schemas.microsoft.com/office/word/2010/wordprocessingCanvas" xmlns:cx="http://schemas.microsoft.com/office/drawing/2014/chartex" xmlns:cx1="http://schemas.microsoft.com/office/drawing/2015/9/8/chartex" xmlns:cx2="http://schemas.microsoft.com/office/drawing/2015/10/21/chartex" xmlns:cx3="http://schemas.microsoft.com/office/drawing/2016/5/9/chartex" xmlns:cx4="http://schemas.microsoft.com/office/drawing/2016/5/10/chartex" xmlns:cx5="http://schemas.microsoft.com/office/drawing/2016/5/11/chartex" xmlns:cx6="http://schemas.microsoft.com/office/drawing/2016/5/12/chartex" xmlns:cx7="http://schemas.microsoft.com/office/drawing/2016/5/13/chartex" xmlns:cx8="http://schemas.microsoft.com/office/drawing/2016/5/14/chartex" xmlns:mc="http://schemas.openxmlformats.org/markup-compatibility/2006" xmlns:aink="http://schemas.microsoft.com/office/drawing/2016/ink" xmlns:am3d="http://schemas.microsoft.com/office/drawing/2017/model3d" xmlns:o="urn:schemas-microsoft-com:office:office" xmlns:oel="http://schemas.microsoft.com/office/2019/extlst" xmlns:r="http://schemas.openxmlformats.org/officeDocument/2006/relationships" xmlns:m="http://schemas.openxmlformats.org/officeDocument/2006/math" xmlns:v="urn:schemas-microsoft-com:vml" xmlns:wp14="http://schemas.microsoft.com/office/word/2010/wordprocessingDrawing" xmlns:wp="http://schemas.openxmlformats.org/drawingml/2006/wordprocessingDrawing" xmlns:w10="urn:schemas-microsoft-com:office:word" xmlns:w="http://schemas.openxmlformats.org/wordprocessingml/2006/main" xmlns:w14="http://schemas.microsoft.com/office/word/2010/wordml" xmlns:w15="http://schemas.microsoft.com/office/word/2012/wordml" xmlns:w16cex="http://schemas.microsoft.com/office/word/2018/wordml/cex" xmlns:w16cid="http://schemas.microsoft.com/office/word/2016/wordml/cid" xmlns:w16="http://schemas.microsoft.com/office/word/2018/wordml" xmlns:w16du="http://schemas.microsoft.com/office/word/2023/wordml/word16du" xmlns:w16sdtdh="http://schemas.microsoft.com/office/word/2020/wordml/sdtdatahash" xmlns:w16sdtfl="http://schemas.microsoft.com/office/word/2024/wordml/sdtformatlock" xmlns:w16se="http://schemas.microsoft.com/office/word/2015/wordml/symex" xmlns:wpg="http://schemas.microsoft.com/office/word/2010/wordprocessingGroup" xmlns:wpi="http://schemas.microsoft.com/office/word/2010/wordprocessingInk" xmlns:wne="http://schemas.microsoft.com/office/word/2006/wordml" xmlns:wps="http://schemas.microsoft.com/office/word/2010/wordprocessingShape" mc:Ignorable="w14 w15 w16se w16cid w16 w16cex w16sdtdh w16sdtfl w16du wp14">
+  <w:endnote w:type="separator" w:id="-1">
+    <w:p>
+      <w:pPr>
+        <w:spacing w:after="0" w:line="240" w:lineRule="auto"/>
+      </w:pPr>
+      <w:r>
+        <w:separator/>
+      </w:r>
+    </w:p>
+  </w:endnote>
+  <w:endnote w:type="continuationSeparator" w:id="0">
+    <w:p>
+      <w:pPr>
+        <w:spacing w:after="0" w:line="240" w:lineRule="auto"/>
+      </w:pPr>
+      <w:r>
+        <w:continuationSeparator/>
+      </w:r>
+    </w:p>
+  </w:endnote>
+</w:endnotes>
+</file>
+
+<file path=word/footer1.xml><?xml version="1.0" encoding="utf-8"?>
+<w:ftr xmlns:wpc="http://schemas.microsoft.com/office/word/2010/wordprocessingCanvas" xmlns:cx="http://schemas.microsoft.com/office/drawing/2014/chartex" xmlns:cx1="http://schemas.microsoft.com/office/drawing/2015/9/8/chartex" xmlns:cx2="http://schemas.microsoft.com/office/drawing/2015/10/21/chartex" xmlns:cx3="http://schemas.microsoft.com/office/drawing/2016/5/9/chartex" xmlns:cx4="http://schemas.microsoft.com/office/drawing/2016/5/10/chartex" xmlns:cx5="http://schemas.microsoft.com/office/drawing/2016/5/11/chartex" xmlns:cx6="http://schemas.microsoft.com/office/drawing/2016/5/12/chartex" xmlns:cx7="http://schemas.microsoft.com/office/drawing/2016/5/13/chartex" xmlns:cx8="http://schemas.microsoft.com/office/drawing/2016/5/14/chartex" xmlns:mc="http://schemas.openxmlformats.org/markup-compatibility/2006" xmlns:aink="http://schemas.microsoft.com/office/drawing/2016/ink" xmlns:am3d="http://schemas.microsoft.com/office/drawing/2017/model3d" xmlns:o="urn:schemas-microsoft-com:office:office" xmlns:oel="http://schemas.microsoft.com/office/2019/extlst" xmlns:r="http://schemas.openxmlformats.org/officeDocument/2006/relationships" xmlns:m="http://schemas.openxmlformats.org/officeDocument/2006/math" xmlns:v="urn:schemas-microsoft-com:vml" xmlns:wp14="http://schemas.microsoft.com/office/word/2010/wordprocessingDrawing" xmlns:wp="http://schemas.openxmlformats.org/drawingml/2006/wordprocessingDrawing" xmlns:w10="urn:schemas-microsoft-com:office:word" xmlns:w="http://schemas.openxmlformats.org/wordprocessingml/2006/main" xmlns:w14="http://schemas.microsoft.com/office/word/2010/wordml" xmlns:w15="http://schemas.microsoft.com/office/word/2012/wordml" xmlns:w16cex="http://schemas.microsoft.com/office/word/2018/wordml/cex" xmlns:w16cid="http://schemas.microsoft.com/office/word/2016/wordml/cid" xmlns:w16="http://schemas.microsoft.com/office/word/2018/wordml" xmlns:w16du="http://schemas.microsoft.com/office/word/2023/wordml/word16du" xmlns:w16sdtdh="http://schemas.microsoft.com/office/word/2020/wordml/sdtdatahash" xmlns:w16sdtfl="http://schemas.microsoft.com/office/word/2024/wordml/sdtformatlock" xmlns:w16se="http://schemas.microsoft.com/office/word/2015/wordml/symex" xmlns:wpg="http://schemas.microsoft.com/office/word/2010/wordprocessingGroup" xmlns:wpi="http://schemas.microsoft.com/office/word/2010/wordprocessingInk" xmlns:wne="http://schemas.microsoft.com/office/word/2006/wordml" xmlns:wps="http://schemas.microsoft.com/office/word/2010/wordprocessingShape" mc:Ignorable="w14 w15 w16se w16cid w16 w16cex w16sdtdh w16sdtfl w16du wp14">
+  <w:sdt>
+    <w:sdtPr>
+      <w:id w:val="508950552"/>
+      <w:docPartObj>
+        <w:docPartGallery w:val="Page Numbers (Bottom of Page)"/>
+        <w:docPartUnique/>
+      </w:docPartObj>
+    </w:sdtPr>
+    <w:sdtEndPr>
+      <w:rPr>
+        <w:noProof/>
+      </w:rPr>
+    </w:sdtEndPr>
+    <w:sdtContent>
+      <w:p>
+        <w:pPr>
+          <w:pStyle w:val="Footer"/>
+          <w:jc w:val="right"/>
+        </w:pPr>
+        <w:r>
+          <w:fldChar w:fldCharType="begin"/>
+        </w:r>
+        <w:r>
+          <w:instrText xml:space="preserve"> PAGE   \* MERGEFORMAT </w:instrText>
+        </w:r>
+        <w:r>
+          <w:fldChar w:fldCharType="separate"/>
+        </w:r>
+        <w:r>
+          <w:rPr>
+            <w:noProof/>
+          </w:rPr>
+          <w:t>2</w:t>
+        </w:r>
+        <w:r>
+          <w:rPr>
+            <w:noProof/>
+          </w:rPr>
+          <w:fldChar w:fldCharType="end"/>
+        </w:r>
+      </w:p>
+    </w:sdtContent>
+  </w:sdt>
+  <w:p>
+    <w:pPr>
+      <w:pStyle w:val="Footer"/>
+    </w:pPr>
+  </w:p>
+</w:ftr>
+</file>
+
+<file path=word/footnotes.xml><?xml version="1.0" encoding="utf-8"?>
+<w:footnotes xmlns:wpc="http://schemas.microsoft.com/office/word/2010/wordprocessingCanvas" xmlns:cx="http://schemas.microsoft.com/office/drawing/2014/chartex" xmlns:cx1="http://schemas.microsoft.com/office/drawing/2015/9/8/chartex" xmlns:cx2="http://schemas.microsoft.com/office/drawing/2015/10/21/chartex" xmlns:cx3="http://schemas.microsoft.com/office/drawing/2016/5/9/chartex" xmlns:cx4="http://schemas.microsoft.com/office/drawing/2016/5/10/chartex" xmlns:cx5="http://schemas.microsoft.com/office/drawing/2016/5/11/chartex" xmlns:cx6="http://schemas.microsoft.com/office/drawing/2016/5/12/chartex" xmlns:cx7="http://schemas.microsoft.com/office/drawing/2016/5/13/chartex" xmlns:cx8="http://schemas.microsoft.com/office/drawing/2016/5/14/chartex" xmlns:mc="http://schemas.openxmlformats.org/markup-compatibility/2006" xmlns:aink="http://schemas.microsoft.com/office/drawing/2016/ink" xmlns:am3d="http://schemas.microsoft.com/office/drawing/2017/model3d" xmlns:o="urn:schemas-microsoft-com:office:office" xmlns:oel="http://schemas.microsoft.com/office/2019/extlst" xmlns:r="http://schemas.openxmlformats.org/officeDocument/2006/relationships" xmlns:m="http://schemas.openxmlformats.org/officeDocument/2006/math" xmlns:v="urn:schemas-microsoft-com:vml" xmlns:wp14="http://schemas.microsoft.com/office/word/2010/wordprocessingDrawing" xmlns:wp="http://schemas.openxmlformats.org/drawingml/2006/wordprocessingDrawing" xmlns:w10="urn:schemas-microsoft-com:office:word" xmlns:w="http://schemas.openxmlformats.org/wordprocessingml/2006/main" xmlns:w14="http://schemas.microsoft.com/office/word/2010/wordml" xmlns:w15="http://schemas.microsoft.com/office/word/2012/wordml" xmlns:w16cex="http://schemas.microsoft.com/office/word/2018/wordml/cex" xmlns:w16cid="http://schemas.microsoft.com/office/word/2016/wordml/cid" xmlns:w16="http://schemas.microsoft.com/office/word/2018/wordml" xmlns:w16du="http://schemas.microsoft.com/office/word/2023/wordml/word16du" xmlns:w16sdtdh="http://schemas.microsoft.com/office/word/2020/wordml/sdtdatahash" xmlns:w16sdtfl="http://schemas.microsoft.com/office/word/2024/wordml/sdtformatlock" xmlns:w16se="http://schemas.microsoft.com/office/word/2015/wordml/symex" xmlns:wpg="http://schemas.microsoft.com/office/word/2010/wordprocessingGroup" xmlns:wpi="http://schemas.microsoft.com/office/word/2010/wordprocessingInk" xmlns:wne="http://schemas.microsoft.com/office/word/2006/wordml" xmlns:wps="http://schemas.microsoft.com/office/word/2010/wordprocessingShape" mc:Ignorable="w14 w15 w16se w16cid w16 w16cex w16sdtdh w16sdtfl w16du wp14">
+  <w:footnote w:type="separator" w:id="-1">
+    <w:p>
+      <w:pPr>
+        <w:spacing w:after="0" w:line="240" w:lineRule="auto"/>
+      </w:pPr>
+      <w:r>
+        <w:separator/>
+      </w:r>
+    </w:p>
+  </w:footnote>
+  <w:footnote w:type="continuationSeparator" w:id="0">
+    <w:p>
+      <w:pPr>
+        <w:spacing w:after="0" w:line="240" w:lineRule="auto"/>
+      </w:pPr>
+      <w:r>
+        <w:continuationSeparator/>
+      </w:r>
+    </w:p>
+  </w:footnote>
+</w:footnotes>
 </file>
 
 <file path=word/numbering.xml><?xml version="1.0" encoding="utf-8"?>
@@ -5866,7 +11818,6 @@
   <w:style w:type="character" w:default="1" w:styleId="DefaultParagraphFont">
     <w:name w:val="Default Paragraph Font"/>
     <w:uiPriority w:val="1"/>
-    <w:semiHidden/>
     <w:unhideWhenUsed/>
   </w:style>
   <w:style w:type="table" w:default="1" w:styleId="TableNormal">
@@ -16666,6 +22617,233 @@
       <w:shd w:val="clear" w:color="auto" w:fill="E1DFDD"/>
     </w:rPr>
   </w:style>
+  <w:style w:type="table" w:styleId="PlainTable2">
+    <w:name w:val="Plain Table 2"/>
+    <w:basedOn w:val="TableNormal"/>
+    <w:uiPriority w:val="99"/>
+    <w:rsid w:val="00416DCF"/>
+    <w:pPr>
+      <w:spacing w:after="0" w:line="240" w:lineRule="auto"/>
+    </w:pPr>
+    <w:tblPr>
+      <w:tblStyleRowBandSize w:val="1"/>
+      <w:tblStyleColBandSize w:val="1"/>
+      <w:tblBorders>
+        <w:top w:val="single" w:sz="4" w:space="0" w:color="7F7F7F" w:themeColor="text1" w:themeTint="80"/>
+        <w:bottom w:val="single" w:sz="4" w:space="0" w:color="7F7F7F" w:themeColor="text1" w:themeTint="80"/>
+      </w:tblBorders>
+    </w:tblPr>
+    <w:tblStylePr w:type="firstRow">
+      <w:rPr>
+        <w:b/>
+        <w:bCs/>
+      </w:rPr>
+      <w:tblPr/>
+      <w:tcPr>
+        <w:tcBorders>
+          <w:bottom w:val="single" w:sz="4" w:space="0" w:color="7F7F7F" w:themeColor="text1" w:themeTint="80"/>
+        </w:tcBorders>
+      </w:tcPr>
+    </w:tblStylePr>
+    <w:tblStylePr w:type="lastRow">
+      <w:rPr>
+        <w:b/>
+        <w:bCs/>
+      </w:rPr>
+      <w:tblPr/>
+      <w:tcPr>
+        <w:tcBorders>
+          <w:top w:val="single" w:sz="4" w:space="0" w:color="7F7F7F" w:themeColor="text1" w:themeTint="80"/>
+        </w:tcBorders>
+      </w:tcPr>
+    </w:tblStylePr>
+    <w:tblStylePr w:type="firstCol">
+      <w:rPr>
+        <w:b/>
+        <w:bCs/>
+      </w:rPr>
+    </w:tblStylePr>
+    <w:tblStylePr w:type="lastCol">
+      <w:rPr>
+        <w:b/>
+        <w:bCs/>
+      </w:rPr>
+    </w:tblStylePr>
+    <w:tblStylePr w:type="band1Vert">
+      <w:tblPr/>
+      <w:tcPr>
+        <w:tcBorders>
+          <w:left w:val="single" w:sz="4" w:space="0" w:color="7F7F7F" w:themeColor="text1" w:themeTint="80"/>
+          <w:right w:val="single" w:sz="4" w:space="0" w:color="7F7F7F" w:themeColor="text1" w:themeTint="80"/>
+        </w:tcBorders>
+      </w:tcPr>
+    </w:tblStylePr>
+    <w:tblStylePr w:type="band2Vert">
+      <w:tblPr/>
+      <w:tcPr>
+        <w:tcBorders>
+          <w:left w:val="single" w:sz="4" w:space="0" w:color="7F7F7F" w:themeColor="text1" w:themeTint="80"/>
+          <w:right w:val="single" w:sz="4" w:space="0" w:color="7F7F7F" w:themeColor="text1" w:themeTint="80"/>
+        </w:tcBorders>
+      </w:tcPr>
+    </w:tblStylePr>
+    <w:tblStylePr w:type="band1Horz">
+      <w:tblPr/>
+      <w:tcPr>
+        <w:tcBorders>
+          <w:top w:val="single" w:sz="4" w:space="0" w:color="7F7F7F" w:themeColor="text1" w:themeTint="80"/>
+          <w:bottom w:val="single" w:sz="4" w:space="0" w:color="7F7F7F" w:themeColor="text1" w:themeTint="80"/>
+        </w:tcBorders>
+      </w:tcPr>
+    </w:tblStylePr>
+  </w:style>
+  <w:style w:type="table" w:styleId="GridTable2-Accent5">
+    <w:name w:val="Grid Table 2 Accent 5"/>
+    <w:basedOn w:val="TableNormal"/>
+    <w:uiPriority w:val="47"/>
+    <w:rsid w:val="00D2789C"/>
+    <w:pPr>
+      <w:spacing w:after="0" w:line="240" w:lineRule="auto"/>
+    </w:pPr>
+    <w:tblPr>
+      <w:tblStyleRowBandSize w:val="1"/>
+      <w:tblStyleColBandSize w:val="1"/>
+      <w:tblBorders>
+        <w:top w:val="single" w:sz="2" w:space="0" w:color="92CDDC" w:themeColor="accent5" w:themeTint="99"/>
+        <w:bottom w:val="single" w:sz="2" w:space="0" w:color="92CDDC" w:themeColor="accent5" w:themeTint="99"/>
+        <w:insideH w:val="single" w:sz="2" w:space="0" w:color="92CDDC" w:themeColor="accent5" w:themeTint="99"/>
+        <w:insideV w:val="single" w:sz="2" w:space="0" w:color="92CDDC" w:themeColor="accent5" w:themeTint="99"/>
+      </w:tblBorders>
+    </w:tblPr>
+    <w:tblStylePr w:type="firstRow">
+      <w:rPr>
+        <w:b/>
+        <w:bCs/>
+      </w:rPr>
+      <w:tblPr/>
+      <w:tcPr>
+        <w:tcBorders>
+          <w:top w:val="nil"/>
+          <w:bottom w:val="single" w:sz="12" w:space="0" w:color="92CDDC" w:themeColor="accent5" w:themeTint="99"/>
+          <w:insideH w:val="nil"/>
+          <w:insideV w:val="nil"/>
+        </w:tcBorders>
+        <w:shd w:val="clear" w:color="auto" w:fill="FFFFFF" w:themeFill="background1"/>
+      </w:tcPr>
+    </w:tblStylePr>
+    <w:tblStylePr w:type="lastRow">
+      <w:rPr>
+        <w:b/>
+        <w:bCs/>
+      </w:rPr>
+      <w:tblPr/>
+      <w:tcPr>
+        <w:tcBorders>
+          <w:top w:val="double" w:sz="2" w:space="0" w:color="92CDDC" w:themeColor="accent5" w:themeTint="99"/>
+          <w:bottom w:val="nil"/>
+          <w:insideH w:val="nil"/>
+          <w:insideV w:val="nil"/>
+        </w:tcBorders>
+        <w:shd w:val="clear" w:color="auto" w:fill="FFFFFF" w:themeFill="background1"/>
+      </w:tcPr>
+    </w:tblStylePr>
+    <w:tblStylePr w:type="firstCol">
+      <w:rPr>
+        <w:b/>
+        <w:bCs/>
+      </w:rPr>
+    </w:tblStylePr>
+    <w:tblStylePr w:type="lastCol">
+      <w:rPr>
+        <w:b/>
+        <w:bCs/>
+      </w:rPr>
+    </w:tblStylePr>
+    <w:tblStylePr w:type="band1Vert">
+      <w:tblPr/>
+      <w:tcPr>
+        <w:shd w:val="clear" w:color="auto" w:fill="DAEEF3" w:themeFill="accent5" w:themeFillTint="33"/>
+      </w:tcPr>
+    </w:tblStylePr>
+    <w:tblStylePr w:type="band1Horz">
+      <w:tblPr/>
+      <w:tcPr>
+        <w:shd w:val="clear" w:color="auto" w:fill="DAEEF3" w:themeFill="accent5" w:themeFillTint="33"/>
+      </w:tcPr>
+    </w:tblStylePr>
+  </w:style>
+  <w:style w:type="table" w:styleId="GridTable6Colorful-Accent1">
+    <w:name w:val="Grid Table 6 Colorful Accent 1"/>
+    <w:basedOn w:val="TableNormal"/>
+    <w:uiPriority w:val="51"/>
+    <w:rsid w:val="00D2789C"/>
+    <w:pPr>
+      <w:spacing w:after="0" w:line="240" w:lineRule="auto"/>
+    </w:pPr>
+    <w:rPr>
+      <w:color w:val="365F91" w:themeColor="accent1" w:themeShade="BF"/>
+    </w:rPr>
+    <w:tblPr>
+      <w:tblStyleRowBandSize w:val="1"/>
+      <w:tblStyleColBandSize w:val="1"/>
+      <w:tblBorders>
+        <w:top w:val="single" w:sz="4" w:space="0" w:color="95B3D7" w:themeColor="accent1" w:themeTint="99"/>
+        <w:left w:val="single" w:sz="4" w:space="0" w:color="95B3D7" w:themeColor="accent1" w:themeTint="99"/>
+        <w:bottom w:val="single" w:sz="4" w:space="0" w:color="95B3D7" w:themeColor="accent1" w:themeTint="99"/>
+        <w:right w:val="single" w:sz="4" w:space="0" w:color="95B3D7" w:themeColor="accent1" w:themeTint="99"/>
+        <w:insideH w:val="single" w:sz="4" w:space="0" w:color="95B3D7" w:themeColor="accent1" w:themeTint="99"/>
+        <w:insideV w:val="single" w:sz="4" w:space="0" w:color="95B3D7" w:themeColor="accent1" w:themeTint="99"/>
+      </w:tblBorders>
+    </w:tblPr>
+    <w:tblStylePr w:type="firstRow">
+      <w:rPr>
+        <w:b/>
+        <w:bCs/>
+      </w:rPr>
+      <w:tblPr/>
+      <w:tcPr>
+        <w:tcBorders>
+          <w:bottom w:val="single" w:sz="12" w:space="0" w:color="95B3D7" w:themeColor="accent1" w:themeTint="99"/>
+        </w:tcBorders>
+      </w:tcPr>
+    </w:tblStylePr>
+    <w:tblStylePr w:type="lastRow">
+      <w:rPr>
+        <w:b/>
+        <w:bCs/>
+      </w:rPr>
+      <w:tblPr/>
+      <w:tcPr>
+        <w:tcBorders>
+          <w:top w:val="double" w:sz="4" w:space="0" w:color="95B3D7" w:themeColor="accent1" w:themeTint="99"/>
+        </w:tcBorders>
+      </w:tcPr>
+    </w:tblStylePr>
+    <w:tblStylePr w:type="firstCol">
+      <w:rPr>
+        <w:b/>
+        <w:bCs/>
+      </w:rPr>
+    </w:tblStylePr>
+    <w:tblStylePr w:type="lastCol">
+      <w:rPr>
+        <w:b/>
+        <w:bCs/>
+      </w:rPr>
+    </w:tblStylePr>
+    <w:tblStylePr w:type="band1Vert">
+      <w:tblPr/>
+      <w:tcPr>
+        <w:shd w:val="clear" w:color="auto" w:fill="DBE5F1" w:themeFill="accent1" w:themeFillTint="33"/>
+      </w:tcPr>
+    </w:tblStylePr>
+    <w:tblStylePr w:type="band1Horz">
+      <w:tblPr/>
+      <w:tcPr>
+        <w:shd w:val="clear" w:color="auto" w:fill="DBE5F1" w:themeFill="accent1" w:themeFillTint="33"/>
+      </w:tcPr>
+    </w:tblStylePr>
+  </w:style>
 </w:styles>
 </file>
 
